--- a/docs/content/wrangling/wrangling_lecture.docx
+++ b/docs/content/wrangling/wrangling_lecture.docx
@@ -31,7 +31,7 @@
         <w:pStyle w:val="Date"/>
       </w:pPr>
       <w:r>
-        <w:t xml:space="preserve">2026-09-04</w:t>
+        <w:t xml:space="preserve">2026-09-08</w:t>
       </w:r>
     </w:p>
     <w:bookmarkStart w:id="12" w:name="where-we-left-off-lecture-04-ggplot-ii"/>

--- a/docs/content/wrangling/wrangling_lecture.docx
+++ b/docs/content/wrangling/wrangling_lecture.docx
@@ -144,7 +144,7 @@
         <w:t xml:space="preserve">read_csv()</w:t>
       </w:r>
       <w:r>
-        <w:t xml:space="preserve">; inspecting with</w:t>
+        <w:t xml:space="preserve">; a first look with</w:t>
       </w:r>
       <w:r>
         <w:t xml:space="preserve"> </w:t>
@@ -154,30 +154,6 @@
           <w:rStyle w:val="VerbatimChar"/>
         </w:rPr>
         <w:t xml:space="preserve">glimpse()</w:t>
-      </w:r>
-      <w:r>
-        <w:t xml:space="preserve">,</w:t>
-      </w:r>
-      <w:r>
-        <w:t xml:space="preserve"> </w:t>
-      </w:r>
-      <w:r>
-        <w:rPr>
-          <w:rStyle w:val="VerbatimChar"/>
-        </w:rPr>
-        <w:t xml:space="preserve">head()</w:t>
-      </w:r>
-      <w:r>
-        <w:t xml:space="preserve">,</w:t>
-      </w:r>
-      <w:r>
-        <w:t xml:space="preserve"> </w:t>
-      </w:r>
-      <w:r>
-        <w:rPr>
-          <w:rStyle w:val="VerbatimChar"/>
-        </w:rPr>
-        <w:t xml:space="preserve">dim()</w:t>
       </w:r>
     </w:p>
     <w:p>
@@ -931,7 +907,7 @@
         <w:t xml:space="preserve"> </w:t>
       </w:r>
       <w:r>
-        <w:t xml:space="preserve">— one focused idea, wrangling, done properly. You will switch to the activity worksheet once, at the end, and type the code yourself there.</w:t>
+        <w:t xml:space="preserve">— one focused idea, wrangling, done properly. You will switch to the activity once, at the end, and type the code yourself into your R script there.</w:t>
       </w:r>
     </w:p>
     <w:p>
@@ -1278,6 +1254,27 @@
         </w:rPr>
         <w:t xml:space="preserve"># data wrangling + ggplot2</w:t>
       </w:r>
+      <w:r>
+        <w:br/>
+      </w:r>
+      <w:r>
+        <w:rPr>
+          <w:rStyle w:val="FunctionTok"/>
+        </w:rPr>
+        <w:t xml:space="preserve">library</w:t>
+      </w:r>
+      <w:r>
+        <w:rPr>
+          <w:rStyle w:val="NormalTok"/>
+        </w:rPr>
+        <w:t xml:space="preserve">(janitor) </w:t>
+      </w:r>
+      <w:r>
+        <w:rPr>
+          <w:rStyle w:val="CommentTok"/>
+        </w:rPr>
+        <w:t xml:space="preserve"># clean_names()</w:t>
+      </w:r>
     </w:p>
     <w:p>
       <w:pPr>
@@ -1296,7 +1293,7 @@
         <w:rPr>
           <w:rStyle w:val="NormalTok"/>
         </w:rPr>
-        <w:t xml:space="preserve">tree_df </w:t>
+        <w:t xml:space="preserve">leaf_df </w:t>
       </w:r>
       <w:r>
         <w:rPr>
@@ -1326,23 +1323,50 @@
         <w:rPr>
           <w:rStyle w:val="StringTok"/>
         </w:rPr>
-        <w:t xml:space="preserve">"data/2026_06_25_tree_experiment_raw_data.xlsx"</w:t>
-      </w:r>
-      <w:r>
-        <w:rPr>
-          <w:rStyle w:val="NormalTok"/>
-        </w:rPr>
-        <w:t xml:space="preserve">)</w:t>
+        <w:t xml:space="preserve">"data/2026_09_03_data_sci_leaf_area.xlsx"</w:t>
+      </w:r>
+      <w:r>
+        <w:rPr>
+          <w:rStyle w:val="NormalTok"/>
+        </w:rPr>
+        <w:t xml:space="preserve">) </w:t>
+      </w:r>
+      <w:r>
+        <w:rPr>
+          <w:rStyle w:val="SpecialCharTok"/>
+        </w:rPr>
+        <w:t xml:space="preserve">%&gt;%</w:t>
+      </w:r>
+      <w:r>
+        <w:br/>
+      </w:r>
+      <w:r>
+        <w:rPr>
+          <w:rStyle w:val="NormalTok"/>
+        </w:rPr>
+        <w:t xml:space="preserve">  </w:t>
+      </w:r>
+      <w:r>
+        <w:rPr>
+          <w:rStyle w:val="FunctionTok"/>
+        </w:rPr>
+        <w:t xml:space="preserve">clean_names</w:t>
+      </w:r>
+      <w:r>
+        <w:rPr>
+          <w:rStyle w:val="NormalTok"/>
+        </w:rPr>
+        <w:t xml:space="preserve">()</w:t>
       </w:r>
     </w:p>
     <w:bookmarkEnd w:id="23"/>
-    <w:bookmarkStart w:id="24" w:name="inspect-the-data"/>
+    <w:bookmarkStart w:id="24" w:name="take-a-first-look"/>
     <w:p>
       <w:pPr>
         <w:pStyle w:val="Heading1"/>
       </w:pPr>
       <w:r>
-        <w:t xml:space="preserve">Inspect the Data</w:t>
+        <w:t xml:space="preserve">Take a First Look</w:t>
       </w:r>
     </w:p>
     <w:p>
@@ -1353,7 +1377,7 @@
         <w:rPr>
           <w:rStyle w:val="CommentTok"/>
         </w:rPr>
-        <w:t xml:space="preserve"># Preview the first rows ----------------------------</w:t>
+        <w:t xml:space="preserve"># glimpse(): one row per column — name, type, first values</w:t>
       </w:r>
       <w:r>
         <w:br/>
@@ -1362,13 +1386,13 @@
         <w:rPr>
           <w:rStyle w:val="FunctionTok"/>
         </w:rPr>
-        <w:t xml:space="preserve">head</w:t>
-      </w:r>
-      <w:r>
-        <w:rPr>
-          <w:rStyle w:val="NormalTok"/>
-        </w:rPr>
-        <w:t xml:space="preserve">(tree_df)</w:t>
+        <w:t xml:space="preserve">glimpse</w:t>
+      </w:r>
+      <w:r>
+        <w:rPr>
+          <w:rStyle w:val="NormalTok"/>
+        </w:rPr>
+        <w:t xml:space="preserve">(leaf_df)</w:t>
       </w:r>
     </w:p>
     <w:p>
@@ -1379,207 +1403,88 @@
         <w:rPr>
           <w:rStyle w:val="VerbatimChar"/>
         </w:rPr>
-        <w:t xml:space="preserve"># A tibble: 6 × 5</w:t>
-      </w:r>
-      <w:r>
-        <w:br/>
-      </w:r>
-      <w:r>
-        <w:rPr>
-          <w:rStyle w:val="VerbatimChar"/>
-        </w:rPr>
-        <w:t xml:space="preserve">  index side  weight_g width_cm height_cm</w:t>
-      </w:r>
-      <w:r>
-        <w:br/>
-      </w:r>
-      <w:r>
-        <w:rPr>
-          <w:rStyle w:val="VerbatimChar"/>
-        </w:rPr>
-        <w:t xml:space="preserve">  &lt;dbl&gt; &lt;chr&gt;    &lt;dbl&gt;    &lt;dbl&gt;     &lt;dbl&gt;</w:t>
-      </w:r>
-      <w:r>
-        <w:br/>
-      </w:r>
-      <w:r>
-        <w:rPr>
-          <w:rStyle w:val="VerbatimChar"/>
-        </w:rPr>
-        <w:t xml:space="preserve">1     1 sunny        4       12        21</w:t>
-      </w:r>
-      <w:r>
-        <w:br/>
-      </w:r>
-      <w:r>
-        <w:rPr>
-          <w:rStyle w:val="VerbatimChar"/>
-        </w:rPr>
-        <w:t xml:space="preserve">2     2 sunny        3       14        22</w:t>
-      </w:r>
-      <w:r>
-        <w:br/>
-      </w:r>
-      <w:r>
-        <w:rPr>
-          <w:rStyle w:val="VerbatimChar"/>
-        </w:rPr>
-        <w:t xml:space="preserve">3     3 sunny        5       12        21</w:t>
-      </w:r>
-      <w:r>
-        <w:br/>
-      </w:r>
-      <w:r>
-        <w:rPr>
-          <w:rStyle w:val="VerbatimChar"/>
-        </w:rPr>
-        <w:t xml:space="preserve">4     4 sunny        3       13        23</w:t>
-      </w:r>
-      <w:r>
-        <w:br/>
-      </w:r>
-      <w:r>
-        <w:rPr>
-          <w:rStyle w:val="VerbatimChar"/>
-        </w:rPr>
-        <w:t xml:space="preserve">5     5 sunny        4       15        22</w:t>
-      </w:r>
-      <w:r>
-        <w:br/>
-      </w:r>
-      <w:r>
-        <w:rPr>
-          <w:rStyle w:val="VerbatimChar"/>
-        </w:rPr>
-        <w:t xml:space="preserve">6     6 sunny        3       13        23</w:t>
-      </w:r>
-    </w:p>
-    <w:p>
-      <w:pPr>
-        <w:pStyle w:val="SourceCode"/>
-      </w:pPr>
-      <w:r>
-        <w:rPr>
-          <w:rStyle w:val="CommentTok"/>
-        </w:rPr>
-        <w:t xml:space="preserve"># Column names, types, first values -----------------</w:t>
-      </w:r>
-      <w:r>
-        <w:br/>
-      </w:r>
-      <w:r>
-        <w:rPr>
-          <w:rStyle w:val="FunctionTok"/>
-        </w:rPr>
-        <w:t xml:space="preserve">glimpse</w:t>
-      </w:r>
-      <w:r>
-        <w:rPr>
-          <w:rStyle w:val="NormalTok"/>
-        </w:rPr>
-        <w:t xml:space="preserve">(tree_df)</w:t>
-      </w:r>
-    </w:p>
-    <w:p>
-      <w:pPr>
-        <w:pStyle w:val="SourceCode"/>
-      </w:pPr>
-      <w:r>
-        <w:rPr>
-          <w:rStyle w:val="VerbatimChar"/>
-        </w:rPr>
-        <w:t xml:space="preserve">Rows: 20</w:t>
-      </w:r>
-      <w:r>
-        <w:br/>
-      </w:r>
-      <w:r>
-        <w:rPr>
-          <w:rStyle w:val="VerbatimChar"/>
-        </w:rPr>
-        <w:t xml:space="preserve">Columns: 5</w:t>
-      </w:r>
-      <w:r>
-        <w:br/>
-      </w:r>
-      <w:r>
-        <w:rPr>
-          <w:rStyle w:val="VerbatimChar"/>
-        </w:rPr>
-        <w:t xml:space="preserve">$ index     &lt;dbl&gt; 1, 2, 3, 4, 5, 6, 7, 8, 9, 10, 11, 12, 13, 14, 15, 16, 17, 1…</w:t>
-      </w:r>
-      <w:r>
-        <w:br/>
-      </w:r>
-      <w:r>
-        <w:rPr>
-          <w:rStyle w:val="VerbatimChar"/>
-        </w:rPr>
-        <w:t xml:space="preserve">$ side      &lt;chr&gt; "sunny", "sunny", "sunny", "sunny", "sunny", "sunny", "sunny…</w:t>
-      </w:r>
-      <w:r>
-        <w:br/>
-      </w:r>
-      <w:r>
-        <w:rPr>
-          <w:rStyle w:val="VerbatimChar"/>
-        </w:rPr>
-        <w:t xml:space="preserve">$ weight_g  &lt;dbl&gt; 4, 3, 5, 3, 4, 3, 5, 4, 3, 4, 7, 8, 6, 9, 8, 7, 8, 9, 9, 7</w:t>
-      </w:r>
-      <w:r>
-        <w:br/>
-      </w:r>
-      <w:r>
-        <w:rPr>
-          <w:rStyle w:val="VerbatimChar"/>
-        </w:rPr>
-        <w:t xml:space="preserve">$ width_cm  &lt;dbl&gt; 12, 14, 12, 13, 15, 13, 16, 13, 14, 15, 9, 18, 17, 18, 19, 1…</w:t>
-      </w:r>
-      <w:r>
-        <w:br/>
-      </w:r>
-      <w:r>
-        <w:rPr>
-          <w:rStyle w:val="VerbatimChar"/>
-        </w:rPr>
-        <w:t xml:space="preserve">$ height_cm &lt;dbl&gt; 21, 22, 21, 23, 22, 23, 21, 24, 23, 23, 28, 29, 27, 28, 27, …</w:t>
-      </w:r>
-    </w:p>
-    <w:p>
-      <w:pPr>
-        <w:pStyle w:val="SourceCode"/>
-      </w:pPr>
-      <w:r>
-        <w:rPr>
-          <w:rStyle w:val="CommentTok"/>
-        </w:rPr>
-        <w:t xml:space="preserve"># Rows × columns</w:t>
-      </w:r>
-      <w:r>
-        <w:br/>
-      </w:r>
-      <w:r>
-        <w:rPr>
-          <w:rStyle w:val="FunctionTok"/>
-        </w:rPr>
-        <w:t xml:space="preserve">dim</w:t>
-      </w:r>
-      <w:r>
-        <w:rPr>
-          <w:rStyle w:val="NormalTok"/>
-        </w:rPr>
-        <w:t xml:space="preserve">(tree_df)</w:t>
-      </w:r>
-    </w:p>
-    <w:p>
-      <w:pPr>
-        <w:pStyle w:val="SourceCode"/>
-      </w:pPr>
-      <w:r>
-        <w:rPr>
-          <w:rStyle w:val="VerbatimChar"/>
-        </w:rPr>
-        <w:t xml:space="preserve">[1] 20  5</w:t>
+        <w:t xml:space="preserve">Rows: 53</w:t>
+      </w:r>
+      <w:r>
+        <w:br/>
+      </w:r>
+      <w:r>
+        <w:rPr>
+          <w:rStyle w:val="VerbatimChar"/>
+        </w:rPr>
+        <w:t xml:space="preserve">Columns: 8</w:t>
+      </w:r>
+      <w:r>
+        <w:br/>
+      </w:r>
+      <w:r>
+        <w:rPr>
+          <w:rStyle w:val="VerbatimChar"/>
+        </w:rPr>
+        <w:t xml:space="preserve">$ twig_id      &lt;chr&gt; NA, NA, NA, NA, NA, NA, NA, NA, NA, NA, NA, NA, "twig_1",…</w:t>
+      </w:r>
+      <w:r>
+        <w:br/>
+      </w:r>
+      <w:r>
+        <w:rPr>
+          <w:rStyle w:val="VerbatimChar"/>
+        </w:rPr>
+        <w:t xml:space="preserve">$ leaf_id      &lt;chr&gt; NA, NA, NA, NA, NA, NA, NA, NA, NA, NA, NA, NA, "l07", "l…</w:t>
+      </w:r>
+      <w:r>
+        <w:br/>
+      </w:r>
+      <w:r>
+        <w:rPr>
+          <w:rStyle w:val="VerbatimChar"/>
+        </w:rPr>
+        <w:t xml:space="preserve">$ teams        &lt;chr&gt; "12345", "12345", "12345", "12345", "12345", "12345", "12…</w:t>
+      </w:r>
+      <w:r>
+        <w:br/>
+      </w:r>
+      <w:r>
+        <w:rPr>
+          <w:rStyle w:val="VerbatimChar"/>
+        </w:rPr>
+        <w:t xml:space="preserve">$ shade        &lt;chr&gt; "sunny", "sunny", "sunny", "sunny", "sunny", "sunny", "sh…</w:t>
+      </w:r>
+      <w:r>
+        <w:br/>
+      </w:r>
+      <w:r>
+        <w:rPr>
+          <w:rStyle w:val="VerbatimChar"/>
+        </w:rPr>
+        <w:t xml:space="preserve">$ mass_g       &lt;dbl&gt; 0.4000, 0.4800, 0.3400, 0.6500, 0.2700, 0.4300, 0.3900, 0…</w:t>
+      </w:r>
+      <w:r>
+        <w:br/>
+      </w:r>
+      <w:r>
+        <w:rPr>
+          <w:rStyle w:val="VerbatimChar"/>
+        </w:rPr>
+        <w:t xml:space="preserve">$ petiole_mm   &lt;dbl&gt; 79.0000, 63.0000, 68.0000, 35.0000, 34.0000, 40.0000, 40.…</w:t>
+      </w:r>
+      <w:r>
+        <w:br/>
+      </w:r>
+      <w:r>
+        <w:rPr>
+          <w:rStyle w:val="VerbatimChar"/>
+        </w:rPr>
+        <w:t xml:space="preserve">$ thickness_mm &lt;dbl&gt; 0.15, 0.14, 0.14, 0.15, 0.11, 0.16, 0.14, 0.15, 0.12, 0.1…</w:t>
+      </w:r>
+      <w:r>
+        <w:br/>
+      </w:r>
+      <w:r>
+        <w:rPr>
+          <w:rStyle w:val="VerbatimChar"/>
+        </w:rPr>
+        <w:t xml:space="preserve">$ paper_mass_g &lt;dbl&gt; 0.2100, 0.2100, 0.2100, 0.2400, 0.1500, 0.3400, 0.2900, 0…</w:t>
       </w:r>
     </w:p>
     <w:p>
@@ -1600,7 +1505,28 @@
         <w:t xml:space="preserve"> </w:t>
       </w:r>
       <w:r>
-        <w:t xml:space="preserve">= character</w:t>
+        <w:t xml:space="preserve">= character (</w:t>
+      </w:r>
+      <w:r>
+        <w:rPr>
+          <w:rStyle w:val="VerbatimChar"/>
+        </w:rPr>
+        <w:t xml:space="preserve">shade</w:t>
+      </w:r>
+      <w:r>
+        <w:t xml:space="preserve">,</w:t>
+      </w:r>
+      <w:r>
+        <w:t xml:space="preserve"> </w:t>
+      </w:r>
+      <w:r>
+        <w:rPr>
+          <w:rStyle w:val="VerbatimChar"/>
+        </w:rPr>
+        <w:t xml:space="preserve">teams</w:t>
+      </w:r>
+      <w:r>
+        <w:t xml:space="preserve">)</w:t>
       </w:r>
     </w:p>
     <w:p>
@@ -1621,7 +1547,52 @@
         <w:t xml:space="preserve"> </w:t>
       </w:r>
       <w:r>
-        <w:t xml:space="preserve">= numeric</w:t>
+        <w:t xml:space="preserve">= numeric (</w:t>
+      </w:r>
+      <w:r>
+        <w:rPr>
+          <w:rStyle w:val="VerbatimChar"/>
+        </w:rPr>
+        <w:t xml:space="preserve">mass_g</w:t>
+      </w:r>
+      <w:r>
+        <w:t xml:space="preserve">,</w:t>
+      </w:r>
+      <w:r>
+        <w:t xml:space="preserve"> </w:t>
+      </w:r>
+      <w:r>
+        <w:rPr>
+          <w:rStyle w:val="VerbatimChar"/>
+        </w:rPr>
+        <w:t xml:space="preserve">petiole_mm</w:t>
+      </w:r>
+      <w:r>
+        <w:t xml:space="preserve">,</w:t>
+      </w:r>
+      <w:r>
+        <w:t xml:space="preserve"> </w:t>
+      </w:r>
+      <w:r>
+        <w:rPr>
+          <w:rStyle w:val="VerbatimChar"/>
+        </w:rPr>
+        <w:t xml:space="preserve">thickness_mm</w:t>
+      </w:r>
+      <w:r>
+        <w:t xml:space="preserve">,</w:t>
+      </w:r>
+      <w:r>
+        <w:t xml:space="preserve"> </w:t>
+      </w:r>
+      <w:r>
+        <w:rPr>
+          <w:rStyle w:val="VerbatimChar"/>
+        </w:rPr>
+        <w:t xml:space="preserve">paper_mass_g</w:t>
+      </w:r>
+      <w:r>
+        <w:t xml:space="preserve">)</w:t>
       </w:r>
     </w:p>
     <w:bookmarkEnd w:id="24"/>
@@ -2315,7 +2286,7 @@
               <w:t xml:space="preserve"> </w:t>
             </w:r>
             <w:r>
-              <w:t xml:space="preserve">We have 20 leaves. Before you run it, guess how many rows</w:t>
+              <w:t xml:space="preserve">We have 53 leaves. Before you run it, guess how many rows</w:t>
             </w:r>
             <w:r>
               <w:t xml:space="preserve"> </w:t>
@@ -2324,7 +2295,7 @@
               <w:rPr>
                 <w:rStyle w:val="VerbatimChar"/>
               </w:rPr>
-              <w:t xml:space="preserve">filter(side == "sunny")</w:t>
+              <w:t xml:space="preserve">filter(shade == "sunny")</w:t>
             </w:r>
             <w:r>
               <w:t xml:space="preserve"> </w:t>
@@ -2366,7 +2337,7 @@
         <w:rPr>
           <w:rStyle w:val="NormalTok"/>
         </w:rPr>
-        <w:t xml:space="preserve">tree_df </w:t>
+        <w:t xml:space="preserve">leaf_df </w:t>
       </w:r>
       <w:r>
         <w:rPr>
@@ -2390,7 +2361,7 @@
         <w:rPr>
           <w:rStyle w:val="NormalTok"/>
         </w:rPr>
-        <w:t xml:space="preserve">(side </w:t>
+        <w:t xml:space="preserve">(shade </w:t>
       </w:r>
       <w:r>
         <w:rPr>
@@ -2449,79 +2420,79 @@
         <w:rPr>
           <w:rStyle w:val="VerbatimChar"/>
         </w:rPr>
-        <w:t xml:space="preserve"># A tibble: 6 × 5</w:t>
-      </w:r>
-      <w:r>
-        <w:br/>
-      </w:r>
-      <w:r>
-        <w:rPr>
-          <w:rStyle w:val="VerbatimChar"/>
-        </w:rPr>
-        <w:t xml:space="preserve">  index side  weight_g width_cm height_cm</w:t>
-      </w:r>
-      <w:r>
-        <w:br/>
-      </w:r>
-      <w:r>
-        <w:rPr>
-          <w:rStyle w:val="VerbatimChar"/>
-        </w:rPr>
-        <w:t xml:space="preserve">  &lt;dbl&gt; &lt;chr&gt;    &lt;dbl&gt;    &lt;dbl&gt;     &lt;dbl&gt;</w:t>
-      </w:r>
-      <w:r>
-        <w:br/>
-      </w:r>
-      <w:r>
-        <w:rPr>
-          <w:rStyle w:val="VerbatimChar"/>
-        </w:rPr>
-        <w:t xml:space="preserve">1     1 sunny        4       12        21</w:t>
-      </w:r>
-      <w:r>
-        <w:br/>
-      </w:r>
-      <w:r>
-        <w:rPr>
-          <w:rStyle w:val="VerbatimChar"/>
-        </w:rPr>
-        <w:t xml:space="preserve">2     2 sunny        3       14        22</w:t>
-      </w:r>
-      <w:r>
-        <w:br/>
-      </w:r>
-      <w:r>
-        <w:rPr>
-          <w:rStyle w:val="VerbatimChar"/>
-        </w:rPr>
-        <w:t xml:space="preserve">3     3 sunny        5       12        21</w:t>
-      </w:r>
-      <w:r>
-        <w:br/>
-      </w:r>
-      <w:r>
-        <w:rPr>
-          <w:rStyle w:val="VerbatimChar"/>
-        </w:rPr>
-        <w:t xml:space="preserve">4     4 sunny        3       13        23</w:t>
-      </w:r>
-      <w:r>
-        <w:br/>
-      </w:r>
-      <w:r>
-        <w:rPr>
-          <w:rStyle w:val="VerbatimChar"/>
-        </w:rPr>
-        <w:t xml:space="preserve">5     5 sunny        4       15        22</w:t>
-      </w:r>
-      <w:r>
-        <w:br/>
-      </w:r>
-      <w:r>
-        <w:rPr>
-          <w:rStyle w:val="VerbatimChar"/>
-        </w:rPr>
-        <w:t xml:space="preserve">6     6 sunny        3       13        23</w:t>
+        <w:t xml:space="preserve"># A tibble: 6 × 8</w:t>
+      </w:r>
+      <w:r>
+        <w:br/>
+      </w:r>
+      <w:r>
+        <w:rPr>
+          <w:rStyle w:val="VerbatimChar"/>
+        </w:rPr>
+        <w:t xml:space="preserve">  twig_id leaf_id teams shade mass_g petiole_mm thickness_mm paper_mass_g</w:t>
+      </w:r>
+      <w:r>
+        <w:br/>
+      </w:r>
+      <w:r>
+        <w:rPr>
+          <w:rStyle w:val="VerbatimChar"/>
+        </w:rPr>
+        <w:t xml:space="preserve">  &lt;chr&gt;   &lt;chr&gt;   &lt;chr&gt; &lt;chr&gt;  &lt;dbl&gt;      &lt;dbl&gt;        &lt;dbl&gt;        &lt;dbl&gt;</w:t>
+      </w:r>
+      <w:r>
+        <w:br/>
+      </w:r>
+      <w:r>
+        <w:rPr>
+          <w:rStyle w:val="VerbatimChar"/>
+        </w:rPr>
+        <w:t xml:space="preserve">1 &lt;NA&gt;    &lt;NA&gt;    12345 sunny   0.4          79         0.15         0.21</w:t>
+      </w:r>
+      <w:r>
+        <w:br/>
+      </w:r>
+      <w:r>
+        <w:rPr>
+          <w:rStyle w:val="VerbatimChar"/>
+        </w:rPr>
+        <w:t xml:space="preserve">2 &lt;NA&gt;    &lt;NA&gt;    12345 sunny   0.48         63         0.14         0.21</w:t>
+      </w:r>
+      <w:r>
+        <w:br/>
+      </w:r>
+      <w:r>
+        <w:rPr>
+          <w:rStyle w:val="VerbatimChar"/>
+        </w:rPr>
+        <w:t xml:space="preserve">3 &lt;NA&gt;    &lt;NA&gt;    12345 sunny   0.34         68         0.14         0.21</w:t>
+      </w:r>
+      <w:r>
+        <w:br/>
+      </w:r>
+      <w:r>
+        <w:rPr>
+          <w:rStyle w:val="VerbatimChar"/>
+        </w:rPr>
+        <w:t xml:space="preserve">4 &lt;NA&gt;    &lt;NA&gt;    12345 sunny   0.65         35         0.15         0.24</w:t>
+      </w:r>
+      <w:r>
+        <w:br/>
+      </w:r>
+      <w:r>
+        <w:rPr>
+          <w:rStyle w:val="VerbatimChar"/>
+        </w:rPr>
+        <w:t xml:space="preserve">5 &lt;NA&gt;    &lt;NA&gt;    12345 sunny   0.27         34         0.11         0.15</w:t>
+      </w:r>
+      <w:r>
+        <w:br/>
+      </w:r>
+      <w:r>
+        <w:rPr>
+          <w:rStyle w:val="VerbatimChar"/>
+        </w:rPr>
+        <w:t xml:space="preserve">6 &lt;NA&gt;    &lt;NA&gt;    12345 sunny   0.43         40         0.16         0.34</w:t>
       </w:r>
     </w:p>
     <w:p>
@@ -2532,16 +2503,16 @@
         <w:rPr>
           <w:rStyle w:val="CommentTok"/>
         </w:rPr>
-        <w:t xml:space="preserve"># Keep only leaves heavier than 5 g</w:t>
-      </w:r>
-      <w:r>
-        <w:br/>
-      </w:r>
-      <w:r>
-        <w:rPr>
-          <w:rStyle w:val="NormalTok"/>
-        </w:rPr>
-        <w:t xml:space="preserve">tree_df </w:t>
+        <w:t xml:space="preserve"># Keep only leaves heavier than 0.5 g</w:t>
+      </w:r>
+      <w:r>
+        <w:br/>
+      </w:r>
+      <w:r>
+        <w:rPr>
+          <w:rStyle w:val="NormalTok"/>
+        </w:rPr>
+        <w:t xml:space="preserve">leaf_df </w:t>
       </w:r>
       <w:r>
         <w:rPr>
@@ -2565,7 +2536,7 @@
         <w:rPr>
           <w:rStyle w:val="NormalTok"/>
         </w:rPr>
-        <w:t xml:space="preserve">(weight_g </w:t>
+        <w:t xml:space="preserve">(mass_g </w:t>
       </w:r>
       <w:r>
         <w:rPr>
@@ -2581,9 +2552,9 @@
       </w:r>
       <w:r>
         <w:rPr>
-          <w:rStyle w:val="DecValTok"/>
-        </w:rPr>
-        <w:t xml:space="preserve">5</w:t>
+          <w:rStyle w:val="FloatTok"/>
+        </w:rPr>
+        <w:t xml:space="preserve">0.5</w:t>
       </w:r>
       <w:r>
         <w:rPr>
@@ -2624,79 +2595,79 @@
         <w:rPr>
           <w:rStyle w:val="VerbatimChar"/>
         </w:rPr>
-        <w:t xml:space="preserve"># A tibble: 6 × 5</w:t>
-      </w:r>
-      <w:r>
-        <w:br/>
-      </w:r>
-      <w:r>
-        <w:rPr>
-          <w:rStyle w:val="VerbatimChar"/>
-        </w:rPr>
-        <w:t xml:space="preserve">  index side  weight_g width_cm height_cm</w:t>
-      </w:r>
-      <w:r>
-        <w:br/>
-      </w:r>
-      <w:r>
-        <w:rPr>
-          <w:rStyle w:val="VerbatimChar"/>
-        </w:rPr>
-        <w:t xml:space="preserve">  &lt;dbl&gt; &lt;chr&gt;    &lt;dbl&gt;    &lt;dbl&gt;     &lt;dbl&gt;</w:t>
-      </w:r>
-      <w:r>
-        <w:br/>
-      </w:r>
-      <w:r>
-        <w:rPr>
-          <w:rStyle w:val="VerbatimChar"/>
-        </w:rPr>
-        <w:t xml:space="preserve">1    11 shady        7        9        28</w:t>
-      </w:r>
-      <w:r>
-        <w:br/>
-      </w:r>
-      <w:r>
-        <w:rPr>
-          <w:rStyle w:val="VerbatimChar"/>
-        </w:rPr>
-        <w:t xml:space="preserve">2    12 shady        8       18        29</w:t>
-      </w:r>
-      <w:r>
-        <w:br/>
-      </w:r>
-      <w:r>
-        <w:rPr>
-          <w:rStyle w:val="VerbatimChar"/>
-        </w:rPr>
-        <w:t xml:space="preserve">3    13 shady        6       17        27</w:t>
-      </w:r>
-      <w:r>
-        <w:br/>
-      </w:r>
-      <w:r>
-        <w:rPr>
-          <w:rStyle w:val="VerbatimChar"/>
-        </w:rPr>
-        <w:t xml:space="preserve">4    14 shady        9       18        28</w:t>
-      </w:r>
-      <w:r>
-        <w:br/>
-      </w:r>
-      <w:r>
-        <w:rPr>
-          <w:rStyle w:val="VerbatimChar"/>
-        </w:rPr>
-        <w:t xml:space="preserve">5    15 shady        8       19        27</w:t>
-      </w:r>
-      <w:r>
-        <w:br/>
-      </w:r>
-      <w:r>
-        <w:rPr>
-          <w:rStyle w:val="VerbatimChar"/>
-        </w:rPr>
-        <w:t xml:space="preserve">6    16 shady        7       19        28</w:t>
+        <w:t xml:space="preserve"># A tibble: 6 × 8</w:t>
+      </w:r>
+      <w:r>
+        <w:br/>
+      </w:r>
+      <w:r>
+        <w:rPr>
+          <w:rStyle w:val="VerbatimChar"/>
+        </w:rPr>
+        <w:t xml:space="preserve">  twig_id leaf_id teams        shade mass_g petiole_mm thickness_mm paper_mass_g</w:t>
+      </w:r>
+      <w:r>
+        <w:br/>
+      </w:r>
+      <w:r>
+        <w:rPr>
+          <w:rStyle w:val="VerbatimChar"/>
+        </w:rPr>
+        <w:t xml:space="preserve">  &lt;chr&gt;   &lt;chr&gt;   &lt;chr&gt;        &lt;chr&gt;  &lt;dbl&gt;      &lt;dbl&gt;        &lt;dbl&gt;        &lt;dbl&gt;</w:t>
+      </w:r>
+      <w:r>
+        <w:br/>
+      </w:r>
+      <w:r>
+        <w:rPr>
+          <w:rStyle w:val="VerbatimChar"/>
+        </w:rPr>
+        <w:t xml:space="preserve">1 &lt;NA&gt;    &lt;NA&gt;    12345        sunny  0.65      35             0.15        0.24 </w:t>
+      </w:r>
+      <w:r>
+        <w:br/>
+      </w:r>
+      <w:r>
+        <w:rPr>
+          <w:rStyle w:val="VerbatimChar"/>
+        </w:rPr>
+        <w:t xml:space="preserve">2 &lt;NA&gt;    &lt;NA&gt;    12345        shady  0.6       68             0.12        0.23 </w:t>
+      </w:r>
+      <w:r>
+        <w:br/>
+      </w:r>
+      <w:r>
+        <w:rPr>
+          <w:rStyle w:val="VerbatimChar"/>
+        </w:rPr>
+        <w:t xml:space="preserve">3 &lt;NA&gt;    &lt;NA&gt;    12345        shady  0.57      73             0.14        0.28 </w:t>
+      </w:r>
+      <w:r>
+        <w:br/>
+      </w:r>
+      <w:r>
+        <w:rPr>
+          <w:rStyle w:val="VerbatimChar"/>
+        </w:rPr>
+        <w:t xml:space="preserve">4 twig_1  l07     fighting_mo… shady  0.589     66             0.32        0.257</w:t>
+      </w:r>
+      <w:r>
+        <w:br/>
+      </w:r>
+      <w:r>
+        <w:rPr>
+          <w:rStyle w:val="VerbatimChar"/>
+        </w:rPr>
+        <w:t xml:space="preserve">5 twig_1  l08     fighting_mo… shady  0.511     51             0.25        0.249</w:t>
+      </w:r>
+      <w:r>
+        <w:br/>
+      </w:r>
+      <w:r>
+        <w:rPr>
+          <w:rStyle w:val="VerbatimChar"/>
+        </w:rPr>
+        <w:t xml:space="preserve">6 twig_2  l09     fighting_mo… shady  0.920      0.383        NA          NA    </w:t>
       </w:r>
     </w:p>
     <w:p>
@@ -2707,16 +2678,16 @@
         <w:rPr>
           <w:rStyle w:val="CommentTok"/>
         </w:rPr>
-        <w:t xml:space="preserve"># Combine two conditions with &amp; (AND)</w:t>
-      </w:r>
-      <w:r>
-        <w:br/>
-      </w:r>
-      <w:r>
-        <w:rPr>
-          <w:rStyle w:val="NormalTok"/>
-        </w:rPr>
-        <w:t xml:space="preserve">tree_df </w:t>
+        <w:t xml:space="preserve"># Combine two conditions with , (AND)</w:t>
+      </w:r>
+      <w:r>
+        <w:br/>
+      </w:r>
+      <w:r>
+        <w:rPr>
+          <w:rStyle w:val="NormalTok"/>
+        </w:rPr>
+        <w:t xml:space="preserve">leaf_df </w:t>
       </w:r>
       <w:r>
         <w:rPr>
@@ -2740,7 +2711,7 @@
         <w:rPr>
           <w:rStyle w:val="NormalTok"/>
         </w:rPr>
-        <w:t xml:space="preserve">(side </w:t>
+        <w:t xml:space="preserve">(shade </w:t>
       </w:r>
       <w:r>
         <w:rPr>
@@ -2764,7 +2735,7 @@
         <w:rPr>
           <w:rStyle w:val="NormalTok"/>
         </w:rPr>
-        <w:t xml:space="preserve">, weight_g </w:t>
+        <w:t xml:space="preserve">, mass_g </w:t>
       </w:r>
       <w:r>
         <w:rPr>
@@ -2780,9 +2751,9 @@
       </w:r>
       <w:r>
         <w:rPr>
-          <w:rStyle w:val="DecValTok"/>
-        </w:rPr>
-        <w:t xml:space="preserve">7</w:t>
+          <w:rStyle w:val="FloatTok"/>
+        </w:rPr>
+        <w:t xml:space="preserve">0.5</w:t>
       </w:r>
       <w:r>
         <w:rPr>
@@ -2823,79 +2794,79 @@
         <w:rPr>
           <w:rStyle w:val="VerbatimChar"/>
         </w:rPr>
-        <w:t xml:space="preserve"># A tibble: 6 × 5</w:t>
-      </w:r>
-      <w:r>
-        <w:br/>
-      </w:r>
-      <w:r>
-        <w:rPr>
-          <w:rStyle w:val="VerbatimChar"/>
-        </w:rPr>
-        <w:t xml:space="preserve">  index side  weight_g width_cm height_cm</w:t>
-      </w:r>
-      <w:r>
-        <w:br/>
-      </w:r>
-      <w:r>
-        <w:rPr>
-          <w:rStyle w:val="VerbatimChar"/>
-        </w:rPr>
-        <w:t xml:space="preserve">  &lt;dbl&gt; &lt;chr&gt;    &lt;dbl&gt;    &lt;dbl&gt;     &lt;dbl&gt;</w:t>
-      </w:r>
-      <w:r>
-        <w:br/>
-      </w:r>
-      <w:r>
-        <w:rPr>
-          <w:rStyle w:val="VerbatimChar"/>
-        </w:rPr>
-        <w:t xml:space="preserve">1    12 shady        8       18        29</w:t>
-      </w:r>
-      <w:r>
-        <w:br/>
-      </w:r>
-      <w:r>
-        <w:rPr>
-          <w:rStyle w:val="VerbatimChar"/>
-        </w:rPr>
-        <w:t xml:space="preserve">2    14 shady        9       18        28</w:t>
-      </w:r>
-      <w:r>
-        <w:br/>
-      </w:r>
-      <w:r>
-        <w:rPr>
-          <w:rStyle w:val="VerbatimChar"/>
-        </w:rPr>
-        <w:t xml:space="preserve">3    15 shady        8       19        27</w:t>
-      </w:r>
-      <w:r>
-        <w:br/>
-      </w:r>
-      <w:r>
-        <w:rPr>
-          <w:rStyle w:val="VerbatimChar"/>
-        </w:rPr>
-        <w:t xml:space="preserve">4    17 shady        8       18        29</w:t>
-      </w:r>
-      <w:r>
-        <w:br/>
-      </w:r>
-      <w:r>
-        <w:rPr>
-          <w:rStyle w:val="VerbatimChar"/>
-        </w:rPr>
-        <w:t xml:space="preserve">5    18 shady        9       17        27</w:t>
-      </w:r>
-      <w:r>
-        <w:br/>
-      </w:r>
-      <w:r>
-        <w:rPr>
-          <w:rStyle w:val="VerbatimChar"/>
-        </w:rPr>
-        <w:t xml:space="preserve">6    19 shady        9       19        27</w:t>
+        <w:t xml:space="preserve"># A tibble: 6 × 8</w:t>
+      </w:r>
+      <w:r>
+        <w:br/>
+      </w:r>
+      <w:r>
+        <w:rPr>
+          <w:rStyle w:val="VerbatimChar"/>
+        </w:rPr>
+        <w:t xml:space="preserve">  twig_id leaf_id teams        shade mass_g petiole_mm thickness_mm paper_mass_g</w:t>
+      </w:r>
+      <w:r>
+        <w:br/>
+      </w:r>
+      <w:r>
+        <w:rPr>
+          <w:rStyle w:val="VerbatimChar"/>
+        </w:rPr>
+        <w:t xml:space="preserve">  &lt;chr&gt;   &lt;chr&gt;   &lt;chr&gt;        &lt;chr&gt;  &lt;dbl&gt;      &lt;dbl&gt;        &lt;dbl&gt;        &lt;dbl&gt;</w:t>
+      </w:r>
+      <w:r>
+        <w:br/>
+      </w:r>
+      <w:r>
+        <w:rPr>
+          <w:rStyle w:val="VerbatimChar"/>
+        </w:rPr>
+        <w:t xml:space="preserve">1 &lt;NA&gt;    &lt;NA&gt;    12345        shady  0.6       68             0.12        0.23 </w:t>
+      </w:r>
+      <w:r>
+        <w:br/>
+      </w:r>
+      <w:r>
+        <w:rPr>
+          <w:rStyle w:val="VerbatimChar"/>
+        </w:rPr>
+        <w:t xml:space="preserve">2 &lt;NA&gt;    &lt;NA&gt;    12345        shady  0.57      73             0.14        0.28 </w:t>
+      </w:r>
+      <w:r>
+        <w:br/>
+      </w:r>
+      <w:r>
+        <w:rPr>
+          <w:rStyle w:val="VerbatimChar"/>
+        </w:rPr>
+        <w:t xml:space="preserve">3 twig_1  l07     fighting_mo… shady  0.589     66             0.32        0.257</w:t>
+      </w:r>
+      <w:r>
+        <w:br/>
+      </w:r>
+      <w:r>
+        <w:rPr>
+          <w:rStyle w:val="VerbatimChar"/>
+        </w:rPr>
+        <w:t xml:space="preserve">4 twig_1  l08     fighting_mo… shady  0.511     51             0.25        0.249</w:t>
+      </w:r>
+      <w:r>
+        <w:br/>
+      </w:r>
+      <w:r>
+        <w:rPr>
+          <w:rStyle w:val="VerbatimChar"/>
+        </w:rPr>
+        <w:t xml:space="preserve">5 twig_2  l09     fighting_mo… shady  0.920      0.383        NA          NA    </w:t>
+      </w:r>
+      <w:r>
+        <w:br/>
+      </w:r>
+      <w:r>
+        <w:rPr>
+          <w:rStyle w:val="VerbatimChar"/>
+        </w:rPr>
+        <w:t xml:space="preserve">6 twig_2  l10     fighting_mo… shady  0.782     67             0.27        0.342</w:t>
       </w:r>
     </w:p>
     <w:p>
@@ -3310,7 +3281,7 @@
               <w:rPr>
                 <w:rStyle w:val="VerbatimChar"/>
               </w:rPr>
-              <w:t xml:space="preserve">filter(side = "sunny")</w:t>
+              <w:t xml:space="preserve">filter(shade = "sunny")</w:t>
             </w:r>
             <w:r>
               <w:t xml:space="preserve"> </w:t>
@@ -3331,7 +3302,7 @@
               <w:rPr>
                 <w:rStyle w:val="VerbatimChar"/>
               </w:rPr>
-              <w:t xml:space="preserve">filter(side == "sunny")</w:t>
+              <w:t xml:space="preserve">filter(shade == "sunny")</w:t>
             </w:r>
             <w:r>
               <w:t xml:space="preserve"> </w:t>
@@ -3395,7 +3366,7 @@
         <w:rPr>
           <w:rStyle w:val="NormalTok"/>
         </w:rPr>
-        <w:t xml:space="preserve">tree_df </w:t>
+        <w:t xml:space="preserve">leaf_df </w:t>
       </w:r>
       <w:r>
         <w:rPr>
@@ -3425,7 +3396,7 @@
         <w:rPr>
           <w:rStyle w:val="AttributeTok"/>
         </w:rPr>
-        <w:t xml:space="preserve">side =</w:t>
+        <w:t xml:space="preserve">shade =</w:t>
       </w:r>
       <w:r>
         <w:rPr>
@@ -3499,7 +3470,7 @@
         <w:rPr>
           <w:rStyle w:val="NormalTok"/>
         </w:rPr>
-        <w:t xml:space="preserve">tree_df </w:t>
+        <w:t xml:space="preserve">leaf_df </w:t>
       </w:r>
       <w:r>
         <w:rPr>
@@ -3523,7 +3494,7 @@
         <w:rPr>
           <w:rStyle w:val="NormalTok"/>
         </w:rPr>
-        <w:t xml:space="preserve">(side </w:t>
+        <w:t xml:space="preserve">(shade </w:t>
       </w:r>
       <w:r>
         <w:rPr>
@@ -3699,7 +3670,7 @@
               <w:rPr>
                 <w:rStyle w:val="VerbatimChar"/>
               </w:rPr>
-              <w:t xml:space="preserve">filter(side = "sunny")</w:t>
+              <w:t xml:space="preserve">filter(shade = "sunny")</w:t>
             </w:r>
             <w:r>
               <w:t xml:space="preserve"> </w:t>
@@ -3820,16 +3791,16 @@
         <w:rPr>
           <w:rStyle w:val="CommentTok"/>
         </w:rPr>
-        <w:t xml:space="preserve"># Keep only side and weight</w:t>
-      </w:r>
-      <w:r>
-        <w:br/>
-      </w:r>
-      <w:r>
-        <w:rPr>
-          <w:rStyle w:val="NormalTok"/>
-        </w:rPr>
-        <w:t xml:space="preserve">tree_df </w:t>
+        <w:t xml:space="preserve"># Keep only shade and mass</w:t>
+      </w:r>
+      <w:r>
+        <w:br/>
+      </w:r>
+      <w:r>
+        <w:rPr>
+          <w:rStyle w:val="NormalTok"/>
+        </w:rPr>
+        <w:t xml:space="preserve">leaf_df </w:t>
       </w:r>
       <w:r>
         <w:rPr>
@@ -3853,7 +3824,7 @@
         <w:rPr>
           <w:rStyle w:val="NormalTok"/>
         </w:rPr>
-        <w:t xml:space="preserve">(side, weight_g) </w:t>
+        <w:t xml:space="preserve">(shade, mass_g) </w:t>
       </w:r>
       <w:r>
         <w:rPr>
@@ -3897,70 +3868,70 @@
         <w:rPr>
           <w:rStyle w:val="VerbatimChar"/>
         </w:rPr>
-        <w:t xml:space="preserve">  side  weight_g</w:t>
-      </w:r>
-      <w:r>
-        <w:br/>
-      </w:r>
-      <w:r>
-        <w:rPr>
-          <w:rStyle w:val="VerbatimChar"/>
-        </w:rPr>
-        <w:t xml:space="preserve">  &lt;chr&gt;    &lt;dbl&gt;</w:t>
-      </w:r>
-      <w:r>
-        <w:br/>
-      </w:r>
-      <w:r>
-        <w:rPr>
-          <w:rStyle w:val="VerbatimChar"/>
-        </w:rPr>
-        <w:t xml:space="preserve">1 sunny        4</w:t>
-      </w:r>
-      <w:r>
-        <w:br/>
-      </w:r>
-      <w:r>
-        <w:rPr>
-          <w:rStyle w:val="VerbatimChar"/>
-        </w:rPr>
-        <w:t xml:space="preserve">2 sunny        3</w:t>
-      </w:r>
-      <w:r>
-        <w:br/>
-      </w:r>
-      <w:r>
-        <w:rPr>
-          <w:rStyle w:val="VerbatimChar"/>
-        </w:rPr>
-        <w:t xml:space="preserve">3 sunny        5</w:t>
-      </w:r>
-      <w:r>
-        <w:br/>
-      </w:r>
-      <w:r>
-        <w:rPr>
-          <w:rStyle w:val="VerbatimChar"/>
-        </w:rPr>
-        <w:t xml:space="preserve">4 sunny        3</w:t>
-      </w:r>
-      <w:r>
-        <w:br/>
-      </w:r>
-      <w:r>
-        <w:rPr>
-          <w:rStyle w:val="VerbatimChar"/>
-        </w:rPr>
-        <w:t xml:space="preserve">5 sunny        4</w:t>
-      </w:r>
-      <w:r>
-        <w:br/>
-      </w:r>
-      <w:r>
-        <w:rPr>
-          <w:rStyle w:val="VerbatimChar"/>
-        </w:rPr>
-        <w:t xml:space="preserve">6 sunny        3</w:t>
+        <w:t xml:space="preserve">  shade mass_g</w:t>
+      </w:r>
+      <w:r>
+        <w:br/>
+      </w:r>
+      <w:r>
+        <w:rPr>
+          <w:rStyle w:val="VerbatimChar"/>
+        </w:rPr>
+        <w:t xml:space="preserve">  &lt;chr&gt;  &lt;dbl&gt;</w:t>
+      </w:r>
+      <w:r>
+        <w:br/>
+      </w:r>
+      <w:r>
+        <w:rPr>
+          <w:rStyle w:val="VerbatimChar"/>
+        </w:rPr>
+        <w:t xml:space="preserve">1 sunny   0.4 </w:t>
+      </w:r>
+      <w:r>
+        <w:br/>
+      </w:r>
+      <w:r>
+        <w:rPr>
+          <w:rStyle w:val="VerbatimChar"/>
+        </w:rPr>
+        <w:t xml:space="preserve">2 sunny   0.48</w:t>
+      </w:r>
+      <w:r>
+        <w:br/>
+      </w:r>
+      <w:r>
+        <w:rPr>
+          <w:rStyle w:val="VerbatimChar"/>
+        </w:rPr>
+        <w:t xml:space="preserve">3 sunny   0.34</w:t>
+      </w:r>
+      <w:r>
+        <w:br/>
+      </w:r>
+      <w:r>
+        <w:rPr>
+          <w:rStyle w:val="VerbatimChar"/>
+        </w:rPr>
+        <w:t xml:space="preserve">4 sunny   0.65</w:t>
+      </w:r>
+      <w:r>
+        <w:br/>
+      </w:r>
+      <w:r>
+        <w:rPr>
+          <w:rStyle w:val="VerbatimChar"/>
+        </w:rPr>
+        <w:t xml:space="preserve">5 sunny   0.27</w:t>
+      </w:r>
+      <w:r>
+        <w:br/>
+      </w:r>
+      <w:r>
+        <w:rPr>
+          <w:rStyle w:val="VerbatimChar"/>
+        </w:rPr>
+        <w:t xml:space="preserve">6 sunny   0.43</w:t>
       </w:r>
     </w:p>
     <w:p>
@@ -3971,16 +3942,16 @@
         <w:rPr>
           <w:rStyle w:val="CommentTok"/>
         </w:rPr>
-        <w:t xml:space="preserve"># Drop the index column (use minus sign)</w:t>
-      </w:r>
-      <w:r>
-        <w:br/>
-      </w:r>
-      <w:r>
-        <w:rPr>
-          <w:rStyle w:val="NormalTok"/>
-        </w:rPr>
-        <w:t xml:space="preserve">tree_df </w:t>
+        <w:t xml:space="preserve"># Drop the paper_mass_g column (use minus sign)</w:t>
+      </w:r>
+      <w:r>
+        <w:br/>
+      </w:r>
+      <w:r>
+        <w:rPr>
+          <w:rStyle w:val="NormalTok"/>
+        </w:rPr>
+        <w:t xml:space="preserve">leaf_df </w:t>
       </w:r>
       <w:r>
         <w:rPr>
@@ -4016,7 +3987,7 @@
         <w:rPr>
           <w:rStyle w:val="NormalTok"/>
         </w:rPr>
-        <w:t xml:space="preserve">index) </w:t>
+        <w:t xml:space="preserve">paper_mass_g) </w:t>
       </w:r>
       <w:r>
         <w:rPr>
@@ -4051,79 +4022,79 @@
         <w:rPr>
           <w:rStyle w:val="VerbatimChar"/>
         </w:rPr>
-        <w:t xml:space="preserve"># A tibble: 6 × 4</w:t>
-      </w:r>
-      <w:r>
-        <w:br/>
-      </w:r>
-      <w:r>
-        <w:rPr>
-          <w:rStyle w:val="VerbatimChar"/>
-        </w:rPr>
-        <w:t xml:space="preserve">  side  weight_g width_cm height_cm</w:t>
-      </w:r>
-      <w:r>
-        <w:br/>
-      </w:r>
-      <w:r>
-        <w:rPr>
-          <w:rStyle w:val="VerbatimChar"/>
-        </w:rPr>
-        <w:t xml:space="preserve">  &lt;chr&gt;    &lt;dbl&gt;    &lt;dbl&gt;     &lt;dbl&gt;</w:t>
-      </w:r>
-      <w:r>
-        <w:br/>
-      </w:r>
-      <w:r>
-        <w:rPr>
-          <w:rStyle w:val="VerbatimChar"/>
-        </w:rPr>
-        <w:t xml:space="preserve">1 sunny        4       12        21</w:t>
-      </w:r>
-      <w:r>
-        <w:br/>
-      </w:r>
-      <w:r>
-        <w:rPr>
-          <w:rStyle w:val="VerbatimChar"/>
-        </w:rPr>
-        <w:t xml:space="preserve">2 sunny        3       14        22</w:t>
-      </w:r>
-      <w:r>
-        <w:br/>
-      </w:r>
-      <w:r>
-        <w:rPr>
-          <w:rStyle w:val="VerbatimChar"/>
-        </w:rPr>
-        <w:t xml:space="preserve">3 sunny        5       12        21</w:t>
-      </w:r>
-      <w:r>
-        <w:br/>
-      </w:r>
-      <w:r>
-        <w:rPr>
-          <w:rStyle w:val="VerbatimChar"/>
-        </w:rPr>
-        <w:t xml:space="preserve">4 sunny        3       13        23</w:t>
-      </w:r>
-      <w:r>
-        <w:br/>
-      </w:r>
-      <w:r>
-        <w:rPr>
-          <w:rStyle w:val="VerbatimChar"/>
-        </w:rPr>
-        <w:t xml:space="preserve">5 sunny        4       15        22</w:t>
-      </w:r>
-      <w:r>
-        <w:br/>
-      </w:r>
-      <w:r>
-        <w:rPr>
-          <w:rStyle w:val="VerbatimChar"/>
-        </w:rPr>
-        <w:t xml:space="preserve">6 sunny        3       13        23</w:t>
+        <w:t xml:space="preserve"># A tibble: 6 × 7</w:t>
+      </w:r>
+      <w:r>
+        <w:br/>
+      </w:r>
+      <w:r>
+        <w:rPr>
+          <w:rStyle w:val="VerbatimChar"/>
+        </w:rPr>
+        <w:t xml:space="preserve">  twig_id leaf_id teams shade mass_g petiole_mm thickness_mm</w:t>
+      </w:r>
+      <w:r>
+        <w:br/>
+      </w:r>
+      <w:r>
+        <w:rPr>
+          <w:rStyle w:val="VerbatimChar"/>
+        </w:rPr>
+        <w:t xml:space="preserve">  &lt;chr&gt;   &lt;chr&gt;   &lt;chr&gt; &lt;chr&gt;  &lt;dbl&gt;      &lt;dbl&gt;        &lt;dbl&gt;</w:t>
+      </w:r>
+      <w:r>
+        <w:br/>
+      </w:r>
+      <w:r>
+        <w:rPr>
+          <w:rStyle w:val="VerbatimChar"/>
+        </w:rPr>
+        <w:t xml:space="preserve">1 &lt;NA&gt;    &lt;NA&gt;    12345 sunny   0.4          79         0.15</w:t>
+      </w:r>
+      <w:r>
+        <w:br/>
+      </w:r>
+      <w:r>
+        <w:rPr>
+          <w:rStyle w:val="VerbatimChar"/>
+        </w:rPr>
+        <w:t xml:space="preserve">2 &lt;NA&gt;    &lt;NA&gt;    12345 sunny   0.48         63         0.14</w:t>
+      </w:r>
+      <w:r>
+        <w:br/>
+      </w:r>
+      <w:r>
+        <w:rPr>
+          <w:rStyle w:val="VerbatimChar"/>
+        </w:rPr>
+        <w:t xml:space="preserve">3 &lt;NA&gt;    &lt;NA&gt;    12345 sunny   0.34         68         0.14</w:t>
+      </w:r>
+      <w:r>
+        <w:br/>
+      </w:r>
+      <w:r>
+        <w:rPr>
+          <w:rStyle w:val="VerbatimChar"/>
+        </w:rPr>
+        <w:t xml:space="preserve">4 &lt;NA&gt;    &lt;NA&gt;    12345 sunny   0.65         35         0.15</w:t>
+      </w:r>
+      <w:r>
+        <w:br/>
+      </w:r>
+      <w:r>
+        <w:rPr>
+          <w:rStyle w:val="VerbatimChar"/>
+        </w:rPr>
+        <w:t xml:space="preserve">5 &lt;NA&gt;    &lt;NA&gt;    12345 sunny   0.27         34         0.11</w:t>
+      </w:r>
+      <w:r>
+        <w:br/>
+      </w:r>
+      <w:r>
+        <w:rPr>
+          <w:rStyle w:val="VerbatimChar"/>
+        </w:rPr>
+        <w:t xml:space="preserve">6 &lt;NA&gt;    &lt;NA&gt;    12345 sunny   0.43         40         0.16</w:t>
       </w:r>
     </w:p>
     <w:p>
@@ -4143,7 +4114,7 @@
         <w:rPr>
           <w:rStyle w:val="NormalTok"/>
         </w:rPr>
-        <w:t xml:space="preserve">tree_df </w:t>
+        <w:t xml:space="preserve">leaf_df </w:t>
       </w:r>
       <w:r>
         <w:rPr>
@@ -4185,7 +4156,7 @@
         <w:rPr>
           <w:rStyle w:val="StringTok"/>
         </w:rPr>
-        <w:t xml:space="preserve">"weight"</w:t>
+        <w:t xml:space="preserve">"mass"</w:t>
       </w:r>
       <w:r>
         <w:rPr>
@@ -4235,70 +4206,70 @@
         <w:rPr>
           <w:rStyle w:val="VerbatimChar"/>
         </w:rPr>
-        <w:t xml:space="preserve">  weight_g</w:t>
-      </w:r>
-      <w:r>
-        <w:br/>
-      </w:r>
-      <w:r>
-        <w:rPr>
-          <w:rStyle w:val="VerbatimChar"/>
-        </w:rPr>
-        <w:t xml:space="preserve">     &lt;dbl&gt;</w:t>
-      </w:r>
-      <w:r>
-        <w:br/>
-      </w:r>
-      <w:r>
-        <w:rPr>
-          <w:rStyle w:val="VerbatimChar"/>
-        </w:rPr>
-        <w:t xml:space="preserve">1        4</w:t>
-      </w:r>
-      <w:r>
-        <w:br/>
-      </w:r>
-      <w:r>
-        <w:rPr>
-          <w:rStyle w:val="VerbatimChar"/>
-        </w:rPr>
-        <w:t xml:space="preserve">2        3</w:t>
-      </w:r>
-      <w:r>
-        <w:br/>
-      </w:r>
-      <w:r>
-        <w:rPr>
-          <w:rStyle w:val="VerbatimChar"/>
-        </w:rPr>
-        <w:t xml:space="preserve">3        5</w:t>
-      </w:r>
-      <w:r>
-        <w:br/>
-      </w:r>
-      <w:r>
-        <w:rPr>
-          <w:rStyle w:val="VerbatimChar"/>
-        </w:rPr>
-        <w:t xml:space="preserve">4        3</w:t>
-      </w:r>
-      <w:r>
-        <w:br/>
-      </w:r>
-      <w:r>
-        <w:rPr>
-          <w:rStyle w:val="VerbatimChar"/>
-        </w:rPr>
-        <w:t xml:space="preserve">5        4</w:t>
-      </w:r>
-      <w:r>
-        <w:br/>
-      </w:r>
-      <w:r>
-        <w:rPr>
-          <w:rStyle w:val="VerbatimChar"/>
-        </w:rPr>
-        <w:t xml:space="preserve">6        3</w:t>
+        <w:t xml:space="preserve">  mass_g</w:t>
+      </w:r>
+      <w:r>
+        <w:br/>
+      </w:r>
+      <w:r>
+        <w:rPr>
+          <w:rStyle w:val="VerbatimChar"/>
+        </w:rPr>
+        <w:t xml:space="preserve">   &lt;dbl&gt;</w:t>
+      </w:r>
+      <w:r>
+        <w:br/>
+      </w:r>
+      <w:r>
+        <w:rPr>
+          <w:rStyle w:val="VerbatimChar"/>
+        </w:rPr>
+        <w:t xml:space="preserve">1   0.4 </w:t>
+      </w:r>
+      <w:r>
+        <w:br/>
+      </w:r>
+      <w:r>
+        <w:rPr>
+          <w:rStyle w:val="VerbatimChar"/>
+        </w:rPr>
+        <w:t xml:space="preserve">2   0.48</w:t>
+      </w:r>
+      <w:r>
+        <w:br/>
+      </w:r>
+      <w:r>
+        <w:rPr>
+          <w:rStyle w:val="VerbatimChar"/>
+        </w:rPr>
+        <w:t xml:space="preserve">3   0.34</w:t>
+      </w:r>
+      <w:r>
+        <w:br/>
+      </w:r>
+      <w:r>
+        <w:rPr>
+          <w:rStyle w:val="VerbatimChar"/>
+        </w:rPr>
+        <w:t xml:space="preserve">4   0.65</w:t>
+      </w:r>
+      <w:r>
+        <w:br/>
+      </w:r>
+      <w:r>
+        <w:rPr>
+          <w:rStyle w:val="VerbatimChar"/>
+        </w:rPr>
+        <w:t xml:space="preserve">5   0.27</w:t>
+      </w:r>
+      <w:r>
+        <w:br/>
+      </w:r>
+      <w:r>
+        <w:rPr>
+          <w:rStyle w:val="VerbatimChar"/>
+        </w:rPr>
+        <w:t xml:space="preserve">6   0.43</w:t>
       </w:r>
     </w:p>
     <w:p>
@@ -4446,13 +4417,13 @@
         <w:rPr>
           <w:rStyle w:val="VerbatimChar"/>
         </w:rPr>
-        <w:t xml:space="preserve">ends_with("_g")</w:t>
-      </w:r>
-      <w:r>
-        <w:t xml:space="preserve"> </w:t>
-      </w:r>
-      <w:r>
-        <w:t xml:space="preserve">— columns ending with “_g”</w:t>
+        <w:t xml:space="preserve">ends_with("_mm")</w:t>
+      </w:r>
+      <w:r>
+        <w:t xml:space="preserve"> </w:t>
+      </w:r>
+      <w:r>
+        <w:t xml:space="preserve">— columns ending with “_mm”</w:t>
       </w:r>
     </w:p>
     <w:p>
@@ -4467,7 +4438,7 @@
         <w:rPr>
           <w:rStyle w:val="VerbatimChar"/>
         </w:rPr>
-        <w:t xml:space="preserve">contains("cm")</w:t>
+        <w:t xml:space="preserve">contains("mass")</w:t>
       </w:r>
       <w:r>
         <w:t xml:space="preserve"> </w:t>
@@ -4479,7 +4450,7 @@
         <w:t xml:space="preserve"> </w:t>
       </w:r>
       <w:r>
-        <w:t xml:space="preserve">“cm”</w:t>
+        <w:t xml:space="preserve">“mass”</w:t>
       </w:r>
     </w:p>
     <w:p>
@@ -4642,7 +4613,7 @@
               <w:rPr>
                 <w:rStyle w:val="VerbatimChar"/>
               </w:rPr>
-              <w:t xml:space="preserve">weight_g * 1000</w:t>
+              <w:t xml:space="preserve">mass_g * 1000</w:t>
             </w:r>
             <w:r>
               <w:t xml:space="preserve"> </w:t>
@@ -4676,7 +4647,7 @@
               <w:rPr>
                 <w:rStyle w:val="VerbatimChar"/>
               </w:rPr>
-              <w:t xml:space="preserve">weight_g</w:t>
+              <w:t xml:space="preserve">mass_g</w:t>
             </w:r>
             <w:r>
               <w:t xml:space="preserve"> </w:t>
@@ -4734,7 +4705,7 @@
         <w:rPr>
           <w:rStyle w:val="NormalTok"/>
         </w:rPr>
-        <w:t xml:space="preserve">tree_df </w:t>
+        <w:t xml:space="preserve">leaf_df </w:t>
       </w:r>
       <w:r>
         <w:rPr>
@@ -4767,13 +4738,13 @@
         <w:rPr>
           <w:rStyle w:val="AttributeTok"/>
         </w:rPr>
-        <w:t xml:space="preserve">weight_mg =</w:t>
-      </w:r>
-      <w:r>
-        <w:rPr>
-          <w:rStyle w:val="NormalTok"/>
-        </w:rPr>
-        <w:t xml:space="preserve"> weight_g </w:t>
+        <w:t xml:space="preserve">mass_mg =</w:t>
+      </w:r>
+      <w:r>
+        <w:rPr>
+          <w:rStyle w:val="NormalTok"/>
+        </w:rPr>
+        <w:t xml:space="preserve"> mass_g </w:t>
       </w:r>
       <w:r>
         <w:rPr>
@@ -4835,79 +4806,88 @@
         <w:rPr>
           <w:rStyle w:val="VerbatimChar"/>
         </w:rPr>
-        <w:t xml:space="preserve"># A tibble: 6 × 6</w:t>
-      </w:r>
-      <w:r>
-        <w:br/>
-      </w:r>
-      <w:r>
-        <w:rPr>
-          <w:rStyle w:val="VerbatimChar"/>
-        </w:rPr>
-        <w:t xml:space="preserve">  index side  weight_g width_cm height_cm weight_mg</w:t>
-      </w:r>
-      <w:r>
-        <w:br/>
-      </w:r>
-      <w:r>
-        <w:rPr>
-          <w:rStyle w:val="VerbatimChar"/>
-        </w:rPr>
-        <w:t xml:space="preserve">  &lt;dbl&gt; &lt;chr&gt;    &lt;dbl&gt;    &lt;dbl&gt;     &lt;dbl&gt;     &lt;dbl&gt;</w:t>
-      </w:r>
-      <w:r>
-        <w:br/>
-      </w:r>
-      <w:r>
-        <w:rPr>
-          <w:rStyle w:val="VerbatimChar"/>
-        </w:rPr>
-        <w:t xml:space="preserve">1     1 sunny        4       12        21      4000</w:t>
-      </w:r>
-      <w:r>
-        <w:br/>
-      </w:r>
-      <w:r>
-        <w:rPr>
-          <w:rStyle w:val="VerbatimChar"/>
-        </w:rPr>
-        <w:t xml:space="preserve">2     2 sunny        3       14        22      3000</w:t>
-      </w:r>
-      <w:r>
-        <w:br/>
-      </w:r>
-      <w:r>
-        <w:rPr>
-          <w:rStyle w:val="VerbatimChar"/>
-        </w:rPr>
-        <w:t xml:space="preserve">3     3 sunny        5       12        21      5000</w:t>
-      </w:r>
-      <w:r>
-        <w:br/>
-      </w:r>
-      <w:r>
-        <w:rPr>
-          <w:rStyle w:val="VerbatimChar"/>
-        </w:rPr>
-        <w:t xml:space="preserve">4     4 sunny        3       13        23      3000</w:t>
-      </w:r>
-      <w:r>
-        <w:br/>
-      </w:r>
-      <w:r>
-        <w:rPr>
-          <w:rStyle w:val="VerbatimChar"/>
-        </w:rPr>
-        <w:t xml:space="preserve">5     5 sunny        4       15        22      4000</w:t>
-      </w:r>
-      <w:r>
-        <w:br/>
-      </w:r>
-      <w:r>
-        <w:rPr>
-          <w:rStyle w:val="VerbatimChar"/>
-        </w:rPr>
-        <w:t xml:space="preserve">6     6 sunny        3       13        23      3000</w:t>
+        <w:t xml:space="preserve"># A tibble: 6 × 9</w:t>
+      </w:r>
+      <w:r>
+        <w:br/>
+      </w:r>
+      <w:r>
+        <w:rPr>
+          <w:rStyle w:val="VerbatimChar"/>
+        </w:rPr>
+        <w:t xml:space="preserve">  twig_id leaf_id teams shade mass_g petiole_mm thickness_mm paper_mass_g</w:t>
+      </w:r>
+      <w:r>
+        <w:br/>
+      </w:r>
+      <w:r>
+        <w:rPr>
+          <w:rStyle w:val="VerbatimChar"/>
+        </w:rPr>
+        <w:t xml:space="preserve">  &lt;chr&gt;   &lt;chr&gt;   &lt;chr&gt; &lt;chr&gt;  &lt;dbl&gt;      &lt;dbl&gt;        &lt;dbl&gt;        &lt;dbl&gt;</w:t>
+      </w:r>
+      <w:r>
+        <w:br/>
+      </w:r>
+      <w:r>
+        <w:rPr>
+          <w:rStyle w:val="VerbatimChar"/>
+        </w:rPr>
+        <w:t xml:space="preserve">1 &lt;NA&gt;    &lt;NA&gt;    12345 sunny   0.4          79         0.15         0.21</w:t>
+      </w:r>
+      <w:r>
+        <w:br/>
+      </w:r>
+      <w:r>
+        <w:rPr>
+          <w:rStyle w:val="VerbatimChar"/>
+        </w:rPr>
+        <w:t xml:space="preserve">2 &lt;NA&gt;    &lt;NA&gt;    12345 sunny   0.48         63         0.14         0.21</w:t>
+      </w:r>
+      <w:r>
+        <w:br/>
+      </w:r>
+      <w:r>
+        <w:rPr>
+          <w:rStyle w:val="VerbatimChar"/>
+        </w:rPr>
+        <w:t xml:space="preserve">3 &lt;NA&gt;    &lt;NA&gt;    12345 sunny   0.34         68         0.14         0.21</w:t>
+      </w:r>
+      <w:r>
+        <w:br/>
+      </w:r>
+      <w:r>
+        <w:rPr>
+          <w:rStyle w:val="VerbatimChar"/>
+        </w:rPr>
+        <w:t xml:space="preserve">4 &lt;NA&gt;    &lt;NA&gt;    12345 sunny   0.65         35         0.15         0.24</w:t>
+      </w:r>
+      <w:r>
+        <w:br/>
+      </w:r>
+      <w:r>
+        <w:rPr>
+          <w:rStyle w:val="VerbatimChar"/>
+        </w:rPr>
+        <w:t xml:space="preserve">5 &lt;NA&gt;    &lt;NA&gt;    12345 sunny   0.27         34         0.11         0.15</w:t>
+      </w:r>
+      <w:r>
+        <w:br/>
+      </w:r>
+      <w:r>
+        <w:rPr>
+          <w:rStyle w:val="VerbatimChar"/>
+        </w:rPr>
+        <w:t xml:space="preserve">6 &lt;NA&gt;    &lt;NA&gt;    12345 sunny   0.43         40         0.16         0.34</w:t>
+      </w:r>
+      <w:r>
+        <w:br/>
+      </w:r>
+      <w:r>
+        <w:rPr>
+          <w:rStyle w:val="VerbatimChar"/>
+        </w:rPr>
+        <w:t xml:space="preserve"># ℹ 1 more variable: mass_mg &lt;dbl&gt;</w:t>
       </w:r>
     </w:p>
     <w:p>
@@ -4918,16 +4898,16 @@
         <w:rPr>
           <w:rStyle w:val="CommentTok"/>
         </w:rPr>
-        <w:t xml:space="preserve"># Add a size category based on weight</w:t>
-      </w:r>
-      <w:r>
-        <w:br/>
-      </w:r>
-      <w:r>
-        <w:rPr>
-          <w:rStyle w:val="NormalTok"/>
-        </w:rPr>
-        <w:t xml:space="preserve">tree_df </w:t>
+        <w:t xml:space="preserve"># Add a size category based on mass</w:t>
+      </w:r>
+      <w:r>
+        <w:br/>
+      </w:r>
+      <w:r>
+        <w:rPr>
+          <w:rStyle w:val="NormalTok"/>
+        </w:rPr>
+        <w:t xml:space="preserve">leaf_df </w:t>
       </w:r>
       <w:r>
         <w:rPr>
@@ -4978,7 +4958,7 @@
         <w:rPr>
           <w:rStyle w:val="NormalTok"/>
         </w:rPr>
-        <w:t xml:space="preserve">(weight_g </w:t>
+        <w:t xml:space="preserve">(mass_g </w:t>
       </w:r>
       <w:r>
         <w:rPr>
@@ -4994,44 +4974,315 @@
       </w:r>
       <w:r>
         <w:rPr>
+          <w:rStyle w:val="FloatTok"/>
+        </w:rPr>
+        <w:t xml:space="preserve">0.5</w:t>
+      </w:r>
+      <w:r>
+        <w:rPr>
+          <w:rStyle w:val="NormalTok"/>
+        </w:rPr>
+        <w:t xml:space="preserve">, </w:t>
+      </w:r>
+      <w:r>
+        <w:rPr>
+          <w:rStyle w:val="StringTok"/>
+        </w:rPr>
+        <w:t xml:space="preserve">"large"</w:t>
+      </w:r>
+      <w:r>
+        <w:rPr>
+          <w:rStyle w:val="NormalTok"/>
+        </w:rPr>
+        <w:t xml:space="preserve">, </w:t>
+      </w:r>
+      <w:r>
+        <w:rPr>
+          <w:rStyle w:val="StringTok"/>
+        </w:rPr>
+        <w:t xml:space="preserve">"small"</w:t>
+      </w:r>
+      <w:r>
+        <w:rPr>
+          <w:rStyle w:val="NormalTok"/>
+        </w:rPr>
+        <w:t xml:space="preserve">)) </w:t>
+      </w:r>
+      <w:r>
+        <w:rPr>
+          <w:rStyle w:val="SpecialCharTok"/>
+        </w:rPr>
+        <w:t xml:space="preserve">%&gt;%</w:t>
+      </w:r>
+      <w:r>
+        <w:br/>
+      </w:r>
+      <w:r>
+        <w:rPr>
+          <w:rStyle w:val="NormalTok"/>
+        </w:rPr>
+        <w:t xml:space="preserve">  </w:t>
+      </w:r>
+      <w:r>
+        <w:rPr>
+          <w:rStyle w:val="FunctionTok"/>
+        </w:rPr>
+        <w:t xml:space="preserve">head</w:t>
+      </w:r>
+      <w:r>
+        <w:rPr>
+          <w:rStyle w:val="NormalTok"/>
+        </w:rPr>
+        <w:t xml:space="preserve">()</w:t>
+      </w:r>
+    </w:p>
+    <w:p>
+      <w:pPr>
+        <w:pStyle w:val="SourceCode"/>
+      </w:pPr>
+      <w:r>
+        <w:rPr>
+          <w:rStyle w:val="VerbatimChar"/>
+        </w:rPr>
+        <w:t xml:space="preserve"># A tibble: 6 × 9</w:t>
+      </w:r>
+      <w:r>
+        <w:br/>
+      </w:r>
+      <w:r>
+        <w:rPr>
+          <w:rStyle w:val="VerbatimChar"/>
+        </w:rPr>
+        <w:t xml:space="preserve">  twig_id leaf_id teams shade mass_g petiole_mm thickness_mm paper_mass_g</w:t>
+      </w:r>
+      <w:r>
+        <w:br/>
+      </w:r>
+      <w:r>
+        <w:rPr>
+          <w:rStyle w:val="VerbatimChar"/>
+        </w:rPr>
+        <w:t xml:space="preserve">  &lt;chr&gt;   &lt;chr&gt;   &lt;chr&gt; &lt;chr&gt;  &lt;dbl&gt;      &lt;dbl&gt;        &lt;dbl&gt;        &lt;dbl&gt;</w:t>
+      </w:r>
+      <w:r>
+        <w:br/>
+      </w:r>
+      <w:r>
+        <w:rPr>
+          <w:rStyle w:val="VerbatimChar"/>
+        </w:rPr>
+        <w:t xml:space="preserve">1 &lt;NA&gt;    &lt;NA&gt;    12345 sunny   0.4          79         0.15         0.21</w:t>
+      </w:r>
+      <w:r>
+        <w:br/>
+      </w:r>
+      <w:r>
+        <w:rPr>
+          <w:rStyle w:val="VerbatimChar"/>
+        </w:rPr>
+        <w:t xml:space="preserve">2 &lt;NA&gt;    &lt;NA&gt;    12345 sunny   0.48         63         0.14         0.21</w:t>
+      </w:r>
+      <w:r>
+        <w:br/>
+      </w:r>
+      <w:r>
+        <w:rPr>
+          <w:rStyle w:val="VerbatimChar"/>
+        </w:rPr>
+        <w:t xml:space="preserve">3 &lt;NA&gt;    &lt;NA&gt;    12345 sunny   0.34         68         0.14         0.21</w:t>
+      </w:r>
+      <w:r>
+        <w:br/>
+      </w:r>
+      <w:r>
+        <w:rPr>
+          <w:rStyle w:val="VerbatimChar"/>
+        </w:rPr>
+        <w:t xml:space="preserve">4 &lt;NA&gt;    &lt;NA&gt;    12345 sunny   0.65         35         0.15         0.24</w:t>
+      </w:r>
+      <w:r>
+        <w:br/>
+      </w:r>
+      <w:r>
+        <w:rPr>
+          <w:rStyle w:val="VerbatimChar"/>
+        </w:rPr>
+        <w:t xml:space="preserve">5 &lt;NA&gt;    &lt;NA&gt;    12345 sunny   0.27         34         0.11         0.15</w:t>
+      </w:r>
+      <w:r>
+        <w:br/>
+      </w:r>
+      <w:r>
+        <w:rPr>
+          <w:rStyle w:val="VerbatimChar"/>
+        </w:rPr>
+        <w:t xml:space="preserve">6 &lt;NA&gt;    &lt;NA&gt;    12345 sunny   0.43         40         0.16         0.34</w:t>
+      </w:r>
+      <w:r>
+        <w:br/>
+      </w:r>
+      <w:r>
+        <w:rPr>
+          <w:rStyle w:val="VerbatimChar"/>
+        </w:rPr>
+        <w:t xml:space="preserve"># ℹ 1 more variable: size_class &lt;chr&gt;</w:t>
+      </w:r>
+    </w:p>
+    <w:p>
+      <w:pPr>
+        <w:pStyle w:val="SourceCode"/>
+      </w:pPr>
+      <w:r>
+        <w:rPr>
+          <w:rStyle w:val="CommentTok"/>
+        </w:rPr>
+        <w:t xml:space="preserve"># mutate() can create several new columns at once</w:t>
+      </w:r>
+      <w:r>
+        <w:br/>
+      </w:r>
+      <w:r>
+        <w:rPr>
+          <w:rStyle w:val="NormalTok"/>
+        </w:rPr>
+        <w:t xml:space="preserve">leaf_df </w:t>
+      </w:r>
+      <w:r>
+        <w:rPr>
+          <w:rStyle w:val="SpecialCharTok"/>
+        </w:rPr>
+        <w:t xml:space="preserve">%&gt;%</w:t>
+      </w:r>
+      <w:r>
+        <w:br/>
+      </w:r>
+      <w:r>
+        <w:rPr>
+          <w:rStyle w:val="NormalTok"/>
+        </w:rPr>
+        <w:t xml:space="preserve">  </w:t>
+      </w:r>
+      <w:r>
+        <w:rPr>
+          <w:rStyle w:val="FunctionTok"/>
+        </w:rPr>
+        <w:t xml:space="preserve">mutate</w:t>
+      </w:r>
+      <w:r>
+        <w:rPr>
+          <w:rStyle w:val="NormalTok"/>
+        </w:rPr>
+        <w:t xml:space="preserve">(</w:t>
+      </w:r>
+      <w:r>
+        <w:br/>
+      </w:r>
+      <w:r>
+        <w:rPr>
+          <w:rStyle w:val="NormalTok"/>
+        </w:rPr>
+        <w:t xml:space="preserve">    </w:t>
+      </w:r>
+      <w:r>
+        <w:rPr>
+          <w:rStyle w:val="AttributeTok"/>
+        </w:rPr>
+        <w:t xml:space="preserve">mass_mg    =</w:t>
+      </w:r>
+      <w:r>
+        <w:rPr>
+          <w:rStyle w:val="NormalTok"/>
+        </w:rPr>
+        <w:t xml:space="preserve"> mass_g </w:t>
+      </w:r>
+      <w:r>
+        <w:rPr>
+          <w:rStyle w:val="SpecialCharTok"/>
+        </w:rPr>
+        <w:t xml:space="preserve">*</w:t>
+      </w:r>
+      <w:r>
+        <w:rPr>
+          <w:rStyle w:val="NormalTok"/>
+        </w:rPr>
+        <w:t xml:space="preserve"> </w:t>
+      </w:r>
+      <w:r>
+        <w:rPr>
           <w:rStyle w:val="DecValTok"/>
         </w:rPr>
-        <w:t xml:space="preserve">5</w:t>
-      </w:r>
-      <w:r>
-        <w:rPr>
-          <w:rStyle w:val="NormalTok"/>
-        </w:rPr>
-        <w:t xml:space="preserve">, </w:t>
-      </w:r>
-      <w:r>
-        <w:rPr>
-          <w:rStyle w:val="StringTok"/>
-        </w:rPr>
-        <w:t xml:space="preserve">"large"</w:t>
-      </w:r>
-      <w:r>
-        <w:rPr>
-          <w:rStyle w:val="NormalTok"/>
-        </w:rPr>
-        <w:t xml:space="preserve">, </w:t>
-      </w:r>
-      <w:r>
-        <w:rPr>
-          <w:rStyle w:val="StringTok"/>
-        </w:rPr>
-        <w:t xml:space="preserve">"small"</w:t>
-      </w:r>
-      <w:r>
-        <w:rPr>
-          <w:rStyle w:val="NormalTok"/>
-        </w:rPr>
-        <w:t xml:space="preserve">)) </w:t>
+        <w:t xml:space="preserve">1000</w:t>
+      </w:r>
+      <w:r>
+        <w:rPr>
+          <w:rStyle w:val="NormalTok"/>
+        </w:rPr>
+        <w:t xml:space="preserve">,</w:t>
+      </w:r>
+      <w:r>
+        <w:br/>
+      </w:r>
+      <w:r>
+        <w:rPr>
+          <w:rStyle w:val="NormalTok"/>
+        </w:rPr>
+        <w:t xml:space="preserve">    </w:t>
+      </w:r>
+      <w:r>
+        <w:rPr>
+          <w:rStyle w:val="AttributeTok"/>
+        </w:rPr>
+        <w:t xml:space="preserve">petiole_cm =</w:t>
+      </w:r>
+      <w:r>
+        <w:rPr>
+          <w:rStyle w:val="NormalTok"/>
+        </w:rPr>
+        <w:t xml:space="preserve"> petiole_mm </w:t>
       </w:r>
       <w:r>
         <w:rPr>
           <w:rStyle w:val="SpecialCharTok"/>
         </w:rPr>
+        <w:t xml:space="preserve">/</w:t>
+      </w:r>
+      <w:r>
+        <w:rPr>
+          <w:rStyle w:val="NormalTok"/>
+        </w:rPr>
+        <w:t xml:space="preserve"> </w:t>
+      </w:r>
+      <w:r>
+        <w:rPr>
+          <w:rStyle w:val="DecValTok"/>
+        </w:rPr>
+        <w:t xml:space="preserve">10</w:t>
+      </w:r>
+      <w:r>
+        <w:rPr>
+          <w:rStyle w:val="NormalTok"/>
+        </w:rPr>
+        <w:t xml:space="preserve"> </w:t>
+      </w:r>
+      <w:r>
+        <w:rPr>
+          <w:rStyle w:val="CommentTok"/>
+        </w:rPr>
+        <w:t xml:space="preserve"># petiole length in cm</w:t>
+      </w:r>
+      <w:r>
+        <w:br/>
+      </w:r>
+      <w:r>
+        <w:rPr>
+          <w:rStyle w:val="NormalTok"/>
+        </w:rPr>
+        <w:t xml:space="preserve">  ) </w:t>
+      </w:r>
+      <w:r>
+        <w:rPr>
+          <w:rStyle w:val="SpecialCharTok"/>
+        </w:rPr>
         <w:t xml:space="preserve">%&gt;%</w:t>
       </w:r>
       <w:r>
@@ -5064,329 +5315,88 @@
         <w:rPr>
           <w:rStyle w:val="VerbatimChar"/>
         </w:rPr>
-        <w:t xml:space="preserve"># A tibble: 6 × 6</w:t>
-      </w:r>
-      <w:r>
-        <w:br/>
-      </w:r>
-      <w:r>
-        <w:rPr>
-          <w:rStyle w:val="VerbatimChar"/>
-        </w:rPr>
-        <w:t xml:space="preserve">  index side  weight_g width_cm height_cm size_class</w:t>
-      </w:r>
-      <w:r>
-        <w:br/>
-      </w:r>
-      <w:r>
-        <w:rPr>
-          <w:rStyle w:val="VerbatimChar"/>
-        </w:rPr>
-        <w:t xml:space="preserve">  &lt;dbl&gt; &lt;chr&gt;    &lt;dbl&gt;    &lt;dbl&gt;     &lt;dbl&gt; &lt;chr&gt;     </w:t>
-      </w:r>
-      <w:r>
-        <w:br/>
-      </w:r>
-      <w:r>
-        <w:rPr>
-          <w:rStyle w:val="VerbatimChar"/>
-        </w:rPr>
-        <w:t xml:space="preserve">1     1 sunny        4       12        21 small     </w:t>
-      </w:r>
-      <w:r>
-        <w:br/>
-      </w:r>
-      <w:r>
-        <w:rPr>
-          <w:rStyle w:val="VerbatimChar"/>
-        </w:rPr>
-        <w:t xml:space="preserve">2     2 sunny        3       14        22 small     </w:t>
-      </w:r>
-      <w:r>
-        <w:br/>
-      </w:r>
-      <w:r>
-        <w:rPr>
-          <w:rStyle w:val="VerbatimChar"/>
-        </w:rPr>
-        <w:t xml:space="preserve">3     3 sunny        5       12        21 small     </w:t>
-      </w:r>
-      <w:r>
-        <w:br/>
-      </w:r>
-      <w:r>
-        <w:rPr>
-          <w:rStyle w:val="VerbatimChar"/>
-        </w:rPr>
-        <w:t xml:space="preserve">4     4 sunny        3       13        23 small     </w:t>
-      </w:r>
-      <w:r>
-        <w:br/>
-      </w:r>
-      <w:r>
-        <w:rPr>
-          <w:rStyle w:val="VerbatimChar"/>
-        </w:rPr>
-        <w:t xml:space="preserve">5     5 sunny        4       15        22 small     </w:t>
-      </w:r>
-      <w:r>
-        <w:br/>
-      </w:r>
-      <w:r>
-        <w:rPr>
-          <w:rStyle w:val="VerbatimChar"/>
-        </w:rPr>
-        <w:t xml:space="preserve">6     6 sunny        3       13        23 small     </w:t>
-      </w:r>
-    </w:p>
-    <w:p>
-      <w:pPr>
-        <w:pStyle w:val="SourceCode"/>
-      </w:pPr>
-      <w:r>
-        <w:rPr>
-          <w:rStyle w:val="CommentTok"/>
-        </w:rPr>
-        <w:t xml:space="preserve"># mutate() can reference multiple existing columns</w:t>
-      </w:r>
-      <w:r>
-        <w:br/>
-      </w:r>
-      <w:r>
-        <w:rPr>
-          <w:rStyle w:val="NormalTok"/>
-        </w:rPr>
-        <w:t xml:space="preserve">tree_df </w:t>
-      </w:r>
-      <w:r>
-        <w:rPr>
-          <w:rStyle w:val="SpecialCharTok"/>
-        </w:rPr>
-        <w:t xml:space="preserve">%&gt;%</w:t>
-      </w:r>
-      <w:r>
-        <w:br/>
-      </w:r>
-      <w:r>
-        <w:rPr>
-          <w:rStyle w:val="NormalTok"/>
-        </w:rPr>
-        <w:t xml:space="preserve">  </w:t>
-      </w:r>
-      <w:r>
-        <w:rPr>
-          <w:rStyle w:val="FunctionTok"/>
-        </w:rPr>
-        <w:t xml:space="preserve">mutate</w:t>
-      </w:r>
-      <w:r>
-        <w:rPr>
-          <w:rStyle w:val="NormalTok"/>
-        </w:rPr>
-        <w:t xml:space="preserve">(</w:t>
-      </w:r>
-      <w:r>
-        <w:br/>
-      </w:r>
-      <w:r>
-        <w:rPr>
-          <w:rStyle w:val="NormalTok"/>
-        </w:rPr>
-        <w:t xml:space="preserve">    </w:t>
-      </w:r>
-      <w:r>
-        <w:rPr>
-          <w:rStyle w:val="AttributeTok"/>
-        </w:rPr>
-        <w:t xml:space="preserve">weight_mg =</w:t>
-      </w:r>
-      <w:r>
-        <w:rPr>
-          <w:rStyle w:val="NormalTok"/>
-        </w:rPr>
-        <w:t xml:space="preserve"> weight_g </w:t>
-      </w:r>
-      <w:r>
-        <w:rPr>
-          <w:rStyle w:val="SpecialCharTok"/>
-        </w:rPr>
-        <w:t xml:space="preserve">*</w:t>
-      </w:r>
-      <w:r>
-        <w:rPr>
-          <w:rStyle w:val="NormalTok"/>
-        </w:rPr>
-        <w:t xml:space="preserve"> </w:t>
-      </w:r>
-      <w:r>
-        <w:rPr>
-          <w:rStyle w:val="DecValTok"/>
-        </w:rPr>
-        <w:t xml:space="preserve">1000</w:t>
-      </w:r>
-      <w:r>
-        <w:rPr>
-          <w:rStyle w:val="NormalTok"/>
-        </w:rPr>
-        <w:t xml:space="preserve">,</w:t>
-      </w:r>
-      <w:r>
-        <w:br/>
-      </w:r>
-      <w:r>
-        <w:rPr>
-          <w:rStyle w:val="NormalTok"/>
-        </w:rPr>
-        <w:t xml:space="preserve">    </w:t>
-      </w:r>
-      <w:r>
-        <w:rPr>
-          <w:rStyle w:val="AttributeTok"/>
-        </w:rPr>
-        <w:t xml:space="preserve">area_approx =</w:t>
-      </w:r>
-      <w:r>
-        <w:rPr>
-          <w:rStyle w:val="NormalTok"/>
-        </w:rPr>
-        <w:t xml:space="preserve"> width_cm </w:t>
-      </w:r>
-      <w:r>
-        <w:rPr>
-          <w:rStyle w:val="SpecialCharTok"/>
-        </w:rPr>
-        <w:t xml:space="preserve">*</w:t>
-      </w:r>
-      <w:r>
-        <w:rPr>
-          <w:rStyle w:val="NormalTok"/>
-        </w:rPr>
-        <w:t xml:space="preserve"> height_cm </w:t>
-      </w:r>
-      <w:r>
-        <w:rPr>
-          <w:rStyle w:val="CommentTok"/>
-        </w:rPr>
-        <w:t xml:space="preserve"># rough area estimate</w:t>
-      </w:r>
-      <w:r>
-        <w:br/>
-      </w:r>
-      <w:r>
-        <w:rPr>
-          <w:rStyle w:val="NormalTok"/>
-        </w:rPr>
-        <w:t xml:space="preserve">  ) </w:t>
-      </w:r>
-      <w:r>
-        <w:rPr>
-          <w:rStyle w:val="SpecialCharTok"/>
-        </w:rPr>
-        <w:t xml:space="preserve">%&gt;%</w:t>
-      </w:r>
-      <w:r>
-        <w:br/>
-      </w:r>
-      <w:r>
-        <w:rPr>
-          <w:rStyle w:val="NormalTok"/>
-        </w:rPr>
-        <w:t xml:space="preserve">  </w:t>
-      </w:r>
-      <w:r>
-        <w:rPr>
-          <w:rStyle w:val="FunctionTok"/>
-        </w:rPr>
-        <w:t xml:space="preserve">head</w:t>
-      </w:r>
-      <w:r>
-        <w:rPr>
-          <w:rStyle w:val="NormalTok"/>
-        </w:rPr>
-        <w:t xml:space="preserve">()</w:t>
-      </w:r>
-    </w:p>
-    <w:p>
-      <w:pPr>
-        <w:pStyle w:val="SourceCode"/>
-      </w:pPr>
-      <w:r>
-        <w:rPr>
-          <w:rStyle w:val="VerbatimChar"/>
-        </w:rPr>
-        <w:t xml:space="preserve"># A tibble: 6 × 7</w:t>
-      </w:r>
-      <w:r>
-        <w:br/>
-      </w:r>
-      <w:r>
-        <w:rPr>
-          <w:rStyle w:val="VerbatimChar"/>
-        </w:rPr>
-        <w:t xml:space="preserve">  index side  weight_g width_cm height_cm weight_mg area_approx</w:t>
-      </w:r>
-      <w:r>
-        <w:br/>
-      </w:r>
-      <w:r>
-        <w:rPr>
-          <w:rStyle w:val="VerbatimChar"/>
-        </w:rPr>
-        <w:t xml:space="preserve">  &lt;dbl&gt; &lt;chr&gt;    &lt;dbl&gt;    &lt;dbl&gt;     &lt;dbl&gt;     &lt;dbl&gt;       &lt;dbl&gt;</w:t>
-      </w:r>
-      <w:r>
-        <w:br/>
-      </w:r>
-      <w:r>
-        <w:rPr>
-          <w:rStyle w:val="VerbatimChar"/>
-        </w:rPr>
-        <w:t xml:space="preserve">1     1 sunny        4       12        21      4000         252</w:t>
-      </w:r>
-      <w:r>
-        <w:br/>
-      </w:r>
-      <w:r>
-        <w:rPr>
-          <w:rStyle w:val="VerbatimChar"/>
-        </w:rPr>
-        <w:t xml:space="preserve">2     2 sunny        3       14        22      3000         308</w:t>
-      </w:r>
-      <w:r>
-        <w:br/>
-      </w:r>
-      <w:r>
-        <w:rPr>
-          <w:rStyle w:val="VerbatimChar"/>
-        </w:rPr>
-        <w:t xml:space="preserve">3     3 sunny        5       12        21      5000         252</w:t>
-      </w:r>
-      <w:r>
-        <w:br/>
-      </w:r>
-      <w:r>
-        <w:rPr>
-          <w:rStyle w:val="VerbatimChar"/>
-        </w:rPr>
-        <w:t xml:space="preserve">4     4 sunny        3       13        23      3000         299</w:t>
-      </w:r>
-      <w:r>
-        <w:br/>
-      </w:r>
-      <w:r>
-        <w:rPr>
-          <w:rStyle w:val="VerbatimChar"/>
-        </w:rPr>
-        <w:t xml:space="preserve">5     5 sunny        4       15        22      4000         330</w:t>
-      </w:r>
-      <w:r>
-        <w:br/>
-      </w:r>
-      <w:r>
-        <w:rPr>
-          <w:rStyle w:val="VerbatimChar"/>
-        </w:rPr>
-        <w:t xml:space="preserve">6     6 sunny        3       13        23      3000         299</w:t>
+        <w:t xml:space="preserve"># A tibble: 6 × 10</w:t>
+      </w:r>
+      <w:r>
+        <w:br/>
+      </w:r>
+      <w:r>
+        <w:rPr>
+          <w:rStyle w:val="VerbatimChar"/>
+        </w:rPr>
+        <w:t xml:space="preserve">  twig_id leaf_id teams shade mass_g petiole_mm thickness_mm paper_mass_g</w:t>
+      </w:r>
+      <w:r>
+        <w:br/>
+      </w:r>
+      <w:r>
+        <w:rPr>
+          <w:rStyle w:val="VerbatimChar"/>
+        </w:rPr>
+        <w:t xml:space="preserve">  &lt;chr&gt;   &lt;chr&gt;   &lt;chr&gt; &lt;chr&gt;  &lt;dbl&gt;      &lt;dbl&gt;        &lt;dbl&gt;        &lt;dbl&gt;</w:t>
+      </w:r>
+      <w:r>
+        <w:br/>
+      </w:r>
+      <w:r>
+        <w:rPr>
+          <w:rStyle w:val="VerbatimChar"/>
+        </w:rPr>
+        <w:t xml:space="preserve">1 &lt;NA&gt;    &lt;NA&gt;    12345 sunny   0.4          79         0.15         0.21</w:t>
+      </w:r>
+      <w:r>
+        <w:br/>
+      </w:r>
+      <w:r>
+        <w:rPr>
+          <w:rStyle w:val="VerbatimChar"/>
+        </w:rPr>
+        <w:t xml:space="preserve">2 &lt;NA&gt;    &lt;NA&gt;    12345 sunny   0.48         63         0.14         0.21</w:t>
+      </w:r>
+      <w:r>
+        <w:br/>
+      </w:r>
+      <w:r>
+        <w:rPr>
+          <w:rStyle w:val="VerbatimChar"/>
+        </w:rPr>
+        <w:t xml:space="preserve">3 &lt;NA&gt;    &lt;NA&gt;    12345 sunny   0.34         68         0.14         0.21</w:t>
+      </w:r>
+      <w:r>
+        <w:br/>
+      </w:r>
+      <w:r>
+        <w:rPr>
+          <w:rStyle w:val="VerbatimChar"/>
+        </w:rPr>
+        <w:t xml:space="preserve">4 &lt;NA&gt;    &lt;NA&gt;    12345 sunny   0.65         35         0.15         0.24</w:t>
+      </w:r>
+      <w:r>
+        <w:br/>
+      </w:r>
+      <w:r>
+        <w:rPr>
+          <w:rStyle w:val="VerbatimChar"/>
+        </w:rPr>
+        <w:t xml:space="preserve">5 &lt;NA&gt;    &lt;NA&gt;    12345 sunny   0.27         34         0.11         0.15</w:t>
+      </w:r>
+      <w:r>
+        <w:br/>
+      </w:r>
+      <w:r>
+        <w:rPr>
+          <w:rStyle w:val="VerbatimChar"/>
+        </w:rPr>
+        <w:t xml:space="preserve">6 &lt;NA&gt;    &lt;NA&gt;    12345 sunny   0.43         40         0.16         0.34</w:t>
+      </w:r>
+      <w:r>
+        <w:br/>
+      </w:r>
+      <w:r>
+        <w:rPr>
+          <w:rStyle w:val="VerbatimChar"/>
+        </w:rPr>
+        <w:t xml:space="preserve"># ℹ 2 more variables: mass_mg &lt;dbl&gt;, petiole_cm &lt;dbl&gt;</w:t>
       </w:r>
     </w:p>
     <w:p>
@@ -5610,7 +5620,7 @@
               <w:rPr>
                 <w:rStyle w:val="VerbatimChar"/>
               </w:rPr>
-              <w:t xml:space="preserve">tree_df</w:t>
+              <w:t xml:space="preserve">leaf_df</w:t>
             </w:r>
             <w:r>
               <w:t xml:space="preserve"> </w:t>
@@ -5636,7 +5646,7 @@
               <w:rPr>
                 <w:rStyle w:val="VerbatimChar"/>
               </w:rPr>
-              <w:t xml:space="preserve">mutate(weight_g = round(weight_g, 1))</w:t>
+              <w:t xml:space="preserve">mutate(mass_g = round(mass_g, 2))</w:t>
             </w:r>
           </w:p>
           <w:p/>
@@ -5710,7 +5720,7 @@
         <w:rPr>
           <w:rStyle w:val="NormalTok"/>
         </w:rPr>
-        <w:t xml:space="preserve">tree_df </w:t>
+        <w:t xml:space="preserve">leaf_df </w:t>
       </w:r>
       <w:r>
         <w:rPr>
@@ -5734,7 +5744,7 @@
         <w:rPr>
           <w:rStyle w:val="NormalTok"/>
         </w:rPr>
-        <w:t xml:space="preserve">(weight_g)</w:t>
+        <w:t xml:space="preserve">(mass_g)</w:t>
       </w:r>
     </w:p>
     <w:p>
@@ -5745,205 +5755,124 @@
         <w:rPr>
           <w:rStyle w:val="VerbatimChar"/>
         </w:rPr>
-        <w:t xml:space="preserve"># A tibble: 20 × 5</w:t>
-      </w:r>
-      <w:r>
-        <w:br/>
-      </w:r>
-      <w:r>
-        <w:rPr>
-          <w:rStyle w:val="VerbatimChar"/>
-        </w:rPr>
-        <w:t xml:space="preserve">   index side  weight_g width_cm height_cm</w:t>
-      </w:r>
-      <w:r>
-        <w:br/>
-      </w:r>
-      <w:r>
-        <w:rPr>
-          <w:rStyle w:val="VerbatimChar"/>
-        </w:rPr>
-        <w:t xml:space="preserve">   &lt;dbl&gt; &lt;chr&gt;    &lt;dbl&gt;    &lt;dbl&gt;     &lt;dbl&gt;</w:t>
-      </w:r>
-      <w:r>
-        <w:br/>
-      </w:r>
-      <w:r>
-        <w:rPr>
-          <w:rStyle w:val="VerbatimChar"/>
-        </w:rPr>
-        <w:t xml:space="preserve"> 1     2 sunny        3       14        22</w:t>
-      </w:r>
-      <w:r>
-        <w:br/>
-      </w:r>
-      <w:r>
-        <w:rPr>
-          <w:rStyle w:val="VerbatimChar"/>
-        </w:rPr>
-        <w:t xml:space="preserve"> 2     4 sunny        3       13        23</w:t>
-      </w:r>
-      <w:r>
-        <w:br/>
-      </w:r>
-      <w:r>
-        <w:rPr>
-          <w:rStyle w:val="VerbatimChar"/>
-        </w:rPr>
-        <w:t xml:space="preserve"> 3     6 sunny        3       13        23</w:t>
-      </w:r>
-      <w:r>
-        <w:br/>
-      </w:r>
-      <w:r>
-        <w:rPr>
-          <w:rStyle w:val="VerbatimChar"/>
-        </w:rPr>
-        <w:t xml:space="preserve"> 4     9 sunny        3       14        23</w:t>
-      </w:r>
-      <w:r>
-        <w:br/>
-      </w:r>
-      <w:r>
-        <w:rPr>
-          <w:rStyle w:val="VerbatimChar"/>
-        </w:rPr>
-        <w:t xml:space="preserve"> 5     1 sunny        4       12        21</w:t>
-      </w:r>
-      <w:r>
-        <w:br/>
-      </w:r>
-      <w:r>
-        <w:rPr>
-          <w:rStyle w:val="VerbatimChar"/>
-        </w:rPr>
-        <w:t xml:space="preserve"> 6     5 sunny        4       15        22</w:t>
-      </w:r>
-      <w:r>
-        <w:br/>
-      </w:r>
-      <w:r>
-        <w:rPr>
-          <w:rStyle w:val="VerbatimChar"/>
-        </w:rPr>
-        <w:t xml:space="preserve"> 7     8 sunny        4       13        24</w:t>
-      </w:r>
-      <w:r>
-        <w:br/>
-      </w:r>
-      <w:r>
-        <w:rPr>
-          <w:rStyle w:val="VerbatimChar"/>
-        </w:rPr>
-        <w:t xml:space="preserve"> 8    10 sunny        4       15        23</w:t>
-      </w:r>
-      <w:r>
-        <w:br/>
-      </w:r>
-      <w:r>
-        <w:rPr>
-          <w:rStyle w:val="VerbatimChar"/>
-        </w:rPr>
-        <w:t xml:space="preserve"> 9     3 sunny        5       12        21</w:t>
-      </w:r>
-      <w:r>
-        <w:br/>
-      </w:r>
-      <w:r>
-        <w:rPr>
-          <w:rStyle w:val="VerbatimChar"/>
-        </w:rPr>
-        <w:t xml:space="preserve">10     7 sunny        5       16        21</w:t>
-      </w:r>
-      <w:r>
-        <w:br/>
-      </w:r>
-      <w:r>
-        <w:rPr>
-          <w:rStyle w:val="VerbatimChar"/>
-        </w:rPr>
-        <w:t xml:space="preserve">11    13 shady        6       17        27</w:t>
-      </w:r>
-      <w:r>
-        <w:br/>
-      </w:r>
-      <w:r>
-        <w:rPr>
-          <w:rStyle w:val="VerbatimChar"/>
-        </w:rPr>
-        <w:t xml:space="preserve">12    11 shady        7        9        28</w:t>
-      </w:r>
-      <w:r>
-        <w:br/>
-      </w:r>
-      <w:r>
-        <w:rPr>
-          <w:rStyle w:val="VerbatimChar"/>
-        </w:rPr>
-        <w:t xml:space="preserve">13    16 shady        7       19        28</w:t>
-      </w:r>
-      <w:r>
-        <w:br/>
-      </w:r>
-      <w:r>
-        <w:rPr>
-          <w:rStyle w:val="VerbatimChar"/>
-        </w:rPr>
-        <w:t xml:space="preserve">14    20 shady        7       19        29</w:t>
-      </w:r>
-      <w:r>
-        <w:br/>
-      </w:r>
-      <w:r>
-        <w:rPr>
-          <w:rStyle w:val="VerbatimChar"/>
-        </w:rPr>
-        <w:t xml:space="preserve">15    12 shady        8       18        29</w:t>
-      </w:r>
-      <w:r>
-        <w:br/>
-      </w:r>
-      <w:r>
-        <w:rPr>
-          <w:rStyle w:val="VerbatimChar"/>
-        </w:rPr>
-        <w:t xml:space="preserve">16    15 shady        8       19        27</w:t>
-      </w:r>
-      <w:r>
-        <w:br/>
-      </w:r>
-      <w:r>
-        <w:rPr>
-          <w:rStyle w:val="VerbatimChar"/>
-        </w:rPr>
-        <w:t xml:space="preserve">17    17 shady        8       18        29</w:t>
-      </w:r>
-      <w:r>
-        <w:br/>
-      </w:r>
-      <w:r>
-        <w:rPr>
-          <w:rStyle w:val="VerbatimChar"/>
-        </w:rPr>
-        <w:t xml:space="preserve">18    14 shady        9       18        28</w:t>
-      </w:r>
-      <w:r>
-        <w:br/>
-      </w:r>
-      <w:r>
-        <w:rPr>
-          <w:rStyle w:val="VerbatimChar"/>
-        </w:rPr>
-        <w:t xml:space="preserve">19    18 shady        9       17        27</w:t>
-      </w:r>
-      <w:r>
-        <w:br/>
-      </w:r>
-      <w:r>
-        <w:rPr>
-          <w:rStyle w:val="VerbatimChar"/>
-        </w:rPr>
-        <w:t xml:space="preserve">20    19 shady        9       19        27</w:t>
+        <w:t xml:space="preserve"># A tibble: 53 × 8</w:t>
+      </w:r>
+      <w:r>
+        <w:br/>
+      </w:r>
+      <w:r>
+        <w:rPr>
+          <w:rStyle w:val="VerbatimChar"/>
+        </w:rPr>
+        <w:t xml:space="preserve">   twig_id leaf_id teams       shade mass_g petiole_mm thickness_mm paper_mass_g</w:t>
+      </w:r>
+      <w:r>
+        <w:br/>
+      </w:r>
+      <w:r>
+        <w:rPr>
+          <w:rStyle w:val="VerbatimChar"/>
+        </w:rPr>
+        <w:t xml:space="preserve">   &lt;chr&gt;   &lt;chr&gt;   &lt;chr&gt;       &lt;chr&gt;  &lt;dbl&gt;      &lt;dbl&gt;        &lt;dbl&gt;        &lt;dbl&gt;</w:t>
+      </w:r>
+      <w:r>
+        <w:br/>
+      </w:r>
+      <w:r>
+        <w:rPr>
+          <w:rStyle w:val="VerbatimChar"/>
+        </w:rPr>
+        <w:t xml:space="preserve"> 1 twig_6  l06     fighting_m… sunny  0.193       29           0.13        0.113</w:t>
+      </w:r>
+      <w:r>
+        <w:br/>
+      </w:r>
+      <w:r>
+        <w:rPr>
+          <w:rStyle w:val="VerbatimChar"/>
+        </w:rPr>
+        <w:t xml:space="preserve"> 2 &lt;NA&gt;    4       Oscar_Karl  sunny  0.230       35.7         0.36       NA    </w:t>
+      </w:r>
+      <w:r>
+        <w:br/>
+      </w:r>
+      <w:r>
+        <w:rPr>
+          <w:rStyle w:val="VerbatimChar"/>
+        </w:rPr>
+        <w:t xml:space="preserve"> 3 &lt;NA&gt;    &lt;NA&gt;    12345       sunny  0.27        34           0.11        0.15 </w:t>
+      </w:r>
+      <w:r>
+        <w:br/>
+      </w:r>
+      <w:r>
+        <w:rPr>
+          <w:rStyle w:val="VerbatimChar"/>
+        </w:rPr>
+        <w:t xml:space="preserve"> 4 &lt;NA&gt;    6       Oscar_Karl  sunny  0.282       46.9         0.4        NA    </w:t>
+      </w:r>
+      <w:r>
+        <w:br/>
+      </w:r>
+      <w:r>
+        <w:rPr>
+          <w:rStyle w:val="VerbatimChar"/>
+        </w:rPr>
+        <w:t xml:space="preserve"> 5 &lt;NA&gt;    5       Oscar_Karl  sunny  0.304       51.3         0.43       NA    </w:t>
+      </w:r>
+      <w:r>
+        <w:br/>
+      </w:r>
+      <w:r>
+        <w:rPr>
+          <w:rStyle w:val="VerbatimChar"/>
+        </w:rPr>
+        <w:t xml:space="preserve"> 6 &lt;NA&gt;    &lt;NA&gt;    12345       sunny  0.34        68           0.14        0.21 </w:t>
+      </w:r>
+      <w:r>
+        <w:br/>
+      </w:r>
+      <w:r>
+        <w:rPr>
+          <w:rStyle w:val="VerbatimChar"/>
+        </w:rPr>
+        <w:t xml:space="preserve"> 7 &lt;NA&gt;    &lt;NA&gt;    12345       shady  0.34        58           0.15        0.23 </w:t>
+      </w:r>
+      <w:r>
+        <w:br/>
+      </w:r>
+      <w:r>
+        <w:rPr>
+          <w:rStyle w:val="VerbatimChar"/>
+        </w:rPr>
+        <w:t xml:space="preserve"> 8 &lt;NA&gt;    &lt;NA&gt;    12345       shady  0.34        45           0.13        0.27 </w:t>
+      </w:r>
+      <w:r>
+        <w:br/>
+      </w:r>
+      <w:r>
+        <w:rPr>
+          <w:rStyle w:val="VerbatimChar"/>
+        </w:rPr>
+        <w:t xml:space="preserve"> 9 &lt;NA&gt;    &lt;NA&gt;    leaf_oglers shady  0.344       48.3         0.67        0.196</w:t>
+      </w:r>
+      <w:r>
+        <w:br/>
+      </w:r>
+      <w:r>
+        <w:rPr>
+          <w:rStyle w:val="VerbatimChar"/>
+        </w:rPr>
+        <w:t xml:space="preserve">10 &lt;NA&gt;    5       Oscar_Karl  shady  0.344       37.0         0.25       NA    </w:t>
+      </w:r>
+      <w:r>
+        <w:br/>
+      </w:r>
+      <w:r>
+        <w:rPr>
+          <w:rStyle w:val="VerbatimChar"/>
+        </w:rPr>
+        <w:t xml:space="preserve"># ℹ 43 more rows</w:t>
       </w:r>
     </w:p>
     <w:p>
@@ -5963,7 +5892,7 @@
         <w:rPr>
           <w:rStyle w:val="NormalTok"/>
         </w:rPr>
-        <w:t xml:space="preserve">tree_df </w:t>
+        <w:t xml:space="preserve">leaf_df </w:t>
       </w:r>
       <w:r>
         <w:rPr>
@@ -5999,7 +5928,7 @@
         <w:rPr>
           <w:rStyle w:val="NormalTok"/>
         </w:rPr>
-        <w:t xml:space="preserve">(weight_g))</w:t>
+        <w:t xml:space="preserve">(mass_g))</w:t>
       </w:r>
     </w:p>
     <w:p>
@@ -6010,205 +5939,124 @@
         <w:rPr>
           <w:rStyle w:val="VerbatimChar"/>
         </w:rPr>
-        <w:t xml:space="preserve"># A tibble: 20 × 5</w:t>
-      </w:r>
-      <w:r>
-        <w:br/>
-      </w:r>
-      <w:r>
-        <w:rPr>
-          <w:rStyle w:val="VerbatimChar"/>
-        </w:rPr>
-        <w:t xml:space="preserve">   index side  weight_g width_cm height_cm</w:t>
-      </w:r>
-      <w:r>
-        <w:br/>
-      </w:r>
-      <w:r>
-        <w:rPr>
-          <w:rStyle w:val="VerbatimChar"/>
-        </w:rPr>
-        <w:t xml:space="preserve">   &lt;dbl&gt; &lt;chr&gt;    &lt;dbl&gt;    &lt;dbl&gt;     &lt;dbl&gt;</w:t>
-      </w:r>
-      <w:r>
-        <w:br/>
-      </w:r>
-      <w:r>
-        <w:rPr>
-          <w:rStyle w:val="VerbatimChar"/>
-        </w:rPr>
-        <w:t xml:space="preserve"> 1    14 shady        9       18        28</w:t>
-      </w:r>
-      <w:r>
-        <w:br/>
-      </w:r>
-      <w:r>
-        <w:rPr>
-          <w:rStyle w:val="VerbatimChar"/>
-        </w:rPr>
-        <w:t xml:space="preserve"> 2    18 shady        9       17        27</w:t>
-      </w:r>
-      <w:r>
-        <w:br/>
-      </w:r>
-      <w:r>
-        <w:rPr>
-          <w:rStyle w:val="VerbatimChar"/>
-        </w:rPr>
-        <w:t xml:space="preserve"> 3    19 shady        9       19        27</w:t>
-      </w:r>
-      <w:r>
-        <w:br/>
-      </w:r>
-      <w:r>
-        <w:rPr>
-          <w:rStyle w:val="VerbatimChar"/>
-        </w:rPr>
-        <w:t xml:space="preserve"> 4    12 shady        8       18        29</w:t>
-      </w:r>
-      <w:r>
-        <w:br/>
-      </w:r>
-      <w:r>
-        <w:rPr>
-          <w:rStyle w:val="VerbatimChar"/>
-        </w:rPr>
-        <w:t xml:space="preserve"> 5    15 shady        8       19        27</w:t>
-      </w:r>
-      <w:r>
-        <w:br/>
-      </w:r>
-      <w:r>
-        <w:rPr>
-          <w:rStyle w:val="VerbatimChar"/>
-        </w:rPr>
-        <w:t xml:space="preserve"> 6    17 shady        8       18        29</w:t>
-      </w:r>
-      <w:r>
-        <w:br/>
-      </w:r>
-      <w:r>
-        <w:rPr>
-          <w:rStyle w:val="VerbatimChar"/>
-        </w:rPr>
-        <w:t xml:space="preserve"> 7    11 shady        7        9        28</w:t>
-      </w:r>
-      <w:r>
-        <w:br/>
-      </w:r>
-      <w:r>
-        <w:rPr>
-          <w:rStyle w:val="VerbatimChar"/>
-        </w:rPr>
-        <w:t xml:space="preserve"> 8    16 shady        7       19        28</w:t>
-      </w:r>
-      <w:r>
-        <w:br/>
-      </w:r>
-      <w:r>
-        <w:rPr>
-          <w:rStyle w:val="VerbatimChar"/>
-        </w:rPr>
-        <w:t xml:space="preserve"> 9    20 shady        7       19        29</w:t>
-      </w:r>
-      <w:r>
-        <w:br/>
-      </w:r>
-      <w:r>
-        <w:rPr>
-          <w:rStyle w:val="VerbatimChar"/>
-        </w:rPr>
-        <w:t xml:space="preserve">10    13 shady        6       17        27</w:t>
-      </w:r>
-      <w:r>
-        <w:br/>
-      </w:r>
-      <w:r>
-        <w:rPr>
-          <w:rStyle w:val="VerbatimChar"/>
-        </w:rPr>
-        <w:t xml:space="preserve">11     3 sunny        5       12        21</w:t>
-      </w:r>
-      <w:r>
-        <w:br/>
-      </w:r>
-      <w:r>
-        <w:rPr>
-          <w:rStyle w:val="VerbatimChar"/>
-        </w:rPr>
-        <w:t xml:space="preserve">12     7 sunny        5       16        21</w:t>
-      </w:r>
-      <w:r>
-        <w:br/>
-      </w:r>
-      <w:r>
-        <w:rPr>
-          <w:rStyle w:val="VerbatimChar"/>
-        </w:rPr>
-        <w:t xml:space="preserve">13     1 sunny        4       12        21</w:t>
-      </w:r>
-      <w:r>
-        <w:br/>
-      </w:r>
-      <w:r>
-        <w:rPr>
-          <w:rStyle w:val="VerbatimChar"/>
-        </w:rPr>
-        <w:t xml:space="preserve">14     5 sunny        4       15        22</w:t>
-      </w:r>
-      <w:r>
-        <w:br/>
-      </w:r>
-      <w:r>
-        <w:rPr>
-          <w:rStyle w:val="VerbatimChar"/>
-        </w:rPr>
-        <w:t xml:space="preserve">15     8 sunny        4       13        24</w:t>
-      </w:r>
-      <w:r>
-        <w:br/>
-      </w:r>
-      <w:r>
-        <w:rPr>
-          <w:rStyle w:val="VerbatimChar"/>
-        </w:rPr>
-        <w:t xml:space="preserve">16    10 sunny        4       15        23</w:t>
-      </w:r>
-      <w:r>
-        <w:br/>
-      </w:r>
-      <w:r>
-        <w:rPr>
-          <w:rStyle w:val="VerbatimChar"/>
-        </w:rPr>
-        <w:t xml:space="preserve">17     2 sunny        3       14        22</w:t>
-      </w:r>
-      <w:r>
-        <w:br/>
-      </w:r>
-      <w:r>
-        <w:rPr>
-          <w:rStyle w:val="VerbatimChar"/>
-        </w:rPr>
-        <w:t xml:space="preserve">18     4 sunny        3       13        23</w:t>
-      </w:r>
-      <w:r>
-        <w:br/>
-      </w:r>
-      <w:r>
-        <w:rPr>
-          <w:rStyle w:val="VerbatimChar"/>
-        </w:rPr>
-        <w:t xml:space="preserve">19     6 sunny        3       13        23</w:t>
-      </w:r>
-      <w:r>
-        <w:br/>
-      </w:r>
-      <w:r>
-        <w:rPr>
-          <w:rStyle w:val="VerbatimChar"/>
-        </w:rPr>
-        <w:t xml:space="preserve">20     9 sunny        3       14        23</w:t>
+        <w:t xml:space="preserve"># A tibble: 53 × 8</w:t>
+      </w:r>
+      <w:r>
+        <w:br/>
+      </w:r>
+      <w:r>
+        <w:rPr>
+          <w:rStyle w:val="VerbatimChar"/>
+        </w:rPr>
+        <w:t xml:space="preserve">   twig_id leaf_id teams       shade mass_g petiole_mm thickness_mm paper_mass_g</w:t>
+      </w:r>
+      <w:r>
+        <w:br/>
+      </w:r>
+      <w:r>
+        <w:rPr>
+          <w:rStyle w:val="VerbatimChar"/>
+        </w:rPr>
+        <w:t xml:space="preserve">   &lt;chr&gt;   &lt;chr&gt;   &lt;chr&gt;       &lt;chr&gt;  &lt;dbl&gt;      &lt;dbl&gt;        &lt;dbl&gt;        &lt;dbl&gt;</w:t>
+      </w:r>
+      <w:r>
+        <w:br/>
+      </w:r>
+      <w:r>
+        <w:rPr>
+          <w:rStyle w:val="VerbatimChar"/>
+        </w:rPr>
+        <w:t xml:space="preserve"> 1 &lt;NA&gt;    &lt;NA&gt;    still_load… sunny  1.08      84             0.68        0.420</w:t>
+      </w:r>
+      <w:r>
+        <w:br/>
+      </w:r>
+      <w:r>
+        <w:rPr>
+          <w:rStyle w:val="VerbatimChar"/>
+        </w:rPr>
+        <w:t xml:space="preserve"> 2 twig_2  l09     fighting_m… shady  0.920      0.383        NA          NA    </w:t>
+      </w:r>
+      <w:r>
+        <w:br/>
+      </w:r>
+      <w:r>
+        <w:rPr>
+          <w:rStyle w:val="VerbatimChar"/>
+        </w:rPr>
+        <w:t xml:space="preserve"> 3 &lt;NA&gt;    &lt;NA&gt;    leaf_oglers shady  0.8       41.2           0.5         0.3  </w:t>
+      </w:r>
+      <w:r>
+        <w:br/>
+      </w:r>
+      <w:r>
+        <w:rPr>
+          <w:rStyle w:val="VerbatimChar"/>
+        </w:rPr>
+        <w:t xml:space="preserve"> 4 &lt;NA&gt;    &lt;NA&gt;    leaf_oglers sunny  0.791     53.9           0.23        0.332</w:t>
+      </w:r>
+      <w:r>
+        <w:br/>
+      </w:r>
+      <w:r>
+        <w:rPr>
+          <w:rStyle w:val="VerbatimChar"/>
+        </w:rPr>
+        <w:t xml:space="preserve"> 5 twig_2  l10     fighting_m… shady  0.782     67             0.27        0.342</w:t>
+      </w:r>
+      <w:r>
+        <w:br/>
+      </w:r>
+      <w:r>
+        <w:rPr>
+          <w:rStyle w:val="VerbatimChar"/>
+        </w:rPr>
+        <w:t xml:space="preserve"> 6 twig_5  l04     fighting_m… sunny  0.76      79             0.16        0.312</w:t>
+      </w:r>
+      <w:r>
+        <w:br/>
+      </w:r>
+      <w:r>
+        <w:rPr>
+          <w:rStyle w:val="VerbatimChar"/>
+        </w:rPr>
+        <w:t xml:space="preserve"> 7 twig_4  l01     fighting_m… sunny  0.737     75             0.24        0.303</w:t>
+      </w:r>
+      <w:r>
+        <w:br/>
+      </w:r>
+      <w:r>
+        <w:rPr>
+          <w:rStyle w:val="VerbatimChar"/>
+        </w:rPr>
+        <w:t xml:space="preserve"> 8 &lt;NA&gt;    &lt;NA&gt;    leaf_oglers sunny  0.688     45.3           0.19        0.372</w:t>
+      </w:r>
+      <w:r>
+        <w:br/>
+      </w:r>
+      <w:r>
+        <w:rPr>
+          <w:rStyle w:val="VerbatimChar"/>
+        </w:rPr>
+        <w:t xml:space="preserve"> 9 &lt;NA&gt;    &lt;NA&gt;    leaf_oglers shady  0.68      61.2           0.47        0.32 </w:t>
+      </w:r>
+      <w:r>
+        <w:br/>
+      </w:r>
+      <w:r>
+        <w:rPr>
+          <w:rStyle w:val="VerbatimChar"/>
+        </w:rPr>
+        <w:t xml:space="preserve">10 &lt;NA&gt;    &lt;NA&gt;    still_load… sunny  0.665     64             0.69        0.427</w:t>
+      </w:r>
+      <w:r>
+        <w:br/>
+      </w:r>
+      <w:r>
+        <w:rPr>
+          <w:rStyle w:val="VerbatimChar"/>
+        </w:rPr>
+        <w:t xml:space="preserve"># ℹ 43 more rows</w:t>
       </w:r>
     </w:p>
     <w:p>
@@ -6219,16 +6067,16 @@
         <w:rPr>
           <w:rStyle w:val="CommentTok"/>
         </w:rPr>
-        <w:t xml:space="preserve"># Sort by side, then by weight within each side</w:t>
-      </w:r>
-      <w:r>
-        <w:br/>
-      </w:r>
-      <w:r>
-        <w:rPr>
-          <w:rStyle w:val="NormalTok"/>
-        </w:rPr>
-        <w:t xml:space="preserve">tree_df </w:t>
+        <w:t xml:space="preserve"># Sort by shade, then by mass within each shade</w:t>
+      </w:r>
+      <w:r>
+        <w:br/>
+      </w:r>
+      <w:r>
+        <w:rPr>
+          <w:rStyle w:val="NormalTok"/>
+        </w:rPr>
+        <w:t xml:space="preserve">leaf_df </w:t>
       </w:r>
       <w:r>
         <w:rPr>
@@ -6252,7 +6100,7 @@
         <w:rPr>
           <w:rStyle w:val="NormalTok"/>
         </w:rPr>
-        <w:t xml:space="preserve">(side, </w:t>
+        <w:t xml:space="preserve">(shade, </w:t>
       </w:r>
       <w:r>
         <w:rPr>
@@ -6264,7 +6112,7 @@
         <w:rPr>
           <w:rStyle w:val="NormalTok"/>
         </w:rPr>
-        <w:t xml:space="preserve">(weight_g))</w:t>
+        <w:t xml:space="preserve">(mass_g))</w:t>
       </w:r>
     </w:p>
     <w:p>
@@ -6275,205 +6123,124 @@
         <w:rPr>
           <w:rStyle w:val="VerbatimChar"/>
         </w:rPr>
-        <w:t xml:space="preserve"># A tibble: 20 × 5</w:t>
-      </w:r>
-      <w:r>
-        <w:br/>
-      </w:r>
-      <w:r>
-        <w:rPr>
-          <w:rStyle w:val="VerbatimChar"/>
-        </w:rPr>
-        <w:t xml:space="preserve">   index side  weight_g width_cm height_cm</w:t>
-      </w:r>
-      <w:r>
-        <w:br/>
-      </w:r>
-      <w:r>
-        <w:rPr>
-          <w:rStyle w:val="VerbatimChar"/>
-        </w:rPr>
-        <w:t xml:space="preserve">   &lt;dbl&gt; &lt;chr&gt;    &lt;dbl&gt;    &lt;dbl&gt;     &lt;dbl&gt;</w:t>
-      </w:r>
-      <w:r>
-        <w:br/>
-      </w:r>
-      <w:r>
-        <w:rPr>
-          <w:rStyle w:val="VerbatimChar"/>
-        </w:rPr>
-        <w:t xml:space="preserve"> 1    14 shady        9       18        28</w:t>
-      </w:r>
-      <w:r>
-        <w:br/>
-      </w:r>
-      <w:r>
-        <w:rPr>
-          <w:rStyle w:val="VerbatimChar"/>
-        </w:rPr>
-        <w:t xml:space="preserve"> 2    18 shady        9       17        27</w:t>
-      </w:r>
-      <w:r>
-        <w:br/>
-      </w:r>
-      <w:r>
-        <w:rPr>
-          <w:rStyle w:val="VerbatimChar"/>
-        </w:rPr>
-        <w:t xml:space="preserve"> 3    19 shady        9       19        27</w:t>
-      </w:r>
-      <w:r>
-        <w:br/>
-      </w:r>
-      <w:r>
-        <w:rPr>
-          <w:rStyle w:val="VerbatimChar"/>
-        </w:rPr>
-        <w:t xml:space="preserve"> 4    12 shady        8       18        29</w:t>
-      </w:r>
-      <w:r>
-        <w:br/>
-      </w:r>
-      <w:r>
-        <w:rPr>
-          <w:rStyle w:val="VerbatimChar"/>
-        </w:rPr>
-        <w:t xml:space="preserve"> 5    15 shady        8       19        27</w:t>
-      </w:r>
-      <w:r>
-        <w:br/>
-      </w:r>
-      <w:r>
-        <w:rPr>
-          <w:rStyle w:val="VerbatimChar"/>
-        </w:rPr>
-        <w:t xml:space="preserve"> 6    17 shady        8       18        29</w:t>
-      </w:r>
-      <w:r>
-        <w:br/>
-      </w:r>
-      <w:r>
-        <w:rPr>
-          <w:rStyle w:val="VerbatimChar"/>
-        </w:rPr>
-        <w:t xml:space="preserve"> 7    11 shady        7        9        28</w:t>
-      </w:r>
-      <w:r>
-        <w:br/>
-      </w:r>
-      <w:r>
-        <w:rPr>
-          <w:rStyle w:val="VerbatimChar"/>
-        </w:rPr>
-        <w:t xml:space="preserve"> 8    16 shady        7       19        28</w:t>
-      </w:r>
-      <w:r>
-        <w:br/>
-      </w:r>
-      <w:r>
-        <w:rPr>
-          <w:rStyle w:val="VerbatimChar"/>
-        </w:rPr>
-        <w:t xml:space="preserve"> 9    20 shady        7       19        29</w:t>
-      </w:r>
-      <w:r>
-        <w:br/>
-      </w:r>
-      <w:r>
-        <w:rPr>
-          <w:rStyle w:val="VerbatimChar"/>
-        </w:rPr>
-        <w:t xml:space="preserve">10    13 shady        6       17        27</w:t>
-      </w:r>
-      <w:r>
-        <w:br/>
-      </w:r>
-      <w:r>
-        <w:rPr>
-          <w:rStyle w:val="VerbatimChar"/>
-        </w:rPr>
-        <w:t xml:space="preserve">11     3 sunny        5       12        21</w:t>
-      </w:r>
-      <w:r>
-        <w:br/>
-      </w:r>
-      <w:r>
-        <w:rPr>
-          <w:rStyle w:val="VerbatimChar"/>
-        </w:rPr>
-        <w:t xml:space="preserve">12     7 sunny        5       16        21</w:t>
-      </w:r>
-      <w:r>
-        <w:br/>
-      </w:r>
-      <w:r>
-        <w:rPr>
-          <w:rStyle w:val="VerbatimChar"/>
-        </w:rPr>
-        <w:t xml:space="preserve">13     1 sunny        4       12        21</w:t>
-      </w:r>
-      <w:r>
-        <w:br/>
-      </w:r>
-      <w:r>
-        <w:rPr>
-          <w:rStyle w:val="VerbatimChar"/>
-        </w:rPr>
-        <w:t xml:space="preserve">14     5 sunny        4       15        22</w:t>
-      </w:r>
-      <w:r>
-        <w:br/>
-      </w:r>
-      <w:r>
-        <w:rPr>
-          <w:rStyle w:val="VerbatimChar"/>
-        </w:rPr>
-        <w:t xml:space="preserve">15     8 sunny        4       13        24</w:t>
-      </w:r>
-      <w:r>
-        <w:br/>
-      </w:r>
-      <w:r>
-        <w:rPr>
-          <w:rStyle w:val="VerbatimChar"/>
-        </w:rPr>
-        <w:t xml:space="preserve">16    10 sunny        4       15        23</w:t>
-      </w:r>
-      <w:r>
-        <w:br/>
-      </w:r>
-      <w:r>
-        <w:rPr>
-          <w:rStyle w:val="VerbatimChar"/>
-        </w:rPr>
-        <w:t xml:space="preserve">17     2 sunny        3       14        22</w:t>
-      </w:r>
-      <w:r>
-        <w:br/>
-      </w:r>
-      <w:r>
-        <w:rPr>
-          <w:rStyle w:val="VerbatimChar"/>
-        </w:rPr>
-        <w:t xml:space="preserve">18     4 sunny        3       13        23</w:t>
-      </w:r>
-      <w:r>
-        <w:br/>
-      </w:r>
-      <w:r>
-        <w:rPr>
-          <w:rStyle w:val="VerbatimChar"/>
-        </w:rPr>
-        <w:t xml:space="preserve">19     6 sunny        3       13        23</w:t>
-      </w:r>
-      <w:r>
-        <w:br/>
-      </w:r>
-      <w:r>
-        <w:rPr>
-          <w:rStyle w:val="VerbatimChar"/>
-        </w:rPr>
-        <w:t xml:space="preserve">20     9 sunny        3       14        23</w:t>
+        <w:t xml:space="preserve"># A tibble: 53 × 8</w:t>
+      </w:r>
+      <w:r>
+        <w:br/>
+      </w:r>
+      <w:r>
+        <w:rPr>
+          <w:rStyle w:val="VerbatimChar"/>
+        </w:rPr>
+        <w:t xml:space="preserve">   twig_id leaf_id teams       shade mass_g petiole_mm thickness_mm paper_mass_g</w:t>
+      </w:r>
+      <w:r>
+        <w:br/>
+      </w:r>
+      <w:r>
+        <w:rPr>
+          <w:rStyle w:val="VerbatimChar"/>
+        </w:rPr>
+        <w:t xml:space="preserve">   &lt;chr&gt;   &lt;chr&gt;   &lt;chr&gt;       &lt;chr&gt;  &lt;dbl&gt;      &lt;dbl&gt;        &lt;dbl&gt;        &lt;dbl&gt;</w:t>
+      </w:r>
+      <w:r>
+        <w:br/>
+      </w:r>
+      <w:r>
+        <w:rPr>
+          <w:rStyle w:val="VerbatimChar"/>
+        </w:rPr>
+        <w:t xml:space="preserve"> 1 twig_2  l09     fighting_m… shady  0.920      0.383        NA          NA    </w:t>
+      </w:r>
+      <w:r>
+        <w:br/>
+      </w:r>
+      <w:r>
+        <w:rPr>
+          <w:rStyle w:val="VerbatimChar"/>
+        </w:rPr>
+        <w:t xml:space="preserve"> 2 &lt;NA&gt;    &lt;NA&gt;    leaf_oglers shady  0.8       41.2           0.5         0.3  </w:t>
+      </w:r>
+      <w:r>
+        <w:br/>
+      </w:r>
+      <w:r>
+        <w:rPr>
+          <w:rStyle w:val="VerbatimChar"/>
+        </w:rPr>
+        <w:t xml:space="preserve"> 3 twig_2  l10     fighting_m… shady  0.782     67             0.27        0.342</w:t>
+      </w:r>
+      <w:r>
+        <w:br/>
+      </w:r>
+      <w:r>
+        <w:rPr>
+          <w:rStyle w:val="VerbatimChar"/>
+        </w:rPr>
+        <w:t xml:space="preserve"> 4 &lt;NA&gt;    &lt;NA&gt;    leaf_oglers shady  0.68      61.2           0.47        0.32 </w:t>
+      </w:r>
+      <w:r>
+        <w:br/>
+      </w:r>
+      <w:r>
+        <w:rPr>
+          <w:rStyle w:val="VerbatimChar"/>
+        </w:rPr>
+        <w:t xml:space="preserve"> 5 &lt;NA&gt;    &lt;NA&gt;    leaf_oglers shady  0.61      59.4           0.23        0.25 </w:t>
+      </w:r>
+      <w:r>
+        <w:br/>
+      </w:r>
+      <w:r>
+        <w:rPr>
+          <w:rStyle w:val="VerbatimChar"/>
+        </w:rPr>
+        <w:t xml:space="preserve"> 6 &lt;NA&gt;    &lt;NA&gt;    still_load… shady  0.607     82             0.32        0.301</w:t>
+      </w:r>
+      <w:r>
+        <w:br/>
+      </w:r>
+      <w:r>
+        <w:rPr>
+          <w:rStyle w:val="VerbatimChar"/>
+        </w:rPr>
+        <w:t xml:space="preserve"> 7 &lt;NA&gt;    &lt;NA&gt;    12345       shady  0.6       68             0.12        0.23 </w:t>
+      </w:r>
+      <w:r>
+        <w:br/>
+      </w:r>
+      <w:r>
+        <w:rPr>
+          <w:rStyle w:val="VerbatimChar"/>
+        </w:rPr>
+        <w:t xml:space="preserve"> 8 twig_1  l07     fighting_m… shady  0.589     66             0.32        0.257</w:t>
+      </w:r>
+      <w:r>
+        <w:br/>
+      </w:r>
+      <w:r>
+        <w:rPr>
+          <w:rStyle w:val="VerbatimChar"/>
+        </w:rPr>
+        <w:t xml:space="preserve"> 9 twig_3  l11     fighting_m… shady  0.585     68             0.41        0.26 </w:t>
+      </w:r>
+      <w:r>
+        <w:br/>
+      </w:r>
+      <w:r>
+        <w:rPr>
+          <w:rStyle w:val="VerbatimChar"/>
+        </w:rPr>
+        <w:t xml:space="preserve">10 &lt;NA&gt;    &lt;NA&gt;    12345       shady  0.57      73             0.14        0.28 </w:t>
+      </w:r>
+      <w:r>
+        <w:br/>
+      </w:r>
+      <w:r>
+        <w:rPr>
+          <w:rStyle w:val="VerbatimChar"/>
+        </w:rPr>
+        <w:t xml:space="preserve"># ℹ 43 more rows</w:t>
       </w:r>
     </w:p>
     <w:p>
@@ -6745,7 +6512,7 @@
         <w:rPr>
           <w:rStyle w:val="NormalTok"/>
         </w:rPr>
-        <w:t xml:space="preserve"> tree_df </w:t>
+        <w:t xml:space="preserve"> leaf_df </w:t>
       </w:r>
       <w:r>
         <w:rPr>
@@ -6772,7 +6539,7 @@
         <w:rPr>
           <w:rStyle w:val="NormalTok"/>
         </w:rPr>
-        <w:t xml:space="preserve">(weight_g </w:t>
+        <w:t xml:space="preserve">(mass_g </w:t>
       </w:r>
       <w:r>
         <w:rPr>
@@ -6835,7 +6602,7 @@
         <w:rPr>
           <w:rStyle w:val="NormalTok"/>
         </w:rPr>
-        <w:t xml:space="preserve">(side, weight_g, height_cm) </w:t>
+        <w:t xml:space="preserve">(shade, mass_g, thickness_mm) </w:t>
       </w:r>
       <w:r>
         <w:rPr>
@@ -6889,13 +6656,13 @@
         <w:rPr>
           <w:rStyle w:val="AttributeTok"/>
         </w:rPr>
-        <w:t xml:space="preserve">weight_mg =</w:t>
-      </w:r>
-      <w:r>
-        <w:rPr>
-          <w:rStyle w:val="NormalTok"/>
-        </w:rPr>
-        <w:t xml:space="preserve"> weight_g </w:t>
+        <w:t xml:space="preserve">mass_mg =</w:t>
+      </w:r>
+      <w:r>
+        <w:rPr>
+          <w:rStyle w:val="NormalTok"/>
+        </w:rPr>
+        <w:t xml:space="preserve"> mass_g </w:t>
       </w:r>
       <w:r>
         <w:rPr>
@@ -6952,7 +6719,7 @@
         <w:rPr>
           <w:rStyle w:val="NormalTok"/>
         </w:rPr>
-        <w:t xml:space="preserve">(weight_g </w:t>
+        <w:t xml:space="preserve">(mass_g </w:t>
       </w:r>
       <w:r>
         <w:rPr>
@@ -6968,9 +6735,9 @@
       </w:r>
       <w:r>
         <w:rPr>
-          <w:rStyle w:val="DecValTok"/>
-        </w:rPr>
-        <w:t xml:space="preserve">5</w:t>
+          <w:rStyle w:val="FloatTok"/>
+        </w:rPr>
+        <w:t xml:space="preserve">0.5</w:t>
       </w:r>
       <w:r>
         <w:rPr>
@@ -7036,7 +6803,7 @@
         <w:rPr>
           <w:rStyle w:val="NormalTok"/>
         </w:rPr>
-        <w:t xml:space="preserve">(side, </w:t>
+        <w:t xml:space="preserve">(shade, </w:t>
       </w:r>
       <w:r>
         <w:rPr>
@@ -7048,13 +6815,13 @@
         <w:rPr>
           <w:rStyle w:val="NormalTok"/>
         </w:rPr>
-        <w:t xml:space="preserve">(weight_g)) </w:t>
+        <w:t xml:space="preserve">(mass_g)) </w:t>
       </w:r>
       <w:r>
         <w:rPr>
           <w:rStyle w:val="CommentTok"/>
         </w:rPr>
-        <w:t xml:space="preserve"># sort by side, then weight</w:t>
+        <w:t xml:space="preserve"># sort by shade, then mass</w:t>
       </w:r>
       <w:r>
         <w:br/>
@@ -7092,70 +6859,70 @@
         <w:rPr>
           <w:rStyle w:val="VerbatimChar"/>
         </w:rPr>
-        <w:t xml:space="preserve">  side  weight_g height_cm weight_mg size_class</w:t>
-      </w:r>
-      <w:r>
-        <w:br/>
-      </w:r>
-      <w:r>
-        <w:rPr>
-          <w:rStyle w:val="VerbatimChar"/>
-        </w:rPr>
-        <w:t xml:space="preserve">  &lt;chr&gt;    &lt;dbl&gt;     &lt;dbl&gt;     &lt;dbl&gt; &lt;chr&gt;     </w:t>
-      </w:r>
-      <w:r>
-        <w:br/>
-      </w:r>
-      <w:r>
-        <w:rPr>
-          <w:rStyle w:val="VerbatimChar"/>
-        </w:rPr>
-        <w:t xml:space="preserve">1 shady        9        28      9000 large     </w:t>
-      </w:r>
-      <w:r>
-        <w:br/>
-      </w:r>
-      <w:r>
-        <w:rPr>
-          <w:rStyle w:val="VerbatimChar"/>
-        </w:rPr>
-        <w:t xml:space="preserve">2 shady        9        27      9000 large     </w:t>
-      </w:r>
-      <w:r>
-        <w:br/>
-      </w:r>
-      <w:r>
-        <w:rPr>
-          <w:rStyle w:val="VerbatimChar"/>
-        </w:rPr>
-        <w:t xml:space="preserve">3 shady        9        27      9000 large     </w:t>
-      </w:r>
-      <w:r>
-        <w:br/>
-      </w:r>
-      <w:r>
-        <w:rPr>
-          <w:rStyle w:val="VerbatimChar"/>
-        </w:rPr>
-        <w:t xml:space="preserve">4 shady        8        29      8000 large     </w:t>
-      </w:r>
-      <w:r>
-        <w:br/>
-      </w:r>
-      <w:r>
-        <w:rPr>
-          <w:rStyle w:val="VerbatimChar"/>
-        </w:rPr>
-        <w:t xml:space="preserve">5 shady        8        27      8000 large     </w:t>
-      </w:r>
-      <w:r>
-        <w:br/>
-      </w:r>
-      <w:r>
-        <w:rPr>
-          <w:rStyle w:val="VerbatimChar"/>
-        </w:rPr>
-        <w:t xml:space="preserve">6 shady        8        29      8000 large     </w:t>
+        <w:t xml:space="preserve">  shade mass_g thickness_mm mass_mg size_class</w:t>
+      </w:r>
+      <w:r>
+        <w:br/>
+      </w:r>
+      <w:r>
+        <w:rPr>
+          <w:rStyle w:val="VerbatimChar"/>
+        </w:rPr>
+        <w:t xml:space="preserve">  &lt;chr&gt;  &lt;dbl&gt;        &lt;dbl&gt;   &lt;dbl&gt; &lt;chr&gt;     </w:t>
+      </w:r>
+      <w:r>
+        <w:br/>
+      </w:r>
+      <w:r>
+        <w:rPr>
+          <w:rStyle w:val="VerbatimChar"/>
+        </w:rPr>
+        <w:t xml:space="preserve">1 shady  0.920        NA       920. large     </w:t>
+      </w:r>
+      <w:r>
+        <w:br/>
+      </w:r>
+      <w:r>
+        <w:rPr>
+          <w:rStyle w:val="VerbatimChar"/>
+        </w:rPr>
+        <w:t xml:space="preserve">2 shady  0.8           0.5     800  large     </w:t>
+      </w:r>
+      <w:r>
+        <w:br/>
+      </w:r>
+      <w:r>
+        <w:rPr>
+          <w:rStyle w:val="VerbatimChar"/>
+        </w:rPr>
+        <w:t xml:space="preserve">3 shady  0.782         0.27    782. large     </w:t>
+      </w:r>
+      <w:r>
+        <w:br/>
+      </w:r>
+      <w:r>
+        <w:rPr>
+          <w:rStyle w:val="VerbatimChar"/>
+        </w:rPr>
+        <w:t xml:space="preserve">4 shady  0.68          0.47    680  large     </w:t>
+      </w:r>
+      <w:r>
+        <w:br/>
+      </w:r>
+      <w:r>
+        <w:rPr>
+          <w:rStyle w:val="VerbatimChar"/>
+        </w:rPr>
+        <w:t xml:space="preserve">5 shady  0.61          0.23    610  large     </w:t>
+      </w:r>
+      <w:r>
+        <w:br/>
+      </w:r>
+      <w:r>
+        <w:rPr>
+          <w:rStyle w:val="VerbatimChar"/>
+        </w:rPr>
+        <w:t xml:space="preserve">6 shady  0.607         0.32    607. large     </w:t>
       </w:r>
     </w:p>
     <w:p>
@@ -7188,7 +6955,7 @@
         <w:rPr>
           <w:rStyle w:val="VerbatimChar"/>
         </w:rPr>
-        <w:t xml:space="preserve">tree_df</w:t>
+        <w:t xml:space="preserve">leaf_df</w:t>
       </w:r>
       <w:r>
         <w:t xml:space="preserve">,</w:t>
@@ -7213,7 +6980,7 @@
         <w:t xml:space="preserve"> </w:t>
       </w:r>
       <w:r>
-        <w:t xml:space="preserve">filter to non-zero weights,</w:t>
+        <w:t xml:space="preserve">filter to non-zero masses,</w:t>
       </w:r>
     </w:p>
     <w:p>
@@ -7279,7 +7046,7 @@
         <w:t xml:space="preserve"> </w:t>
       </w:r>
       <w:r>
-        <w:t xml:space="preserve">sort by side and weight.</w:t>
+        <w:t xml:space="preserve">sort by shade and mass.</w:t>
       </w:r>
     </w:p>
     <w:tbl>
@@ -7415,7 +7182,7 @@
               <w:rPr>
                 <w:rStyle w:val="VerbatimChar"/>
               </w:rPr>
-              <w:t xml:space="preserve">arrange(mutate(select(filter(tree_df, weight_g &gt; 0), side, weight_g, height_cm), weight_mg = weight_g * 1000, size_class = if_else(weight_g &gt; 5, "large", "small")), side, desc(weight_g))</w:t>
+              <w:t xml:space="preserve">arrange(mutate(select(filter(leaf_df, mass_g &gt; 0), shade, mass_g, thickness_mm), mass_mg = mass_g * 1000, size_class = if_else(mass_g &gt; 0.5, "large", "small")), shade, desc(mass_g))</w:t>
             </w:r>
             <w:r>
               <w:t xml:space="preserve"> </w:t>
@@ -7471,7 +7238,7 @@
         <w:pStyle w:val="BodyText"/>
       </w:pPr>
       <w:r>
-        <w:t xml:space="preserve">Close the slides. Open the Activity 5 worksheet and work through</w:t>
+        <w:t xml:space="preserve">Close the slides. Open the Activity 5 and work through</w:t>
       </w:r>
       <w:r>
         <w:t xml:space="preserve"> </w:t>
@@ -7519,7 +7286,7 @@
         <w:t xml:space="preserve">arrange</w:t>
       </w:r>
       <w:r>
-        <w:t xml:space="preserve">, and the full pipeline. Type every line yourself; predict before you run.</w:t>
+        <w:t xml:space="preserve">, and the full pipeline. Type every line yourself into your script; predict before you run.</w:t>
       </w:r>
     </w:p>
     <w:bookmarkEnd w:id="51"/>

--- a/docs/content/wrangling/wrangling_lecture.docx
+++ b/docs/content/wrangling/wrangling_lecture.docx
@@ -31,7 +31,7 @@
         <w:pStyle w:val="Date"/>
       </w:pPr>
       <w:r>
-        <w:t xml:space="preserve">2026-09-08</w:t>
+        <w:t xml:space="preserve">2026-09-10</w:t>
       </w:r>
     </w:p>
     <w:bookmarkStart w:id="12" w:name="where-we-left-off-lecture-04-ggplot-ii"/>

--- a/docs/content/wrangling/wrangling_lecture.docx
+++ b/docs/content/wrangling/wrangling_lecture.docx
@@ -31,7 +31,7 @@
         <w:pStyle w:val="Date"/>
       </w:pPr>
       <w:r>
-        <w:t xml:space="preserve">2026-09-10</w:t>
+        <w:t xml:space="preserve">2026-09-14</w:t>
       </w:r>
     </w:p>
     <w:bookmarkStart w:id="12" w:name="where-we-left-off-lecture-04-ggplot-ii"/>

--- a/docs/content/wrangling/wrangling_lecture.docx
+++ b/docs/content/wrangling/wrangling_lecture.docx
@@ -8914,7 +8914,6 @@
         <w:bottom w:color="FF0000" w:space="1" w:sz="8" w:val="single"/>
         <w:right w:color="FF0000" w:space="4" w:sz="8" w:val="single"/>
       </w:pBdr>
-      <w:shd w:color="auto" w:fill="auto" w:val="pct15"/>
       <w:spacing w:after="120" w:before="120"/>
       <w:ind w:left="432" w:right="432"/>
     </w:pPr>
@@ -8935,7 +8934,6 @@
         <w:bottom w:color="auto" w:space="1" w:sz="8" w:val="single"/>
         <w:right w:color="auto" w:space="4" w:sz="8" w:val="single"/>
       </w:pBdr>
-      <w:shd w:color="auto" w:fill="auto" w:val="pct15"/>
       <w:spacing w:after="240" w:before="240"/>
       <w:ind w:left="432" w:right="432"/>
     </w:pPr>
@@ -8950,7 +8948,6 @@
     <w:qFormat/>
     <w:rsid w:val="00771E03"/>
     <w:pPr>
-      <w:shd w:color="auto" w:fill="auto" w:val="pct15"/>
       <w:spacing w:after="240" w:before="240"/>
       <w:ind w:left="432" w:right="432"/>
     </w:pPr>

--- a/docs/content/wrangling/wrangling_lecture.docx
+++ b/docs/content/wrangling/wrangling_lecture.docx
@@ -31,7 +31,7 @@
         <w:pStyle w:val="Date"/>
       </w:pPr>
       <w:r>
-        <w:t xml:space="preserve">2026-09-14</w:t>
+        <w:t xml:space="preserve">2026-09-21</w:t>
       </w:r>
     </w:p>
     <w:bookmarkStart w:id="12" w:name="where-we-left-off-lecture-04-ggplot-ii"/>

--- a/docs/content/wrangling/wrangling_lecture.docx
+++ b/docs/content/wrangling/wrangling_lecture.docx
@@ -31,7 +31,7 @@
         <w:pStyle w:val="Date"/>
       </w:pPr>
       <w:r>
-        <w:t xml:space="preserve">2026-09-21</w:t>
+        <w:t xml:space="preserve">2026-09-22</w:t>
       </w:r>
     </w:p>
     <w:bookmarkStart w:id="12" w:name="where-we-left-off-lecture-04-ggplot-ii"/>

--- a/docs/content/wrangling/wrangling_lecture.docx
+++ b/docs/content/wrangling/wrangling_lecture.docx
@@ -31,7 +31,7 @@
         <w:pStyle w:val="Date"/>
       </w:pPr>
       <w:r>
-        <w:t xml:space="preserve">2026-09-22</w:t>
+        <w:t xml:space="preserve">2026-09-23</w:t>
       </w:r>
     </w:p>
     <w:bookmarkStart w:id="12" w:name="where-we-left-off-lecture-04-ggplot-ii"/>

--- a/docs/content/wrangling/wrangling_lecture.docx
+++ b/docs/content/wrangling/wrangling_lecture.docx
@@ -8997,6 +8997,252 @@
       <w:spacing w:after="100"/>
     </w:pPr>
   </w:style>
+  <w:style w:styleId="BodyText" w:type="paragraph">
+    <w:name w:val="Body Text"/>
+    <w:basedOn w:val="Normal"/>
+    <w:link w:val="BodyTextChar"/>
+    <w:qFormat/>
+    <w:pPr>
+      <w:spacing w:after="180" w:before="180"/>
+    </w:pPr>
+  </w:style>
+  <w:style w:customStyle="1" w:styleId="FirstParagraph" w:type="paragraph">
+    <w:name w:val="First Paragraph"/>
+    <w:basedOn w:val="BodyText"/>
+    <w:next w:val="BodyText"/>
+    <w:qFormat/>
+  </w:style>
+  <w:style w:customStyle="1" w:styleId="Compact" w:type="paragraph">
+    <w:name w:val="Compact"/>
+    <w:basedOn w:val="BodyText"/>
+    <w:qFormat/>
+    <w:pPr>
+      <w:spacing w:after="36" w:before="36"/>
+    </w:pPr>
+  </w:style>
+  <w:style w:customStyle="1" w:styleId="Author" w:type="paragraph">
+    <w:name w:val="Author"/>
+    <w:basedOn w:val="Title"/>
+    <w:next w:val="BodyText"/>
+    <w:qFormat/>
+    <w:pPr>
+      <w:keepNext/>
+      <w:keepLines/>
+    </w:pPr>
+    <w:rPr>
+      <w:sz w:val="24"/>
+      <w:szCs w:val="24"/>
+    </w:rPr>
+  </w:style>
+  <w:style w:styleId="Date" w:type="paragraph">
+    <w:name w:val="Date"/>
+    <w:basedOn w:val="Title"/>
+    <w:next w:val="BodyText"/>
+    <w:qFormat/>
+    <w:pPr>
+      <w:keepNext/>
+      <w:keepLines/>
+    </w:pPr>
+    <w:rPr>
+      <w:sz w:val="24"/>
+      <w:szCs w:val="24"/>
+    </w:rPr>
+  </w:style>
+  <w:style w:customStyle="1" w:styleId="AbstractTitle" w:type="paragraph">
+    <w:name w:val="Abstract Title"/>
+    <w:basedOn w:val="Normal"/>
+    <w:next w:val="Abstract"/>
+    <w:qFormat/>
+    <w:pPr>
+      <w:keepNext/>
+      <w:keepLines/>
+      <w:spacing w:after="0" w:before="300"/>
+      <w:jc w:val="center"/>
+    </w:pPr>
+    <w:rPr>
+      <w:b/>
+      <w:sz w:val="20"/>
+      <w:szCs w:val="20"/>
+    </w:rPr>
+  </w:style>
+  <w:style w:customStyle="1" w:styleId="Abstract" w:type="paragraph">
+    <w:name w:val="Abstract"/>
+    <w:basedOn w:val="Normal"/>
+    <w:next w:val="BodyText"/>
+    <w:qFormat/>
+    <w:pPr>
+      <w:keepNext/>
+      <w:keepLines/>
+      <w:spacing w:after="300" w:before="100"/>
+    </w:pPr>
+    <w:rPr>
+      <w:sz w:val="20"/>
+      <w:szCs w:val="20"/>
+    </w:rPr>
+  </w:style>
+  <w:style w:styleId="Bibliography" w:type="paragraph">
+    <w:name w:val="Bibliography"/>
+    <w:basedOn w:val="Normal"/>
+    <w:next w:val="Bibliography"/>
+    <w:qFormat/>
+    <w:pPr/>
+    <w:rPr/>
+  </w:style>
+  <w:style w:styleId="BlockText" w:type="paragraph">
+    <w:name w:val="Block Text"/>
+    <w:basedOn w:val="BodyText"/>
+    <w:next w:val="BodyText"/>
+    <w:uiPriority w:val="9"/>
+    <w:unhideWhenUsed/>
+    <w:qFormat/>
+    <w:pPr>
+      <w:spacing w:after="100" w:before="100"/>
+      <w:ind w:firstLine="0" w:left="480" w:right="480"/>
+    </w:pPr>
+  </w:style>
+  <w:style w:styleId="FootnoteText" w:type="paragraph">
+    <w:name w:val="Footnote Text"/>
+    <w:basedOn w:val="Normal"/>
+    <w:next w:val="FootnoteText"/>
+    <w:uiPriority w:val="9"/>
+    <w:unhideWhenUsed/>
+    <w:qFormat/>
+  </w:style>
+  <w:style w:styleId="FootnoteBlockText" w:type="paragraph">
+    <w:name w:val="Footnote Block Text"/>
+    <w:basedOn w:val="FootnoteText"/>
+    <w:next w:val="FootnoteText"/>
+    <w:uiPriority w:val="9"/>
+    <w:unhideWhenUsed/>
+    <w:qFormat/>
+    <w:pPr>
+      <w:spacing w:after="100" w:before="100"/>
+      <w:ind w:firstLine="0" w:left="480" w:right="480"/>
+    </w:pPr>
+  </w:style>
+  <w:style w:styleId="Table" w:type="table">
+    <w:name w:val="Table"/>
+    <w:basedOn w:val="TableNormal"/>
+    <w:semiHidden/>
+    <w:unhideWhenUsed/>
+    <w:qFormat/>
+    <w:tblPr>
+      <w:tblInd w:type="dxa" w:w="0"/>
+      <w:tblCellMar>
+        <w:top w:type="dxa" w:w="0"/>
+        <w:left w:type="dxa" w:w="108"/>
+        <w:bottom w:type="dxa" w:w="0"/>
+        <w:right w:type="dxa" w:w="108"/>
+      </w:tblCellMar>
+    </w:tblPr>
+    <w:tblStylePr w:type="firstRow">
+      <w:tcPr>
+        <w:tcBorders>
+          <w:bottom w:val="single"/>
+        </w:tcBorders>
+        <w:vAlign w:val="bottom"/>
+      </w:tcPr>
+    </w:tblStylePr>
+  </w:style>
+  <w:style w:customStyle="1" w:styleId="DefinitionTerm" w:type="paragraph">
+    <w:name w:val="Definition Term"/>
+    <w:basedOn w:val="Normal"/>
+    <w:next w:val="Definition"/>
+    <w:pPr>
+      <w:keepNext/>
+      <w:keepLines/>
+      <w:spacing w:after="0"/>
+    </w:pPr>
+    <w:rPr>
+      <w:b/>
+    </w:rPr>
+  </w:style>
+  <w:style w:customStyle="1" w:styleId="Definition" w:type="paragraph">
+    <w:name w:val="Definition"/>
+    <w:basedOn w:val="Normal"/>
+  </w:style>
+  <w:style w:styleId="Caption" w:type="paragraph">
+    <w:name w:val="Caption"/>
+    <w:basedOn w:val="Normal"/>
+    <w:link w:val="BodyTextChar"/>
+    <w:pPr>
+      <w:spacing w:after="120" w:before="0"/>
+    </w:pPr>
+    <w:rPr>
+      <w:i/>
+    </w:rPr>
+  </w:style>
+  <w:style w:customStyle="1" w:styleId="TableCaption" w:type="paragraph">
+    <w:name w:val="Table Caption"/>
+    <w:basedOn w:val="Caption"/>
+    <w:pPr>
+      <w:keepNext/>
+    </w:pPr>
+  </w:style>
+  <w:style w:customStyle="1" w:styleId="ImageCaption" w:type="paragraph">
+    <w:name w:val="Image Caption"/>
+    <w:basedOn w:val="Caption"/>
+  </w:style>
+  <w:style w:customStyle="1" w:styleId="Figure" w:type="paragraph">
+    <w:name w:val="Figure"/>
+    <w:basedOn w:val="Normal"/>
+  </w:style>
+  <w:style w:customStyle="1" w:styleId="CaptionedFigure" w:type="paragraph">
+    <w:name w:val="Captioned Figure"/>
+    <w:basedOn w:val="Figure"/>
+    <w:pPr>
+      <w:keepNext/>
+    </w:pPr>
+  </w:style>
+  <w:style w:customStyle="1" w:styleId="BodyTextChar" w:type="character">
+    <w:name w:val="Body Text Char"/>
+    <w:basedOn w:val="DefaultParagraphFont"/>
+    <w:link w:val="BodyText"/>
+  </w:style>
+  <w:style w:customStyle="1" w:styleId="VerbatimChar" w:type="character">
+    <w:name w:val="Verbatim Char"/>
+    <w:basedOn w:val="BodyTextChar"/>
+    <w:rPr>
+      <w:rFonts w:ascii="Consolas" w:hAnsi="Consolas"/>
+      <w:sz w:val="22"/>
+    </w:rPr>
+  </w:style>
+  <w:style w:customStyle="1" w:styleId="SectionNumber" w:type="character">
+    <w:name w:val="Section Number"/>
+    <w:basedOn w:val="BodyTextChar"/>
+  </w:style>
+  <w:style w:styleId="FootnoteReference" w:type="character">
+    <w:name w:val="Footnote Reference"/>
+    <w:basedOn w:val="BodyTextChar"/>
+    <w:rPr>
+      <w:vertAlign w:val="superscript"/>
+    </w:rPr>
+  </w:style>
+  <w:style w:styleId="Hyperlink" w:type="character">
+    <w:name w:val="Hyperlink"/>
+    <w:basedOn w:val="BodyTextChar"/>
+    <w:rPr>
+      <w:color w:themeColor="accent1" w:val="4F81BD"/>
+    </w:rPr>
+  </w:style>
+  <w:style w:styleId="TOCHeading" w:type="paragraph">
+    <w:name w:val="TOC Heading"/>
+    <w:basedOn w:val="Heading1"/>
+    <w:next w:val="BodyText"/>
+    <w:uiPriority w:val="39"/>
+    <w:unhideWhenUsed/>
+    <w:qFormat/>
+    <w:pPr>
+      <w:spacing w:before="240" w:line="259" w:lineRule="auto"/>
+      <w:outlineLvl w:val="9"/>
+    </w:pPr>
+    <w:rPr>
+      <w:rFonts w:asciiTheme="majorHAnsi" w:cstheme="majorBidi" w:eastAsiaTheme="majorEastAsia" w:hAnsiTheme="majorHAnsi"/>
+      <w:b w:val="0"/>
+      <w:bCs w:val="0"/>
+      <w:color w:themeColor="accent1" w:themeShade="BF" w:val="365F91"/>
+    </w:rPr>
+  </w:style>
   <w:style w:type="character" w:customStyle="1" w:styleId="KeywordTok">
     <w:name w:val="KeywordTok"/>
     <w:basedOn w:val="VerbatimChar"/>

--- a/docs/content/wrangling/wrangling_lecture.docx
+++ b/docs/content/wrangling/wrangling_lecture.docx
@@ -7587,7 +7587,7 @@
     <w:bookmarkEnd w:id="52"/>
     <w:sectPr>
       <w:pgSz w:h="15840" w:w="12240"/>
-      <w:pgMar w:bottom="1440" w:footer="720" w:gutter="0" w:header="720" w:left="1440" w:right="1440" w:top="1440"/>
+      <w:pgMar w:bottom="720" w:footer="432" w:gutter="0" w:header="432" w:left="720" w:right="1008" w:top="720"/>
       <w:cols w:space="720"/>
       <w:docGrid w:linePitch="360"/>
     </w:sectPr>
@@ -7996,7 +7996,11 @@
         <w14:ligatures w14:val="standardContextual"/>
       </w:rPr>
     </w:rPrDefault>
-    <w:pPrDefault/>
+    <w:pPrDefault>
+      <w:pPr>
+        <w:spacing w:after="0" w:before="0" w:line="240" w:lineRule="auto"/>
+      </w:pPr>
+    </w:pPrDefault>
   </w:docDefaults>
   <w:latentStyles w:count="376" w:defLockedState="0" w:defQFormat="0" w:defSemiHidden="0" w:defUIPriority="99" w:defUnhideWhenUsed="0">
     <w:lsdException w:name="Normal" w:qFormat="1" w:uiPriority="0"/>
@@ -8796,7 +8800,7 @@
     <w:qFormat/>
     <w:rsid w:val="00AF5CF1"/>
     <w:pPr>
-      <w:spacing w:after="160" w:before="160"/>
+      <w:spacing w:after="0" w:before="0"/>
       <w:jc w:val="center"/>
     </w:pPr>
     <w:rPr>
@@ -8914,7 +8918,7 @@
         <w:bottom w:color="FF0000" w:space="1" w:sz="8" w:val="single"/>
         <w:right w:color="FF0000" w:space="4" w:sz="8" w:val="single"/>
       </w:pBdr>
-      <w:spacing w:after="120" w:before="120"/>
+      <w:spacing w:after="40" w:before="40"/>
       <w:ind w:left="432" w:right="432"/>
     </w:pPr>
     <w:rPr>
@@ -8934,7 +8938,7 @@
         <w:bottom w:color="auto" w:space="1" w:sz="8" w:val="single"/>
         <w:right w:color="auto" w:space="4" w:sz="8" w:val="single"/>
       </w:pBdr>
-      <w:spacing w:after="240" w:before="240"/>
+      <w:spacing w:after="40" w:before="40"/>
       <w:ind w:left="432" w:right="432"/>
     </w:pPr>
     <w:rPr>
@@ -8948,7 +8952,7 @@
     <w:qFormat/>
     <w:rsid w:val="00771E03"/>
     <w:pPr>
-      <w:spacing w:after="240" w:before="240"/>
+      <w:spacing w:after="40" w:before="40"/>
       <w:ind w:left="432" w:right="432"/>
     </w:pPr>
     <w:rPr>
@@ -8994,7 +8998,7 @@
     <w:unhideWhenUsed/>
     <w:rsid w:val="00322D32"/>
     <w:pPr>
-      <w:spacing w:after="100"/>
+      <w:spacing w:after="0" w:before="0"/>
     </w:pPr>
   </w:style>
   <w:style w:styleId="BodyText" w:type="paragraph">
@@ -9003,7 +9007,7 @@
     <w:link w:val="BodyTextChar"/>
     <w:qFormat/>
     <w:pPr>
-      <w:spacing w:after="180" w:before="180"/>
+      <w:spacing w:after="0" w:before="0"/>
     </w:pPr>
   </w:style>
   <w:style w:customStyle="1" w:styleId="FirstParagraph" w:type="paragraph">
@@ -9011,13 +9015,16 @@
     <w:basedOn w:val="BodyText"/>
     <w:next w:val="BodyText"/>
     <w:qFormat/>
+    <w:pPr>
+      <w:spacing w:after="0" w:before="0"/>
+    </w:pPr>
   </w:style>
   <w:style w:customStyle="1" w:styleId="Compact" w:type="paragraph">
     <w:name w:val="Compact"/>
     <w:basedOn w:val="BodyText"/>
     <w:qFormat/>
     <w:pPr>
-      <w:spacing w:after="36" w:before="36"/>
+      <w:spacing w:after="0" w:before="0"/>
     </w:pPr>
   </w:style>
   <w:style w:customStyle="1" w:styleId="Author" w:type="paragraph">
@@ -9096,7 +9103,7 @@
     <w:unhideWhenUsed/>
     <w:qFormat/>
     <w:pPr>
-      <w:spacing w:after="100" w:before="100"/>
+      <w:spacing w:after="0" w:before="0"/>
       <w:ind w:firstLine="0" w:left="480" w:right="480"/>
     </w:pPr>
   </w:style>
@@ -9166,7 +9173,7 @@
     <w:basedOn w:val="Normal"/>
     <w:link w:val="BodyTextChar"/>
     <w:pPr>
-      <w:spacing w:after="120" w:before="0"/>
+      <w:spacing w:after="0" w:before="0"/>
     </w:pPr>
     <w:rPr>
       <w:i/>
@@ -9176,21 +9183,29 @@
     <w:name w:val="Table Caption"/>
     <w:basedOn w:val="Caption"/>
     <w:pPr>
+      <w:spacing w:after="0" w:before="0"/>
       <w:keepNext/>
     </w:pPr>
   </w:style>
   <w:style w:customStyle="1" w:styleId="ImageCaption" w:type="paragraph">
     <w:name w:val="Image Caption"/>
     <w:basedOn w:val="Caption"/>
+    <w:pPr>
+      <w:spacing w:after="0" w:before="0"/>
+    </w:pPr>
   </w:style>
   <w:style w:customStyle="1" w:styleId="Figure" w:type="paragraph">
     <w:name w:val="Figure"/>
     <w:basedOn w:val="Normal"/>
+    <w:pPr>
+      <w:spacing w:after="0" w:before="0"/>
+    </w:pPr>
   </w:style>
   <w:style w:customStyle="1" w:styleId="CaptionedFigure" w:type="paragraph">
     <w:name w:val="Captioned Figure"/>
     <w:basedOn w:val="Figure"/>
     <w:pPr>
+      <w:spacing w:after="0" w:before="0"/>
       <w:keepNext/>
     </w:pPr>
   </w:style>
@@ -9203,8 +9218,8 @@
     <w:name w:val="Verbatim Char"/>
     <w:basedOn w:val="BodyTextChar"/>
     <w:rPr>
-      <w:rFonts w:ascii="Consolas" w:hAnsi="Consolas"/>
-      <w:sz w:val="22"/>
+      <w:rFonts w:ascii="Courier New" w:cs="Courier New" w:hAnsi="Courier New"/>
+      <w:sz w:val="20"/>
     </w:rPr>
   </w:style>
   <w:style w:customStyle="1" w:styleId="SectionNumber" w:type="character">

--- a/docs/content/wrangling/wrangling_lecture.docx
+++ b/docs/content/wrangling/wrangling_lecture.docx
@@ -1302,10 +1302,13 @@
         <w:t xml:space="preserve">&lt;-</w:t>
       </w:r>
       <w:r>
-        <w:rPr>
-          <w:rStyle w:val="NormalTok"/>
-        </w:rPr>
-        <w:t xml:space="preserve"> </w:t>
+        <w:br/>
+      </w:r>
+      <w:r>
+        <w:rPr>
+          <w:rStyle w:val="NormalTok"/>
+        </w:rPr>
+        <w:t xml:space="preserve">  </w:t>
       </w:r>
       <w:r>
         <w:rPr>
@@ -1421,70 +1424,70 @@
         <w:rPr>
           <w:rStyle w:val="VerbatimChar"/>
         </w:rPr>
-        <w:t xml:space="preserve">$ twig_id      &lt;chr&gt; NA, NA, NA, NA, NA, NA, NA, NA, NA, NA, NA, NA, "twig_1",…</w:t>
-      </w:r>
-      <w:r>
-        <w:br/>
-      </w:r>
-      <w:r>
-        <w:rPr>
-          <w:rStyle w:val="VerbatimChar"/>
-        </w:rPr>
-        <w:t xml:space="preserve">$ leaf_id      &lt;chr&gt; NA, NA, NA, NA, NA, NA, NA, NA, NA, NA, NA, NA, "l07", "l…</w:t>
-      </w:r>
-      <w:r>
-        <w:br/>
-      </w:r>
-      <w:r>
-        <w:rPr>
-          <w:rStyle w:val="VerbatimChar"/>
-        </w:rPr>
-        <w:t xml:space="preserve">$ teams        &lt;chr&gt; "12345", "12345", "12345", "12345", "12345", "12345", "12…</w:t>
-      </w:r>
-      <w:r>
-        <w:br/>
-      </w:r>
-      <w:r>
-        <w:rPr>
-          <w:rStyle w:val="VerbatimChar"/>
-        </w:rPr>
-        <w:t xml:space="preserve">$ shade        &lt;chr&gt; "sunny", "sunny", "sunny", "sunny", "sunny", "sunny", "sh…</w:t>
-      </w:r>
-      <w:r>
-        <w:br/>
-      </w:r>
-      <w:r>
-        <w:rPr>
-          <w:rStyle w:val="VerbatimChar"/>
-        </w:rPr>
-        <w:t xml:space="preserve">$ mass_g       &lt;dbl&gt; 0.4000, 0.4800, 0.3400, 0.6500, 0.2700, 0.4300, 0.3900, 0…</w:t>
-      </w:r>
-      <w:r>
-        <w:br/>
-      </w:r>
-      <w:r>
-        <w:rPr>
-          <w:rStyle w:val="VerbatimChar"/>
-        </w:rPr>
-        <w:t xml:space="preserve">$ petiole_mm   &lt;dbl&gt; 79.0000, 63.0000, 68.0000, 35.0000, 34.0000, 40.0000, 40.…</w:t>
-      </w:r>
-      <w:r>
-        <w:br/>
-      </w:r>
-      <w:r>
-        <w:rPr>
-          <w:rStyle w:val="VerbatimChar"/>
-        </w:rPr>
-        <w:t xml:space="preserve">$ thickness_mm &lt;dbl&gt; 0.15, 0.14, 0.14, 0.15, 0.11, 0.16, 0.14, 0.15, 0.12, 0.1…</w:t>
-      </w:r>
-      <w:r>
-        <w:br/>
-      </w:r>
-      <w:r>
-        <w:rPr>
-          <w:rStyle w:val="VerbatimChar"/>
-        </w:rPr>
-        <w:t xml:space="preserve">$ paper_mass_g &lt;dbl&gt; 0.2100, 0.2100, 0.2100, 0.2400, 0.1500, 0.3400, 0.2900, 0…</w:t>
+        <w:t xml:space="preserve">$ twig_id      &lt;chr&gt; NA, NA, NA, NA, NA, NA, NA, NA, NA, NA, NA…</w:t>
+      </w:r>
+      <w:r>
+        <w:br/>
+      </w:r>
+      <w:r>
+        <w:rPr>
+          <w:rStyle w:val="VerbatimChar"/>
+        </w:rPr>
+        <w:t xml:space="preserve">$ leaf_id      &lt;chr&gt; NA, NA, NA, NA, NA, NA, NA, NA, NA, NA, NA…</w:t>
+      </w:r>
+      <w:r>
+        <w:br/>
+      </w:r>
+      <w:r>
+        <w:rPr>
+          <w:rStyle w:val="VerbatimChar"/>
+        </w:rPr>
+        <w:t xml:space="preserve">$ teams        &lt;chr&gt; "12345", "12345", "12345", "12345", "12345…</w:t>
+      </w:r>
+      <w:r>
+        <w:br/>
+      </w:r>
+      <w:r>
+        <w:rPr>
+          <w:rStyle w:val="VerbatimChar"/>
+        </w:rPr>
+        <w:t xml:space="preserve">$ shade        &lt;chr&gt; "sunny", "sunny", "sunny", "sunny", "sunny…</w:t>
+      </w:r>
+      <w:r>
+        <w:br/>
+      </w:r>
+      <w:r>
+        <w:rPr>
+          <w:rStyle w:val="VerbatimChar"/>
+        </w:rPr>
+        <w:t xml:space="preserve">$ mass_g       &lt;dbl&gt; 0.4000, 0.4800, 0.3400, 0.6500, 0.2700, 0.…</w:t>
+      </w:r>
+      <w:r>
+        <w:br/>
+      </w:r>
+      <w:r>
+        <w:rPr>
+          <w:rStyle w:val="VerbatimChar"/>
+        </w:rPr>
+        <w:t xml:space="preserve">$ petiole_mm   &lt;dbl&gt; 79.0000, 63.0000, 68.0000, 35.0000, 34.000…</w:t>
+      </w:r>
+      <w:r>
+        <w:br/>
+      </w:r>
+      <w:r>
+        <w:rPr>
+          <w:rStyle w:val="VerbatimChar"/>
+        </w:rPr>
+        <w:t xml:space="preserve">$ thickness_mm &lt;dbl&gt; 0.15, 0.14, 0.14, 0.15, 0.11, 0.16, 0.14, …</w:t>
+      </w:r>
+      <w:r>
+        <w:br/>
+      </w:r>
+      <w:r>
+        <w:rPr>
+          <w:rStyle w:val="VerbatimChar"/>
+        </w:rPr>
+        <w:t xml:space="preserve">$ paper_mass_g &lt;dbl&gt; 0.2100, 0.2100, 0.2100, 0.2400, 0.1500, 0.…</w:t>
       </w:r>
     </w:p>
     <w:p>
@@ -2429,70 +2432,79 @@
         <w:rPr>
           <w:rStyle w:val="VerbatimChar"/>
         </w:rPr>
-        <w:t xml:space="preserve">  twig_id leaf_id teams shade mass_g petiole_mm thickness_mm paper_mass_g</w:t>
-      </w:r>
-      <w:r>
-        <w:br/>
-      </w:r>
-      <w:r>
-        <w:rPr>
-          <w:rStyle w:val="VerbatimChar"/>
-        </w:rPr>
-        <w:t xml:space="preserve">  &lt;chr&gt;   &lt;chr&gt;   &lt;chr&gt; &lt;chr&gt;  &lt;dbl&gt;      &lt;dbl&gt;        &lt;dbl&gt;        &lt;dbl&gt;</w:t>
-      </w:r>
-      <w:r>
-        <w:br/>
-      </w:r>
-      <w:r>
-        <w:rPr>
-          <w:rStyle w:val="VerbatimChar"/>
-        </w:rPr>
-        <w:t xml:space="preserve">1 &lt;NA&gt;    &lt;NA&gt;    12345 sunny   0.4          79         0.15         0.21</w:t>
-      </w:r>
-      <w:r>
-        <w:br/>
-      </w:r>
-      <w:r>
-        <w:rPr>
-          <w:rStyle w:val="VerbatimChar"/>
-        </w:rPr>
-        <w:t xml:space="preserve">2 &lt;NA&gt;    &lt;NA&gt;    12345 sunny   0.48         63         0.14         0.21</w:t>
-      </w:r>
-      <w:r>
-        <w:br/>
-      </w:r>
-      <w:r>
-        <w:rPr>
-          <w:rStyle w:val="VerbatimChar"/>
-        </w:rPr>
-        <w:t xml:space="preserve">3 &lt;NA&gt;    &lt;NA&gt;    12345 sunny   0.34         68         0.14         0.21</w:t>
-      </w:r>
-      <w:r>
-        <w:br/>
-      </w:r>
-      <w:r>
-        <w:rPr>
-          <w:rStyle w:val="VerbatimChar"/>
-        </w:rPr>
-        <w:t xml:space="preserve">4 &lt;NA&gt;    &lt;NA&gt;    12345 sunny   0.65         35         0.15         0.24</w:t>
-      </w:r>
-      <w:r>
-        <w:br/>
-      </w:r>
-      <w:r>
-        <w:rPr>
-          <w:rStyle w:val="VerbatimChar"/>
-        </w:rPr>
-        <w:t xml:space="preserve">5 &lt;NA&gt;    &lt;NA&gt;    12345 sunny   0.27         34         0.11         0.15</w:t>
-      </w:r>
-      <w:r>
-        <w:br/>
-      </w:r>
-      <w:r>
-        <w:rPr>
-          <w:rStyle w:val="VerbatimChar"/>
-        </w:rPr>
-        <w:t xml:space="preserve">6 &lt;NA&gt;    &lt;NA&gt;    12345 sunny   0.43         40         0.16         0.34</w:t>
+        <w:t xml:space="preserve">  twig_id leaf_id teams shade mass_g petiole_mm thickness_mm</w:t>
+      </w:r>
+      <w:r>
+        <w:br/>
+      </w:r>
+      <w:r>
+        <w:rPr>
+          <w:rStyle w:val="VerbatimChar"/>
+        </w:rPr>
+        <w:t xml:space="preserve">  &lt;chr&gt;   &lt;chr&gt;   &lt;chr&gt; &lt;chr&gt;  &lt;dbl&gt;      &lt;dbl&gt;        &lt;dbl&gt;</w:t>
+      </w:r>
+      <w:r>
+        <w:br/>
+      </w:r>
+      <w:r>
+        <w:rPr>
+          <w:rStyle w:val="VerbatimChar"/>
+        </w:rPr>
+        <w:t xml:space="preserve">1 &lt;NA&gt;    &lt;NA&gt;    12345 sunny   0.4          79         0.15</w:t>
+      </w:r>
+      <w:r>
+        <w:br/>
+      </w:r>
+      <w:r>
+        <w:rPr>
+          <w:rStyle w:val="VerbatimChar"/>
+        </w:rPr>
+        <w:t xml:space="preserve">2 &lt;NA&gt;    &lt;NA&gt;    12345 sunny   0.48         63         0.14</w:t>
+      </w:r>
+      <w:r>
+        <w:br/>
+      </w:r>
+      <w:r>
+        <w:rPr>
+          <w:rStyle w:val="VerbatimChar"/>
+        </w:rPr>
+        <w:t xml:space="preserve">3 &lt;NA&gt;    &lt;NA&gt;    12345 sunny   0.34         68         0.14</w:t>
+      </w:r>
+      <w:r>
+        <w:br/>
+      </w:r>
+      <w:r>
+        <w:rPr>
+          <w:rStyle w:val="VerbatimChar"/>
+        </w:rPr>
+        <w:t xml:space="preserve">4 &lt;NA&gt;    &lt;NA&gt;    12345 sunny   0.65         35         0.15</w:t>
+      </w:r>
+      <w:r>
+        <w:br/>
+      </w:r>
+      <w:r>
+        <w:rPr>
+          <w:rStyle w:val="VerbatimChar"/>
+        </w:rPr>
+        <w:t xml:space="preserve">5 &lt;NA&gt;    &lt;NA&gt;    12345 sunny   0.27         34         0.11</w:t>
+      </w:r>
+      <w:r>
+        <w:br/>
+      </w:r>
+      <w:r>
+        <w:rPr>
+          <w:rStyle w:val="VerbatimChar"/>
+        </w:rPr>
+        <w:t xml:space="preserve">6 &lt;NA&gt;    &lt;NA&gt;    12345 sunny   0.43         40         0.16</w:t>
+      </w:r>
+      <w:r>
+        <w:br/>
+      </w:r>
+      <w:r>
+        <w:rPr>
+          <w:rStyle w:val="VerbatimChar"/>
+        </w:rPr>
+        <w:t xml:space="preserve"># ℹ 1 more variable: paper_mass_g &lt;dbl&gt;</w:t>
       </w:r>
     </w:p>
     <w:p>
@@ -2604,70 +2616,79 @@
         <w:rPr>
           <w:rStyle w:val="VerbatimChar"/>
         </w:rPr>
-        <w:t xml:space="preserve">  twig_id leaf_id teams        shade mass_g petiole_mm thickness_mm paper_mass_g</w:t>
-      </w:r>
-      <w:r>
-        <w:br/>
-      </w:r>
-      <w:r>
-        <w:rPr>
-          <w:rStyle w:val="VerbatimChar"/>
-        </w:rPr>
-        <w:t xml:space="preserve">  &lt;chr&gt;   &lt;chr&gt;   &lt;chr&gt;        &lt;chr&gt;  &lt;dbl&gt;      &lt;dbl&gt;        &lt;dbl&gt;        &lt;dbl&gt;</w:t>
-      </w:r>
-      <w:r>
-        <w:br/>
-      </w:r>
-      <w:r>
-        <w:rPr>
-          <w:rStyle w:val="VerbatimChar"/>
-        </w:rPr>
-        <w:t xml:space="preserve">1 &lt;NA&gt;    &lt;NA&gt;    12345        sunny  0.65      35             0.15        0.24 </w:t>
-      </w:r>
-      <w:r>
-        <w:br/>
-      </w:r>
-      <w:r>
-        <w:rPr>
-          <w:rStyle w:val="VerbatimChar"/>
-        </w:rPr>
-        <w:t xml:space="preserve">2 &lt;NA&gt;    &lt;NA&gt;    12345        shady  0.6       68             0.12        0.23 </w:t>
-      </w:r>
-      <w:r>
-        <w:br/>
-      </w:r>
-      <w:r>
-        <w:rPr>
-          <w:rStyle w:val="VerbatimChar"/>
-        </w:rPr>
-        <w:t xml:space="preserve">3 &lt;NA&gt;    &lt;NA&gt;    12345        shady  0.57      73             0.14        0.28 </w:t>
-      </w:r>
-      <w:r>
-        <w:br/>
-      </w:r>
-      <w:r>
-        <w:rPr>
-          <w:rStyle w:val="VerbatimChar"/>
-        </w:rPr>
-        <w:t xml:space="preserve">4 twig_1  l07     fighting_mo… shady  0.589     66             0.32        0.257</w:t>
-      </w:r>
-      <w:r>
-        <w:br/>
-      </w:r>
-      <w:r>
-        <w:rPr>
-          <w:rStyle w:val="VerbatimChar"/>
-        </w:rPr>
-        <w:t xml:space="preserve">5 twig_1  l08     fighting_mo… shady  0.511     51             0.25        0.249</w:t>
-      </w:r>
-      <w:r>
-        <w:br/>
-      </w:r>
-      <w:r>
-        <w:rPr>
-          <w:rStyle w:val="VerbatimChar"/>
-        </w:rPr>
-        <w:t xml:space="preserve">6 twig_2  l09     fighting_mo… shady  0.920      0.383        NA          NA    </w:t>
+        <w:t xml:space="preserve">  twig_id leaf_id teams      shade mass_g petiole_mm thickness_mm</w:t>
+      </w:r>
+      <w:r>
+        <w:br/>
+      </w:r>
+      <w:r>
+        <w:rPr>
+          <w:rStyle w:val="VerbatimChar"/>
+        </w:rPr>
+        <w:t xml:space="preserve">  &lt;chr&gt;   &lt;chr&gt;   &lt;chr&gt;      &lt;chr&gt;  &lt;dbl&gt;      &lt;dbl&gt;        &lt;dbl&gt;</w:t>
+      </w:r>
+      <w:r>
+        <w:br/>
+      </w:r>
+      <w:r>
+        <w:rPr>
+          <w:rStyle w:val="VerbatimChar"/>
+        </w:rPr>
+        <w:t xml:space="preserve">1 &lt;NA&gt;    &lt;NA&gt;    12345      sunny  0.65      35             0.15</w:t>
+      </w:r>
+      <w:r>
+        <w:br/>
+      </w:r>
+      <w:r>
+        <w:rPr>
+          <w:rStyle w:val="VerbatimChar"/>
+        </w:rPr>
+        <w:t xml:space="preserve">2 &lt;NA&gt;    &lt;NA&gt;    12345      shady  0.6       68             0.12</w:t>
+      </w:r>
+      <w:r>
+        <w:br/>
+      </w:r>
+      <w:r>
+        <w:rPr>
+          <w:rStyle w:val="VerbatimChar"/>
+        </w:rPr>
+        <w:t xml:space="preserve">3 &lt;NA&gt;    &lt;NA&gt;    12345      shady  0.57      73             0.14</w:t>
+      </w:r>
+      <w:r>
+        <w:br/>
+      </w:r>
+      <w:r>
+        <w:rPr>
+          <w:rStyle w:val="VerbatimChar"/>
+        </w:rPr>
+        <w:t xml:space="preserve">4 twig_1  l07     fighting_… shady  0.589     66             0.32</w:t>
+      </w:r>
+      <w:r>
+        <w:br/>
+      </w:r>
+      <w:r>
+        <w:rPr>
+          <w:rStyle w:val="VerbatimChar"/>
+        </w:rPr>
+        <w:t xml:space="preserve">5 twig_1  l08     fighting_… shady  0.511     51             0.25</w:t>
+      </w:r>
+      <w:r>
+        <w:br/>
+      </w:r>
+      <w:r>
+        <w:rPr>
+          <w:rStyle w:val="VerbatimChar"/>
+        </w:rPr>
+        <w:t xml:space="preserve">6 twig_2  l09     fighting_… shady  0.920      0.383        NA   </w:t>
+      </w:r>
+      <w:r>
+        <w:br/>
+      </w:r>
+      <w:r>
+        <w:rPr>
+          <w:rStyle w:val="VerbatimChar"/>
+        </w:rPr>
+        <w:t xml:space="preserve"># ℹ 1 more variable: paper_mass_g &lt;dbl&gt;</w:t>
       </w:r>
     </w:p>
     <w:p>
@@ -2803,70 +2824,79 @@
         <w:rPr>
           <w:rStyle w:val="VerbatimChar"/>
         </w:rPr>
-        <w:t xml:space="preserve">  twig_id leaf_id teams        shade mass_g petiole_mm thickness_mm paper_mass_g</w:t>
-      </w:r>
-      <w:r>
-        <w:br/>
-      </w:r>
-      <w:r>
-        <w:rPr>
-          <w:rStyle w:val="VerbatimChar"/>
-        </w:rPr>
-        <w:t xml:space="preserve">  &lt;chr&gt;   &lt;chr&gt;   &lt;chr&gt;        &lt;chr&gt;  &lt;dbl&gt;      &lt;dbl&gt;        &lt;dbl&gt;        &lt;dbl&gt;</w:t>
-      </w:r>
-      <w:r>
-        <w:br/>
-      </w:r>
-      <w:r>
-        <w:rPr>
-          <w:rStyle w:val="VerbatimChar"/>
-        </w:rPr>
-        <w:t xml:space="preserve">1 &lt;NA&gt;    &lt;NA&gt;    12345        shady  0.6       68             0.12        0.23 </w:t>
-      </w:r>
-      <w:r>
-        <w:br/>
-      </w:r>
-      <w:r>
-        <w:rPr>
-          <w:rStyle w:val="VerbatimChar"/>
-        </w:rPr>
-        <w:t xml:space="preserve">2 &lt;NA&gt;    &lt;NA&gt;    12345        shady  0.57      73             0.14        0.28 </w:t>
-      </w:r>
-      <w:r>
-        <w:br/>
-      </w:r>
-      <w:r>
-        <w:rPr>
-          <w:rStyle w:val="VerbatimChar"/>
-        </w:rPr>
-        <w:t xml:space="preserve">3 twig_1  l07     fighting_mo… shady  0.589     66             0.32        0.257</w:t>
-      </w:r>
-      <w:r>
-        <w:br/>
-      </w:r>
-      <w:r>
-        <w:rPr>
-          <w:rStyle w:val="VerbatimChar"/>
-        </w:rPr>
-        <w:t xml:space="preserve">4 twig_1  l08     fighting_mo… shady  0.511     51             0.25        0.249</w:t>
-      </w:r>
-      <w:r>
-        <w:br/>
-      </w:r>
-      <w:r>
-        <w:rPr>
-          <w:rStyle w:val="VerbatimChar"/>
-        </w:rPr>
-        <w:t xml:space="preserve">5 twig_2  l09     fighting_mo… shady  0.920      0.383        NA          NA    </w:t>
-      </w:r>
-      <w:r>
-        <w:br/>
-      </w:r>
-      <w:r>
-        <w:rPr>
-          <w:rStyle w:val="VerbatimChar"/>
-        </w:rPr>
-        <w:t xml:space="preserve">6 twig_2  l10     fighting_mo… shady  0.782     67             0.27        0.342</w:t>
+        <w:t xml:space="preserve">  twig_id leaf_id teams      shade mass_g petiole_mm thickness_mm</w:t>
+      </w:r>
+      <w:r>
+        <w:br/>
+      </w:r>
+      <w:r>
+        <w:rPr>
+          <w:rStyle w:val="VerbatimChar"/>
+        </w:rPr>
+        <w:t xml:space="preserve">  &lt;chr&gt;   &lt;chr&gt;   &lt;chr&gt;      &lt;chr&gt;  &lt;dbl&gt;      &lt;dbl&gt;        &lt;dbl&gt;</w:t>
+      </w:r>
+      <w:r>
+        <w:br/>
+      </w:r>
+      <w:r>
+        <w:rPr>
+          <w:rStyle w:val="VerbatimChar"/>
+        </w:rPr>
+        <w:t xml:space="preserve">1 &lt;NA&gt;    &lt;NA&gt;    12345      shady  0.6       68             0.12</w:t>
+      </w:r>
+      <w:r>
+        <w:br/>
+      </w:r>
+      <w:r>
+        <w:rPr>
+          <w:rStyle w:val="VerbatimChar"/>
+        </w:rPr>
+        <w:t xml:space="preserve">2 &lt;NA&gt;    &lt;NA&gt;    12345      shady  0.57      73             0.14</w:t>
+      </w:r>
+      <w:r>
+        <w:br/>
+      </w:r>
+      <w:r>
+        <w:rPr>
+          <w:rStyle w:val="VerbatimChar"/>
+        </w:rPr>
+        <w:t xml:space="preserve">3 twig_1  l07     fighting_… shady  0.589     66             0.32</w:t>
+      </w:r>
+      <w:r>
+        <w:br/>
+      </w:r>
+      <w:r>
+        <w:rPr>
+          <w:rStyle w:val="VerbatimChar"/>
+        </w:rPr>
+        <w:t xml:space="preserve">4 twig_1  l08     fighting_… shady  0.511     51             0.25</w:t>
+      </w:r>
+      <w:r>
+        <w:br/>
+      </w:r>
+      <w:r>
+        <w:rPr>
+          <w:rStyle w:val="VerbatimChar"/>
+        </w:rPr>
+        <w:t xml:space="preserve">5 twig_2  l09     fighting_… shady  0.920      0.383        NA   </w:t>
+      </w:r>
+      <w:r>
+        <w:br/>
+      </w:r>
+      <w:r>
+        <w:rPr>
+          <w:rStyle w:val="VerbatimChar"/>
+        </w:rPr>
+        <w:t xml:space="preserve">6 twig_2  l10     fighting_… shady  0.782     67             0.27</w:t>
+      </w:r>
+      <w:r>
+        <w:br/>
+      </w:r>
+      <w:r>
+        <w:rPr>
+          <w:rStyle w:val="VerbatimChar"/>
+        </w:rPr>
+        <w:t xml:space="preserve"># ℹ 1 more variable: paper_mass_g &lt;dbl&gt;</w:t>
       </w:r>
     </w:p>
     <w:p>
@@ -4815,79 +4845,79 @@
         <w:rPr>
           <w:rStyle w:val="VerbatimChar"/>
         </w:rPr>
-        <w:t xml:space="preserve">  twig_id leaf_id teams shade mass_g petiole_mm thickness_mm paper_mass_g</w:t>
-      </w:r>
-      <w:r>
-        <w:br/>
-      </w:r>
-      <w:r>
-        <w:rPr>
-          <w:rStyle w:val="VerbatimChar"/>
-        </w:rPr>
-        <w:t xml:space="preserve">  &lt;chr&gt;   &lt;chr&gt;   &lt;chr&gt; &lt;chr&gt;  &lt;dbl&gt;      &lt;dbl&gt;        &lt;dbl&gt;        &lt;dbl&gt;</w:t>
-      </w:r>
-      <w:r>
-        <w:br/>
-      </w:r>
-      <w:r>
-        <w:rPr>
-          <w:rStyle w:val="VerbatimChar"/>
-        </w:rPr>
-        <w:t xml:space="preserve">1 &lt;NA&gt;    &lt;NA&gt;    12345 sunny   0.4          79         0.15         0.21</w:t>
-      </w:r>
-      <w:r>
-        <w:br/>
-      </w:r>
-      <w:r>
-        <w:rPr>
-          <w:rStyle w:val="VerbatimChar"/>
-        </w:rPr>
-        <w:t xml:space="preserve">2 &lt;NA&gt;    &lt;NA&gt;    12345 sunny   0.48         63         0.14         0.21</w:t>
-      </w:r>
-      <w:r>
-        <w:br/>
-      </w:r>
-      <w:r>
-        <w:rPr>
-          <w:rStyle w:val="VerbatimChar"/>
-        </w:rPr>
-        <w:t xml:space="preserve">3 &lt;NA&gt;    &lt;NA&gt;    12345 sunny   0.34         68         0.14         0.21</w:t>
-      </w:r>
-      <w:r>
-        <w:br/>
-      </w:r>
-      <w:r>
-        <w:rPr>
-          <w:rStyle w:val="VerbatimChar"/>
-        </w:rPr>
-        <w:t xml:space="preserve">4 &lt;NA&gt;    &lt;NA&gt;    12345 sunny   0.65         35         0.15         0.24</w:t>
-      </w:r>
-      <w:r>
-        <w:br/>
-      </w:r>
-      <w:r>
-        <w:rPr>
-          <w:rStyle w:val="VerbatimChar"/>
-        </w:rPr>
-        <w:t xml:space="preserve">5 &lt;NA&gt;    &lt;NA&gt;    12345 sunny   0.27         34         0.11         0.15</w:t>
-      </w:r>
-      <w:r>
-        <w:br/>
-      </w:r>
-      <w:r>
-        <w:rPr>
-          <w:rStyle w:val="VerbatimChar"/>
-        </w:rPr>
-        <w:t xml:space="preserve">6 &lt;NA&gt;    &lt;NA&gt;    12345 sunny   0.43         40         0.16         0.34</w:t>
-      </w:r>
-      <w:r>
-        <w:br/>
-      </w:r>
-      <w:r>
-        <w:rPr>
-          <w:rStyle w:val="VerbatimChar"/>
-        </w:rPr>
-        <w:t xml:space="preserve"># ℹ 1 more variable: mass_mg &lt;dbl&gt;</w:t>
+        <w:t xml:space="preserve">  twig_id leaf_id teams shade mass_g petiole_mm thickness_mm</w:t>
+      </w:r>
+      <w:r>
+        <w:br/>
+      </w:r>
+      <w:r>
+        <w:rPr>
+          <w:rStyle w:val="VerbatimChar"/>
+        </w:rPr>
+        <w:t xml:space="preserve">  &lt;chr&gt;   &lt;chr&gt;   &lt;chr&gt; &lt;chr&gt;  &lt;dbl&gt;      &lt;dbl&gt;        &lt;dbl&gt;</w:t>
+      </w:r>
+      <w:r>
+        <w:br/>
+      </w:r>
+      <w:r>
+        <w:rPr>
+          <w:rStyle w:val="VerbatimChar"/>
+        </w:rPr>
+        <w:t xml:space="preserve">1 &lt;NA&gt;    &lt;NA&gt;    12345 sunny   0.4          79         0.15</w:t>
+      </w:r>
+      <w:r>
+        <w:br/>
+      </w:r>
+      <w:r>
+        <w:rPr>
+          <w:rStyle w:val="VerbatimChar"/>
+        </w:rPr>
+        <w:t xml:space="preserve">2 &lt;NA&gt;    &lt;NA&gt;    12345 sunny   0.48         63         0.14</w:t>
+      </w:r>
+      <w:r>
+        <w:br/>
+      </w:r>
+      <w:r>
+        <w:rPr>
+          <w:rStyle w:val="VerbatimChar"/>
+        </w:rPr>
+        <w:t xml:space="preserve">3 &lt;NA&gt;    &lt;NA&gt;    12345 sunny   0.34         68         0.14</w:t>
+      </w:r>
+      <w:r>
+        <w:br/>
+      </w:r>
+      <w:r>
+        <w:rPr>
+          <w:rStyle w:val="VerbatimChar"/>
+        </w:rPr>
+        <w:t xml:space="preserve">4 &lt;NA&gt;    &lt;NA&gt;    12345 sunny   0.65         35         0.15</w:t>
+      </w:r>
+      <w:r>
+        <w:br/>
+      </w:r>
+      <w:r>
+        <w:rPr>
+          <w:rStyle w:val="VerbatimChar"/>
+        </w:rPr>
+        <w:t xml:space="preserve">5 &lt;NA&gt;    &lt;NA&gt;    12345 sunny   0.27         34         0.11</w:t>
+      </w:r>
+      <w:r>
+        <w:br/>
+      </w:r>
+      <w:r>
+        <w:rPr>
+          <w:rStyle w:val="VerbatimChar"/>
+        </w:rPr>
+        <w:t xml:space="preserve">6 &lt;NA&gt;    &lt;NA&gt;    12345 sunny   0.43         40         0.16</w:t>
+      </w:r>
+      <w:r>
+        <w:br/>
+      </w:r>
+      <w:r>
+        <w:rPr>
+          <w:rStyle w:val="VerbatimChar"/>
+        </w:rPr>
+        <w:t xml:space="preserve"># ℹ 2 more variables: paper_mass_g &lt;dbl&gt;, mass_mg &lt;dbl&gt;</w:t>
       </w:r>
     </w:p>
     <w:p>
@@ -4994,7 +5024,16 @@
         <w:rPr>
           <w:rStyle w:val="NormalTok"/>
         </w:rPr>
-        <w:t xml:space="preserve">, </w:t>
+        <w:t xml:space="preserve">,</w:t>
+      </w:r>
+      <w:r>
+        <w:br/>
+      </w:r>
+      <w:r>
+        <w:rPr>
+          <w:rStyle w:val="NormalTok"/>
+        </w:rPr>
+        <w:t xml:space="preserve">                              </w:t>
       </w:r>
       <w:r>
         <w:rPr>
@@ -5053,79 +5092,79 @@
         <w:rPr>
           <w:rStyle w:val="VerbatimChar"/>
         </w:rPr>
-        <w:t xml:space="preserve">  twig_id leaf_id teams shade mass_g petiole_mm thickness_mm paper_mass_g</w:t>
-      </w:r>
-      <w:r>
-        <w:br/>
-      </w:r>
-      <w:r>
-        <w:rPr>
-          <w:rStyle w:val="VerbatimChar"/>
-        </w:rPr>
-        <w:t xml:space="preserve">  &lt;chr&gt;   &lt;chr&gt;   &lt;chr&gt; &lt;chr&gt;  &lt;dbl&gt;      &lt;dbl&gt;        &lt;dbl&gt;        &lt;dbl&gt;</w:t>
-      </w:r>
-      <w:r>
-        <w:br/>
-      </w:r>
-      <w:r>
-        <w:rPr>
-          <w:rStyle w:val="VerbatimChar"/>
-        </w:rPr>
-        <w:t xml:space="preserve">1 &lt;NA&gt;    &lt;NA&gt;    12345 sunny   0.4          79         0.15         0.21</w:t>
-      </w:r>
-      <w:r>
-        <w:br/>
-      </w:r>
-      <w:r>
-        <w:rPr>
-          <w:rStyle w:val="VerbatimChar"/>
-        </w:rPr>
-        <w:t xml:space="preserve">2 &lt;NA&gt;    &lt;NA&gt;    12345 sunny   0.48         63         0.14         0.21</w:t>
-      </w:r>
-      <w:r>
-        <w:br/>
-      </w:r>
-      <w:r>
-        <w:rPr>
-          <w:rStyle w:val="VerbatimChar"/>
-        </w:rPr>
-        <w:t xml:space="preserve">3 &lt;NA&gt;    &lt;NA&gt;    12345 sunny   0.34         68         0.14         0.21</w:t>
-      </w:r>
-      <w:r>
-        <w:br/>
-      </w:r>
-      <w:r>
-        <w:rPr>
-          <w:rStyle w:val="VerbatimChar"/>
-        </w:rPr>
-        <w:t xml:space="preserve">4 &lt;NA&gt;    &lt;NA&gt;    12345 sunny   0.65         35         0.15         0.24</w:t>
-      </w:r>
-      <w:r>
-        <w:br/>
-      </w:r>
-      <w:r>
-        <w:rPr>
-          <w:rStyle w:val="VerbatimChar"/>
-        </w:rPr>
-        <w:t xml:space="preserve">5 &lt;NA&gt;    &lt;NA&gt;    12345 sunny   0.27         34         0.11         0.15</w:t>
-      </w:r>
-      <w:r>
-        <w:br/>
-      </w:r>
-      <w:r>
-        <w:rPr>
-          <w:rStyle w:val="VerbatimChar"/>
-        </w:rPr>
-        <w:t xml:space="preserve">6 &lt;NA&gt;    &lt;NA&gt;    12345 sunny   0.43         40         0.16         0.34</w:t>
-      </w:r>
-      <w:r>
-        <w:br/>
-      </w:r>
-      <w:r>
-        <w:rPr>
-          <w:rStyle w:val="VerbatimChar"/>
-        </w:rPr>
-        <w:t xml:space="preserve"># ℹ 1 more variable: size_class &lt;chr&gt;</w:t>
+        <w:t xml:space="preserve">  twig_id leaf_id teams shade mass_g petiole_mm thickness_mm</w:t>
+      </w:r>
+      <w:r>
+        <w:br/>
+      </w:r>
+      <w:r>
+        <w:rPr>
+          <w:rStyle w:val="VerbatimChar"/>
+        </w:rPr>
+        <w:t xml:space="preserve">  &lt;chr&gt;   &lt;chr&gt;   &lt;chr&gt; &lt;chr&gt;  &lt;dbl&gt;      &lt;dbl&gt;        &lt;dbl&gt;</w:t>
+      </w:r>
+      <w:r>
+        <w:br/>
+      </w:r>
+      <w:r>
+        <w:rPr>
+          <w:rStyle w:val="VerbatimChar"/>
+        </w:rPr>
+        <w:t xml:space="preserve">1 &lt;NA&gt;    &lt;NA&gt;    12345 sunny   0.4          79         0.15</w:t>
+      </w:r>
+      <w:r>
+        <w:br/>
+      </w:r>
+      <w:r>
+        <w:rPr>
+          <w:rStyle w:val="VerbatimChar"/>
+        </w:rPr>
+        <w:t xml:space="preserve">2 &lt;NA&gt;    &lt;NA&gt;    12345 sunny   0.48         63         0.14</w:t>
+      </w:r>
+      <w:r>
+        <w:br/>
+      </w:r>
+      <w:r>
+        <w:rPr>
+          <w:rStyle w:val="VerbatimChar"/>
+        </w:rPr>
+        <w:t xml:space="preserve">3 &lt;NA&gt;    &lt;NA&gt;    12345 sunny   0.34         68         0.14</w:t>
+      </w:r>
+      <w:r>
+        <w:br/>
+      </w:r>
+      <w:r>
+        <w:rPr>
+          <w:rStyle w:val="VerbatimChar"/>
+        </w:rPr>
+        <w:t xml:space="preserve">4 &lt;NA&gt;    &lt;NA&gt;    12345 sunny   0.65         35         0.15</w:t>
+      </w:r>
+      <w:r>
+        <w:br/>
+      </w:r>
+      <w:r>
+        <w:rPr>
+          <w:rStyle w:val="VerbatimChar"/>
+        </w:rPr>
+        <w:t xml:space="preserve">5 &lt;NA&gt;    &lt;NA&gt;    12345 sunny   0.27         34         0.11</w:t>
+      </w:r>
+      <w:r>
+        <w:br/>
+      </w:r>
+      <w:r>
+        <w:rPr>
+          <w:rStyle w:val="VerbatimChar"/>
+        </w:rPr>
+        <w:t xml:space="preserve">6 &lt;NA&gt;    &lt;NA&gt;    12345 sunny   0.43         40         0.16</w:t>
+      </w:r>
+      <w:r>
+        <w:br/>
+      </w:r>
+      <w:r>
+        <w:rPr>
+          <w:rStyle w:val="VerbatimChar"/>
+        </w:rPr>
+        <w:t xml:space="preserve"># ℹ 2 more variables: paper_mass_g &lt;dbl&gt;, size_class &lt;chr&gt;</w:t>
       </w:r>
     </w:p>
     <w:p>
@@ -5324,79 +5363,88 @@
         <w:rPr>
           <w:rStyle w:val="VerbatimChar"/>
         </w:rPr>
-        <w:t xml:space="preserve">  twig_id leaf_id teams shade mass_g petiole_mm thickness_mm paper_mass_g</w:t>
-      </w:r>
-      <w:r>
-        <w:br/>
-      </w:r>
-      <w:r>
-        <w:rPr>
-          <w:rStyle w:val="VerbatimChar"/>
-        </w:rPr>
-        <w:t xml:space="preserve">  &lt;chr&gt;   &lt;chr&gt;   &lt;chr&gt; &lt;chr&gt;  &lt;dbl&gt;      &lt;dbl&gt;        &lt;dbl&gt;        &lt;dbl&gt;</w:t>
-      </w:r>
-      <w:r>
-        <w:br/>
-      </w:r>
-      <w:r>
-        <w:rPr>
-          <w:rStyle w:val="VerbatimChar"/>
-        </w:rPr>
-        <w:t xml:space="preserve">1 &lt;NA&gt;    &lt;NA&gt;    12345 sunny   0.4          79         0.15         0.21</w:t>
-      </w:r>
-      <w:r>
-        <w:br/>
-      </w:r>
-      <w:r>
-        <w:rPr>
-          <w:rStyle w:val="VerbatimChar"/>
-        </w:rPr>
-        <w:t xml:space="preserve">2 &lt;NA&gt;    &lt;NA&gt;    12345 sunny   0.48         63         0.14         0.21</w:t>
-      </w:r>
-      <w:r>
-        <w:br/>
-      </w:r>
-      <w:r>
-        <w:rPr>
-          <w:rStyle w:val="VerbatimChar"/>
-        </w:rPr>
-        <w:t xml:space="preserve">3 &lt;NA&gt;    &lt;NA&gt;    12345 sunny   0.34         68         0.14         0.21</w:t>
-      </w:r>
-      <w:r>
-        <w:br/>
-      </w:r>
-      <w:r>
-        <w:rPr>
-          <w:rStyle w:val="VerbatimChar"/>
-        </w:rPr>
-        <w:t xml:space="preserve">4 &lt;NA&gt;    &lt;NA&gt;    12345 sunny   0.65         35         0.15         0.24</w:t>
-      </w:r>
-      <w:r>
-        <w:br/>
-      </w:r>
-      <w:r>
-        <w:rPr>
-          <w:rStyle w:val="VerbatimChar"/>
-        </w:rPr>
-        <w:t xml:space="preserve">5 &lt;NA&gt;    &lt;NA&gt;    12345 sunny   0.27         34         0.11         0.15</w:t>
-      </w:r>
-      <w:r>
-        <w:br/>
-      </w:r>
-      <w:r>
-        <w:rPr>
-          <w:rStyle w:val="VerbatimChar"/>
-        </w:rPr>
-        <w:t xml:space="preserve">6 &lt;NA&gt;    &lt;NA&gt;    12345 sunny   0.43         40         0.16         0.34</w:t>
-      </w:r>
-      <w:r>
-        <w:br/>
-      </w:r>
-      <w:r>
-        <w:rPr>
-          <w:rStyle w:val="VerbatimChar"/>
-        </w:rPr>
-        <w:t xml:space="preserve"># ℹ 2 more variables: mass_mg &lt;dbl&gt;, petiole_cm &lt;dbl&gt;</w:t>
+        <w:t xml:space="preserve">  twig_id leaf_id teams shade mass_g petiole_mm thickness_mm</w:t>
+      </w:r>
+      <w:r>
+        <w:br/>
+      </w:r>
+      <w:r>
+        <w:rPr>
+          <w:rStyle w:val="VerbatimChar"/>
+        </w:rPr>
+        <w:t xml:space="preserve">  &lt;chr&gt;   &lt;chr&gt;   &lt;chr&gt; &lt;chr&gt;  &lt;dbl&gt;      &lt;dbl&gt;        &lt;dbl&gt;</w:t>
+      </w:r>
+      <w:r>
+        <w:br/>
+      </w:r>
+      <w:r>
+        <w:rPr>
+          <w:rStyle w:val="VerbatimChar"/>
+        </w:rPr>
+        <w:t xml:space="preserve">1 &lt;NA&gt;    &lt;NA&gt;    12345 sunny   0.4          79         0.15</w:t>
+      </w:r>
+      <w:r>
+        <w:br/>
+      </w:r>
+      <w:r>
+        <w:rPr>
+          <w:rStyle w:val="VerbatimChar"/>
+        </w:rPr>
+        <w:t xml:space="preserve">2 &lt;NA&gt;    &lt;NA&gt;    12345 sunny   0.48         63         0.14</w:t>
+      </w:r>
+      <w:r>
+        <w:br/>
+      </w:r>
+      <w:r>
+        <w:rPr>
+          <w:rStyle w:val="VerbatimChar"/>
+        </w:rPr>
+        <w:t xml:space="preserve">3 &lt;NA&gt;    &lt;NA&gt;    12345 sunny   0.34         68         0.14</w:t>
+      </w:r>
+      <w:r>
+        <w:br/>
+      </w:r>
+      <w:r>
+        <w:rPr>
+          <w:rStyle w:val="VerbatimChar"/>
+        </w:rPr>
+        <w:t xml:space="preserve">4 &lt;NA&gt;    &lt;NA&gt;    12345 sunny   0.65         35         0.15</w:t>
+      </w:r>
+      <w:r>
+        <w:br/>
+      </w:r>
+      <w:r>
+        <w:rPr>
+          <w:rStyle w:val="VerbatimChar"/>
+        </w:rPr>
+        <w:t xml:space="preserve">5 &lt;NA&gt;    &lt;NA&gt;    12345 sunny   0.27         34         0.11</w:t>
+      </w:r>
+      <w:r>
+        <w:br/>
+      </w:r>
+      <w:r>
+        <w:rPr>
+          <w:rStyle w:val="VerbatimChar"/>
+        </w:rPr>
+        <w:t xml:space="preserve">6 &lt;NA&gt;    &lt;NA&gt;    12345 sunny   0.43         40         0.16</w:t>
+      </w:r>
+      <w:r>
+        <w:br/>
+      </w:r>
+      <w:r>
+        <w:rPr>
+          <w:rStyle w:val="VerbatimChar"/>
+        </w:rPr>
+        <w:t xml:space="preserve"># ℹ 3 more variables: paper_mass_g &lt;dbl&gt;, mass_mg &lt;dbl&gt;,</w:t>
+      </w:r>
+      <w:r>
+        <w:br/>
+      </w:r>
+      <w:r>
+        <w:rPr>
+          <w:rStyle w:val="VerbatimChar"/>
+        </w:rPr>
+        <w:t xml:space="preserve">#   petiole_cm &lt;dbl&gt;</w:t>
       </w:r>
     </w:p>
     <w:p>
@@ -5764,106 +5812,106 @@
         <w:rPr>
           <w:rStyle w:val="VerbatimChar"/>
         </w:rPr>
-        <w:t xml:space="preserve">   twig_id leaf_id teams       shade mass_g petiole_mm thickness_mm paper_mass_g</w:t>
-      </w:r>
-      <w:r>
-        <w:br/>
-      </w:r>
-      <w:r>
-        <w:rPr>
-          <w:rStyle w:val="VerbatimChar"/>
-        </w:rPr>
-        <w:t xml:space="preserve">   &lt;chr&gt;   &lt;chr&gt;   &lt;chr&gt;       &lt;chr&gt;  &lt;dbl&gt;      &lt;dbl&gt;        &lt;dbl&gt;        &lt;dbl&gt;</w:t>
-      </w:r>
-      <w:r>
-        <w:br/>
-      </w:r>
-      <w:r>
-        <w:rPr>
-          <w:rStyle w:val="VerbatimChar"/>
-        </w:rPr>
-        <w:t xml:space="preserve"> 1 twig_6  l06     fighting_m… sunny  0.193       29           0.13        0.113</w:t>
-      </w:r>
-      <w:r>
-        <w:br/>
-      </w:r>
-      <w:r>
-        <w:rPr>
-          <w:rStyle w:val="VerbatimChar"/>
-        </w:rPr>
-        <w:t xml:space="preserve"> 2 &lt;NA&gt;    4       Oscar_Karl  sunny  0.230       35.7         0.36       NA    </w:t>
-      </w:r>
-      <w:r>
-        <w:br/>
-      </w:r>
-      <w:r>
-        <w:rPr>
-          <w:rStyle w:val="VerbatimChar"/>
-        </w:rPr>
-        <w:t xml:space="preserve"> 3 &lt;NA&gt;    &lt;NA&gt;    12345       sunny  0.27        34           0.11        0.15 </w:t>
-      </w:r>
-      <w:r>
-        <w:br/>
-      </w:r>
-      <w:r>
-        <w:rPr>
-          <w:rStyle w:val="VerbatimChar"/>
-        </w:rPr>
-        <w:t xml:space="preserve"> 4 &lt;NA&gt;    6       Oscar_Karl  sunny  0.282       46.9         0.4        NA    </w:t>
-      </w:r>
-      <w:r>
-        <w:br/>
-      </w:r>
-      <w:r>
-        <w:rPr>
-          <w:rStyle w:val="VerbatimChar"/>
-        </w:rPr>
-        <w:t xml:space="preserve"> 5 &lt;NA&gt;    5       Oscar_Karl  sunny  0.304       51.3         0.43       NA    </w:t>
-      </w:r>
-      <w:r>
-        <w:br/>
-      </w:r>
-      <w:r>
-        <w:rPr>
-          <w:rStyle w:val="VerbatimChar"/>
-        </w:rPr>
-        <w:t xml:space="preserve"> 6 &lt;NA&gt;    &lt;NA&gt;    12345       sunny  0.34        68           0.14        0.21 </w:t>
-      </w:r>
-      <w:r>
-        <w:br/>
-      </w:r>
-      <w:r>
-        <w:rPr>
-          <w:rStyle w:val="VerbatimChar"/>
-        </w:rPr>
-        <w:t xml:space="preserve"> 7 &lt;NA&gt;    &lt;NA&gt;    12345       shady  0.34        58           0.15        0.23 </w:t>
-      </w:r>
-      <w:r>
-        <w:br/>
-      </w:r>
-      <w:r>
-        <w:rPr>
-          <w:rStyle w:val="VerbatimChar"/>
-        </w:rPr>
-        <w:t xml:space="preserve"> 8 &lt;NA&gt;    &lt;NA&gt;    12345       shady  0.34        45           0.13        0.27 </w:t>
-      </w:r>
-      <w:r>
-        <w:br/>
-      </w:r>
-      <w:r>
-        <w:rPr>
-          <w:rStyle w:val="VerbatimChar"/>
-        </w:rPr>
-        <w:t xml:space="preserve"> 9 &lt;NA&gt;    &lt;NA&gt;    leaf_oglers shady  0.344       48.3         0.67        0.196</w:t>
-      </w:r>
-      <w:r>
-        <w:br/>
-      </w:r>
-      <w:r>
-        <w:rPr>
-          <w:rStyle w:val="VerbatimChar"/>
-        </w:rPr>
-        <w:t xml:space="preserve">10 &lt;NA&gt;    5       Oscar_Karl  shady  0.344       37.0         0.25       NA    </w:t>
+        <w:t xml:space="preserve">   twig_id leaf_id teams     shade mass_g petiole_mm thickness_mm</w:t>
+      </w:r>
+      <w:r>
+        <w:br/>
+      </w:r>
+      <w:r>
+        <w:rPr>
+          <w:rStyle w:val="VerbatimChar"/>
+        </w:rPr>
+        <w:t xml:space="preserve">   &lt;chr&gt;   &lt;chr&gt;   &lt;chr&gt;     &lt;chr&gt;  &lt;dbl&gt;      &lt;dbl&gt;        &lt;dbl&gt;</w:t>
+      </w:r>
+      <w:r>
+        <w:br/>
+      </w:r>
+      <w:r>
+        <w:rPr>
+          <w:rStyle w:val="VerbatimChar"/>
+        </w:rPr>
+        <w:t xml:space="preserve"> 1 twig_6  l06     fighting… sunny  0.193       29           0.13</w:t>
+      </w:r>
+      <w:r>
+        <w:br/>
+      </w:r>
+      <w:r>
+        <w:rPr>
+          <w:rStyle w:val="VerbatimChar"/>
+        </w:rPr>
+        <w:t xml:space="preserve"> 2 &lt;NA&gt;    4       Oscar_Ka… sunny  0.230       35.7         0.36</w:t>
+      </w:r>
+      <w:r>
+        <w:br/>
+      </w:r>
+      <w:r>
+        <w:rPr>
+          <w:rStyle w:val="VerbatimChar"/>
+        </w:rPr>
+        <w:t xml:space="preserve"> 3 &lt;NA&gt;    &lt;NA&gt;    12345     sunny  0.27        34           0.11</w:t>
+      </w:r>
+      <w:r>
+        <w:br/>
+      </w:r>
+      <w:r>
+        <w:rPr>
+          <w:rStyle w:val="VerbatimChar"/>
+        </w:rPr>
+        <w:t xml:space="preserve"> 4 &lt;NA&gt;    6       Oscar_Ka… sunny  0.282       46.9         0.4 </w:t>
+      </w:r>
+      <w:r>
+        <w:br/>
+      </w:r>
+      <w:r>
+        <w:rPr>
+          <w:rStyle w:val="VerbatimChar"/>
+        </w:rPr>
+        <w:t xml:space="preserve"> 5 &lt;NA&gt;    5       Oscar_Ka… sunny  0.304       51.3         0.43</w:t>
+      </w:r>
+      <w:r>
+        <w:br/>
+      </w:r>
+      <w:r>
+        <w:rPr>
+          <w:rStyle w:val="VerbatimChar"/>
+        </w:rPr>
+        <w:t xml:space="preserve"> 6 &lt;NA&gt;    &lt;NA&gt;    12345     sunny  0.34        68           0.14</w:t>
+      </w:r>
+      <w:r>
+        <w:br/>
+      </w:r>
+      <w:r>
+        <w:rPr>
+          <w:rStyle w:val="VerbatimChar"/>
+        </w:rPr>
+        <w:t xml:space="preserve"> 7 &lt;NA&gt;    &lt;NA&gt;    12345     shady  0.34        58           0.15</w:t>
+      </w:r>
+      <w:r>
+        <w:br/>
+      </w:r>
+      <w:r>
+        <w:rPr>
+          <w:rStyle w:val="VerbatimChar"/>
+        </w:rPr>
+        <w:t xml:space="preserve"> 8 &lt;NA&gt;    &lt;NA&gt;    12345     shady  0.34        45           0.13</w:t>
+      </w:r>
+      <w:r>
+        <w:br/>
+      </w:r>
+      <w:r>
+        <w:rPr>
+          <w:rStyle w:val="VerbatimChar"/>
+        </w:rPr>
+        <w:t xml:space="preserve"> 9 &lt;NA&gt;    &lt;NA&gt;    leaf_ogl… shady  0.344       48.3         0.67</w:t>
+      </w:r>
+      <w:r>
+        <w:br/>
+      </w:r>
+      <w:r>
+        <w:rPr>
+          <w:rStyle w:val="VerbatimChar"/>
+        </w:rPr>
+        <w:t xml:space="preserve">10 &lt;NA&gt;    5       Oscar_Ka… shady  0.344       37.0         0.25</w:t>
       </w:r>
       <w:r>
         <w:br/>
@@ -5874,6 +5922,15 @@
         </w:rPr>
         <w:t xml:space="preserve"># ℹ 43 more rows</w:t>
       </w:r>
+      <w:r>
+        <w:br/>
+      </w:r>
+      <w:r>
+        <w:rPr>
+          <w:rStyle w:val="VerbatimChar"/>
+        </w:rPr>
+        <w:t xml:space="preserve"># ℹ 1 more variable: paper_mass_g &lt;dbl&gt;</w:t>
+      </w:r>
     </w:p>
     <w:p>
       <w:pPr>
@@ -5948,106 +6005,106 @@
         <w:rPr>
           <w:rStyle w:val="VerbatimChar"/>
         </w:rPr>
-        <w:t xml:space="preserve">   twig_id leaf_id teams       shade mass_g petiole_mm thickness_mm paper_mass_g</w:t>
-      </w:r>
-      <w:r>
-        <w:br/>
-      </w:r>
-      <w:r>
-        <w:rPr>
-          <w:rStyle w:val="VerbatimChar"/>
-        </w:rPr>
-        <w:t xml:space="preserve">   &lt;chr&gt;   &lt;chr&gt;   &lt;chr&gt;       &lt;chr&gt;  &lt;dbl&gt;      &lt;dbl&gt;        &lt;dbl&gt;        &lt;dbl&gt;</w:t>
-      </w:r>
-      <w:r>
-        <w:br/>
-      </w:r>
-      <w:r>
-        <w:rPr>
-          <w:rStyle w:val="VerbatimChar"/>
-        </w:rPr>
-        <w:t xml:space="preserve"> 1 &lt;NA&gt;    &lt;NA&gt;    still_load… sunny  1.08      84             0.68        0.420</w:t>
-      </w:r>
-      <w:r>
-        <w:br/>
-      </w:r>
-      <w:r>
-        <w:rPr>
-          <w:rStyle w:val="VerbatimChar"/>
-        </w:rPr>
-        <w:t xml:space="preserve"> 2 twig_2  l09     fighting_m… shady  0.920      0.383        NA          NA    </w:t>
-      </w:r>
-      <w:r>
-        <w:br/>
-      </w:r>
-      <w:r>
-        <w:rPr>
-          <w:rStyle w:val="VerbatimChar"/>
-        </w:rPr>
-        <w:t xml:space="preserve"> 3 &lt;NA&gt;    &lt;NA&gt;    leaf_oglers shady  0.8       41.2           0.5         0.3  </w:t>
-      </w:r>
-      <w:r>
-        <w:br/>
-      </w:r>
-      <w:r>
-        <w:rPr>
-          <w:rStyle w:val="VerbatimChar"/>
-        </w:rPr>
-        <w:t xml:space="preserve"> 4 &lt;NA&gt;    &lt;NA&gt;    leaf_oglers sunny  0.791     53.9           0.23        0.332</w:t>
-      </w:r>
-      <w:r>
-        <w:br/>
-      </w:r>
-      <w:r>
-        <w:rPr>
-          <w:rStyle w:val="VerbatimChar"/>
-        </w:rPr>
-        <w:t xml:space="preserve"> 5 twig_2  l10     fighting_m… shady  0.782     67             0.27        0.342</w:t>
-      </w:r>
-      <w:r>
-        <w:br/>
-      </w:r>
-      <w:r>
-        <w:rPr>
-          <w:rStyle w:val="VerbatimChar"/>
-        </w:rPr>
-        <w:t xml:space="preserve"> 6 twig_5  l04     fighting_m… sunny  0.76      79             0.16        0.312</w:t>
-      </w:r>
-      <w:r>
-        <w:br/>
-      </w:r>
-      <w:r>
-        <w:rPr>
-          <w:rStyle w:val="VerbatimChar"/>
-        </w:rPr>
-        <w:t xml:space="preserve"> 7 twig_4  l01     fighting_m… sunny  0.737     75             0.24        0.303</w:t>
-      </w:r>
-      <w:r>
-        <w:br/>
-      </w:r>
-      <w:r>
-        <w:rPr>
-          <w:rStyle w:val="VerbatimChar"/>
-        </w:rPr>
-        <w:t xml:space="preserve"> 8 &lt;NA&gt;    &lt;NA&gt;    leaf_oglers sunny  0.688     45.3           0.19        0.372</w:t>
-      </w:r>
-      <w:r>
-        <w:br/>
-      </w:r>
-      <w:r>
-        <w:rPr>
-          <w:rStyle w:val="VerbatimChar"/>
-        </w:rPr>
-        <w:t xml:space="preserve"> 9 &lt;NA&gt;    &lt;NA&gt;    leaf_oglers shady  0.68      61.2           0.47        0.32 </w:t>
-      </w:r>
-      <w:r>
-        <w:br/>
-      </w:r>
-      <w:r>
-        <w:rPr>
-          <w:rStyle w:val="VerbatimChar"/>
-        </w:rPr>
-        <w:t xml:space="preserve">10 &lt;NA&gt;    &lt;NA&gt;    still_load… sunny  0.665     64             0.69        0.427</w:t>
+        <w:t xml:space="preserve">   twig_id leaf_id teams     shade mass_g petiole_mm thickness_mm</w:t>
+      </w:r>
+      <w:r>
+        <w:br/>
+      </w:r>
+      <w:r>
+        <w:rPr>
+          <w:rStyle w:val="VerbatimChar"/>
+        </w:rPr>
+        <w:t xml:space="preserve">   &lt;chr&gt;   &lt;chr&gt;   &lt;chr&gt;     &lt;chr&gt;  &lt;dbl&gt;      &lt;dbl&gt;        &lt;dbl&gt;</w:t>
+      </w:r>
+      <w:r>
+        <w:br/>
+      </w:r>
+      <w:r>
+        <w:rPr>
+          <w:rStyle w:val="VerbatimChar"/>
+        </w:rPr>
+        <w:t xml:space="preserve"> 1 &lt;NA&gt;    &lt;NA&gt;    still_lo… sunny  1.08      84             0.68</w:t>
+      </w:r>
+      <w:r>
+        <w:br/>
+      </w:r>
+      <w:r>
+        <w:rPr>
+          <w:rStyle w:val="VerbatimChar"/>
+        </w:rPr>
+        <w:t xml:space="preserve"> 2 twig_2  l09     fighting… shady  0.920      0.383        NA   </w:t>
+      </w:r>
+      <w:r>
+        <w:br/>
+      </w:r>
+      <w:r>
+        <w:rPr>
+          <w:rStyle w:val="VerbatimChar"/>
+        </w:rPr>
+        <w:t xml:space="preserve"> 3 &lt;NA&gt;    &lt;NA&gt;    leaf_ogl… shady  0.8       41.2           0.5 </w:t>
+      </w:r>
+      <w:r>
+        <w:br/>
+      </w:r>
+      <w:r>
+        <w:rPr>
+          <w:rStyle w:val="VerbatimChar"/>
+        </w:rPr>
+        <w:t xml:space="preserve"> 4 &lt;NA&gt;    &lt;NA&gt;    leaf_ogl… sunny  0.791     53.9           0.23</w:t>
+      </w:r>
+      <w:r>
+        <w:br/>
+      </w:r>
+      <w:r>
+        <w:rPr>
+          <w:rStyle w:val="VerbatimChar"/>
+        </w:rPr>
+        <w:t xml:space="preserve"> 5 twig_2  l10     fighting… shady  0.782     67             0.27</w:t>
+      </w:r>
+      <w:r>
+        <w:br/>
+      </w:r>
+      <w:r>
+        <w:rPr>
+          <w:rStyle w:val="VerbatimChar"/>
+        </w:rPr>
+        <w:t xml:space="preserve"> 6 twig_5  l04     fighting… sunny  0.76      79             0.16</w:t>
+      </w:r>
+      <w:r>
+        <w:br/>
+      </w:r>
+      <w:r>
+        <w:rPr>
+          <w:rStyle w:val="VerbatimChar"/>
+        </w:rPr>
+        <w:t xml:space="preserve"> 7 twig_4  l01     fighting… sunny  0.737     75             0.24</w:t>
+      </w:r>
+      <w:r>
+        <w:br/>
+      </w:r>
+      <w:r>
+        <w:rPr>
+          <w:rStyle w:val="VerbatimChar"/>
+        </w:rPr>
+        <w:t xml:space="preserve"> 8 &lt;NA&gt;    &lt;NA&gt;    leaf_ogl… sunny  0.688     45.3           0.19</w:t>
+      </w:r>
+      <w:r>
+        <w:br/>
+      </w:r>
+      <w:r>
+        <w:rPr>
+          <w:rStyle w:val="VerbatimChar"/>
+        </w:rPr>
+        <w:t xml:space="preserve"> 9 &lt;NA&gt;    &lt;NA&gt;    leaf_ogl… shady  0.68      61.2           0.47</w:t>
+      </w:r>
+      <w:r>
+        <w:br/>
+      </w:r>
+      <w:r>
+        <w:rPr>
+          <w:rStyle w:val="VerbatimChar"/>
+        </w:rPr>
+        <w:t xml:space="preserve">10 &lt;NA&gt;    &lt;NA&gt;    still_lo… sunny  0.665     64             0.69</w:t>
       </w:r>
       <w:r>
         <w:br/>
@@ -6058,6 +6115,15 @@
         </w:rPr>
         <w:t xml:space="preserve"># ℹ 43 more rows</w:t>
       </w:r>
+      <w:r>
+        <w:br/>
+      </w:r>
+      <w:r>
+        <w:rPr>
+          <w:rStyle w:val="VerbatimChar"/>
+        </w:rPr>
+        <w:t xml:space="preserve"># ℹ 1 more variable: paper_mass_g &lt;dbl&gt;</w:t>
+      </w:r>
     </w:p>
     <w:p>
       <w:pPr>
@@ -6132,106 +6198,106 @@
         <w:rPr>
           <w:rStyle w:val="VerbatimChar"/>
         </w:rPr>
-        <w:t xml:space="preserve">   twig_id leaf_id teams       shade mass_g petiole_mm thickness_mm paper_mass_g</w:t>
-      </w:r>
-      <w:r>
-        <w:br/>
-      </w:r>
-      <w:r>
-        <w:rPr>
-          <w:rStyle w:val="VerbatimChar"/>
-        </w:rPr>
-        <w:t xml:space="preserve">   &lt;chr&gt;   &lt;chr&gt;   &lt;chr&gt;       &lt;chr&gt;  &lt;dbl&gt;      &lt;dbl&gt;        &lt;dbl&gt;        &lt;dbl&gt;</w:t>
-      </w:r>
-      <w:r>
-        <w:br/>
-      </w:r>
-      <w:r>
-        <w:rPr>
-          <w:rStyle w:val="VerbatimChar"/>
-        </w:rPr>
-        <w:t xml:space="preserve"> 1 twig_2  l09     fighting_m… shady  0.920      0.383        NA          NA    </w:t>
-      </w:r>
-      <w:r>
-        <w:br/>
-      </w:r>
-      <w:r>
-        <w:rPr>
-          <w:rStyle w:val="VerbatimChar"/>
-        </w:rPr>
-        <w:t xml:space="preserve"> 2 &lt;NA&gt;    &lt;NA&gt;    leaf_oglers shady  0.8       41.2           0.5         0.3  </w:t>
-      </w:r>
-      <w:r>
-        <w:br/>
-      </w:r>
-      <w:r>
-        <w:rPr>
-          <w:rStyle w:val="VerbatimChar"/>
-        </w:rPr>
-        <w:t xml:space="preserve"> 3 twig_2  l10     fighting_m… shady  0.782     67             0.27        0.342</w:t>
-      </w:r>
-      <w:r>
-        <w:br/>
-      </w:r>
-      <w:r>
-        <w:rPr>
-          <w:rStyle w:val="VerbatimChar"/>
-        </w:rPr>
-        <w:t xml:space="preserve"> 4 &lt;NA&gt;    &lt;NA&gt;    leaf_oglers shady  0.68      61.2           0.47        0.32 </w:t>
-      </w:r>
-      <w:r>
-        <w:br/>
-      </w:r>
-      <w:r>
-        <w:rPr>
-          <w:rStyle w:val="VerbatimChar"/>
-        </w:rPr>
-        <w:t xml:space="preserve"> 5 &lt;NA&gt;    &lt;NA&gt;    leaf_oglers shady  0.61      59.4           0.23        0.25 </w:t>
-      </w:r>
-      <w:r>
-        <w:br/>
-      </w:r>
-      <w:r>
-        <w:rPr>
-          <w:rStyle w:val="VerbatimChar"/>
-        </w:rPr>
-        <w:t xml:space="preserve"> 6 &lt;NA&gt;    &lt;NA&gt;    still_load… shady  0.607     82             0.32        0.301</w:t>
-      </w:r>
-      <w:r>
-        <w:br/>
-      </w:r>
-      <w:r>
-        <w:rPr>
-          <w:rStyle w:val="VerbatimChar"/>
-        </w:rPr>
-        <w:t xml:space="preserve"> 7 &lt;NA&gt;    &lt;NA&gt;    12345       shady  0.6       68             0.12        0.23 </w:t>
-      </w:r>
-      <w:r>
-        <w:br/>
-      </w:r>
-      <w:r>
-        <w:rPr>
-          <w:rStyle w:val="VerbatimChar"/>
-        </w:rPr>
-        <w:t xml:space="preserve"> 8 twig_1  l07     fighting_m… shady  0.589     66             0.32        0.257</w:t>
-      </w:r>
-      <w:r>
-        <w:br/>
-      </w:r>
-      <w:r>
-        <w:rPr>
-          <w:rStyle w:val="VerbatimChar"/>
-        </w:rPr>
-        <w:t xml:space="preserve"> 9 twig_3  l11     fighting_m… shady  0.585     68             0.41        0.26 </w:t>
-      </w:r>
-      <w:r>
-        <w:br/>
-      </w:r>
-      <w:r>
-        <w:rPr>
-          <w:rStyle w:val="VerbatimChar"/>
-        </w:rPr>
-        <w:t xml:space="preserve">10 &lt;NA&gt;    &lt;NA&gt;    12345       shady  0.57      73             0.14        0.28 </w:t>
+        <w:t xml:space="preserve">   twig_id leaf_id teams     shade mass_g petiole_mm thickness_mm</w:t>
+      </w:r>
+      <w:r>
+        <w:br/>
+      </w:r>
+      <w:r>
+        <w:rPr>
+          <w:rStyle w:val="VerbatimChar"/>
+        </w:rPr>
+        <w:t xml:space="preserve">   &lt;chr&gt;   &lt;chr&gt;   &lt;chr&gt;     &lt;chr&gt;  &lt;dbl&gt;      &lt;dbl&gt;        &lt;dbl&gt;</w:t>
+      </w:r>
+      <w:r>
+        <w:br/>
+      </w:r>
+      <w:r>
+        <w:rPr>
+          <w:rStyle w:val="VerbatimChar"/>
+        </w:rPr>
+        <w:t xml:space="preserve"> 1 twig_2  l09     fighting… shady  0.920      0.383        NA   </w:t>
+      </w:r>
+      <w:r>
+        <w:br/>
+      </w:r>
+      <w:r>
+        <w:rPr>
+          <w:rStyle w:val="VerbatimChar"/>
+        </w:rPr>
+        <w:t xml:space="preserve"> 2 &lt;NA&gt;    &lt;NA&gt;    leaf_ogl… shady  0.8       41.2           0.5 </w:t>
+      </w:r>
+      <w:r>
+        <w:br/>
+      </w:r>
+      <w:r>
+        <w:rPr>
+          <w:rStyle w:val="VerbatimChar"/>
+        </w:rPr>
+        <w:t xml:space="preserve"> 3 twig_2  l10     fighting… shady  0.782     67             0.27</w:t>
+      </w:r>
+      <w:r>
+        <w:br/>
+      </w:r>
+      <w:r>
+        <w:rPr>
+          <w:rStyle w:val="VerbatimChar"/>
+        </w:rPr>
+        <w:t xml:space="preserve"> 4 &lt;NA&gt;    &lt;NA&gt;    leaf_ogl… shady  0.68      61.2           0.47</w:t>
+      </w:r>
+      <w:r>
+        <w:br/>
+      </w:r>
+      <w:r>
+        <w:rPr>
+          <w:rStyle w:val="VerbatimChar"/>
+        </w:rPr>
+        <w:t xml:space="preserve"> 5 &lt;NA&gt;    &lt;NA&gt;    leaf_ogl… shady  0.61      59.4           0.23</w:t>
+      </w:r>
+      <w:r>
+        <w:br/>
+      </w:r>
+      <w:r>
+        <w:rPr>
+          <w:rStyle w:val="VerbatimChar"/>
+        </w:rPr>
+        <w:t xml:space="preserve"> 6 &lt;NA&gt;    &lt;NA&gt;    still_lo… shady  0.607     82             0.32</w:t>
+      </w:r>
+      <w:r>
+        <w:br/>
+      </w:r>
+      <w:r>
+        <w:rPr>
+          <w:rStyle w:val="VerbatimChar"/>
+        </w:rPr>
+        <w:t xml:space="preserve"> 7 &lt;NA&gt;    &lt;NA&gt;    12345     shady  0.6       68             0.12</w:t>
+      </w:r>
+      <w:r>
+        <w:br/>
+      </w:r>
+      <w:r>
+        <w:rPr>
+          <w:rStyle w:val="VerbatimChar"/>
+        </w:rPr>
+        <w:t xml:space="preserve"> 8 twig_1  l07     fighting… shady  0.589     66             0.32</w:t>
+      </w:r>
+      <w:r>
+        <w:br/>
+      </w:r>
+      <w:r>
+        <w:rPr>
+          <w:rStyle w:val="VerbatimChar"/>
+        </w:rPr>
+        <w:t xml:space="preserve"> 9 twig_3  l11     fighting… shady  0.585     68             0.41</w:t>
+      </w:r>
+      <w:r>
+        <w:br/>
+      </w:r>
+      <w:r>
+        <w:rPr>
+          <w:rStyle w:val="VerbatimChar"/>
+        </w:rPr>
+        <w:t xml:space="preserve">10 &lt;NA&gt;    &lt;NA&gt;    12345     shady  0.57      73             0.14</w:t>
       </w:r>
       <w:r>
         <w:br/>
@@ -6241,6 +6307,15 @@
           <w:rStyle w:val="VerbatimChar"/>
         </w:rPr>
         <w:t xml:space="preserve"># ℹ 43 more rows</w:t>
+      </w:r>
+      <w:r>
+        <w:br/>
+      </w:r>
+      <w:r>
+        <w:rPr>
+          <w:rStyle w:val="VerbatimChar"/>
+        </w:rPr>
+        <w:t xml:space="preserve"># ℹ 1 more variable: paper_mass_g &lt;dbl&gt;</w:t>
       </w:r>
     </w:p>
     <w:p>

--- a/docs/content/wrangling/wrangling_lecture.docx
+++ b/docs/content/wrangling/wrangling_lecture.docx
@@ -31,7 +31,7 @@
         <w:pStyle w:val="Date"/>
       </w:pPr>
       <w:r>
-        <w:t xml:space="preserve">2026-09-23</w:t>
+        <w:t xml:space="preserve">2026-09-24</w:t>
       </w:r>
     </w:p>
     <w:bookmarkStart w:id="12" w:name="where-we-left-off-lecture-04-ggplot-ii"/>

--- a/docs/content/wrangling/wrangling_lecture.docx
+++ b/docs/content/wrangling/wrangling_lecture.docx
@@ -31,7 +31,7 @@
         <w:pStyle w:val="Date"/>
       </w:pPr>
       <w:r>
-        <w:t xml:space="preserve">2026-09-24</w:t>
+        <w:t xml:space="preserve">2026-09-29</w:t>
       </w:r>
     </w:p>
     <w:bookmarkStart w:id="12" w:name="where-we-left-off-lecture-04-ggplot-ii"/>

--- a/docs/content/wrangling/wrangling_lecture.docx
+++ b/docs/content/wrangling/wrangling_lecture.docx
@@ -31,7 +31,7 @@
         <w:pStyle w:val="Date"/>
       </w:pPr>
       <w:r>
-        <w:t xml:space="preserve">2026-09-29</w:t>
+        <w:t xml:space="preserve">2026-10-01</w:t>
       </w:r>
     </w:p>
     <w:bookmarkStart w:id="12" w:name="where-we-left-off-lecture-04-ggplot-ii"/>

--- a/docs/content/wrangling/wrangling_lecture.docx
+++ b/docs/content/wrangling/wrangling_lecture.docx
@@ -31,7 +31,7 @@
         <w:pStyle w:val="Date"/>
       </w:pPr>
       <w:r>
-        <w:t xml:space="preserve">2026-10-01</w:t>
+        <w:t xml:space="preserve">2026-10-05</w:t>
       </w:r>
     </w:p>
     <w:bookmarkStart w:id="12" w:name="where-we-left-off-lecture-04-ggplot-ii"/>
@@ -294,7 +294,7 @@
                     <a:graphicData uri="http://schemas.openxmlformats.org/drawingml/2006/picture">
                       <pic:pic>
                         <pic:nvPicPr>
-                          <pic:cNvPr descr="/Applications/Positron.app/Contents/Resources/app/quarto/share/formats/docx/note.png" id="11" name="Picture"/>
+                          <pic:cNvPr descr="/opt/quarto/share/formats/docx/note.png" id="11" name="Picture"/>
                           <pic:cNvPicPr>
                             <a:picLocks noChangeArrowheads="1" noChangeAspect="1"/>
                           </pic:cNvPicPr>
@@ -581,7 +581,7 @@
                     <a:graphicData uri="http://schemas.openxmlformats.org/drawingml/2006/picture">
                       <pic:pic>
                         <pic:nvPicPr>
-                          <pic:cNvPr descr="/Applications/Positron.app/Contents/Resources/app/quarto/share/formats/docx/tip.png" id="15" name="Picture"/>
+                          <pic:cNvPr descr="/opt/quarto/share/formats/docx/tip.png" id="15" name="Picture"/>
                           <pic:cNvPicPr>
                             <a:picLocks noChangeArrowheads="1" noChangeAspect="1"/>
                           </pic:cNvPicPr>
@@ -1034,7 +1034,7 @@
                     <a:graphicData uri="http://schemas.openxmlformats.org/drawingml/2006/picture">
                       <pic:pic>
                         <pic:nvPicPr>
-                          <pic:cNvPr descr="/Applications/Positron.app/Contents/Resources/app/quarto/share/formats/docx/note.png" id="21" name="Picture"/>
+                          <pic:cNvPr descr="/opt/quarto/share/formats/docx/note.png" id="21" name="Picture"/>
                           <pic:cNvPicPr>
                             <a:picLocks noChangeArrowheads="1" noChangeAspect="1"/>
                           </pic:cNvPicPr>
@@ -1951,7 +1951,7 @@
                     <a:graphicData uri="http://schemas.openxmlformats.org/drawingml/2006/picture">
                       <pic:pic>
                         <pic:nvPicPr>
-                          <pic:cNvPr descr="/Applications/Positron.app/Contents/Resources/app/quarto/share/formats/docx/note.png" id="26" name="Picture"/>
+                          <pic:cNvPr descr="/opt/quarto/share/formats/docx/note.png" id="26" name="Picture"/>
                           <pic:cNvPicPr>
                             <a:picLocks noChangeArrowheads="1" noChangeAspect="1"/>
                           </pic:cNvPicPr>
@@ -2152,7 +2152,7 @@
       </w:r>
     </w:p>
     <w:bookmarkEnd w:id="27"/>
-    <w:bookmarkStart w:id="33" w:name="filter-picking-rows"/>
+    <w:bookmarkStart w:id="30" w:name="filter-picking-rows"/>
     <w:p>
       <w:pPr>
         <w:pStyle w:val="Heading1"/>
@@ -2216,7 +2216,7 @@
                     <a:graphicData uri="http://schemas.openxmlformats.org/drawingml/2006/picture">
                       <pic:pic>
                         <pic:nvPicPr>
-                          <pic:cNvPr descr="/Applications/Positron.app/Contents/Resources/app/quarto/share/formats/docx/note.png" id="29" name="Picture"/>
+                          <pic:cNvPr descr="/opt/quarto/share/formats/docx/note.png" id="29" name="Picture"/>
                           <pic:cNvPicPr>
                             <a:picLocks noChangeArrowheads="1" noChangeAspect="1"/>
                           </pic:cNvPicPr>
@@ -2412,7 +2412,19 @@
         <w:rPr>
           <w:rStyle w:val="NormalTok"/>
         </w:rPr>
-        <w:t xml:space="preserve">()</w:t>
+        <w:t xml:space="preserve">(</w:t>
+      </w:r>
+      <w:r>
+        <w:rPr>
+          <w:rStyle w:val="DecValTok"/>
+        </w:rPr>
+        <w:t xml:space="preserve">3</w:t>
+      </w:r>
+      <w:r>
+        <w:rPr>
+          <w:rStyle w:val="NormalTok"/>
+        </w:rPr>
+        <w:t xml:space="preserve">)</w:t>
       </w:r>
     </w:p>
     <w:p>
@@ -2423,480 +2435,52 @@
         <w:rPr>
           <w:rStyle w:val="VerbatimChar"/>
         </w:rPr>
-        <w:t xml:space="preserve"># A tibble: 6 × 8</w:t>
-      </w:r>
-      <w:r>
-        <w:br/>
-      </w:r>
-      <w:r>
-        <w:rPr>
-          <w:rStyle w:val="VerbatimChar"/>
-        </w:rPr>
-        <w:t xml:space="preserve">  twig_id leaf_id teams shade mass_g petiole_mm thickness_mm</w:t>
-      </w:r>
-      <w:r>
-        <w:br/>
-      </w:r>
-      <w:r>
-        <w:rPr>
-          <w:rStyle w:val="VerbatimChar"/>
-        </w:rPr>
-        <w:t xml:space="preserve">  &lt;chr&gt;   &lt;chr&gt;   &lt;chr&gt; &lt;chr&gt;  &lt;dbl&gt;      &lt;dbl&gt;        &lt;dbl&gt;</w:t>
-      </w:r>
-      <w:r>
-        <w:br/>
-      </w:r>
-      <w:r>
-        <w:rPr>
-          <w:rStyle w:val="VerbatimChar"/>
-        </w:rPr>
-        <w:t xml:space="preserve">1 &lt;NA&gt;    &lt;NA&gt;    12345 sunny   0.4          79         0.15</w:t>
-      </w:r>
-      <w:r>
-        <w:br/>
-      </w:r>
-      <w:r>
-        <w:rPr>
-          <w:rStyle w:val="VerbatimChar"/>
-        </w:rPr>
-        <w:t xml:space="preserve">2 &lt;NA&gt;    &lt;NA&gt;    12345 sunny   0.48         63         0.14</w:t>
-      </w:r>
-      <w:r>
-        <w:br/>
-      </w:r>
-      <w:r>
-        <w:rPr>
-          <w:rStyle w:val="VerbatimChar"/>
-        </w:rPr>
-        <w:t xml:space="preserve">3 &lt;NA&gt;    &lt;NA&gt;    12345 sunny   0.34         68         0.14</w:t>
-      </w:r>
-      <w:r>
-        <w:br/>
-      </w:r>
-      <w:r>
-        <w:rPr>
-          <w:rStyle w:val="VerbatimChar"/>
-        </w:rPr>
-        <w:t xml:space="preserve">4 &lt;NA&gt;    &lt;NA&gt;    12345 sunny   0.65         35         0.15</w:t>
-      </w:r>
-      <w:r>
-        <w:br/>
-      </w:r>
-      <w:r>
-        <w:rPr>
-          <w:rStyle w:val="VerbatimChar"/>
-        </w:rPr>
-        <w:t xml:space="preserve">5 &lt;NA&gt;    &lt;NA&gt;    12345 sunny   0.27         34         0.11</w:t>
-      </w:r>
-      <w:r>
-        <w:br/>
-      </w:r>
-      <w:r>
-        <w:rPr>
-          <w:rStyle w:val="VerbatimChar"/>
-        </w:rPr>
-        <w:t xml:space="preserve">6 &lt;NA&gt;    &lt;NA&gt;    12345 sunny   0.43         40         0.16</w:t>
-      </w:r>
-      <w:r>
-        <w:br/>
-      </w:r>
-      <w:r>
-        <w:rPr>
-          <w:rStyle w:val="VerbatimChar"/>
-        </w:rPr>
-        <w:t xml:space="preserve"># ℹ 1 more variable: paper_mass_g &lt;dbl&gt;</w:t>
-      </w:r>
-    </w:p>
-    <w:p>
-      <w:pPr>
-        <w:pStyle w:val="SourceCode"/>
-      </w:pPr>
-      <w:r>
-        <w:rPr>
-          <w:rStyle w:val="CommentTok"/>
-        </w:rPr>
-        <w:t xml:space="preserve"># Keep only leaves heavier than 0.5 g</w:t>
-      </w:r>
-      <w:r>
-        <w:br/>
-      </w:r>
-      <w:r>
-        <w:rPr>
-          <w:rStyle w:val="NormalTok"/>
-        </w:rPr>
-        <w:t xml:space="preserve">leaf_df </w:t>
-      </w:r>
-      <w:r>
-        <w:rPr>
-          <w:rStyle w:val="SpecialCharTok"/>
-        </w:rPr>
-        <w:t xml:space="preserve">%&gt;%</w:t>
-      </w:r>
-      <w:r>
-        <w:rPr>
-          <w:rStyle w:val="NormalTok"/>
-        </w:rPr>
-        <w:t xml:space="preserve"> </w:t>
-      </w:r>
-      <w:r>
-        <w:rPr>
-          <w:rStyle w:val="FunctionTok"/>
-        </w:rPr>
-        <w:t xml:space="preserve">filter</w:t>
-      </w:r>
-      <w:r>
-        <w:rPr>
-          <w:rStyle w:val="NormalTok"/>
-        </w:rPr>
-        <w:t xml:space="preserve">(mass_g </w:t>
-      </w:r>
-      <w:r>
-        <w:rPr>
-          <w:rStyle w:val="SpecialCharTok"/>
-        </w:rPr>
-        <w:t xml:space="preserve">&gt;</w:t>
-      </w:r>
-      <w:r>
-        <w:rPr>
-          <w:rStyle w:val="NormalTok"/>
-        </w:rPr>
-        <w:t xml:space="preserve"> </w:t>
-      </w:r>
-      <w:r>
-        <w:rPr>
-          <w:rStyle w:val="FloatTok"/>
-        </w:rPr>
-        <w:t xml:space="preserve">0.5</w:t>
-      </w:r>
-      <w:r>
-        <w:rPr>
-          <w:rStyle w:val="NormalTok"/>
-        </w:rPr>
-        <w:t xml:space="preserve">) </w:t>
-      </w:r>
-      <w:r>
-        <w:rPr>
-          <w:rStyle w:val="SpecialCharTok"/>
-        </w:rPr>
-        <w:t xml:space="preserve">%&gt;%</w:t>
-      </w:r>
-      <w:r>
-        <w:rPr>
-          <w:rStyle w:val="NormalTok"/>
-        </w:rPr>
-        <w:t xml:space="preserve"> </w:t>
-      </w:r>
-      <w:r>
-        <w:rPr>
-          <w:rStyle w:val="FunctionTok"/>
-        </w:rPr>
-        <w:t xml:space="preserve">head</w:t>
-      </w:r>
-      <w:r>
-        <w:rPr>
-          <w:rStyle w:val="NormalTok"/>
-        </w:rPr>
-        <w:t xml:space="preserve">()</w:t>
-      </w:r>
-    </w:p>
-    <w:p>
-      <w:pPr>
-        <w:pStyle w:val="SourceCode"/>
-      </w:pPr>
-      <w:r>
-        <w:rPr>
-          <w:rStyle w:val="VerbatimChar"/>
-        </w:rPr>
-        <w:t xml:space="preserve"># A tibble: 6 × 8</w:t>
-      </w:r>
-      <w:r>
-        <w:br/>
-      </w:r>
-      <w:r>
-        <w:rPr>
-          <w:rStyle w:val="VerbatimChar"/>
-        </w:rPr>
-        <w:t xml:space="preserve">  twig_id leaf_id teams      shade mass_g petiole_mm thickness_mm</w:t>
-      </w:r>
-      <w:r>
-        <w:br/>
-      </w:r>
-      <w:r>
-        <w:rPr>
-          <w:rStyle w:val="VerbatimChar"/>
-        </w:rPr>
-        <w:t xml:space="preserve">  &lt;chr&gt;   &lt;chr&gt;   &lt;chr&gt;      &lt;chr&gt;  &lt;dbl&gt;      &lt;dbl&gt;        &lt;dbl&gt;</w:t>
-      </w:r>
-      <w:r>
-        <w:br/>
-      </w:r>
-      <w:r>
-        <w:rPr>
-          <w:rStyle w:val="VerbatimChar"/>
-        </w:rPr>
-        <w:t xml:space="preserve">1 &lt;NA&gt;    &lt;NA&gt;    12345      sunny  0.65      35             0.15</w:t>
-      </w:r>
-      <w:r>
-        <w:br/>
-      </w:r>
-      <w:r>
-        <w:rPr>
-          <w:rStyle w:val="VerbatimChar"/>
-        </w:rPr>
-        <w:t xml:space="preserve">2 &lt;NA&gt;    &lt;NA&gt;    12345      shady  0.6       68             0.12</w:t>
-      </w:r>
-      <w:r>
-        <w:br/>
-      </w:r>
-      <w:r>
-        <w:rPr>
-          <w:rStyle w:val="VerbatimChar"/>
-        </w:rPr>
-        <w:t xml:space="preserve">3 &lt;NA&gt;    &lt;NA&gt;    12345      shady  0.57      73             0.14</w:t>
-      </w:r>
-      <w:r>
-        <w:br/>
-      </w:r>
-      <w:r>
-        <w:rPr>
-          <w:rStyle w:val="VerbatimChar"/>
-        </w:rPr>
-        <w:t xml:space="preserve">4 twig_1  l07     fighting_… shady  0.589     66             0.32</w:t>
-      </w:r>
-      <w:r>
-        <w:br/>
-      </w:r>
-      <w:r>
-        <w:rPr>
-          <w:rStyle w:val="VerbatimChar"/>
-        </w:rPr>
-        <w:t xml:space="preserve">5 twig_1  l08     fighting_… shady  0.511     51             0.25</w:t>
-      </w:r>
-      <w:r>
-        <w:br/>
-      </w:r>
-      <w:r>
-        <w:rPr>
-          <w:rStyle w:val="VerbatimChar"/>
-        </w:rPr>
-        <w:t xml:space="preserve">6 twig_2  l09     fighting_… shady  0.920      0.383        NA   </w:t>
-      </w:r>
-      <w:r>
-        <w:br/>
-      </w:r>
-      <w:r>
-        <w:rPr>
-          <w:rStyle w:val="VerbatimChar"/>
-        </w:rPr>
-        <w:t xml:space="preserve"># ℹ 1 more variable: paper_mass_g &lt;dbl&gt;</w:t>
-      </w:r>
-    </w:p>
-    <w:p>
-      <w:pPr>
-        <w:pStyle w:val="SourceCode"/>
-      </w:pPr>
-      <w:r>
-        <w:rPr>
-          <w:rStyle w:val="CommentTok"/>
-        </w:rPr>
-        <w:t xml:space="preserve"># Combine two conditions with , (AND)</w:t>
-      </w:r>
-      <w:r>
-        <w:br/>
-      </w:r>
-      <w:r>
-        <w:rPr>
-          <w:rStyle w:val="NormalTok"/>
-        </w:rPr>
-        <w:t xml:space="preserve">leaf_df </w:t>
-      </w:r>
-      <w:r>
-        <w:rPr>
-          <w:rStyle w:val="SpecialCharTok"/>
-        </w:rPr>
-        <w:t xml:space="preserve">%&gt;%</w:t>
-      </w:r>
-      <w:r>
-        <w:rPr>
-          <w:rStyle w:val="NormalTok"/>
-        </w:rPr>
-        <w:t xml:space="preserve"> </w:t>
-      </w:r>
-      <w:r>
-        <w:rPr>
-          <w:rStyle w:val="FunctionTok"/>
-        </w:rPr>
-        <w:t xml:space="preserve">filter</w:t>
-      </w:r>
-      <w:r>
-        <w:rPr>
-          <w:rStyle w:val="NormalTok"/>
-        </w:rPr>
-        <w:t xml:space="preserve">(shade </w:t>
-      </w:r>
-      <w:r>
-        <w:rPr>
-          <w:rStyle w:val="SpecialCharTok"/>
-        </w:rPr>
-        <w:t xml:space="preserve">==</w:t>
-      </w:r>
-      <w:r>
-        <w:rPr>
-          <w:rStyle w:val="NormalTok"/>
-        </w:rPr>
-        <w:t xml:space="preserve"> </w:t>
-      </w:r>
-      <w:r>
-        <w:rPr>
-          <w:rStyle w:val="StringTok"/>
-        </w:rPr>
-        <w:t xml:space="preserve">"shady"</w:t>
-      </w:r>
-      <w:r>
-        <w:rPr>
-          <w:rStyle w:val="NormalTok"/>
-        </w:rPr>
-        <w:t xml:space="preserve">, mass_g </w:t>
-      </w:r>
-      <w:r>
-        <w:rPr>
-          <w:rStyle w:val="SpecialCharTok"/>
-        </w:rPr>
-        <w:t xml:space="preserve">&gt;</w:t>
-      </w:r>
-      <w:r>
-        <w:rPr>
-          <w:rStyle w:val="NormalTok"/>
-        </w:rPr>
-        <w:t xml:space="preserve"> </w:t>
-      </w:r>
-      <w:r>
-        <w:rPr>
-          <w:rStyle w:val="FloatTok"/>
-        </w:rPr>
-        <w:t xml:space="preserve">0.5</w:t>
-      </w:r>
-      <w:r>
-        <w:rPr>
-          <w:rStyle w:val="NormalTok"/>
-        </w:rPr>
-        <w:t xml:space="preserve">) </w:t>
-      </w:r>
-      <w:r>
-        <w:rPr>
-          <w:rStyle w:val="SpecialCharTok"/>
-        </w:rPr>
-        <w:t xml:space="preserve">%&gt;%</w:t>
-      </w:r>
-      <w:r>
-        <w:rPr>
-          <w:rStyle w:val="NormalTok"/>
-        </w:rPr>
-        <w:t xml:space="preserve"> </w:t>
-      </w:r>
-      <w:r>
-        <w:rPr>
-          <w:rStyle w:val="FunctionTok"/>
-        </w:rPr>
-        <w:t xml:space="preserve">head</w:t>
-      </w:r>
-      <w:r>
-        <w:rPr>
-          <w:rStyle w:val="NormalTok"/>
-        </w:rPr>
-        <w:t xml:space="preserve">()</w:t>
-      </w:r>
-    </w:p>
-    <w:p>
-      <w:pPr>
-        <w:pStyle w:val="SourceCode"/>
-      </w:pPr>
-      <w:r>
-        <w:rPr>
-          <w:rStyle w:val="VerbatimChar"/>
-        </w:rPr>
-        <w:t xml:space="preserve"># A tibble: 6 × 8</w:t>
-      </w:r>
-      <w:r>
-        <w:br/>
-      </w:r>
-      <w:r>
-        <w:rPr>
-          <w:rStyle w:val="VerbatimChar"/>
-        </w:rPr>
-        <w:t xml:space="preserve">  twig_id leaf_id teams      shade mass_g petiole_mm thickness_mm</w:t>
-      </w:r>
-      <w:r>
-        <w:br/>
-      </w:r>
-      <w:r>
-        <w:rPr>
-          <w:rStyle w:val="VerbatimChar"/>
-        </w:rPr>
-        <w:t xml:space="preserve">  &lt;chr&gt;   &lt;chr&gt;   &lt;chr&gt;      &lt;chr&gt;  &lt;dbl&gt;      &lt;dbl&gt;        &lt;dbl&gt;</w:t>
-      </w:r>
-      <w:r>
-        <w:br/>
-      </w:r>
-      <w:r>
-        <w:rPr>
-          <w:rStyle w:val="VerbatimChar"/>
-        </w:rPr>
-        <w:t xml:space="preserve">1 &lt;NA&gt;    &lt;NA&gt;    12345      shady  0.6       68             0.12</w:t>
-      </w:r>
-      <w:r>
-        <w:br/>
-      </w:r>
-      <w:r>
-        <w:rPr>
-          <w:rStyle w:val="VerbatimChar"/>
-        </w:rPr>
-        <w:t xml:space="preserve">2 &lt;NA&gt;    &lt;NA&gt;    12345      shady  0.57      73             0.14</w:t>
-      </w:r>
-      <w:r>
-        <w:br/>
-      </w:r>
-      <w:r>
-        <w:rPr>
-          <w:rStyle w:val="VerbatimChar"/>
-        </w:rPr>
-        <w:t xml:space="preserve">3 twig_1  l07     fighting_… shady  0.589     66             0.32</w:t>
-      </w:r>
-      <w:r>
-        <w:br/>
-      </w:r>
-      <w:r>
-        <w:rPr>
-          <w:rStyle w:val="VerbatimChar"/>
-        </w:rPr>
-        <w:t xml:space="preserve">4 twig_1  l08     fighting_… shady  0.511     51             0.25</w:t>
-      </w:r>
-      <w:r>
-        <w:br/>
-      </w:r>
-      <w:r>
-        <w:rPr>
-          <w:rStyle w:val="VerbatimChar"/>
-        </w:rPr>
-        <w:t xml:space="preserve">5 twig_2  l09     fighting_… shady  0.920      0.383        NA   </w:t>
-      </w:r>
-      <w:r>
-        <w:br/>
-      </w:r>
-      <w:r>
-        <w:rPr>
-          <w:rStyle w:val="VerbatimChar"/>
-        </w:rPr>
-        <w:t xml:space="preserve">6 twig_2  l10     fighting_… shady  0.782     67             0.27</w:t>
-      </w:r>
-      <w:r>
-        <w:br/>
-      </w:r>
-      <w:r>
-        <w:rPr>
-          <w:rStyle w:val="VerbatimChar"/>
-        </w:rPr>
-        <w:t xml:space="preserve"># ℹ 1 more variable: paper_mass_g &lt;dbl&gt;</w:t>
+        <w:t xml:space="preserve"># A tibble: 3 × 8</w:t>
+      </w:r>
+      <w:r>
+        <w:br/>
+      </w:r>
+      <w:r>
+        <w:rPr>
+          <w:rStyle w:val="VerbatimChar"/>
+        </w:rPr>
+        <w:t xml:space="preserve">  twig_id leaf_id teams shade mass_g petiole_mm thickness_mm paper_mass_g</w:t>
+      </w:r>
+      <w:r>
+        <w:br/>
+      </w:r>
+      <w:r>
+        <w:rPr>
+          <w:rStyle w:val="VerbatimChar"/>
+        </w:rPr>
+        <w:t xml:space="preserve">  &lt;chr&gt;   &lt;chr&gt;   &lt;chr&gt; &lt;chr&gt;  &lt;dbl&gt;      &lt;dbl&gt;        &lt;dbl&gt;        &lt;dbl&gt;</w:t>
+      </w:r>
+      <w:r>
+        <w:br/>
+      </w:r>
+      <w:r>
+        <w:rPr>
+          <w:rStyle w:val="VerbatimChar"/>
+        </w:rPr>
+        <w:t xml:space="preserve">1 &lt;NA&gt;    &lt;NA&gt;    12345 sunny   0.4          79         0.15         0.21</w:t>
+      </w:r>
+      <w:r>
+        <w:br/>
+      </w:r>
+      <w:r>
+        <w:rPr>
+          <w:rStyle w:val="VerbatimChar"/>
+        </w:rPr>
+        <w:t xml:space="preserve">2 &lt;NA&gt;    &lt;NA&gt;    12345 sunny   0.48         63         0.14         0.21</w:t>
+      </w:r>
+      <w:r>
+        <w:br/>
+      </w:r>
+      <w:r>
+        <w:rPr>
+          <w:rStyle w:val="VerbatimChar"/>
+        </w:rPr>
+        <w:t xml:space="preserve">3 &lt;NA&gt;    &lt;NA&gt;    12345 sunny   0.34         68         0.14         0.21</w:t>
       </w:r>
     </w:p>
     <w:p>
@@ -2914,12 +2498,13 @@
     <w:tbl>
       <w:tblPr>
         <w:tblStyle w:val="Table"/>
-        <w:tblW w:type="auto" w:w="0"/>
+        <w:tblW w:type="pct" w:w="5000"/>
+        <w:tblLayout w:type="fixed"/>
         <w:tblLook w:firstRow="1" w:lastRow="0" w:firstColumn="0" w:lastColumn="0" w:noHBand="0" w:noVBand="0" w:val="0020"/>
       </w:tblPr>
       <w:tblGrid>
-        <w:gridCol w:w="3960"/>
-        <w:gridCol w:w="3960"/>
+        <w:gridCol w:w="2376"/>
+        <w:gridCol w:w="5544"/>
       </w:tblGrid>
       <w:tr>
         <w:trPr>
@@ -3133,12 +2718,423 @@
         </w:tc>
       </w:tr>
     </w:tbl>
-    <w:p>
-      <w:pPr>
-        <w:pStyle w:val="BodyText"/>
-      </w:pPr>
-      <w:r>
-        <w:t xml:space="preserve"> </w:t>
+    <w:bookmarkEnd w:id="30"/>
+    <w:bookmarkStart w:id="34" w:name="filter-numbers-and-two-conditions"/>
+    <w:p>
+      <w:pPr>
+        <w:pStyle w:val="Heading1"/>
+      </w:pPr>
+      <w:r>
+        <w:rPr>
+          <w:rStyle w:val="VerbatimChar"/>
+        </w:rPr>
+        <w:t xml:space="preserve">filter()</w:t>
+      </w:r>
+      <w:r>
+        <w:t xml:space="preserve"> </w:t>
+      </w:r>
+      <w:r>
+        <w:t xml:space="preserve">— Numbers and Two Conditions</w:t>
+      </w:r>
+    </w:p>
+    <w:p>
+      <w:pPr>
+        <w:pStyle w:val="SourceCode"/>
+      </w:pPr>
+      <w:r>
+        <w:rPr>
+          <w:rStyle w:val="CommentTok"/>
+        </w:rPr>
+        <w:t xml:space="preserve"># Keep only leaves heavier than 0.5 g</w:t>
+      </w:r>
+      <w:r>
+        <w:br/>
+      </w:r>
+      <w:r>
+        <w:rPr>
+          <w:rStyle w:val="NormalTok"/>
+        </w:rPr>
+        <w:t xml:space="preserve">leaf_df </w:t>
+      </w:r>
+      <w:r>
+        <w:rPr>
+          <w:rStyle w:val="SpecialCharTok"/>
+        </w:rPr>
+        <w:t xml:space="preserve">%&gt;%</w:t>
+      </w:r>
+      <w:r>
+        <w:rPr>
+          <w:rStyle w:val="NormalTok"/>
+        </w:rPr>
+        <w:t xml:space="preserve"> </w:t>
+      </w:r>
+      <w:r>
+        <w:rPr>
+          <w:rStyle w:val="FunctionTok"/>
+        </w:rPr>
+        <w:t xml:space="preserve">filter</w:t>
+      </w:r>
+      <w:r>
+        <w:rPr>
+          <w:rStyle w:val="NormalTok"/>
+        </w:rPr>
+        <w:t xml:space="preserve">(mass_g </w:t>
+      </w:r>
+      <w:r>
+        <w:rPr>
+          <w:rStyle w:val="SpecialCharTok"/>
+        </w:rPr>
+        <w:t xml:space="preserve">&gt;</w:t>
+      </w:r>
+      <w:r>
+        <w:rPr>
+          <w:rStyle w:val="NormalTok"/>
+        </w:rPr>
+        <w:t xml:space="preserve"> </w:t>
+      </w:r>
+      <w:r>
+        <w:rPr>
+          <w:rStyle w:val="FloatTok"/>
+        </w:rPr>
+        <w:t xml:space="preserve">0.5</w:t>
+      </w:r>
+      <w:r>
+        <w:rPr>
+          <w:rStyle w:val="NormalTok"/>
+        </w:rPr>
+        <w:t xml:space="preserve">) </w:t>
+      </w:r>
+      <w:r>
+        <w:rPr>
+          <w:rStyle w:val="SpecialCharTok"/>
+        </w:rPr>
+        <w:t xml:space="preserve">%&gt;%</w:t>
+      </w:r>
+      <w:r>
+        <w:rPr>
+          <w:rStyle w:val="NormalTok"/>
+        </w:rPr>
+        <w:t xml:space="preserve"> </w:t>
+      </w:r>
+      <w:r>
+        <w:rPr>
+          <w:rStyle w:val="FunctionTok"/>
+        </w:rPr>
+        <w:t xml:space="preserve">head</w:t>
+      </w:r>
+      <w:r>
+        <w:rPr>
+          <w:rStyle w:val="NormalTok"/>
+        </w:rPr>
+        <w:t xml:space="preserve">(</w:t>
+      </w:r>
+      <w:r>
+        <w:rPr>
+          <w:rStyle w:val="DecValTok"/>
+        </w:rPr>
+        <w:t xml:space="preserve">3</w:t>
+      </w:r>
+      <w:r>
+        <w:rPr>
+          <w:rStyle w:val="NormalTok"/>
+        </w:rPr>
+        <w:t xml:space="preserve">)</w:t>
+      </w:r>
+    </w:p>
+    <w:p>
+      <w:pPr>
+        <w:pStyle w:val="SourceCode"/>
+      </w:pPr>
+      <w:r>
+        <w:rPr>
+          <w:rStyle w:val="VerbatimChar"/>
+        </w:rPr>
+        <w:t xml:space="preserve"># A tibble: 3 × 8</w:t>
+      </w:r>
+      <w:r>
+        <w:br/>
+      </w:r>
+      <w:r>
+        <w:rPr>
+          <w:rStyle w:val="VerbatimChar"/>
+        </w:rPr>
+        <w:t xml:space="preserve">  twig_id leaf_id teams shade mass_g petiole_mm thickness_mm paper_mass_g</w:t>
+      </w:r>
+      <w:r>
+        <w:br/>
+      </w:r>
+      <w:r>
+        <w:rPr>
+          <w:rStyle w:val="VerbatimChar"/>
+        </w:rPr>
+        <w:t xml:space="preserve">  &lt;chr&gt;   &lt;chr&gt;   &lt;chr&gt; &lt;chr&gt;  &lt;dbl&gt;      &lt;dbl&gt;        &lt;dbl&gt;        &lt;dbl&gt;</w:t>
+      </w:r>
+      <w:r>
+        <w:br/>
+      </w:r>
+      <w:r>
+        <w:rPr>
+          <w:rStyle w:val="VerbatimChar"/>
+        </w:rPr>
+        <w:t xml:space="preserve">1 &lt;NA&gt;    &lt;NA&gt;    12345 sunny   0.65         35         0.15         0.24</w:t>
+      </w:r>
+      <w:r>
+        <w:br/>
+      </w:r>
+      <w:r>
+        <w:rPr>
+          <w:rStyle w:val="VerbatimChar"/>
+        </w:rPr>
+        <w:t xml:space="preserve">2 &lt;NA&gt;    &lt;NA&gt;    12345 shady   0.6          68         0.12         0.23</w:t>
+      </w:r>
+      <w:r>
+        <w:br/>
+      </w:r>
+      <w:r>
+        <w:rPr>
+          <w:rStyle w:val="VerbatimChar"/>
+        </w:rPr>
+        <w:t xml:space="preserve">3 &lt;NA&gt;    &lt;NA&gt;    12345 shady   0.57         73         0.14         0.28</w:t>
+      </w:r>
+    </w:p>
+    <w:p>
+      <w:pPr>
+        <w:pStyle w:val="SourceCode"/>
+      </w:pPr>
+      <w:r>
+        <w:rPr>
+          <w:rStyle w:val="CommentTok"/>
+        </w:rPr>
+        <w:t xml:space="preserve"># Combine two conditions with , (AND)</w:t>
+      </w:r>
+      <w:r>
+        <w:br/>
+      </w:r>
+      <w:r>
+        <w:rPr>
+          <w:rStyle w:val="NormalTok"/>
+        </w:rPr>
+        <w:t xml:space="preserve">leaf_df </w:t>
+      </w:r>
+      <w:r>
+        <w:rPr>
+          <w:rStyle w:val="SpecialCharTok"/>
+        </w:rPr>
+        <w:t xml:space="preserve">%&gt;%</w:t>
+      </w:r>
+      <w:r>
+        <w:br/>
+      </w:r>
+      <w:r>
+        <w:rPr>
+          <w:rStyle w:val="NormalTok"/>
+        </w:rPr>
+        <w:t xml:space="preserve">  </w:t>
+      </w:r>
+      <w:r>
+        <w:rPr>
+          <w:rStyle w:val="FunctionTok"/>
+        </w:rPr>
+        <w:t xml:space="preserve">filter</w:t>
+      </w:r>
+      <w:r>
+        <w:rPr>
+          <w:rStyle w:val="NormalTok"/>
+        </w:rPr>
+        <w:t xml:space="preserve">(shade </w:t>
+      </w:r>
+      <w:r>
+        <w:rPr>
+          <w:rStyle w:val="SpecialCharTok"/>
+        </w:rPr>
+        <w:t xml:space="preserve">==</w:t>
+      </w:r>
+      <w:r>
+        <w:rPr>
+          <w:rStyle w:val="NormalTok"/>
+        </w:rPr>
+        <w:t xml:space="preserve"> </w:t>
+      </w:r>
+      <w:r>
+        <w:rPr>
+          <w:rStyle w:val="StringTok"/>
+        </w:rPr>
+        <w:t xml:space="preserve">"shady"</w:t>
+      </w:r>
+      <w:r>
+        <w:rPr>
+          <w:rStyle w:val="NormalTok"/>
+        </w:rPr>
+        <w:t xml:space="preserve">, mass_g </w:t>
+      </w:r>
+      <w:r>
+        <w:rPr>
+          <w:rStyle w:val="SpecialCharTok"/>
+        </w:rPr>
+        <w:t xml:space="preserve">&gt;</w:t>
+      </w:r>
+      <w:r>
+        <w:rPr>
+          <w:rStyle w:val="NormalTok"/>
+        </w:rPr>
+        <w:t xml:space="preserve"> </w:t>
+      </w:r>
+      <w:r>
+        <w:rPr>
+          <w:rStyle w:val="FloatTok"/>
+        </w:rPr>
+        <w:t xml:space="preserve">0.5</w:t>
+      </w:r>
+      <w:r>
+        <w:rPr>
+          <w:rStyle w:val="NormalTok"/>
+        </w:rPr>
+        <w:t xml:space="preserve">) </w:t>
+      </w:r>
+      <w:r>
+        <w:rPr>
+          <w:rStyle w:val="SpecialCharTok"/>
+        </w:rPr>
+        <w:t xml:space="preserve">%&gt;%</w:t>
+      </w:r>
+      <w:r>
+        <w:br/>
+      </w:r>
+      <w:r>
+        <w:rPr>
+          <w:rStyle w:val="NormalTok"/>
+        </w:rPr>
+        <w:t xml:space="preserve">  </w:t>
+      </w:r>
+      <w:r>
+        <w:rPr>
+          <w:rStyle w:val="FunctionTok"/>
+        </w:rPr>
+        <w:t xml:space="preserve">head</w:t>
+      </w:r>
+      <w:r>
+        <w:rPr>
+          <w:rStyle w:val="NormalTok"/>
+        </w:rPr>
+        <w:t xml:space="preserve">(</w:t>
+      </w:r>
+      <w:r>
+        <w:rPr>
+          <w:rStyle w:val="DecValTok"/>
+        </w:rPr>
+        <w:t xml:space="preserve">3</w:t>
+      </w:r>
+      <w:r>
+        <w:rPr>
+          <w:rStyle w:val="NormalTok"/>
+        </w:rPr>
+        <w:t xml:space="preserve">)</w:t>
+      </w:r>
+    </w:p>
+    <w:p>
+      <w:pPr>
+        <w:pStyle w:val="SourceCode"/>
+      </w:pPr>
+      <w:r>
+        <w:rPr>
+          <w:rStyle w:val="VerbatimChar"/>
+        </w:rPr>
+        <w:t xml:space="preserve"># A tibble: 3 × 8</w:t>
+      </w:r>
+      <w:r>
+        <w:br/>
+      </w:r>
+      <w:r>
+        <w:rPr>
+          <w:rStyle w:val="VerbatimChar"/>
+        </w:rPr>
+        <w:t xml:space="preserve">  twig_id leaf_id teams        shade mass_g petiole_mm thickness_mm paper_mass_g</w:t>
+      </w:r>
+      <w:r>
+        <w:br/>
+      </w:r>
+      <w:r>
+        <w:rPr>
+          <w:rStyle w:val="VerbatimChar"/>
+        </w:rPr>
+        <w:t xml:space="preserve">  &lt;chr&gt;   &lt;chr&gt;   &lt;chr&gt;        &lt;chr&gt;  &lt;dbl&gt;      &lt;dbl&gt;        &lt;dbl&gt;        &lt;dbl&gt;</w:t>
+      </w:r>
+      <w:r>
+        <w:br/>
+      </w:r>
+      <w:r>
+        <w:rPr>
+          <w:rStyle w:val="VerbatimChar"/>
+        </w:rPr>
+        <w:t xml:space="preserve">1 &lt;NA&gt;    &lt;NA&gt;    12345        shady  0.6           68         0.12        0.23 </w:t>
+      </w:r>
+      <w:r>
+        <w:br/>
+      </w:r>
+      <w:r>
+        <w:rPr>
+          <w:rStyle w:val="VerbatimChar"/>
+        </w:rPr>
+        <w:t xml:space="preserve">2 &lt;NA&gt;    &lt;NA&gt;    12345        shady  0.57          73         0.14        0.28 </w:t>
+      </w:r>
+      <w:r>
+        <w:br/>
+      </w:r>
+      <w:r>
+        <w:rPr>
+          <w:rStyle w:val="VerbatimChar"/>
+        </w:rPr>
+        <w:t xml:space="preserve">3 twig_1  l07     fighting_mo… shady  0.589         66         0.32        0.257</w:t>
+      </w:r>
+    </w:p>
+    <w:p>
+      <w:pPr>
+        <w:pStyle w:val="Compact"/>
+        <w:numPr>
+          <w:ilvl w:val="0"/>
+          <w:numId w:val="1009"/>
+        </w:numPr>
+      </w:pPr>
+      <w:r>
+        <w:t xml:space="preserve">A</w:t>
+      </w:r>
+      <w:r>
+        <w:t xml:space="preserve"> </w:t>
+      </w:r>
+      <w:r>
+        <w:rPr>
+          <w:b/>
+          <w:bCs/>
+        </w:rPr>
+        <w:t xml:space="preserve">comma</w:t>
+      </w:r>
+      <w:r>
+        <w:t xml:space="preserve"> </w:t>
+      </w:r>
+      <w:r>
+        <w:t xml:space="preserve">between conditions means</w:t>
+      </w:r>
+      <w:r>
+        <w:t xml:space="preserve"> </w:t>
+      </w:r>
+      <w:r>
+        <w:rPr>
+          <w:b/>
+          <w:bCs/>
+        </w:rPr>
+        <w:t xml:space="preserve">AND</w:t>
+      </w:r>
+    </w:p>
+    <w:p>
+      <w:pPr>
+        <w:pStyle w:val="Compact"/>
+        <w:numPr>
+          <w:ilvl w:val="1"/>
+          <w:numId w:val="1010"/>
+        </w:numPr>
+      </w:pPr>
+      <w:r>
+        <w:t xml:space="preserve">both have to be true for the row to stay</w:t>
       </w:r>
     </w:p>
     <w:tbl>
@@ -3171,7 +3167,7 @@
           </w:tcPr>
           <w:p>
             <w:pPr>
-              <w:pStyle w:val="BodyText"/>
+              <w:pStyle w:val="FirstParagraph"/>
             </w:pPr>
             <w:pPr>
               <w:spacing w:before="0" w:after="0"/>
@@ -3182,18 +3178,18 @@
                 <wp:inline>
                   <wp:extent cx="152400" cy="152400"/>
                   <wp:effectExtent b="0" l="0" r="0" t="0"/>
-                  <wp:docPr descr="" title="" id="31" name="Picture"/>
+                  <wp:docPr descr="" title="" id="32" name="Picture"/>
                   <a:graphic>
                     <a:graphicData uri="http://schemas.openxmlformats.org/drawingml/2006/picture">
                       <pic:pic>
                         <pic:nvPicPr>
-                          <pic:cNvPr descr="/Applications/Positron.app/Contents/Resources/app/quarto/share/formats/docx/warning.png" id="32" name="Picture"/>
+                          <pic:cNvPr descr="/opt/quarto/share/formats/docx/warning.png" id="33" name="Picture"/>
                           <pic:cNvPicPr>
                             <a:picLocks noChangeArrowheads="1" noChangeAspect="1"/>
                           </pic:cNvPicPr>
                         </pic:nvPicPr>
                         <pic:blipFill>
-                          <a:blip r:embed="rId30"/>
+                          <a:blip r:embed="rId31"/>
                           <a:stretch>
                             <a:fillRect/>
                           </a:stretch>
@@ -3262,7 +3258,7 @@
               <w:pStyle w:val="Compact"/>
               <w:numPr>
                 <w:ilvl w:val="0"/>
-                <w:numId w:val="1009"/>
+                <w:numId w:val="1011"/>
               </w:numPr>
             </w:pPr>
             <w:r>
@@ -3283,7 +3279,7 @@
               <w:pStyle w:val="Compact"/>
               <w:numPr>
                 <w:ilvl w:val="0"/>
-                <w:numId w:val="1009"/>
+                <w:numId w:val="1011"/>
               </w:numPr>
             </w:pPr>
             <w:r>
@@ -3304,7 +3300,7 @@
               <w:pStyle w:val="Compact"/>
               <w:numPr>
                 <w:ilvl w:val="0"/>
-                <w:numId w:val="1009"/>
+                <w:numId w:val="1011"/>
               </w:numPr>
             </w:pPr>
             <w:r>
@@ -3325,7 +3321,7 @@
               <w:pStyle w:val="Compact"/>
               <w:numPr>
                 <w:ilvl w:val="0"/>
-                <w:numId w:val="1009"/>
+                <w:numId w:val="1011"/>
               </w:numPr>
             </w:pPr>
             <w:r>
@@ -3345,8 +3341,8 @@
         </w:tc>
       </w:tr>
     </w:tbl>
-    <w:bookmarkEnd w:id="33"/>
-    <w:bookmarkStart w:id="36" w:name="live-demo-watch-it-break-on-purpose"/>
+    <w:bookmarkEnd w:id="34"/>
+    <w:bookmarkStart w:id="37" w:name="live-demo-watch-it-break-on-purpose"/>
     <w:p>
       <w:pPr>
         <w:pStyle w:val="Heading1"/>
@@ -3592,12 +3588,12 @@
                 <wp:inline>
                   <wp:extent cx="152400" cy="152400"/>
                   <wp:effectExtent b="0" l="0" r="0" t="0"/>
-                  <wp:docPr descr="" title="" id="34" name="Picture"/>
+                  <wp:docPr descr="" title="" id="35" name="Picture"/>
                   <a:graphic>
                     <a:graphicData uri="http://schemas.openxmlformats.org/drawingml/2006/picture">
                       <pic:pic>
                         <pic:nvPicPr>
-                          <pic:cNvPr descr="/Applications/Positron.app/Contents/Resources/app/quarto/share/formats/docx/tip.png" id="35" name="Picture"/>
+                          <pic:cNvPr descr="/opt/quarto/share/formats/docx/tip.png" id="36" name="Picture"/>
                           <pic:cNvPicPr>
                             <a:picLocks noChangeArrowheads="1" noChangeAspect="1"/>
                           </pic:cNvPicPr>
@@ -3782,8 +3778,8 @@
         </w:tc>
       </w:tr>
     </w:tbl>
-    <w:bookmarkEnd w:id="36"/>
-    <w:bookmarkStart w:id="38" w:name="select-picking-columns"/>
+    <w:bookmarkEnd w:id="37"/>
+    <w:bookmarkStart w:id="39" w:name="select-picking-columns"/>
     <w:p>
       <w:pPr>
         <w:pStyle w:val="Heading1"/>
@@ -3878,6 +3874,145 @@
         <w:rPr>
           <w:rStyle w:val="NormalTok"/>
         </w:rPr>
+        <w:t xml:space="preserve">(</w:t>
+      </w:r>
+      <w:r>
+        <w:rPr>
+          <w:rStyle w:val="DecValTok"/>
+        </w:rPr>
+        <w:t xml:space="preserve">2</w:t>
+      </w:r>
+      <w:r>
+        <w:rPr>
+          <w:rStyle w:val="NormalTok"/>
+        </w:rPr>
+        <w:t xml:space="preserve">)</w:t>
+      </w:r>
+    </w:p>
+    <w:p>
+      <w:pPr>
+        <w:pStyle w:val="SourceCode"/>
+      </w:pPr>
+      <w:r>
+        <w:rPr>
+          <w:rStyle w:val="VerbatimChar"/>
+        </w:rPr>
+        <w:t xml:space="preserve"># A tibble: 2 × 2</w:t>
+      </w:r>
+      <w:r>
+        <w:br/>
+      </w:r>
+      <w:r>
+        <w:rPr>
+          <w:rStyle w:val="VerbatimChar"/>
+        </w:rPr>
+        <w:t xml:space="preserve">  shade mass_g</w:t>
+      </w:r>
+      <w:r>
+        <w:br/>
+      </w:r>
+      <w:r>
+        <w:rPr>
+          <w:rStyle w:val="VerbatimChar"/>
+        </w:rPr>
+        <w:t xml:space="preserve">  &lt;chr&gt;  &lt;dbl&gt;</w:t>
+      </w:r>
+      <w:r>
+        <w:br/>
+      </w:r>
+      <w:r>
+        <w:rPr>
+          <w:rStyle w:val="VerbatimChar"/>
+        </w:rPr>
+        <w:t xml:space="preserve">1 sunny   0.4 </w:t>
+      </w:r>
+      <w:r>
+        <w:br/>
+      </w:r>
+      <w:r>
+        <w:rPr>
+          <w:rStyle w:val="VerbatimChar"/>
+        </w:rPr>
+        <w:t xml:space="preserve">2 sunny   0.48</w:t>
+      </w:r>
+    </w:p>
+    <w:p>
+      <w:pPr>
+        <w:pStyle w:val="SourceCode"/>
+      </w:pPr>
+      <w:r>
+        <w:rPr>
+          <w:rStyle w:val="CommentTok"/>
+        </w:rPr>
+        <w:t xml:space="preserve"># Drop a column with a minus sign - what is left?</w:t>
+      </w:r>
+      <w:r>
+        <w:br/>
+      </w:r>
+      <w:r>
+        <w:rPr>
+          <w:rStyle w:val="NormalTok"/>
+        </w:rPr>
+        <w:t xml:space="preserve">leaf_df </w:t>
+      </w:r>
+      <w:r>
+        <w:rPr>
+          <w:rStyle w:val="SpecialCharTok"/>
+        </w:rPr>
+        <w:t xml:space="preserve">%&gt;%</w:t>
+      </w:r>
+      <w:r>
+        <w:rPr>
+          <w:rStyle w:val="NormalTok"/>
+        </w:rPr>
+        <w:t xml:space="preserve"> </w:t>
+      </w:r>
+      <w:r>
+        <w:rPr>
+          <w:rStyle w:val="FunctionTok"/>
+        </w:rPr>
+        <w:t xml:space="preserve">select</w:t>
+      </w:r>
+      <w:r>
+        <w:rPr>
+          <w:rStyle w:val="NormalTok"/>
+        </w:rPr>
+        <w:t xml:space="preserve">(</w:t>
+      </w:r>
+      <w:r>
+        <w:rPr>
+          <w:rStyle w:val="SpecialCharTok"/>
+        </w:rPr>
+        <w:t xml:space="preserve">-</w:t>
+      </w:r>
+      <w:r>
+        <w:rPr>
+          <w:rStyle w:val="NormalTok"/>
+        </w:rPr>
+        <w:t xml:space="preserve">paper_mass_g) </w:t>
+      </w:r>
+      <w:r>
+        <w:rPr>
+          <w:rStyle w:val="SpecialCharTok"/>
+        </w:rPr>
+        <w:t xml:space="preserve">%&gt;%</w:t>
+      </w:r>
+      <w:r>
+        <w:rPr>
+          <w:rStyle w:val="NormalTok"/>
+        </w:rPr>
+        <w:t xml:space="preserve"> </w:t>
+      </w:r>
+      <w:r>
+        <w:rPr>
+          <w:rStyle w:val="FunctionTok"/>
+        </w:rPr>
+        <w:t xml:space="preserve">names</w:t>
+      </w:r>
+      <w:r>
+        <w:rPr>
+          <w:rStyle w:val="NormalTok"/>
+        </w:rPr>
         <w:t xml:space="preserve">()</w:t>
       </w:r>
     </w:p>
@@ -3889,79 +4024,16 @@
         <w:rPr>
           <w:rStyle w:val="VerbatimChar"/>
         </w:rPr>
-        <w:t xml:space="preserve"># A tibble: 6 × 2</w:t>
-      </w:r>
-      <w:r>
-        <w:br/>
-      </w:r>
-      <w:r>
-        <w:rPr>
-          <w:rStyle w:val="VerbatimChar"/>
-        </w:rPr>
-        <w:t xml:space="preserve">  shade mass_g</w:t>
-      </w:r>
-      <w:r>
-        <w:br/>
-      </w:r>
-      <w:r>
-        <w:rPr>
-          <w:rStyle w:val="VerbatimChar"/>
-        </w:rPr>
-        <w:t xml:space="preserve">  &lt;chr&gt;  &lt;dbl&gt;</w:t>
-      </w:r>
-      <w:r>
-        <w:br/>
-      </w:r>
-      <w:r>
-        <w:rPr>
-          <w:rStyle w:val="VerbatimChar"/>
-        </w:rPr>
-        <w:t xml:space="preserve">1 sunny   0.4 </w:t>
-      </w:r>
-      <w:r>
-        <w:br/>
-      </w:r>
-      <w:r>
-        <w:rPr>
-          <w:rStyle w:val="VerbatimChar"/>
-        </w:rPr>
-        <w:t xml:space="preserve">2 sunny   0.48</w:t>
-      </w:r>
-      <w:r>
-        <w:br/>
-      </w:r>
-      <w:r>
-        <w:rPr>
-          <w:rStyle w:val="VerbatimChar"/>
-        </w:rPr>
-        <w:t xml:space="preserve">3 sunny   0.34</w:t>
-      </w:r>
-      <w:r>
-        <w:br/>
-      </w:r>
-      <w:r>
-        <w:rPr>
-          <w:rStyle w:val="VerbatimChar"/>
-        </w:rPr>
-        <w:t xml:space="preserve">4 sunny   0.65</w:t>
-      </w:r>
-      <w:r>
-        <w:br/>
-      </w:r>
-      <w:r>
-        <w:rPr>
-          <w:rStyle w:val="VerbatimChar"/>
-        </w:rPr>
-        <w:t xml:space="preserve">5 sunny   0.27</w:t>
-      </w:r>
-      <w:r>
-        <w:br/>
-      </w:r>
-      <w:r>
-        <w:rPr>
-          <w:rStyle w:val="VerbatimChar"/>
-        </w:rPr>
-        <w:t xml:space="preserve">6 sunny   0.43</w:t>
+        <w:t xml:space="preserve">[1] "twig_id"      "leaf_id"      "teams"        "shade"        "mass_g"      </w:t>
+      </w:r>
+      <w:r>
+        <w:br/>
+      </w:r>
+      <w:r>
+        <w:rPr>
+          <w:rStyle w:val="VerbatimChar"/>
+        </w:rPr>
+        <w:t xml:space="preserve">[6] "petiole_mm"   "thickness_mm"</w:t>
       </w:r>
     </w:p>
     <w:p>
@@ -3972,7 +4044,7 @@
         <w:rPr>
           <w:rStyle w:val="CommentTok"/>
         </w:rPr>
-        <w:t xml:space="preserve"># Drop the paper_mass_g column (use minus sign)</w:t>
+        <w:t xml:space="preserve"># Keep columns that start with a word</w:t>
       </w:r>
       <w:r>
         <w:br/>
@@ -4009,20 +4081,32 @@
       </w:r>
       <w:r>
         <w:rPr>
+          <w:rStyle w:val="FunctionTok"/>
+        </w:rPr>
+        <w:t xml:space="preserve">starts_with</w:t>
+      </w:r>
+      <w:r>
+        <w:rPr>
+          <w:rStyle w:val="NormalTok"/>
+        </w:rPr>
+        <w:t xml:space="preserve">(</w:t>
+      </w:r>
+      <w:r>
+        <w:rPr>
+          <w:rStyle w:val="StringTok"/>
+        </w:rPr>
+        <w:t xml:space="preserve">"mass"</w:t>
+      </w:r>
+      <w:r>
+        <w:rPr>
+          <w:rStyle w:val="NormalTok"/>
+        </w:rPr>
+        <w:t xml:space="preserve">)) </w:t>
+      </w:r>
+      <w:r>
+        <w:rPr>
           <w:rStyle w:val="SpecialCharTok"/>
         </w:rPr>
-        <w:t xml:space="preserve">-</w:t>
-      </w:r>
-      <w:r>
-        <w:rPr>
-          <w:rStyle w:val="NormalTok"/>
-        </w:rPr>
-        <w:t xml:space="preserve">paper_mass_g) </w:t>
-      </w:r>
-      <w:r>
-        <w:rPr>
-          <w:rStyle w:val="SpecialCharTok"/>
-        </w:rPr>
         <w:t xml:space="preserve">%&gt;%</w:t>
       </w:r>
       <w:r>
@@ -4041,7 +4125,19 @@
         <w:rPr>
           <w:rStyle w:val="NormalTok"/>
         </w:rPr>
-        <w:t xml:space="preserve">()</w:t>
+        <w:t xml:space="preserve">(</w:t>
+      </w:r>
+      <w:r>
+        <w:rPr>
+          <w:rStyle w:val="DecValTok"/>
+        </w:rPr>
+        <w:t xml:space="preserve">2</w:t>
+      </w:r>
+      <w:r>
+        <w:rPr>
+          <w:rStyle w:val="NormalTok"/>
+        </w:rPr>
+        <w:t xml:space="preserve">)</w:t>
       </w:r>
     </w:p>
     <w:p>
@@ -4052,182 +4148,7 @@
         <w:rPr>
           <w:rStyle w:val="VerbatimChar"/>
         </w:rPr>
-        <w:t xml:space="preserve"># A tibble: 6 × 7</w:t>
-      </w:r>
-      <w:r>
-        <w:br/>
-      </w:r>
-      <w:r>
-        <w:rPr>
-          <w:rStyle w:val="VerbatimChar"/>
-        </w:rPr>
-        <w:t xml:space="preserve">  twig_id leaf_id teams shade mass_g petiole_mm thickness_mm</w:t>
-      </w:r>
-      <w:r>
-        <w:br/>
-      </w:r>
-      <w:r>
-        <w:rPr>
-          <w:rStyle w:val="VerbatimChar"/>
-        </w:rPr>
-        <w:t xml:space="preserve">  &lt;chr&gt;   &lt;chr&gt;   &lt;chr&gt; &lt;chr&gt;  &lt;dbl&gt;      &lt;dbl&gt;        &lt;dbl&gt;</w:t>
-      </w:r>
-      <w:r>
-        <w:br/>
-      </w:r>
-      <w:r>
-        <w:rPr>
-          <w:rStyle w:val="VerbatimChar"/>
-        </w:rPr>
-        <w:t xml:space="preserve">1 &lt;NA&gt;    &lt;NA&gt;    12345 sunny   0.4          79         0.15</w:t>
-      </w:r>
-      <w:r>
-        <w:br/>
-      </w:r>
-      <w:r>
-        <w:rPr>
-          <w:rStyle w:val="VerbatimChar"/>
-        </w:rPr>
-        <w:t xml:space="preserve">2 &lt;NA&gt;    &lt;NA&gt;    12345 sunny   0.48         63         0.14</w:t>
-      </w:r>
-      <w:r>
-        <w:br/>
-      </w:r>
-      <w:r>
-        <w:rPr>
-          <w:rStyle w:val="VerbatimChar"/>
-        </w:rPr>
-        <w:t xml:space="preserve">3 &lt;NA&gt;    &lt;NA&gt;    12345 sunny   0.34         68         0.14</w:t>
-      </w:r>
-      <w:r>
-        <w:br/>
-      </w:r>
-      <w:r>
-        <w:rPr>
-          <w:rStyle w:val="VerbatimChar"/>
-        </w:rPr>
-        <w:t xml:space="preserve">4 &lt;NA&gt;    &lt;NA&gt;    12345 sunny   0.65         35         0.15</w:t>
-      </w:r>
-      <w:r>
-        <w:br/>
-      </w:r>
-      <w:r>
-        <w:rPr>
-          <w:rStyle w:val="VerbatimChar"/>
-        </w:rPr>
-        <w:t xml:space="preserve">5 &lt;NA&gt;    &lt;NA&gt;    12345 sunny   0.27         34         0.11</w:t>
-      </w:r>
-      <w:r>
-        <w:br/>
-      </w:r>
-      <w:r>
-        <w:rPr>
-          <w:rStyle w:val="VerbatimChar"/>
-        </w:rPr>
-        <w:t xml:space="preserve">6 &lt;NA&gt;    &lt;NA&gt;    12345 sunny   0.43         40         0.16</w:t>
-      </w:r>
-    </w:p>
-    <w:p>
-      <w:pPr>
-        <w:pStyle w:val="SourceCode"/>
-      </w:pPr>
-      <w:r>
-        <w:rPr>
-          <w:rStyle w:val="CommentTok"/>
-        </w:rPr>
-        <w:t xml:space="preserve"># Keep columns that start with a word</w:t>
-      </w:r>
-      <w:r>
-        <w:br/>
-      </w:r>
-      <w:r>
-        <w:rPr>
-          <w:rStyle w:val="NormalTok"/>
-        </w:rPr>
-        <w:t xml:space="preserve">leaf_df </w:t>
-      </w:r>
-      <w:r>
-        <w:rPr>
-          <w:rStyle w:val="SpecialCharTok"/>
-        </w:rPr>
-        <w:t xml:space="preserve">%&gt;%</w:t>
-      </w:r>
-      <w:r>
-        <w:rPr>
-          <w:rStyle w:val="NormalTok"/>
-        </w:rPr>
-        <w:t xml:space="preserve"> </w:t>
-      </w:r>
-      <w:r>
-        <w:rPr>
-          <w:rStyle w:val="FunctionTok"/>
-        </w:rPr>
-        <w:t xml:space="preserve">select</w:t>
-      </w:r>
-      <w:r>
-        <w:rPr>
-          <w:rStyle w:val="NormalTok"/>
-        </w:rPr>
-        <w:t xml:space="preserve">(</w:t>
-      </w:r>
-      <w:r>
-        <w:rPr>
-          <w:rStyle w:val="FunctionTok"/>
-        </w:rPr>
-        <w:t xml:space="preserve">starts_with</w:t>
-      </w:r>
-      <w:r>
-        <w:rPr>
-          <w:rStyle w:val="NormalTok"/>
-        </w:rPr>
-        <w:t xml:space="preserve">(</w:t>
-      </w:r>
-      <w:r>
-        <w:rPr>
-          <w:rStyle w:val="StringTok"/>
-        </w:rPr>
-        <w:t xml:space="preserve">"mass"</w:t>
-      </w:r>
-      <w:r>
-        <w:rPr>
-          <w:rStyle w:val="NormalTok"/>
-        </w:rPr>
-        <w:t xml:space="preserve">)) </w:t>
-      </w:r>
-      <w:r>
-        <w:rPr>
-          <w:rStyle w:val="SpecialCharTok"/>
-        </w:rPr>
-        <w:t xml:space="preserve">%&gt;%</w:t>
-      </w:r>
-      <w:r>
-        <w:rPr>
-          <w:rStyle w:val="NormalTok"/>
-        </w:rPr>
-        <w:t xml:space="preserve"> </w:t>
-      </w:r>
-      <w:r>
-        <w:rPr>
-          <w:rStyle w:val="FunctionTok"/>
-        </w:rPr>
-        <w:t xml:space="preserve">head</w:t>
-      </w:r>
-      <w:r>
-        <w:rPr>
-          <w:rStyle w:val="NormalTok"/>
-        </w:rPr>
-        <w:t xml:space="preserve">()</w:t>
-      </w:r>
-    </w:p>
-    <w:p>
-      <w:pPr>
-        <w:pStyle w:val="SourceCode"/>
-      </w:pPr>
-      <w:r>
-        <w:rPr>
-          <w:rStyle w:val="VerbatimChar"/>
-        </w:rPr>
-        <w:t xml:space="preserve"># A tibble: 6 × 1</w:t>
+        <w:t xml:space="preserve"># A tibble: 2 × 1</w:t>
       </w:r>
       <w:r>
         <w:br/>
@@ -4264,42 +4185,6 @@
           <w:rStyle w:val="VerbatimChar"/>
         </w:rPr>
         <w:t xml:space="preserve">2   0.48</w:t>
-      </w:r>
-      <w:r>
-        <w:br/>
-      </w:r>
-      <w:r>
-        <w:rPr>
-          <w:rStyle w:val="VerbatimChar"/>
-        </w:rPr>
-        <w:t xml:space="preserve">3   0.34</w:t>
-      </w:r>
-      <w:r>
-        <w:br/>
-      </w:r>
-      <w:r>
-        <w:rPr>
-          <w:rStyle w:val="VerbatimChar"/>
-        </w:rPr>
-        <w:t xml:space="preserve">4   0.65</w:t>
-      </w:r>
-      <w:r>
-        <w:br/>
-      </w:r>
-      <w:r>
-        <w:rPr>
-          <w:rStyle w:val="VerbatimChar"/>
-        </w:rPr>
-        <w:t xml:space="preserve">5   0.27</w:t>
-      </w:r>
-      <w:r>
-        <w:br/>
-      </w:r>
-      <w:r>
-        <w:rPr>
-          <w:rStyle w:val="VerbatimChar"/>
-        </w:rPr>
-        <w:t xml:space="preserve">6   0.43</w:t>
       </w:r>
     </w:p>
     <w:p>
@@ -4307,7 +4192,7 @@
         <w:pStyle w:val="Compact"/>
         <w:numPr>
           <w:ilvl w:val="0"/>
-          <w:numId w:val="1010"/>
+          <w:numId w:val="1012"/>
         </w:numPr>
       </w:pPr>
       <w:r>
@@ -4315,36 +4200,29 @@
           <w:b/>
           <w:bCs/>
         </w:rPr>
-        <w:t xml:space="preserve">Why</w:t>
-      </w:r>
+        <w:t xml:space="preserve">Why it matters:</w:t>
+      </w:r>
+      <w:r>
+        <w:t xml:space="preserve"> </w:t>
+      </w:r>
+      <w:r>
+        <w:t xml:space="preserve">real data sets have 50–100+ columns and you rarely need all of them</w:t>
+      </w:r>
+    </w:p>
+    <w:p>
+      <w:pPr>
+        <w:pStyle w:val="Compact"/>
+        <w:numPr>
+          <w:ilvl w:val="0"/>
+          <w:numId w:val="1012"/>
+        </w:numPr>
+      </w:pPr>
       <w:r>
         <w:rPr>
           <w:b/>
           <w:bCs/>
         </w:rPr>
-        <w:t xml:space="preserve"> </w:t>
-      </w:r>
-      <w:r>
-        <w:rPr>
-          <w:rStyle w:val="VerbatimChar"/>
-          <w:b/>
-          <w:bCs/>
-        </w:rPr>
-        <w:t xml:space="preserve">select()</w:t>
-      </w:r>
-      <w:r>
-        <w:rPr>
-          <w:b/>
-          <w:bCs/>
-        </w:rPr>
-        <w:t xml:space="preserve"> </w:t>
-      </w:r>
-      <w:r>
-        <w:rPr>
-          <w:b/>
-          <w:bCs/>
-        </w:rPr>
-        <w:t xml:space="preserve">matters:</w:t>
+        <w:t xml:space="preserve">Useful helpers:</w:t>
       </w:r>
     </w:p>
     <w:p>
@@ -4352,11 +4230,26 @@
         <w:pStyle w:val="Compact"/>
         <w:numPr>
           <w:ilvl w:val="1"/>
-          <w:numId w:val="1011"/>
+          <w:numId w:val="1013"/>
         </w:numPr>
       </w:pPr>
       <w:r>
-        <w:t xml:space="preserve">Real datasets often have 50–100+ columns</w:t>
+        <w:rPr>
+          <w:rStyle w:val="VerbatimChar"/>
+        </w:rPr>
+        <w:t xml:space="preserve">starts_with("x")</w:t>
+      </w:r>
+      <w:r>
+        <w:t xml:space="preserve"> </w:t>
+      </w:r>
+      <w:r>
+        <w:t xml:space="preserve">— columns starting with</w:t>
+      </w:r>
+      <w:r>
+        <w:t xml:space="preserve"> </w:t>
+      </w:r>
+      <w:r>
+        <w:t xml:space="preserve">“x”</w:t>
       </w:r>
     </w:p>
     <w:p>
@@ -4364,11 +4257,20 @@
         <w:pStyle w:val="Compact"/>
         <w:numPr>
           <w:ilvl w:val="1"/>
-          <w:numId w:val="1011"/>
+          <w:numId w:val="1013"/>
         </w:numPr>
       </w:pPr>
       <w:r>
-        <w:t xml:space="preserve">You rarely need all of them</w:t>
+        <w:rPr>
+          <w:rStyle w:val="VerbatimChar"/>
+        </w:rPr>
+        <w:t xml:space="preserve">ends_with("_mm")</w:t>
+      </w:r>
+      <w:r>
+        <w:t xml:space="preserve"> </w:t>
+      </w:r>
+      <w:r>
+        <w:t xml:space="preserve">— columns ending with “_mm”</w:t>
       </w:r>
     </w:p>
     <w:p>
@@ -4376,98 +4278,13 @@
         <w:pStyle w:val="Compact"/>
         <w:numPr>
           <w:ilvl w:val="1"/>
-          <w:numId w:val="1011"/>
+          <w:numId w:val="1013"/>
         </w:numPr>
       </w:pPr>
       <w:r>
         <w:rPr>
           <w:rStyle w:val="VerbatimChar"/>
         </w:rPr>
-        <w:t xml:space="preserve">select()</w:t>
-      </w:r>
-      <w:r>
-        <w:t xml:space="preserve"> </w:t>
-      </w:r>
-      <w:r>
-        <w:t xml:space="preserve">keeps your workspace clean</w:t>
-      </w:r>
-    </w:p>
-    <w:p>
-      <w:pPr>
-        <w:pStyle w:val="Compact"/>
-        <w:numPr>
-          <w:ilvl w:val="0"/>
-          <w:numId w:val="1010"/>
-        </w:numPr>
-      </w:pPr>
-      <w:r>
-        <w:rPr>
-          <w:b/>
-          <w:bCs/>
-        </w:rPr>
-        <w:t xml:space="preserve">Useful helpers:</w:t>
-      </w:r>
-    </w:p>
-    <w:p>
-      <w:pPr>
-        <w:pStyle w:val="Compact"/>
-        <w:numPr>
-          <w:ilvl w:val="1"/>
-          <w:numId w:val="1012"/>
-        </w:numPr>
-      </w:pPr>
-      <w:r>
-        <w:rPr>
-          <w:rStyle w:val="VerbatimChar"/>
-        </w:rPr>
-        <w:t xml:space="preserve">starts_with("x")</w:t>
-      </w:r>
-      <w:r>
-        <w:t xml:space="preserve"> </w:t>
-      </w:r>
-      <w:r>
-        <w:t xml:space="preserve">— columns starting with</w:t>
-      </w:r>
-      <w:r>
-        <w:t xml:space="preserve"> </w:t>
-      </w:r>
-      <w:r>
-        <w:t xml:space="preserve">“x”</w:t>
-      </w:r>
-    </w:p>
-    <w:p>
-      <w:pPr>
-        <w:pStyle w:val="Compact"/>
-        <w:numPr>
-          <w:ilvl w:val="1"/>
-          <w:numId w:val="1012"/>
-        </w:numPr>
-      </w:pPr>
-      <w:r>
-        <w:rPr>
-          <w:rStyle w:val="VerbatimChar"/>
-        </w:rPr>
-        <w:t xml:space="preserve">ends_with("_mm")</w:t>
-      </w:r>
-      <w:r>
-        <w:t xml:space="preserve"> </w:t>
-      </w:r>
-      <w:r>
-        <w:t xml:space="preserve">— columns ending with “_mm”</w:t>
-      </w:r>
-    </w:p>
-    <w:p>
-      <w:pPr>
-        <w:pStyle w:val="Compact"/>
-        <w:numPr>
-          <w:ilvl w:val="1"/>
-          <w:numId w:val="1012"/>
-        </w:numPr>
-      </w:pPr>
-      <w:r>
-        <w:rPr>
-          <w:rStyle w:val="VerbatimChar"/>
-        </w:rPr>
         <w:t xml:space="preserve">contains("mass")</w:t>
       </w:r>
       <w:r>
@@ -4493,7 +4310,7 @@
       <w:r>
         <w:t xml:space="preserve"> </w:t>
       </w:r>
-      <w:hyperlink r:id="rId37">
+      <w:hyperlink r:id="rId38">
         <w:r>
           <w:rPr>
             <w:rStyle w:val="Hyperlink"/>
@@ -4502,7 +4319,7 @@
         </w:r>
       </w:hyperlink>
     </w:p>
-    <w:bookmarkEnd w:id="38"/>
+    <w:bookmarkEnd w:id="39"/>
     <w:bookmarkStart w:id="44" w:name="mutate-creating-new-columns"/>
     <w:p>
       <w:pPr>
@@ -4562,12 +4379,12 @@
                 <wp:inline>
                   <wp:extent cx="152400" cy="152400"/>
                   <wp:effectExtent b="0" l="0" r="0" t="0"/>
-                  <wp:docPr descr="" title="" id="39" name="Picture"/>
+                  <wp:docPr descr="" title="" id="40" name="Picture"/>
                   <a:graphic>
                     <a:graphicData uri="http://schemas.openxmlformats.org/drawingml/2006/picture">
                       <pic:pic>
                         <pic:nvPicPr>
-                          <pic:cNvPr descr="/Applications/Positron.app/Contents/Resources/app/quarto/share/formats/docx/note.png" id="40" name="Picture"/>
+                          <pic:cNvPr descr="/opt/quarto/share/formats/docx/note.png" id="41" name="Picture"/>
                           <pic:cNvPicPr>
                             <a:picLocks noChangeArrowheads="1" noChangeAspect="1"/>
                           </pic:cNvPicPr>
@@ -4825,7 +4642,19 @@
         <w:rPr>
           <w:rStyle w:val="NormalTok"/>
         </w:rPr>
-        <w:t xml:space="preserve">()</w:t>
+        <w:t xml:space="preserve">(</w:t>
+      </w:r>
+      <w:r>
+        <w:rPr>
+          <w:rStyle w:val="DecValTok"/>
+        </w:rPr>
+        <w:t xml:space="preserve">3</w:t>
+      </w:r>
+      <w:r>
+        <w:rPr>
+          <w:rStyle w:val="NormalTok"/>
+        </w:rPr>
+        <w:t xml:space="preserve">)</w:t>
       </w:r>
     </w:p>
     <w:p>
@@ -4836,615 +4665,61 @@
         <w:rPr>
           <w:rStyle w:val="VerbatimChar"/>
         </w:rPr>
-        <w:t xml:space="preserve"># A tibble: 6 × 9</w:t>
-      </w:r>
-      <w:r>
-        <w:br/>
-      </w:r>
-      <w:r>
-        <w:rPr>
-          <w:rStyle w:val="VerbatimChar"/>
-        </w:rPr>
-        <w:t xml:space="preserve">  twig_id leaf_id teams shade mass_g petiole_mm thickness_mm</w:t>
-      </w:r>
-      <w:r>
-        <w:br/>
-      </w:r>
-      <w:r>
-        <w:rPr>
-          <w:rStyle w:val="VerbatimChar"/>
-        </w:rPr>
-        <w:t xml:space="preserve">  &lt;chr&gt;   &lt;chr&gt;   &lt;chr&gt; &lt;chr&gt;  &lt;dbl&gt;      &lt;dbl&gt;        &lt;dbl&gt;</w:t>
-      </w:r>
-      <w:r>
-        <w:br/>
-      </w:r>
-      <w:r>
-        <w:rPr>
-          <w:rStyle w:val="VerbatimChar"/>
-        </w:rPr>
-        <w:t xml:space="preserve">1 &lt;NA&gt;    &lt;NA&gt;    12345 sunny   0.4          79         0.15</w:t>
-      </w:r>
-      <w:r>
-        <w:br/>
-      </w:r>
-      <w:r>
-        <w:rPr>
-          <w:rStyle w:val="VerbatimChar"/>
-        </w:rPr>
-        <w:t xml:space="preserve">2 &lt;NA&gt;    &lt;NA&gt;    12345 sunny   0.48         63         0.14</w:t>
-      </w:r>
-      <w:r>
-        <w:br/>
-      </w:r>
-      <w:r>
-        <w:rPr>
-          <w:rStyle w:val="VerbatimChar"/>
-        </w:rPr>
-        <w:t xml:space="preserve">3 &lt;NA&gt;    &lt;NA&gt;    12345 sunny   0.34         68         0.14</w:t>
-      </w:r>
-      <w:r>
-        <w:br/>
-      </w:r>
-      <w:r>
-        <w:rPr>
-          <w:rStyle w:val="VerbatimChar"/>
-        </w:rPr>
-        <w:t xml:space="preserve">4 &lt;NA&gt;    &lt;NA&gt;    12345 sunny   0.65         35         0.15</w:t>
-      </w:r>
-      <w:r>
-        <w:br/>
-      </w:r>
-      <w:r>
-        <w:rPr>
-          <w:rStyle w:val="VerbatimChar"/>
-        </w:rPr>
-        <w:t xml:space="preserve">5 &lt;NA&gt;    &lt;NA&gt;    12345 sunny   0.27         34         0.11</w:t>
-      </w:r>
-      <w:r>
-        <w:br/>
-      </w:r>
-      <w:r>
-        <w:rPr>
-          <w:rStyle w:val="VerbatimChar"/>
-        </w:rPr>
-        <w:t xml:space="preserve">6 &lt;NA&gt;    &lt;NA&gt;    12345 sunny   0.43         40         0.16</w:t>
-      </w:r>
-      <w:r>
-        <w:br/>
-      </w:r>
-      <w:r>
-        <w:rPr>
-          <w:rStyle w:val="VerbatimChar"/>
-        </w:rPr>
-        <w:t xml:space="preserve"># ℹ 2 more variables: paper_mass_g &lt;dbl&gt;, mass_mg &lt;dbl&gt;</w:t>
-      </w:r>
-    </w:p>
-    <w:p>
-      <w:pPr>
-        <w:pStyle w:val="SourceCode"/>
-      </w:pPr>
-      <w:r>
-        <w:rPr>
-          <w:rStyle w:val="CommentTok"/>
-        </w:rPr>
-        <w:t xml:space="preserve"># Add a size category based on mass</w:t>
-      </w:r>
-      <w:r>
-        <w:br/>
-      </w:r>
-      <w:r>
-        <w:rPr>
-          <w:rStyle w:val="NormalTok"/>
-        </w:rPr>
-        <w:t xml:space="preserve">leaf_df </w:t>
-      </w:r>
-      <w:r>
-        <w:rPr>
-          <w:rStyle w:val="SpecialCharTok"/>
-        </w:rPr>
-        <w:t xml:space="preserve">%&gt;%</w:t>
-      </w:r>
-      <w:r>
-        <w:br/>
-      </w:r>
-      <w:r>
-        <w:rPr>
-          <w:rStyle w:val="NormalTok"/>
-        </w:rPr>
-        <w:t xml:space="preserve">  </w:t>
-      </w:r>
-      <w:r>
-        <w:rPr>
-          <w:rStyle w:val="FunctionTok"/>
-        </w:rPr>
-        <w:t xml:space="preserve">mutate</w:t>
-      </w:r>
-      <w:r>
-        <w:rPr>
-          <w:rStyle w:val="NormalTok"/>
-        </w:rPr>
-        <w:t xml:space="preserve">(</w:t>
-      </w:r>
-      <w:r>
-        <w:rPr>
-          <w:rStyle w:val="AttributeTok"/>
-        </w:rPr>
-        <w:t xml:space="preserve">size_class =</w:t>
-      </w:r>
-      <w:r>
-        <w:rPr>
-          <w:rStyle w:val="NormalTok"/>
-        </w:rPr>
-        <w:t xml:space="preserve"> </w:t>
-      </w:r>
-      <w:r>
-        <w:rPr>
-          <w:rStyle w:val="FunctionTok"/>
-        </w:rPr>
-        <w:t xml:space="preserve">if_else</w:t>
-      </w:r>
-      <w:r>
-        <w:rPr>
-          <w:rStyle w:val="NormalTok"/>
-        </w:rPr>
-        <w:t xml:space="preserve">(mass_g </w:t>
-      </w:r>
-      <w:r>
-        <w:rPr>
-          <w:rStyle w:val="SpecialCharTok"/>
-        </w:rPr>
-        <w:t xml:space="preserve">&gt;</w:t>
-      </w:r>
-      <w:r>
-        <w:rPr>
-          <w:rStyle w:val="NormalTok"/>
-        </w:rPr>
-        <w:t xml:space="preserve"> </w:t>
-      </w:r>
-      <w:r>
-        <w:rPr>
-          <w:rStyle w:val="FloatTok"/>
-        </w:rPr>
-        <w:t xml:space="preserve">0.5</w:t>
-      </w:r>
-      <w:r>
-        <w:rPr>
-          <w:rStyle w:val="NormalTok"/>
-        </w:rPr>
-        <w:t xml:space="preserve">, </w:t>
-      </w:r>
-      <w:r>
-        <w:rPr>
-          <w:rStyle w:val="StringTok"/>
-        </w:rPr>
-        <w:t xml:space="preserve">"large"</w:t>
-      </w:r>
-      <w:r>
-        <w:rPr>
-          <w:rStyle w:val="NormalTok"/>
-        </w:rPr>
-        <w:t xml:space="preserve">,</w:t>
-      </w:r>
-      <w:r>
-        <w:br/>
-      </w:r>
-      <w:r>
-        <w:rPr>
-          <w:rStyle w:val="NormalTok"/>
-        </w:rPr>
-        <w:t xml:space="preserve">                              </w:t>
-      </w:r>
-      <w:r>
-        <w:rPr>
-          <w:rStyle w:val="StringTok"/>
-        </w:rPr>
-        <w:t xml:space="preserve">"small"</w:t>
-      </w:r>
-      <w:r>
-        <w:rPr>
-          <w:rStyle w:val="NormalTok"/>
-        </w:rPr>
-        <w:t xml:space="preserve">)) </w:t>
-      </w:r>
-      <w:r>
-        <w:rPr>
-          <w:rStyle w:val="SpecialCharTok"/>
-        </w:rPr>
-        <w:t xml:space="preserve">%&gt;%</w:t>
-      </w:r>
-      <w:r>
-        <w:br/>
-      </w:r>
-      <w:r>
-        <w:rPr>
-          <w:rStyle w:val="NormalTok"/>
-        </w:rPr>
-        <w:t xml:space="preserve">  </w:t>
-      </w:r>
-      <w:r>
-        <w:rPr>
-          <w:rStyle w:val="FunctionTok"/>
-        </w:rPr>
-        <w:t xml:space="preserve">head</w:t>
-      </w:r>
-      <w:r>
-        <w:rPr>
-          <w:rStyle w:val="NormalTok"/>
-        </w:rPr>
-        <w:t xml:space="preserve">()</w:t>
-      </w:r>
-    </w:p>
-    <w:p>
-      <w:pPr>
-        <w:pStyle w:val="SourceCode"/>
-      </w:pPr>
-      <w:r>
-        <w:rPr>
-          <w:rStyle w:val="VerbatimChar"/>
-        </w:rPr>
-        <w:t xml:space="preserve"># A tibble: 6 × 9</w:t>
-      </w:r>
-      <w:r>
-        <w:br/>
-      </w:r>
-      <w:r>
-        <w:rPr>
-          <w:rStyle w:val="VerbatimChar"/>
-        </w:rPr>
-        <w:t xml:space="preserve">  twig_id leaf_id teams shade mass_g petiole_mm thickness_mm</w:t>
-      </w:r>
-      <w:r>
-        <w:br/>
-      </w:r>
-      <w:r>
-        <w:rPr>
-          <w:rStyle w:val="VerbatimChar"/>
-        </w:rPr>
-        <w:t xml:space="preserve">  &lt;chr&gt;   &lt;chr&gt;   &lt;chr&gt; &lt;chr&gt;  &lt;dbl&gt;      &lt;dbl&gt;        &lt;dbl&gt;</w:t>
-      </w:r>
-      <w:r>
-        <w:br/>
-      </w:r>
-      <w:r>
-        <w:rPr>
-          <w:rStyle w:val="VerbatimChar"/>
-        </w:rPr>
-        <w:t xml:space="preserve">1 &lt;NA&gt;    &lt;NA&gt;    12345 sunny   0.4          79         0.15</w:t>
-      </w:r>
-      <w:r>
-        <w:br/>
-      </w:r>
-      <w:r>
-        <w:rPr>
-          <w:rStyle w:val="VerbatimChar"/>
-        </w:rPr>
-        <w:t xml:space="preserve">2 &lt;NA&gt;    &lt;NA&gt;    12345 sunny   0.48         63         0.14</w:t>
-      </w:r>
-      <w:r>
-        <w:br/>
-      </w:r>
-      <w:r>
-        <w:rPr>
-          <w:rStyle w:val="VerbatimChar"/>
-        </w:rPr>
-        <w:t xml:space="preserve">3 &lt;NA&gt;    &lt;NA&gt;    12345 sunny   0.34         68         0.14</w:t>
-      </w:r>
-      <w:r>
-        <w:br/>
-      </w:r>
-      <w:r>
-        <w:rPr>
-          <w:rStyle w:val="VerbatimChar"/>
-        </w:rPr>
-        <w:t xml:space="preserve">4 &lt;NA&gt;    &lt;NA&gt;    12345 sunny   0.65         35         0.15</w:t>
-      </w:r>
-      <w:r>
-        <w:br/>
-      </w:r>
-      <w:r>
-        <w:rPr>
-          <w:rStyle w:val="VerbatimChar"/>
-        </w:rPr>
-        <w:t xml:space="preserve">5 &lt;NA&gt;    &lt;NA&gt;    12345 sunny   0.27         34         0.11</w:t>
-      </w:r>
-      <w:r>
-        <w:br/>
-      </w:r>
-      <w:r>
-        <w:rPr>
-          <w:rStyle w:val="VerbatimChar"/>
-        </w:rPr>
-        <w:t xml:space="preserve">6 &lt;NA&gt;    &lt;NA&gt;    12345 sunny   0.43         40         0.16</w:t>
-      </w:r>
-      <w:r>
-        <w:br/>
-      </w:r>
-      <w:r>
-        <w:rPr>
-          <w:rStyle w:val="VerbatimChar"/>
-        </w:rPr>
-        <w:t xml:space="preserve"># ℹ 2 more variables: paper_mass_g &lt;dbl&gt;, size_class &lt;chr&gt;</w:t>
-      </w:r>
-    </w:p>
-    <w:p>
-      <w:pPr>
-        <w:pStyle w:val="SourceCode"/>
-      </w:pPr>
-      <w:r>
-        <w:rPr>
-          <w:rStyle w:val="CommentTok"/>
-        </w:rPr>
-        <w:t xml:space="preserve"># mutate() can create several new columns at once</w:t>
-      </w:r>
-      <w:r>
-        <w:br/>
-      </w:r>
-      <w:r>
-        <w:rPr>
-          <w:rStyle w:val="NormalTok"/>
-        </w:rPr>
-        <w:t xml:space="preserve">leaf_df </w:t>
-      </w:r>
-      <w:r>
-        <w:rPr>
-          <w:rStyle w:val="SpecialCharTok"/>
-        </w:rPr>
-        <w:t xml:space="preserve">%&gt;%</w:t>
-      </w:r>
-      <w:r>
-        <w:br/>
-      </w:r>
-      <w:r>
-        <w:rPr>
-          <w:rStyle w:val="NormalTok"/>
-        </w:rPr>
-        <w:t xml:space="preserve">  </w:t>
-      </w:r>
-      <w:r>
-        <w:rPr>
-          <w:rStyle w:val="FunctionTok"/>
-        </w:rPr>
-        <w:t xml:space="preserve">mutate</w:t>
-      </w:r>
-      <w:r>
-        <w:rPr>
-          <w:rStyle w:val="NormalTok"/>
-        </w:rPr>
-        <w:t xml:space="preserve">(</w:t>
-      </w:r>
-      <w:r>
-        <w:br/>
-      </w:r>
-      <w:r>
-        <w:rPr>
-          <w:rStyle w:val="NormalTok"/>
-        </w:rPr>
-        <w:t xml:space="preserve">    </w:t>
-      </w:r>
-      <w:r>
-        <w:rPr>
-          <w:rStyle w:val="AttributeTok"/>
-        </w:rPr>
-        <w:t xml:space="preserve">mass_mg    =</w:t>
-      </w:r>
-      <w:r>
-        <w:rPr>
-          <w:rStyle w:val="NormalTok"/>
-        </w:rPr>
-        <w:t xml:space="preserve"> mass_g </w:t>
-      </w:r>
-      <w:r>
-        <w:rPr>
-          <w:rStyle w:val="SpecialCharTok"/>
-        </w:rPr>
-        <w:t xml:space="preserve">*</w:t>
-      </w:r>
-      <w:r>
-        <w:rPr>
-          <w:rStyle w:val="NormalTok"/>
-        </w:rPr>
-        <w:t xml:space="preserve"> </w:t>
-      </w:r>
-      <w:r>
-        <w:rPr>
-          <w:rStyle w:val="DecValTok"/>
-        </w:rPr>
-        <w:t xml:space="preserve">1000</w:t>
-      </w:r>
-      <w:r>
-        <w:rPr>
-          <w:rStyle w:val="NormalTok"/>
-        </w:rPr>
-        <w:t xml:space="preserve">,</w:t>
-      </w:r>
-      <w:r>
-        <w:br/>
-      </w:r>
-      <w:r>
-        <w:rPr>
-          <w:rStyle w:val="NormalTok"/>
-        </w:rPr>
-        <w:t xml:space="preserve">    </w:t>
-      </w:r>
-      <w:r>
-        <w:rPr>
-          <w:rStyle w:val="AttributeTok"/>
-        </w:rPr>
-        <w:t xml:space="preserve">petiole_cm =</w:t>
-      </w:r>
-      <w:r>
-        <w:rPr>
-          <w:rStyle w:val="NormalTok"/>
-        </w:rPr>
-        <w:t xml:space="preserve"> petiole_mm </w:t>
-      </w:r>
-      <w:r>
-        <w:rPr>
-          <w:rStyle w:val="SpecialCharTok"/>
-        </w:rPr>
-        <w:t xml:space="preserve">/</w:t>
-      </w:r>
-      <w:r>
-        <w:rPr>
-          <w:rStyle w:val="NormalTok"/>
-        </w:rPr>
-        <w:t xml:space="preserve"> </w:t>
-      </w:r>
-      <w:r>
-        <w:rPr>
-          <w:rStyle w:val="DecValTok"/>
-        </w:rPr>
-        <w:t xml:space="preserve">10</w:t>
-      </w:r>
-      <w:r>
-        <w:rPr>
-          <w:rStyle w:val="NormalTok"/>
-        </w:rPr>
-        <w:t xml:space="preserve"> </w:t>
-      </w:r>
-      <w:r>
-        <w:rPr>
-          <w:rStyle w:val="CommentTok"/>
-        </w:rPr>
-        <w:t xml:space="preserve"># petiole length in cm</w:t>
-      </w:r>
-      <w:r>
-        <w:br/>
-      </w:r>
-      <w:r>
-        <w:rPr>
-          <w:rStyle w:val="NormalTok"/>
-        </w:rPr>
-        <w:t xml:space="preserve">  ) </w:t>
-      </w:r>
-      <w:r>
-        <w:rPr>
-          <w:rStyle w:val="SpecialCharTok"/>
-        </w:rPr>
-        <w:t xml:space="preserve">%&gt;%</w:t>
-      </w:r>
-      <w:r>
-        <w:br/>
-      </w:r>
-      <w:r>
-        <w:rPr>
-          <w:rStyle w:val="NormalTok"/>
-        </w:rPr>
-        <w:t xml:space="preserve">  </w:t>
-      </w:r>
-      <w:r>
-        <w:rPr>
-          <w:rStyle w:val="FunctionTok"/>
-        </w:rPr>
-        <w:t xml:space="preserve">head</w:t>
-      </w:r>
-      <w:r>
-        <w:rPr>
-          <w:rStyle w:val="NormalTok"/>
-        </w:rPr>
-        <w:t xml:space="preserve">()</w:t>
-      </w:r>
-    </w:p>
-    <w:p>
-      <w:pPr>
-        <w:pStyle w:val="SourceCode"/>
-      </w:pPr>
-      <w:r>
-        <w:rPr>
-          <w:rStyle w:val="VerbatimChar"/>
-        </w:rPr>
-        <w:t xml:space="preserve"># A tibble: 6 × 10</w:t>
-      </w:r>
-      <w:r>
-        <w:br/>
-      </w:r>
-      <w:r>
-        <w:rPr>
-          <w:rStyle w:val="VerbatimChar"/>
-        </w:rPr>
-        <w:t xml:space="preserve">  twig_id leaf_id teams shade mass_g petiole_mm thickness_mm</w:t>
-      </w:r>
-      <w:r>
-        <w:br/>
-      </w:r>
-      <w:r>
-        <w:rPr>
-          <w:rStyle w:val="VerbatimChar"/>
-        </w:rPr>
-        <w:t xml:space="preserve">  &lt;chr&gt;   &lt;chr&gt;   &lt;chr&gt; &lt;chr&gt;  &lt;dbl&gt;      &lt;dbl&gt;        &lt;dbl&gt;</w:t>
-      </w:r>
-      <w:r>
-        <w:br/>
-      </w:r>
-      <w:r>
-        <w:rPr>
-          <w:rStyle w:val="VerbatimChar"/>
-        </w:rPr>
-        <w:t xml:space="preserve">1 &lt;NA&gt;    &lt;NA&gt;    12345 sunny   0.4          79         0.15</w:t>
-      </w:r>
-      <w:r>
-        <w:br/>
-      </w:r>
-      <w:r>
-        <w:rPr>
-          <w:rStyle w:val="VerbatimChar"/>
-        </w:rPr>
-        <w:t xml:space="preserve">2 &lt;NA&gt;    &lt;NA&gt;    12345 sunny   0.48         63         0.14</w:t>
-      </w:r>
-      <w:r>
-        <w:br/>
-      </w:r>
-      <w:r>
-        <w:rPr>
-          <w:rStyle w:val="VerbatimChar"/>
-        </w:rPr>
-        <w:t xml:space="preserve">3 &lt;NA&gt;    &lt;NA&gt;    12345 sunny   0.34         68         0.14</w:t>
-      </w:r>
-      <w:r>
-        <w:br/>
-      </w:r>
-      <w:r>
-        <w:rPr>
-          <w:rStyle w:val="VerbatimChar"/>
-        </w:rPr>
-        <w:t xml:space="preserve">4 &lt;NA&gt;    &lt;NA&gt;    12345 sunny   0.65         35         0.15</w:t>
-      </w:r>
-      <w:r>
-        <w:br/>
-      </w:r>
-      <w:r>
-        <w:rPr>
-          <w:rStyle w:val="VerbatimChar"/>
-        </w:rPr>
-        <w:t xml:space="preserve">5 &lt;NA&gt;    &lt;NA&gt;    12345 sunny   0.27         34         0.11</w:t>
-      </w:r>
-      <w:r>
-        <w:br/>
-      </w:r>
-      <w:r>
-        <w:rPr>
-          <w:rStyle w:val="VerbatimChar"/>
-        </w:rPr>
-        <w:t xml:space="preserve">6 &lt;NA&gt;    &lt;NA&gt;    12345 sunny   0.43         40         0.16</w:t>
-      </w:r>
-      <w:r>
-        <w:br/>
-      </w:r>
-      <w:r>
-        <w:rPr>
-          <w:rStyle w:val="VerbatimChar"/>
-        </w:rPr>
-        <w:t xml:space="preserve"># ℹ 3 more variables: paper_mass_g &lt;dbl&gt;, mass_mg &lt;dbl&gt;,</w:t>
-      </w:r>
-      <w:r>
-        <w:br/>
-      </w:r>
-      <w:r>
-        <w:rPr>
-          <w:rStyle w:val="VerbatimChar"/>
-        </w:rPr>
-        <w:t xml:space="preserve">#   petiole_cm &lt;dbl&gt;</w:t>
+        <w:t xml:space="preserve"># A tibble: 3 × 9</w:t>
+      </w:r>
+      <w:r>
+        <w:br/>
+      </w:r>
+      <w:r>
+        <w:rPr>
+          <w:rStyle w:val="VerbatimChar"/>
+        </w:rPr>
+        <w:t xml:space="preserve">  twig_id leaf_id teams shade mass_g petiole_mm thickness_mm paper_mass_g</w:t>
+      </w:r>
+      <w:r>
+        <w:br/>
+      </w:r>
+      <w:r>
+        <w:rPr>
+          <w:rStyle w:val="VerbatimChar"/>
+        </w:rPr>
+        <w:t xml:space="preserve">  &lt;chr&gt;   &lt;chr&gt;   &lt;chr&gt; &lt;chr&gt;  &lt;dbl&gt;      &lt;dbl&gt;        &lt;dbl&gt;        &lt;dbl&gt;</w:t>
+      </w:r>
+      <w:r>
+        <w:br/>
+      </w:r>
+      <w:r>
+        <w:rPr>
+          <w:rStyle w:val="VerbatimChar"/>
+        </w:rPr>
+        <w:t xml:space="preserve">1 &lt;NA&gt;    &lt;NA&gt;    12345 sunny   0.4          79         0.15         0.21</w:t>
+      </w:r>
+      <w:r>
+        <w:br/>
+      </w:r>
+      <w:r>
+        <w:rPr>
+          <w:rStyle w:val="VerbatimChar"/>
+        </w:rPr>
+        <w:t xml:space="preserve">2 &lt;NA&gt;    &lt;NA&gt;    12345 sunny   0.48         63         0.14         0.21</w:t>
+      </w:r>
+      <w:r>
+        <w:br/>
+      </w:r>
+      <w:r>
+        <w:rPr>
+          <w:rStyle w:val="VerbatimChar"/>
+        </w:rPr>
+        <w:t xml:space="preserve">3 &lt;NA&gt;    &lt;NA&gt;    12345 sunny   0.34         68         0.14         0.21</w:t>
+      </w:r>
+      <w:r>
+        <w:br/>
+      </w:r>
+      <w:r>
+        <w:rPr>
+          <w:rStyle w:val="VerbatimChar"/>
+        </w:rPr>
+        <w:t xml:space="preserve"># ℹ 1 more variable: mass_mg &lt;dbl&gt;</w:t>
       </w:r>
     </w:p>
     <w:p>
@@ -5452,7 +4727,7 @@
         <w:pStyle w:val="Compact"/>
         <w:numPr>
           <w:ilvl w:val="0"/>
-          <w:numId w:val="1013"/>
+          <w:numId w:val="1014"/>
         </w:numPr>
       </w:pPr>
       <w:r>
@@ -5482,51 +4757,6 @@
       </w:r>
       <w:r>
         <w:t xml:space="preserve">and adds new ones</w:t>
-      </w:r>
-    </w:p>
-    <w:p>
-      <w:pPr>
-        <w:pStyle w:val="Compact"/>
-        <w:numPr>
-          <w:ilvl w:val="0"/>
-          <w:numId w:val="1013"/>
-        </w:numPr>
-      </w:pPr>
-      <w:r>
-        <w:rPr>
-          <w:b/>
-          <w:bCs/>
-        </w:rPr>
-        <w:t xml:space="preserve">Use</w:t>
-      </w:r>
-      <w:r>
-        <w:rPr>
-          <w:b/>
-          <w:bCs/>
-        </w:rPr>
-        <w:t xml:space="preserve"> </w:t>
-      </w:r>
-      <w:r>
-        <w:rPr>
-          <w:rStyle w:val="VerbatimChar"/>
-          <w:b/>
-          <w:bCs/>
-        </w:rPr>
-        <w:t xml:space="preserve">if_else(condition, value_if_true, value_if_false)</w:t>
-      </w:r>
-      <w:r>
-        <w:rPr>
-          <w:b/>
-          <w:bCs/>
-        </w:rPr>
-        <w:t xml:space="preserve"> </w:t>
-      </w:r>
-      <w:r>
-        <w:rPr>
-          <w:b/>
-          <w:bCs/>
-        </w:rPr>
-        <w:t xml:space="preserve">to create categories</w:t>
       </w:r>
     </w:p>
     <w:tbl>
@@ -5570,12 +4800,12 @@
                 <wp:inline>
                   <wp:extent cx="152400" cy="152400"/>
                   <wp:effectExtent b="0" l="0" r="0" t="0"/>
-                  <wp:docPr descr="" title="" id="41" name="Picture"/>
+                  <wp:docPr descr="" title="" id="42" name="Picture"/>
                   <a:graphic>
                     <a:graphicData uri="http://schemas.openxmlformats.org/drawingml/2006/picture">
                       <pic:pic>
                         <pic:nvPicPr>
-                          <pic:cNvPr descr="/Applications/Positron.app/Contents/Resources/app/quarto/share/formats/docx/note.png" id="42" name="Picture"/>
+                          <pic:cNvPr descr="/opt/quarto/share/formats/docx/note.png" id="43" name="Picture"/>
                           <pic:cNvPicPr>
                             <a:picLocks noChangeArrowheads="1" noChangeAspect="1"/>
                           </pic:cNvPicPr>
@@ -5647,7 +4877,11 @@
           </w:p>
           <w:p>
             <w:pPr>
-              <w:pStyle w:val="BodyText"/>
+              <w:pStyle w:val="Compact"/>
+              <w:numPr>
+                <w:ilvl w:val="0"/>
+                <w:numId w:val="1015"/>
+              </w:numPr>
             </w:pPr>
             <w:r>
               <w:rPr>
@@ -5659,37 +4893,85 @@
               <w:t xml:space="preserve"> </w:t>
             </w:r>
             <w:r>
-              <w:t xml:space="preserve">never removes columns — it adds to the right of your data frame, so</w:t>
-            </w:r>
-            <w:r>
-              <w:t xml:space="preserve"> </w:t>
-            </w:r>
-            <w:r>
-              <w:rPr>
-                <w:rStyle w:val="VerbatimChar"/>
-              </w:rPr>
-              <w:t xml:space="preserve">leaf_df</w:t>
-            </w:r>
-            <w:r>
-              <w:t xml:space="preserve"> </w:t>
-            </w:r>
-            <w:r>
-              <w:t xml:space="preserve">gains one column per new variable you create.</w:t>
+              <w:t xml:space="preserve">never removes columns</w:t>
             </w:r>
           </w:p>
           <w:p>
             <w:pPr>
-              <w:pStyle w:val="BodyText"/>
+              <w:pStyle w:val="Compact"/>
+              <w:numPr>
+                <w:ilvl w:val="1"/>
+                <w:numId w:val="1016"/>
+              </w:numPr>
             </w:pPr>
+            <w:r>
+              <w:t xml:space="preserve">it adds to the</w:t>
+            </w:r>
+            <w:r>
+              <w:t xml:space="preserve"> </w:t>
+            </w:r>
+            <w:r>
+              <w:rPr>
+                <w:b/>
+                <w:bCs/>
+              </w:rPr>
+              <w:t xml:space="preserve">right</w:t>
+            </w:r>
+            <w:r>
+              <w:t xml:space="preserve"> </w:t>
+            </w:r>
+            <w:r>
+              <w:t xml:space="preserve">of your data frame</w:t>
+            </w:r>
+          </w:p>
+          <w:p>
             <w:pPr>
-              <w:spacing w:after="16"/>
+              <w:pStyle w:val="Compact"/>
+              <w:numPr>
+                <w:ilvl w:val="1"/>
+                <w:numId w:val="1016"/>
+              </w:numPr>
             </w:pPr>
             <w:r>
-              <w:t xml:space="preserve">To overwrite a column instead of adding one, reuse the same name on the left:</w:t>
+              <w:t xml:space="preserve">one new column per variable you create</w:t>
+            </w:r>
+          </w:p>
+          <w:p>
+            <w:pPr>
+              <w:pStyle w:val="Compact"/>
+              <w:numPr>
+                <w:ilvl w:val="0"/>
+                <w:numId w:val="1015"/>
+              </w:numPr>
+            </w:pPr>
+            <w:r>
+              <w:t xml:space="preserve">To</w:t>
             </w:r>
             <w:r>
               <w:t xml:space="preserve"> </w:t>
             </w:r>
+            <w:r>
+              <w:rPr>
+                <w:b/>
+                <w:bCs/>
+              </w:rPr>
+              <w:t xml:space="preserve">overwrite</w:t>
+            </w:r>
+            <w:r>
+              <w:t xml:space="preserve"> </w:t>
+            </w:r>
+            <w:r>
+              <w:t xml:space="preserve">instead, reuse the name on the left:</w:t>
+            </w:r>
+          </w:p>
+          <w:p>
+            <w:pPr>
+              <w:pStyle w:val="Compact"/>
+              <w:numPr>
+                <w:ilvl w:val="1"/>
+                <w:numId w:val="1017"/>
+              </w:numPr>
+            </w:pPr>
             <w:r>
               <w:rPr>
                 <w:rStyle w:val="VerbatimChar"/>
@@ -5701,9 +4983,560 @@
         </w:tc>
       </w:tr>
     </w:tbl>
-    <w:p>
-      <w:pPr>
-        <w:pStyle w:val="BodyText"/>
+    <w:bookmarkEnd w:id="44"/>
+    <w:bookmarkStart w:id="46" w:name="mutate-categories-and-several-at-once"/>
+    <w:p>
+      <w:pPr>
+        <w:pStyle w:val="Heading1"/>
+      </w:pPr>
+      <w:r>
+        <w:rPr>
+          <w:rStyle w:val="VerbatimChar"/>
+        </w:rPr>
+        <w:t xml:space="preserve">mutate()</w:t>
+      </w:r>
+      <w:r>
+        <w:t xml:space="preserve"> </w:t>
+      </w:r>
+      <w:r>
+        <w:t xml:space="preserve">— Categories and Several at Once</w:t>
+      </w:r>
+    </w:p>
+    <w:p>
+      <w:pPr>
+        <w:pStyle w:val="SourceCode"/>
+      </w:pPr>
+      <w:r>
+        <w:rPr>
+          <w:rStyle w:val="CommentTok"/>
+        </w:rPr>
+        <w:t xml:space="preserve"># Add a size category based on mass</w:t>
+      </w:r>
+      <w:r>
+        <w:br/>
+      </w:r>
+      <w:r>
+        <w:rPr>
+          <w:rStyle w:val="NormalTok"/>
+        </w:rPr>
+        <w:t xml:space="preserve">leaf_df </w:t>
+      </w:r>
+      <w:r>
+        <w:rPr>
+          <w:rStyle w:val="SpecialCharTok"/>
+        </w:rPr>
+        <w:t xml:space="preserve">%&gt;%</w:t>
+      </w:r>
+      <w:r>
+        <w:br/>
+      </w:r>
+      <w:r>
+        <w:rPr>
+          <w:rStyle w:val="NormalTok"/>
+        </w:rPr>
+        <w:t xml:space="preserve">  </w:t>
+      </w:r>
+      <w:r>
+        <w:rPr>
+          <w:rStyle w:val="FunctionTok"/>
+        </w:rPr>
+        <w:t xml:space="preserve">mutate</w:t>
+      </w:r>
+      <w:r>
+        <w:rPr>
+          <w:rStyle w:val="NormalTok"/>
+        </w:rPr>
+        <w:t xml:space="preserve">(</w:t>
+      </w:r>
+      <w:r>
+        <w:rPr>
+          <w:rStyle w:val="AttributeTok"/>
+        </w:rPr>
+        <w:t xml:space="preserve">size_class =</w:t>
+      </w:r>
+      <w:r>
+        <w:rPr>
+          <w:rStyle w:val="NormalTok"/>
+        </w:rPr>
+        <w:t xml:space="preserve"> </w:t>
+      </w:r>
+      <w:r>
+        <w:rPr>
+          <w:rStyle w:val="FunctionTok"/>
+        </w:rPr>
+        <w:t xml:space="preserve">if_else</w:t>
+      </w:r>
+      <w:r>
+        <w:rPr>
+          <w:rStyle w:val="NormalTok"/>
+        </w:rPr>
+        <w:t xml:space="preserve">(mass_g </w:t>
+      </w:r>
+      <w:r>
+        <w:rPr>
+          <w:rStyle w:val="SpecialCharTok"/>
+        </w:rPr>
+        <w:t xml:space="preserve">&gt;</w:t>
+      </w:r>
+      <w:r>
+        <w:rPr>
+          <w:rStyle w:val="NormalTok"/>
+        </w:rPr>
+        <w:t xml:space="preserve"> </w:t>
+      </w:r>
+      <w:r>
+        <w:rPr>
+          <w:rStyle w:val="FloatTok"/>
+        </w:rPr>
+        <w:t xml:space="preserve">0.5</w:t>
+      </w:r>
+      <w:r>
+        <w:rPr>
+          <w:rStyle w:val="NormalTok"/>
+        </w:rPr>
+        <w:t xml:space="preserve">, </w:t>
+      </w:r>
+      <w:r>
+        <w:rPr>
+          <w:rStyle w:val="StringTok"/>
+        </w:rPr>
+        <w:t xml:space="preserve">"large"</w:t>
+      </w:r>
+      <w:r>
+        <w:rPr>
+          <w:rStyle w:val="NormalTok"/>
+        </w:rPr>
+        <w:t xml:space="preserve">,</w:t>
+      </w:r>
+      <w:r>
+        <w:br/>
+      </w:r>
+      <w:r>
+        <w:rPr>
+          <w:rStyle w:val="NormalTok"/>
+        </w:rPr>
+        <w:t xml:space="preserve">                              </w:t>
+      </w:r>
+      <w:r>
+        <w:rPr>
+          <w:rStyle w:val="StringTok"/>
+        </w:rPr>
+        <w:t xml:space="preserve">"small"</w:t>
+      </w:r>
+      <w:r>
+        <w:rPr>
+          <w:rStyle w:val="NormalTok"/>
+        </w:rPr>
+        <w:t xml:space="preserve">)) </w:t>
+      </w:r>
+      <w:r>
+        <w:rPr>
+          <w:rStyle w:val="SpecialCharTok"/>
+        </w:rPr>
+        <w:t xml:space="preserve">%&gt;%</w:t>
+      </w:r>
+      <w:r>
+        <w:br/>
+      </w:r>
+      <w:r>
+        <w:rPr>
+          <w:rStyle w:val="NormalTok"/>
+        </w:rPr>
+        <w:t xml:space="preserve">  </w:t>
+      </w:r>
+      <w:r>
+        <w:rPr>
+          <w:rStyle w:val="FunctionTok"/>
+        </w:rPr>
+        <w:t xml:space="preserve">head</w:t>
+      </w:r>
+      <w:r>
+        <w:rPr>
+          <w:rStyle w:val="NormalTok"/>
+        </w:rPr>
+        <w:t xml:space="preserve">(</w:t>
+      </w:r>
+      <w:r>
+        <w:rPr>
+          <w:rStyle w:val="DecValTok"/>
+        </w:rPr>
+        <w:t xml:space="preserve">2</w:t>
+      </w:r>
+      <w:r>
+        <w:rPr>
+          <w:rStyle w:val="NormalTok"/>
+        </w:rPr>
+        <w:t xml:space="preserve">)</w:t>
+      </w:r>
+    </w:p>
+    <w:p>
+      <w:pPr>
+        <w:pStyle w:val="SourceCode"/>
+      </w:pPr>
+      <w:r>
+        <w:rPr>
+          <w:rStyle w:val="VerbatimChar"/>
+        </w:rPr>
+        <w:t xml:space="preserve"># A tibble: 2 × 9</w:t>
+      </w:r>
+      <w:r>
+        <w:br/>
+      </w:r>
+      <w:r>
+        <w:rPr>
+          <w:rStyle w:val="VerbatimChar"/>
+        </w:rPr>
+        <w:t xml:space="preserve">  twig_id leaf_id teams shade mass_g petiole_mm thickness_mm paper_mass_g</w:t>
+      </w:r>
+      <w:r>
+        <w:br/>
+      </w:r>
+      <w:r>
+        <w:rPr>
+          <w:rStyle w:val="VerbatimChar"/>
+        </w:rPr>
+        <w:t xml:space="preserve">  &lt;chr&gt;   &lt;chr&gt;   &lt;chr&gt; &lt;chr&gt;  &lt;dbl&gt;      &lt;dbl&gt;        &lt;dbl&gt;        &lt;dbl&gt;</w:t>
+      </w:r>
+      <w:r>
+        <w:br/>
+      </w:r>
+      <w:r>
+        <w:rPr>
+          <w:rStyle w:val="VerbatimChar"/>
+        </w:rPr>
+        <w:t xml:space="preserve">1 &lt;NA&gt;    &lt;NA&gt;    12345 sunny   0.4          79         0.15         0.21</w:t>
+      </w:r>
+      <w:r>
+        <w:br/>
+      </w:r>
+      <w:r>
+        <w:rPr>
+          <w:rStyle w:val="VerbatimChar"/>
+        </w:rPr>
+        <w:t xml:space="preserve">2 &lt;NA&gt;    &lt;NA&gt;    12345 sunny   0.48         63         0.14         0.21</w:t>
+      </w:r>
+      <w:r>
+        <w:br/>
+      </w:r>
+      <w:r>
+        <w:rPr>
+          <w:rStyle w:val="VerbatimChar"/>
+        </w:rPr>
+        <w:t xml:space="preserve"># ℹ 1 more variable: size_class &lt;chr&gt;</w:t>
+      </w:r>
+    </w:p>
+    <w:p>
+      <w:pPr>
+        <w:pStyle w:val="SourceCode"/>
+      </w:pPr>
+      <w:r>
+        <w:rPr>
+          <w:rStyle w:val="CommentTok"/>
+        </w:rPr>
+        <w:t xml:space="preserve"># mutate() can create several new columns at once</w:t>
+      </w:r>
+      <w:r>
+        <w:br/>
+      </w:r>
+      <w:r>
+        <w:rPr>
+          <w:rStyle w:val="NormalTok"/>
+        </w:rPr>
+        <w:t xml:space="preserve">leaf_df </w:t>
+      </w:r>
+      <w:r>
+        <w:rPr>
+          <w:rStyle w:val="SpecialCharTok"/>
+        </w:rPr>
+        <w:t xml:space="preserve">%&gt;%</w:t>
+      </w:r>
+      <w:r>
+        <w:br/>
+      </w:r>
+      <w:r>
+        <w:rPr>
+          <w:rStyle w:val="NormalTok"/>
+        </w:rPr>
+        <w:t xml:space="preserve">  </w:t>
+      </w:r>
+      <w:r>
+        <w:rPr>
+          <w:rStyle w:val="FunctionTok"/>
+        </w:rPr>
+        <w:t xml:space="preserve">mutate</w:t>
+      </w:r>
+      <w:r>
+        <w:rPr>
+          <w:rStyle w:val="NormalTok"/>
+        </w:rPr>
+        <w:t xml:space="preserve">(</w:t>
+      </w:r>
+      <w:r>
+        <w:br/>
+      </w:r>
+      <w:r>
+        <w:rPr>
+          <w:rStyle w:val="NormalTok"/>
+        </w:rPr>
+        <w:t xml:space="preserve">    </w:t>
+      </w:r>
+      <w:r>
+        <w:rPr>
+          <w:rStyle w:val="AttributeTok"/>
+        </w:rPr>
+        <w:t xml:space="preserve">mass_mg    =</w:t>
+      </w:r>
+      <w:r>
+        <w:rPr>
+          <w:rStyle w:val="NormalTok"/>
+        </w:rPr>
+        <w:t xml:space="preserve"> mass_g </w:t>
+      </w:r>
+      <w:r>
+        <w:rPr>
+          <w:rStyle w:val="SpecialCharTok"/>
+        </w:rPr>
+        <w:t xml:space="preserve">*</w:t>
+      </w:r>
+      <w:r>
+        <w:rPr>
+          <w:rStyle w:val="NormalTok"/>
+        </w:rPr>
+        <w:t xml:space="preserve"> </w:t>
+      </w:r>
+      <w:r>
+        <w:rPr>
+          <w:rStyle w:val="DecValTok"/>
+        </w:rPr>
+        <w:t xml:space="preserve">1000</w:t>
+      </w:r>
+      <w:r>
+        <w:rPr>
+          <w:rStyle w:val="NormalTok"/>
+        </w:rPr>
+        <w:t xml:space="preserve">,</w:t>
+      </w:r>
+      <w:r>
+        <w:br/>
+      </w:r>
+      <w:r>
+        <w:rPr>
+          <w:rStyle w:val="NormalTok"/>
+        </w:rPr>
+        <w:t xml:space="preserve">    </w:t>
+      </w:r>
+      <w:r>
+        <w:rPr>
+          <w:rStyle w:val="AttributeTok"/>
+        </w:rPr>
+        <w:t xml:space="preserve">petiole_cm =</w:t>
+      </w:r>
+      <w:r>
+        <w:rPr>
+          <w:rStyle w:val="NormalTok"/>
+        </w:rPr>
+        <w:t xml:space="preserve"> petiole_mm </w:t>
+      </w:r>
+      <w:r>
+        <w:rPr>
+          <w:rStyle w:val="SpecialCharTok"/>
+        </w:rPr>
+        <w:t xml:space="preserve">/</w:t>
+      </w:r>
+      <w:r>
+        <w:rPr>
+          <w:rStyle w:val="NormalTok"/>
+        </w:rPr>
+        <w:t xml:space="preserve"> </w:t>
+      </w:r>
+      <w:r>
+        <w:rPr>
+          <w:rStyle w:val="DecValTok"/>
+        </w:rPr>
+        <w:t xml:space="preserve">10</w:t>
+      </w:r>
+      <w:r>
+        <w:rPr>
+          <w:rStyle w:val="NormalTok"/>
+        </w:rPr>
+        <w:t xml:space="preserve"> </w:t>
+      </w:r>
+      <w:r>
+        <w:rPr>
+          <w:rStyle w:val="CommentTok"/>
+        </w:rPr>
+        <w:t xml:space="preserve"># petiole length in cm</w:t>
+      </w:r>
+      <w:r>
+        <w:br/>
+      </w:r>
+      <w:r>
+        <w:rPr>
+          <w:rStyle w:val="NormalTok"/>
+        </w:rPr>
+        <w:t xml:space="preserve">  ) </w:t>
+      </w:r>
+      <w:r>
+        <w:rPr>
+          <w:rStyle w:val="SpecialCharTok"/>
+        </w:rPr>
+        <w:t xml:space="preserve">%&gt;%</w:t>
+      </w:r>
+      <w:r>
+        <w:br/>
+      </w:r>
+      <w:r>
+        <w:rPr>
+          <w:rStyle w:val="NormalTok"/>
+        </w:rPr>
+        <w:t xml:space="preserve">  </w:t>
+      </w:r>
+      <w:r>
+        <w:rPr>
+          <w:rStyle w:val="FunctionTok"/>
+        </w:rPr>
+        <w:t xml:space="preserve">head</w:t>
+      </w:r>
+      <w:r>
+        <w:rPr>
+          <w:rStyle w:val="NormalTok"/>
+        </w:rPr>
+        <w:t xml:space="preserve">(</w:t>
+      </w:r>
+      <w:r>
+        <w:rPr>
+          <w:rStyle w:val="DecValTok"/>
+        </w:rPr>
+        <w:t xml:space="preserve">2</w:t>
+      </w:r>
+      <w:r>
+        <w:rPr>
+          <w:rStyle w:val="NormalTok"/>
+        </w:rPr>
+        <w:t xml:space="preserve">)</w:t>
+      </w:r>
+    </w:p>
+    <w:p>
+      <w:pPr>
+        <w:pStyle w:val="SourceCode"/>
+      </w:pPr>
+      <w:r>
+        <w:rPr>
+          <w:rStyle w:val="VerbatimChar"/>
+        </w:rPr>
+        <w:t xml:space="preserve"># A tibble: 2 × 10</w:t>
+      </w:r>
+      <w:r>
+        <w:br/>
+      </w:r>
+      <w:r>
+        <w:rPr>
+          <w:rStyle w:val="VerbatimChar"/>
+        </w:rPr>
+        <w:t xml:space="preserve">  twig_id leaf_id teams shade mass_g petiole_mm thickness_mm paper_mass_g</w:t>
+      </w:r>
+      <w:r>
+        <w:br/>
+      </w:r>
+      <w:r>
+        <w:rPr>
+          <w:rStyle w:val="VerbatimChar"/>
+        </w:rPr>
+        <w:t xml:space="preserve">  &lt;chr&gt;   &lt;chr&gt;   &lt;chr&gt; &lt;chr&gt;  &lt;dbl&gt;      &lt;dbl&gt;        &lt;dbl&gt;        &lt;dbl&gt;</w:t>
+      </w:r>
+      <w:r>
+        <w:br/>
+      </w:r>
+      <w:r>
+        <w:rPr>
+          <w:rStyle w:val="VerbatimChar"/>
+        </w:rPr>
+        <w:t xml:space="preserve">1 &lt;NA&gt;    &lt;NA&gt;    12345 sunny   0.4          79         0.15         0.21</w:t>
+      </w:r>
+      <w:r>
+        <w:br/>
+      </w:r>
+      <w:r>
+        <w:rPr>
+          <w:rStyle w:val="VerbatimChar"/>
+        </w:rPr>
+        <w:t xml:space="preserve">2 &lt;NA&gt;    &lt;NA&gt;    12345 sunny   0.48         63         0.14         0.21</w:t>
+      </w:r>
+      <w:r>
+        <w:br/>
+      </w:r>
+      <w:r>
+        <w:rPr>
+          <w:rStyle w:val="VerbatimChar"/>
+        </w:rPr>
+        <w:t xml:space="preserve"># ℹ 2 more variables: mass_mg &lt;dbl&gt;, petiole_cm &lt;dbl&gt;</w:t>
+      </w:r>
+    </w:p>
+    <w:p>
+      <w:pPr>
+        <w:pStyle w:val="Compact"/>
+        <w:numPr>
+          <w:ilvl w:val="0"/>
+          <w:numId w:val="1018"/>
+        </w:numPr>
+      </w:pPr>
+      <w:r>
+        <w:rPr>
+          <w:b/>
+          <w:bCs/>
+        </w:rPr>
+        <w:t xml:space="preserve">Use</w:t>
+      </w:r>
+      <w:r>
+        <w:rPr>
+          <w:b/>
+          <w:bCs/>
+        </w:rPr>
+        <w:t xml:space="preserve"> </w:t>
+      </w:r>
+      <w:r>
+        <w:rPr>
+          <w:rStyle w:val="VerbatimChar"/>
+          <w:b/>
+          <w:bCs/>
+        </w:rPr>
+        <w:t xml:space="preserve">if_else(condition, value_if_true, value_if_false)</w:t>
+      </w:r>
+      <w:r>
+        <w:t xml:space="preserve"> </w:t>
+      </w:r>
+      <w:r>
+        <w:t xml:space="preserve">to create categories</w:t>
+      </w:r>
+    </w:p>
+    <w:p>
+      <w:pPr>
+        <w:pStyle w:val="Compact"/>
+        <w:numPr>
+          <w:ilvl w:val="0"/>
+          <w:numId w:val="1018"/>
+        </w:numPr>
+      </w:pPr>
+      <w:r>
+        <w:t xml:space="preserve">Separate several new columns with</w:t>
+      </w:r>
+      <w:r>
+        <w:t xml:space="preserve"> </w:t>
+      </w:r>
+      <w:r>
+        <w:rPr>
+          <w:b/>
+          <w:bCs/>
+        </w:rPr>
+        <w:t xml:space="preserve">commas</w:t>
+      </w:r>
+      <w:r>
+        <w:t xml:space="preserve">, like the arguments they are</w:t>
+      </w:r>
+    </w:p>
+    <w:p>
+      <w:pPr>
+        <w:pStyle w:val="FirstParagraph"/>
       </w:pPr>
       <w:r>
         <w:t xml:space="preserve">📖</w:t>
@@ -5711,7 +5544,7 @@
       <w:r>
         <w:t xml:space="preserve"> </w:t>
       </w:r>
-      <w:hyperlink r:id="rId43">
+      <w:hyperlink r:id="rId45">
         <w:r>
           <w:rPr>
             <w:rStyle w:val="Hyperlink"/>
@@ -5720,8 +5553,8 @@
         </w:r>
       </w:hyperlink>
     </w:p>
-    <w:bookmarkEnd w:id="44"/>
-    <w:bookmarkStart w:id="47" w:name="arrange-sorting-rows"/>
+    <w:bookmarkEnd w:id="46"/>
+    <w:bookmarkStart w:id="49" w:name="arrange-sorting-rows"/>
     <w:p>
       <w:pPr>
         <w:pStyle w:val="Heading1"/>
@@ -5792,7 +5625,43 @@
         <w:rPr>
           <w:rStyle w:val="NormalTok"/>
         </w:rPr>
-        <w:t xml:space="preserve">(mass_g)</w:t>
+        <w:t xml:space="preserve">(mass_g) </w:t>
+      </w:r>
+      <w:r>
+        <w:rPr>
+          <w:rStyle w:val="SpecialCharTok"/>
+        </w:rPr>
+        <w:t xml:space="preserve">%&gt;%</w:t>
+      </w:r>
+      <w:r>
+        <w:rPr>
+          <w:rStyle w:val="NormalTok"/>
+        </w:rPr>
+        <w:t xml:space="preserve"> </w:t>
+      </w:r>
+      <w:r>
+        <w:rPr>
+          <w:rStyle w:val="FunctionTok"/>
+        </w:rPr>
+        <w:t xml:space="preserve">head</w:t>
+      </w:r>
+      <w:r>
+        <w:rPr>
+          <w:rStyle w:val="NormalTok"/>
+        </w:rPr>
+        <w:t xml:space="preserve">(</w:t>
+      </w:r>
+      <w:r>
+        <w:rPr>
+          <w:rStyle w:val="DecValTok"/>
+        </w:rPr>
+        <w:t xml:space="preserve">3</w:t>
+      </w:r>
+      <w:r>
+        <w:rPr>
+          <w:rStyle w:val="NormalTok"/>
+        </w:rPr>
+        <w:t xml:space="preserve">)</w:t>
       </w:r>
     </w:p>
     <w:p>
@@ -5803,133 +5672,52 @@
         <w:rPr>
           <w:rStyle w:val="VerbatimChar"/>
         </w:rPr>
-        <w:t xml:space="preserve"># A tibble: 53 × 8</w:t>
-      </w:r>
-      <w:r>
-        <w:br/>
-      </w:r>
-      <w:r>
-        <w:rPr>
-          <w:rStyle w:val="VerbatimChar"/>
-        </w:rPr>
-        <w:t xml:space="preserve">   twig_id leaf_id teams     shade mass_g petiole_mm thickness_mm</w:t>
-      </w:r>
-      <w:r>
-        <w:br/>
-      </w:r>
-      <w:r>
-        <w:rPr>
-          <w:rStyle w:val="VerbatimChar"/>
-        </w:rPr>
-        <w:t xml:space="preserve">   &lt;chr&gt;   &lt;chr&gt;   &lt;chr&gt;     &lt;chr&gt;  &lt;dbl&gt;      &lt;dbl&gt;        &lt;dbl&gt;</w:t>
-      </w:r>
-      <w:r>
-        <w:br/>
-      </w:r>
-      <w:r>
-        <w:rPr>
-          <w:rStyle w:val="VerbatimChar"/>
-        </w:rPr>
-        <w:t xml:space="preserve"> 1 twig_6  l06     fighting… sunny  0.193       29           0.13</w:t>
-      </w:r>
-      <w:r>
-        <w:br/>
-      </w:r>
-      <w:r>
-        <w:rPr>
-          <w:rStyle w:val="VerbatimChar"/>
-        </w:rPr>
-        <w:t xml:space="preserve"> 2 &lt;NA&gt;    4       Oscar_Ka… sunny  0.230       35.7         0.36</w:t>
-      </w:r>
-      <w:r>
-        <w:br/>
-      </w:r>
-      <w:r>
-        <w:rPr>
-          <w:rStyle w:val="VerbatimChar"/>
-        </w:rPr>
-        <w:t xml:space="preserve"> 3 &lt;NA&gt;    &lt;NA&gt;    12345     sunny  0.27        34           0.11</w:t>
-      </w:r>
-      <w:r>
-        <w:br/>
-      </w:r>
-      <w:r>
-        <w:rPr>
-          <w:rStyle w:val="VerbatimChar"/>
-        </w:rPr>
-        <w:t xml:space="preserve"> 4 &lt;NA&gt;    6       Oscar_Ka… sunny  0.282       46.9         0.4 </w:t>
-      </w:r>
-      <w:r>
-        <w:br/>
-      </w:r>
-      <w:r>
-        <w:rPr>
-          <w:rStyle w:val="VerbatimChar"/>
-        </w:rPr>
-        <w:t xml:space="preserve"> 5 &lt;NA&gt;    5       Oscar_Ka… sunny  0.304       51.3         0.43</w:t>
-      </w:r>
-      <w:r>
-        <w:br/>
-      </w:r>
-      <w:r>
-        <w:rPr>
-          <w:rStyle w:val="VerbatimChar"/>
-        </w:rPr>
-        <w:t xml:space="preserve"> 6 &lt;NA&gt;    &lt;NA&gt;    12345     sunny  0.34        68           0.14</w:t>
-      </w:r>
-      <w:r>
-        <w:br/>
-      </w:r>
-      <w:r>
-        <w:rPr>
-          <w:rStyle w:val="VerbatimChar"/>
-        </w:rPr>
-        <w:t xml:space="preserve"> 7 &lt;NA&gt;    &lt;NA&gt;    12345     shady  0.34        58           0.15</w:t>
-      </w:r>
-      <w:r>
-        <w:br/>
-      </w:r>
-      <w:r>
-        <w:rPr>
-          <w:rStyle w:val="VerbatimChar"/>
-        </w:rPr>
-        <w:t xml:space="preserve"> 8 &lt;NA&gt;    &lt;NA&gt;    12345     shady  0.34        45           0.13</w:t>
-      </w:r>
-      <w:r>
-        <w:br/>
-      </w:r>
-      <w:r>
-        <w:rPr>
-          <w:rStyle w:val="VerbatimChar"/>
-        </w:rPr>
-        <w:t xml:space="preserve"> 9 &lt;NA&gt;    &lt;NA&gt;    leaf_ogl… shady  0.344       48.3         0.67</w:t>
-      </w:r>
-      <w:r>
-        <w:br/>
-      </w:r>
-      <w:r>
-        <w:rPr>
-          <w:rStyle w:val="VerbatimChar"/>
-        </w:rPr>
-        <w:t xml:space="preserve">10 &lt;NA&gt;    5       Oscar_Ka… shady  0.344       37.0         0.25</w:t>
-      </w:r>
-      <w:r>
-        <w:br/>
-      </w:r>
-      <w:r>
-        <w:rPr>
-          <w:rStyle w:val="VerbatimChar"/>
-        </w:rPr>
-        <w:t xml:space="preserve"># ℹ 43 more rows</w:t>
-      </w:r>
-      <w:r>
-        <w:br/>
-      </w:r>
-      <w:r>
-        <w:rPr>
-          <w:rStyle w:val="VerbatimChar"/>
-        </w:rPr>
-        <w:t xml:space="preserve"># ℹ 1 more variable: paper_mass_g &lt;dbl&gt;</w:t>
+        <w:t xml:space="preserve"># A tibble: 3 × 8</w:t>
+      </w:r>
+      <w:r>
+        <w:br/>
+      </w:r>
+      <w:r>
+        <w:rPr>
+          <w:rStyle w:val="VerbatimChar"/>
+        </w:rPr>
+        <w:t xml:space="preserve">  twig_id leaf_id teams        shade mass_g petiole_mm thickness_mm paper_mass_g</w:t>
+      </w:r>
+      <w:r>
+        <w:br/>
+      </w:r>
+      <w:r>
+        <w:rPr>
+          <w:rStyle w:val="VerbatimChar"/>
+        </w:rPr>
+        <w:t xml:space="preserve">  &lt;chr&gt;   &lt;chr&gt;   &lt;chr&gt;        &lt;chr&gt;  &lt;dbl&gt;      &lt;dbl&gt;        &lt;dbl&gt;        &lt;dbl&gt;</w:t>
+      </w:r>
+      <w:r>
+        <w:br/>
+      </w:r>
+      <w:r>
+        <w:rPr>
+          <w:rStyle w:val="VerbatimChar"/>
+        </w:rPr>
+        <w:t xml:space="preserve">1 twig_6  l06     fighting_mo… sunny  0.193       29           0.13        0.113</w:t>
+      </w:r>
+      <w:r>
+        <w:br/>
+      </w:r>
+      <w:r>
+        <w:rPr>
+          <w:rStyle w:val="VerbatimChar"/>
+        </w:rPr>
+        <w:t xml:space="preserve">2 &lt;NA&gt;    4       Oscar_Karl   sunny  0.230       35.7         0.36       NA    </w:t>
+      </w:r>
+      <w:r>
+        <w:br/>
+      </w:r>
+      <w:r>
+        <w:rPr>
+          <w:rStyle w:val="VerbatimChar"/>
+        </w:rPr>
+        <w:t xml:space="preserve">3 &lt;NA&gt;    &lt;NA&gt;    12345        sunny  0.27        34           0.11        0.15 </w:t>
       </w:r>
     </w:p>
     <w:p>
@@ -5985,7 +5773,43 @@
         <w:rPr>
           <w:rStyle w:val="NormalTok"/>
         </w:rPr>
-        <w:t xml:space="preserve">(mass_g))</w:t>
+        <w:t xml:space="preserve">(mass_g)) </w:t>
+      </w:r>
+      <w:r>
+        <w:rPr>
+          <w:rStyle w:val="SpecialCharTok"/>
+        </w:rPr>
+        <w:t xml:space="preserve">%&gt;%</w:t>
+      </w:r>
+      <w:r>
+        <w:rPr>
+          <w:rStyle w:val="NormalTok"/>
+        </w:rPr>
+        <w:t xml:space="preserve"> </w:t>
+      </w:r>
+      <w:r>
+        <w:rPr>
+          <w:rStyle w:val="FunctionTok"/>
+        </w:rPr>
+        <w:t xml:space="preserve">head</w:t>
+      </w:r>
+      <w:r>
+        <w:rPr>
+          <w:rStyle w:val="NormalTok"/>
+        </w:rPr>
+        <w:t xml:space="preserve">(</w:t>
+      </w:r>
+      <w:r>
+        <w:rPr>
+          <w:rStyle w:val="DecValTok"/>
+        </w:rPr>
+        <w:t xml:space="preserve">3</w:t>
+      </w:r>
+      <w:r>
+        <w:rPr>
+          <w:rStyle w:val="NormalTok"/>
+        </w:rPr>
+        <w:t xml:space="preserve">)</w:t>
       </w:r>
     </w:p>
     <w:p>
@@ -5996,326 +5820,52 @@
         <w:rPr>
           <w:rStyle w:val="VerbatimChar"/>
         </w:rPr>
-        <w:t xml:space="preserve"># A tibble: 53 × 8</w:t>
-      </w:r>
-      <w:r>
-        <w:br/>
-      </w:r>
-      <w:r>
-        <w:rPr>
-          <w:rStyle w:val="VerbatimChar"/>
-        </w:rPr>
-        <w:t xml:space="preserve">   twig_id leaf_id teams     shade mass_g petiole_mm thickness_mm</w:t>
-      </w:r>
-      <w:r>
-        <w:br/>
-      </w:r>
-      <w:r>
-        <w:rPr>
-          <w:rStyle w:val="VerbatimChar"/>
-        </w:rPr>
-        <w:t xml:space="preserve">   &lt;chr&gt;   &lt;chr&gt;   &lt;chr&gt;     &lt;chr&gt;  &lt;dbl&gt;      &lt;dbl&gt;        &lt;dbl&gt;</w:t>
-      </w:r>
-      <w:r>
-        <w:br/>
-      </w:r>
-      <w:r>
-        <w:rPr>
-          <w:rStyle w:val="VerbatimChar"/>
-        </w:rPr>
-        <w:t xml:space="preserve"> 1 &lt;NA&gt;    &lt;NA&gt;    still_lo… sunny  1.08      84             0.68</w:t>
-      </w:r>
-      <w:r>
-        <w:br/>
-      </w:r>
-      <w:r>
-        <w:rPr>
-          <w:rStyle w:val="VerbatimChar"/>
-        </w:rPr>
-        <w:t xml:space="preserve"> 2 twig_2  l09     fighting… shady  0.920      0.383        NA   </w:t>
-      </w:r>
-      <w:r>
-        <w:br/>
-      </w:r>
-      <w:r>
-        <w:rPr>
-          <w:rStyle w:val="VerbatimChar"/>
-        </w:rPr>
-        <w:t xml:space="preserve"> 3 &lt;NA&gt;    &lt;NA&gt;    leaf_ogl… shady  0.8       41.2           0.5 </w:t>
-      </w:r>
-      <w:r>
-        <w:br/>
-      </w:r>
-      <w:r>
-        <w:rPr>
-          <w:rStyle w:val="VerbatimChar"/>
-        </w:rPr>
-        <w:t xml:space="preserve"> 4 &lt;NA&gt;    &lt;NA&gt;    leaf_ogl… sunny  0.791     53.9           0.23</w:t>
-      </w:r>
-      <w:r>
-        <w:br/>
-      </w:r>
-      <w:r>
-        <w:rPr>
-          <w:rStyle w:val="VerbatimChar"/>
-        </w:rPr>
-        <w:t xml:space="preserve"> 5 twig_2  l10     fighting… shady  0.782     67             0.27</w:t>
-      </w:r>
-      <w:r>
-        <w:br/>
-      </w:r>
-      <w:r>
-        <w:rPr>
-          <w:rStyle w:val="VerbatimChar"/>
-        </w:rPr>
-        <w:t xml:space="preserve"> 6 twig_5  l04     fighting… sunny  0.76      79             0.16</w:t>
-      </w:r>
-      <w:r>
-        <w:br/>
-      </w:r>
-      <w:r>
-        <w:rPr>
-          <w:rStyle w:val="VerbatimChar"/>
-        </w:rPr>
-        <w:t xml:space="preserve"> 7 twig_4  l01     fighting… sunny  0.737     75             0.24</w:t>
-      </w:r>
-      <w:r>
-        <w:br/>
-      </w:r>
-      <w:r>
-        <w:rPr>
-          <w:rStyle w:val="VerbatimChar"/>
-        </w:rPr>
-        <w:t xml:space="preserve"> 8 &lt;NA&gt;    &lt;NA&gt;    leaf_ogl… sunny  0.688     45.3           0.19</w:t>
-      </w:r>
-      <w:r>
-        <w:br/>
-      </w:r>
-      <w:r>
-        <w:rPr>
-          <w:rStyle w:val="VerbatimChar"/>
-        </w:rPr>
-        <w:t xml:space="preserve"> 9 &lt;NA&gt;    &lt;NA&gt;    leaf_ogl… shady  0.68      61.2           0.47</w:t>
-      </w:r>
-      <w:r>
-        <w:br/>
-      </w:r>
-      <w:r>
-        <w:rPr>
-          <w:rStyle w:val="VerbatimChar"/>
-        </w:rPr>
-        <w:t xml:space="preserve">10 &lt;NA&gt;    &lt;NA&gt;    still_lo… sunny  0.665     64             0.69</w:t>
-      </w:r>
-      <w:r>
-        <w:br/>
-      </w:r>
-      <w:r>
-        <w:rPr>
-          <w:rStyle w:val="VerbatimChar"/>
-        </w:rPr>
-        <w:t xml:space="preserve"># ℹ 43 more rows</w:t>
-      </w:r>
-      <w:r>
-        <w:br/>
-      </w:r>
-      <w:r>
-        <w:rPr>
-          <w:rStyle w:val="VerbatimChar"/>
-        </w:rPr>
-        <w:t xml:space="preserve"># ℹ 1 more variable: paper_mass_g &lt;dbl&gt;</w:t>
-      </w:r>
-    </w:p>
-    <w:p>
-      <w:pPr>
-        <w:pStyle w:val="SourceCode"/>
-      </w:pPr>
-      <w:r>
-        <w:rPr>
-          <w:rStyle w:val="CommentTok"/>
-        </w:rPr>
-        <w:t xml:space="preserve"># Sort by shade, then by mass within each shade</w:t>
-      </w:r>
-      <w:r>
-        <w:br/>
-      </w:r>
-      <w:r>
-        <w:rPr>
-          <w:rStyle w:val="NormalTok"/>
-        </w:rPr>
-        <w:t xml:space="preserve">leaf_df </w:t>
-      </w:r>
-      <w:r>
-        <w:rPr>
-          <w:rStyle w:val="SpecialCharTok"/>
-        </w:rPr>
-        <w:t xml:space="preserve">%&gt;%</w:t>
-      </w:r>
-      <w:r>
-        <w:rPr>
-          <w:rStyle w:val="NormalTok"/>
-        </w:rPr>
-        <w:t xml:space="preserve"> </w:t>
-      </w:r>
-      <w:r>
-        <w:rPr>
-          <w:rStyle w:val="FunctionTok"/>
-        </w:rPr>
-        <w:t xml:space="preserve">arrange</w:t>
-      </w:r>
-      <w:r>
-        <w:rPr>
-          <w:rStyle w:val="NormalTok"/>
-        </w:rPr>
-        <w:t xml:space="preserve">(shade, </w:t>
-      </w:r>
-      <w:r>
-        <w:rPr>
-          <w:rStyle w:val="FunctionTok"/>
-        </w:rPr>
-        <w:t xml:space="preserve">desc</w:t>
-      </w:r>
-      <w:r>
-        <w:rPr>
-          <w:rStyle w:val="NormalTok"/>
-        </w:rPr>
-        <w:t xml:space="preserve">(mass_g))</w:t>
-      </w:r>
-    </w:p>
-    <w:p>
-      <w:pPr>
-        <w:pStyle w:val="SourceCode"/>
-      </w:pPr>
-      <w:r>
-        <w:rPr>
-          <w:rStyle w:val="VerbatimChar"/>
-        </w:rPr>
-        <w:t xml:space="preserve"># A tibble: 53 × 8</w:t>
-      </w:r>
-      <w:r>
-        <w:br/>
-      </w:r>
-      <w:r>
-        <w:rPr>
-          <w:rStyle w:val="VerbatimChar"/>
-        </w:rPr>
-        <w:t xml:space="preserve">   twig_id leaf_id teams     shade mass_g petiole_mm thickness_mm</w:t>
-      </w:r>
-      <w:r>
-        <w:br/>
-      </w:r>
-      <w:r>
-        <w:rPr>
-          <w:rStyle w:val="VerbatimChar"/>
-        </w:rPr>
-        <w:t xml:space="preserve">   &lt;chr&gt;   &lt;chr&gt;   &lt;chr&gt;     &lt;chr&gt;  &lt;dbl&gt;      &lt;dbl&gt;        &lt;dbl&gt;</w:t>
-      </w:r>
-      <w:r>
-        <w:br/>
-      </w:r>
-      <w:r>
-        <w:rPr>
-          <w:rStyle w:val="VerbatimChar"/>
-        </w:rPr>
-        <w:t xml:space="preserve"> 1 twig_2  l09     fighting… shady  0.920      0.383        NA   </w:t>
-      </w:r>
-      <w:r>
-        <w:br/>
-      </w:r>
-      <w:r>
-        <w:rPr>
-          <w:rStyle w:val="VerbatimChar"/>
-        </w:rPr>
-        <w:t xml:space="preserve"> 2 &lt;NA&gt;    &lt;NA&gt;    leaf_ogl… shady  0.8       41.2           0.5 </w:t>
-      </w:r>
-      <w:r>
-        <w:br/>
-      </w:r>
-      <w:r>
-        <w:rPr>
-          <w:rStyle w:val="VerbatimChar"/>
-        </w:rPr>
-        <w:t xml:space="preserve"> 3 twig_2  l10     fighting… shady  0.782     67             0.27</w:t>
-      </w:r>
-      <w:r>
-        <w:br/>
-      </w:r>
-      <w:r>
-        <w:rPr>
-          <w:rStyle w:val="VerbatimChar"/>
-        </w:rPr>
-        <w:t xml:space="preserve"> 4 &lt;NA&gt;    &lt;NA&gt;    leaf_ogl… shady  0.68      61.2           0.47</w:t>
-      </w:r>
-      <w:r>
-        <w:br/>
-      </w:r>
-      <w:r>
-        <w:rPr>
-          <w:rStyle w:val="VerbatimChar"/>
-        </w:rPr>
-        <w:t xml:space="preserve"> 5 &lt;NA&gt;    &lt;NA&gt;    leaf_ogl… shady  0.61      59.4           0.23</w:t>
-      </w:r>
-      <w:r>
-        <w:br/>
-      </w:r>
-      <w:r>
-        <w:rPr>
-          <w:rStyle w:val="VerbatimChar"/>
-        </w:rPr>
-        <w:t xml:space="preserve"> 6 &lt;NA&gt;    &lt;NA&gt;    still_lo… shady  0.607     82             0.32</w:t>
-      </w:r>
-      <w:r>
-        <w:br/>
-      </w:r>
-      <w:r>
-        <w:rPr>
-          <w:rStyle w:val="VerbatimChar"/>
-        </w:rPr>
-        <w:t xml:space="preserve"> 7 &lt;NA&gt;    &lt;NA&gt;    12345     shady  0.6       68             0.12</w:t>
-      </w:r>
-      <w:r>
-        <w:br/>
-      </w:r>
-      <w:r>
-        <w:rPr>
-          <w:rStyle w:val="VerbatimChar"/>
-        </w:rPr>
-        <w:t xml:space="preserve"> 8 twig_1  l07     fighting… shady  0.589     66             0.32</w:t>
-      </w:r>
-      <w:r>
-        <w:br/>
-      </w:r>
-      <w:r>
-        <w:rPr>
-          <w:rStyle w:val="VerbatimChar"/>
-        </w:rPr>
-        <w:t xml:space="preserve"> 9 twig_3  l11     fighting… shady  0.585     68             0.41</w:t>
-      </w:r>
-      <w:r>
-        <w:br/>
-      </w:r>
-      <w:r>
-        <w:rPr>
-          <w:rStyle w:val="VerbatimChar"/>
-        </w:rPr>
-        <w:t xml:space="preserve">10 &lt;NA&gt;    &lt;NA&gt;    12345     shady  0.57      73             0.14</w:t>
-      </w:r>
-      <w:r>
-        <w:br/>
-      </w:r>
-      <w:r>
-        <w:rPr>
-          <w:rStyle w:val="VerbatimChar"/>
-        </w:rPr>
-        <w:t xml:space="preserve"># ℹ 43 more rows</w:t>
-      </w:r>
-      <w:r>
-        <w:br/>
-      </w:r>
-      <w:r>
-        <w:rPr>
-          <w:rStyle w:val="VerbatimChar"/>
-        </w:rPr>
-        <w:t xml:space="preserve"># ℹ 1 more variable: paper_mass_g &lt;dbl&gt;</w:t>
+        <w:t xml:space="preserve"># A tibble: 3 × 8</w:t>
+      </w:r>
+      <w:r>
+        <w:br/>
+      </w:r>
+      <w:r>
+        <w:rPr>
+          <w:rStyle w:val="VerbatimChar"/>
+        </w:rPr>
+        <w:t xml:space="preserve">  twig_id leaf_id teams        shade mass_g petiole_mm thickness_mm paper_mass_g</w:t>
+      </w:r>
+      <w:r>
+        <w:br/>
+      </w:r>
+      <w:r>
+        <w:rPr>
+          <w:rStyle w:val="VerbatimChar"/>
+        </w:rPr>
+        <w:t xml:space="preserve">  &lt;chr&gt;   &lt;chr&gt;   &lt;chr&gt;        &lt;chr&gt;  &lt;dbl&gt;      &lt;dbl&gt;        &lt;dbl&gt;        &lt;dbl&gt;</w:t>
+      </w:r>
+      <w:r>
+        <w:br/>
+      </w:r>
+      <w:r>
+        <w:rPr>
+          <w:rStyle w:val="VerbatimChar"/>
+        </w:rPr>
+        <w:t xml:space="preserve">1 &lt;NA&gt;    &lt;NA&gt;    still_loadi… sunny  1.08      84             0.68        0.420</w:t>
+      </w:r>
+      <w:r>
+        <w:br/>
+      </w:r>
+      <w:r>
+        <w:rPr>
+          <w:rStyle w:val="VerbatimChar"/>
+        </w:rPr>
+        <w:t xml:space="preserve">2 twig_2  l09     fighting_mo… shady  0.920      0.383        NA          NA    </w:t>
+      </w:r>
+      <w:r>
+        <w:br/>
+      </w:r>
+      <w:r>
+        <w:rPr>
+          <w:rStyle w:val="VerbatimChar"/>
+        </w:rPr>
+        <w:t xml:space="preserve">3 &lt;NA&gt;    &lt;NA&gt;    leaf_oglers  shady  0.8       41.2           0.5         0.3  </w:t>
       </w:r>
     </w:p>
     <w:p>
@@ -6323,7 +5873,7 @@
         <w:pStyle w:val="Compact"/>
         <w:numPr>
           <w:ilvl w:val="0"/>
-          <w:numId w:val="1014"/>
+          <w:numId w:val="1019"/>
         </w:numPr>
       </w:pPr>
       <w:r>
@@ -6351,7 +5901,7 @@
         <w:pStyle w:val="Compact"/>
         <w:numPr>
           <w:ilvl w:val="0"/>
-          <w:numId w:val="1014"/>
+          <w:numId w:val="1019"/>
         </w:numPr>
       </w:pPr>
       <w:r>
@@ -6388,7 +5938,7 @@
         <w:pStyle w:val="Compact"/>
         <w:numPr>
           <w:ilvl w:val="0"/>
-          <w:numId w:val="1014"/>
+          <w:numId w:val="1019"/>
         </w:numPr>
       </w:pPr>
       <w:r>
@@ -6436,12 +5986,12 @@
                 <wp:inline>
                   <wp:extent cx="152400" cy="152400"/>
                   <wp:effectExtent b="0" l="0" r="0" t="0"/>
-                  <wp:docPr descr="" title="" id="45" name="Picture"/>
+                  <wp:docPr descr="" title="" id="47" name="Picture"/>
                   <a:graphic>
                     <a:graphicData uri="http://schemas.openxmlformats.org/drawingml/2006/picture">
                       <pic:pic>
                         <pic:nvPicPr>
-                          <pic:cNvPr descr="/Applications/Positron.app/Contents/Resources/app/quarto/share/formats/docx/tip.png" id="46" name="Picture"/>
+                          <pic:cNvPr descr="/opt/quarto/share/formats/docx/tip.png" id="48" name="Picture"/>
                           <pic:cNvPicPr>
                             <a:picLocks noChangeArrowheads="1" noChangeAspect="1"/>
                           </pic:cNvPicPr>
@@ -6513,7 +6063,7 @@
               <w:t xml:space="preserve"> </w:t>
             </w:r>
             <w:r>
-              <w:t xml:space="preserve">is rarely used in the middle of an analysis pipeline — it is most useful at the</w:t>
+              <w:t xml:space="preserve">is rarely used in the middle of a pipeline — it is most useful at the</w:t>
             </w:r>
             <w:r>
               <w:t xml:space="preserve"> </w:t>
@@ -6526,24 +6076,30 @@
               <w:t xml:space="preserve">end</w:t>
             </w:r>
             <w:r>
-              <w:t xml:space="preserve"> </w:t>
-            </w:r>
-            <w:r>
-              <w:t xml:space="preserve">when you want to inspect your results in a specific order.</w:t>
+              <w:t xml:space="preserve">, when you want to inspect your results in a specific order.</w:t>
             </w:r>
           </w:p>
           <w:p/>
         </w:tc>
       </w:tr>
     </w:tbl>
-    <w:bookmarkEnd w:id="47"/>
-    <w:bookmarkStart w:id="50" w:name="the-full-pipeline"/>
+    <w:bookmarkEnd w:id="49"/>
+    <w:bookmarkStart w:id="52" w:name="arrange-sorting-by-two-columns"/>
     <w:p>
       <w:pPr>
         <w:pStyle w:val="Heading1"/>
       </w:pPr>
       <w:r>
-        <w:t xml:space="preserve">The Full Pipeline</w:t>
+        <w:rPr>
+          <w:rStyle w:val="VerbatimChar"/>
+        </w:rPr>
+        <w:t xml:space="preserve">arrange()</w:t>
+      </w:r>
+      <w:r>
+        <w:t xml:space="preserve"> </w:t>
+      </w:r>
+      <w:r>
+        <w:t xml:space="preserve">— Sorting by Two Columns</w:t>
       </w:r>
     </w:p>
     <w:p>
@@ -6554,40 +6110,16 @@
         <w:rPr>
           <w:rStyle w:val="CommentTok"/>
         </w:rPr>
-        <w:t xml:space="preserve"># Chain all the verbs together -------------------------</w:t>
-      </w:r>
-      <w:r>
-        <w:br/>
-      </w:r>
-      <w:r>
-        <w:rPr>
-          <w:rStyle w:val="CommentTok"/>
-        </w:rPr>
-        <w:t xml:space="preserve"># Read it top to bottom like a recipe</w:t>
-      </w:r>
-      <w:r>
-        <w:br/>
-      </w:r>
-      <w:r>
-        <w:br/>
-      </w:r>
-      <w:r>
-        <w:rPr>
-          <w:rStyle w:val="NormalTok"/>
-        </w:rPr>
-        <w:t xml:space="preserve">wrangled_df </w:t>
-      </w:r>
-      <w:r>
-        <w:rPr>
-          <w:rStyle w:val="OtherTok"/>
-        </w:rPr>
-        <w:t xml:space="preserve">&lt;-</w:t>
-      </w:r>
-      <w:r>
-        <w:rPr>
-          <w:rStyle w:val="NormalTok"/>
-        </w:rPr>
-        <w:t xml:space="preserve"> leaf_df </w:t>
+        <w:t xml:space="preserve"># Sort by shade, then by mass within each shade</w:t>
+      </w:r>
+      <w:r>
+        <w:br/>
+      </w:r>
+      <w:r>
+        <w:rPr>
+          <w:rStyle w:val="NormalTok"/>
+        </w:rPr>
+        <w:t xml:space="preserve">leaf_df </w:t>
       </w:r>
       <w:r>
         <w:rPr>
@@ -6596,247 +6128,64 @@
         <w:t xml:space="preserve">%&gt;%</w:t>
       </w:r>
       <w:r>
-        <w:br/>
-      </w:r>
-      <w:r>
-        <w:rPr>
-          <w:rStyle w:val="NormalTok"/>
-        </w:rPr>
-        <w:t xml:space="preserve">  </w:t>
+        <w:rPr>
+          <w:rStyle w:val="NormalTok"/>
+        </w:rPr>
+        <w:t xml:space="preserve"> </w:t>
       </w:r>
       <w:r>
         <w:rPr>
           <w:rStyle w:val="FunctionTok"/>
         </w:rPr>
-        <w:t xml:space="preserve">filter</w:t>
-      </w:r>
-      <w:r>
-        <w:rPr>
-          <w:rStyle w:val="NormalTok"/>
-        </w:rPr>
-        <w:t xml:space="preserve">(mass_g </w:t>
+        <w:t xml:space="preserve">arrange</w:t>
+      </w:r>
+      <w:r>
+        <w:rPr>
+          <w:rStyle w:val="NormalTok"/>
+        </w:rPr>
+        <w:t xml:space="preserve">(shade, </w:t>
+      </w:r>
+      <w:r>
+        <w:rPr>
+          <w:rStyle w:val="FunctionTok"/>
+        </w:rPr>
+        <w:t xml:space="preserve">desc</w:t>
+      </w:r>
+      <w:r>
+        <w:rPr>
+          <w:rStyle w:val="NormalTok"/>
+        </w:rPr>
+        <w:t xml:space="preserve">(mass_g)) </w:t>
       </w:r>
       <w:r>
         <w:rPr>
           <w:rStyle w:val="SpecialCharTok"/>
         </w:rPr>
-        <w:t xml:space="preserve">&gt;</w:t>
-      </w:r>
-      <w:r>
-        <w:rPr>
-          <w:rStyle w:val="NormalTok"/>
-        </w:rPr>
-        <w:t xml:space="preserve"> </w:t>
+        <w:t xml:space="preserve">%&gt;%</w:t>
+      </w:r>
+      <w:r>
+        <w:rPr>
+          <w:rStyle w:val="NormalTok"/>
+        </w:rPr>
+        <w:t xml:space="preserve"> </w:t>
+      </w:r>
+      <w:r>
+        <w:rPr>
+          <w:rStyle w:val="FunctionTok"/>
+        </w:rPr>
+        <w:t xml:space="preserve">head</w:t>
+      </w:r>
+      <w:r>
+        <w:rPr>
+          <w:rStyle w:val="NormalTok"/>
+        </w:rPr>
+        <w:t xml:space="preserve">(</w:t>
       </w:r>
       <w:r>
         <w:rPr>
           <w:rStyle w:val="DecValTok"/>
         </w:rPr>
-        <w:t xml:space="preserve">0</w:t>
-      </w:r>
-      <w:r>
-        <w:rPr>
-          <w:rStyle w:val="NormalTok"/>
-        </w:rPr>
-        <w:t xml:space="preserve">) </w:t>
-      </w:r>
-      <w:r>
-        <w:rPr>
-          <w:rStyle w:val="SpecialCharTok"/>
-        </w:rPr>
-        <w:t xml:space="preserve">%&gt;%</w:t>
-      </w:r>
-      <w:r>
-        <w:rPr>
-          <w:rStyle w:val="NormalTok"/>
-        </w:rPr>
-        <w:t xml:space="preserve"> </w:t>
-      </w:r>
-      <w:r>
-        <w:rPr>
-          <w:rStyle w:val="CommentTok"/>
-        </w:rPr>
-        <w:t xml:space="preserve"># remove any zeros</w:t>
-      </w:r>
-      <w:r>
-        <w:br/>
-      </w:r>
-      <w:r>
-        <w:rPr>
-          <w:rStyle w:val="NormalTok"/>
-        </w:rPr>
-        <w:t xml:space="preserve">  </w:t>
-      </w:r>
-      <w:r>
-        <w:rPr>
-          <w:rStyle w:val="FunctionTok"/>
-        </w:rPr>
-        <w:t xml:space="preserve">select</w:t>
-      </w:r>
-      <w:r>
-        <w:rPr>
-          <w:rStyle w:val="NormalTok"/>
-        </w:rPr>
-        <w:t xml:space="preserve">(shade, mass_g, thickness_mm) </w:t>
-      </w:r>
-      <w:r>
-        <w:rPr>
-          <w:rStyle w:val="SpecialCharTok"/>
-        </w:rPr>
-        <w:t xml:space="preserve">%&gt;%</w:t>
-      </w:r>
-      <w:r>
-        <w:rPr>
-          <w:rStyle w:val="NormalTok"/>
-        </w:rPr>
-        <w:t xml:space="preserve"> </w:t>
-      </w:r>
-      <w:r>
-        <w:rPr>
-          <w:rStyle w:val="CommentTok"/>
-        </w:rPr>
-        <w:t xml:space="preserve"># keep only needed cols</w:t>
-      </w:r>
-      <w:r>
-        <w:br/>
-      </w:r>
-      <w:r>
-        <w:rPr>
-          <w:rStyle w:val="NormalTok"/>
-        </w:rPr>
-        <w:t xml:space="preserve">  </w:t>
-      </w:r>
-      <w:r>
-        <w:rPr>
-          <w:rStyle w:val="FunctionTok"/>
-        </w:rPr>
-        <w:t xml:space="preserve">mutate</w:t>
-      </w:r>
-      <w:r>
-        <w:rPr>
-          <w:rStyle w:val="NormalTok"/>
-        </w:rPr>
-        <w:t xml:space="preserve">(</w:t>
-      </w:r>
-      <w:r>
-        <w:br/>
-      </w:r>
-      <w:r>
-        <w:rPr>
-          <w:rStyle w:val="NormalTok"/>
-        </w:rPr>
-        <w:t xml:space="preserve">    </w:t>
-      </w:r>
-      <w:r>
-        <w:rPr>
-          <w:rStyle w:val="AttributeTok"/>
-        </w:rPr>
-        <w:t xml:space="preserve">mass_mg =</w:t>
-      </w:r>
-      <w:r>
-        <w:rPr>
-          <w:rStyle w:val="NormalTok"/>
-        </w:rPr>
-        <w:t xml:space="preserve"> mass_g </w:t>
-      </w:r>
-      <w:r>
-        <w:rPr>
-          <w:rStyle w:val="SpecialCharTok"/>
-        </w:rPr>
-        <w:t xml:space="preserve">*</w:t>
-      </w:r>
-      <w:r>
-        <w:rPr>
-          <w:rStyle w:val="NormalTok"/>
-        </w:rPr>
-        <w:t xml:space="preserve"> </w:t>
-      </w:r>
-      <w:r>
-        <w:rPr>
-          <w:rStyle w:val="DecValTok"/>
-        </w:rPr>
-        <w:t xml:space="preserve">1000</w:t>
-      </w:r>
-      <w:r>
-        <w:rPr>
-          <w:rStyle w:val="NormalTok"/>
-        </w:rPr>
-        <w:t xml:space="preserve">,</w:t>
-      </w:r>
-      <w:r>
-        <w:br/>
-      </w:r>
-      <w:r>
-        <w:rPr>
-          <w:rStyle w:val="NormalTok"/>
-        </w:rPr>
-        <w:t xml:space="preserve">    </w:t>
-      </w:r>
-      <w:r>
-        <w:rPr>
-          <w:rStyle w:val="AttributeTok"/>
-        </w:rPr>
-        <w:t xml:space="preserve">size_class =</w:t>
-      </w:r>
-      <w:r>
-        <w:rPr>
-          <w:rStyle w:val="NormalTok"/>
-        </w:rPr>
-        <w:t xml:space="preserve"> </w:t>
-      </w:r>
-      <w:r>
-        <w:rPr>
-          <w:rStyle w:val="FunctionTok"/>
-        </w:rPr>
-        <w:t xml:space="preserve">if_else</w:t>
-      </w:r>
-      <w:r>
-        <w:rPr>
-          <w:rStyle w:val="NormalTok"/>
-        </w:rPr>
-        <w:t xml:space="preserve">(mass_g </w:t>
-      </w:r>
-      <w:r>
-        <w:rPr>
-          <w:rStyle w:val="SpecialCharTok"/>
-        </w:rPr>
-        <w:t xml:space="preserve">&gt;</w:t>
-      </w:r>
-      <w:r>
-        <w:rPr>
-          <w:rStyle w:val="NormalTok"/>
-        </w:rPr>
-        <w:t xml:space="preserve"> </w:t>
-      </w:r>
-      <w:r>
-        <w:rPr>
-          <w:rStyle w:val="FloatTok"/>
-        </w:rPr>
-        <w:t xml:space="preserve">0.5</w:t>
-      </w:r>
-      <w:r>
-        <w:rPr>
-          <w:rStyle w:val="NormalTok"/>
-        </w:rPr>
-        <w:t xml:space="preserve">, </w:t>
-      </w:r>
-      <w:r>
-        <w:rPr>
-          <w:rStyle w:val="StringTok"/>
-        </w:rPr>
-        <w:t xml:space="preserve">"large"</w:t>
-      </w:r>
-      <w:r>
-        <w:rPr>
-          <w:rStyle w:val="NormalTok"/>
-        </w:rPr>
-        <w:t xml:space="preserve">, </w:t>
-      </w:r>
-      <w:r>
-        <w:rPr>
-          <w:rStyle w:val="StringTok"/>
-        </w:rPr>
-        <w:t xml:space="preserve">"small"</w:t>
+        <w:t xml:space="preserve">3</w:t>
       </w:r>
       <w:r>
         <w:rPr>
@@ -6844,78 +6193,6 @@
         </w:rPr>
         <w:t xml:space="preserve">)</w:t>
       </w:r>
-      <w:r>
-        <w:br/>
-      </w:r>
-      <w:r>
-        <w:rPr>
-          <w:rStyle w:val="NormalTok"/>
-        </w:rPr>
-        <w:t xml:space="preserve">  ) </w:t>
-      </w:r>
-      <w:r>
-        <w:rPr>
-          <w:rStyle w:val="SpecialCharTok"/>
-        </w:rPr>
-        <w:t xml:space="preserve">%&gt;%</w:t>
-      </w:r>
-      <w:r>
-        <w:br/>
-      </w:r>
-      <w:r>
-        <w:rPr>
-          <w:rStyle w:val="NormalTok"/>
-        </w:rPr>
-        <w:t xml:space="preserve">  </w:t>
-      </w:r>
-      <w:r>
-        <w:rPr>
-          <w:rStyle w:val="FunctionTok"/>
-        </w:rPr>
-        <w:t xml:space="preserve">arrange</w:t>
-      </w:r>
-      <w:r>
-        <w:rPr>
-          <w:rStyle w:val="NormalTok"/>
-        </w:rPr>
-        <w:t xml:space="preserve">(shade, </w:t>
-      </w:r>
-      <w:r>
-        <w:rPr>
-          <w:rStyle w:val="FunctionTok"/>
-        </w:rPr>
-        <w:t xml:space="preserve">desc</w:t>
-      </w:r>
-      <w:r>
-        <w:rPr>
-          <w:rStyle w:val="NormalTok"/>
-        </w:rPr>
-        <w:t xml:space="preserve">(mass_g)) </w:t>
-      </w:r>
-      <w:r>
-        <w:rPr>
-          <w:rStyle w:val="CommentTok"/>
-        </w:rPr>
-        <w:t xml:space="preserve"># sort by shade, then mass</w:t>
-      </w:r>
-      <w:r>
-        <w:br/>
-      </w:r>
-      <w:r>
-        <w:br/>
-      </w:r>
-      <w:r>
-        <w:rPr>
-          <w:rStyle w:val="FunctionTok"/>
-        </w:rPr>
-        <w:t xml:space="preserve">head</w:t>
-      </w:r>
-      <w:r>
-        <w:rPr>
-          <w:rStyle w:val="NormalTok"/>
-        </w:rPr>
-        <w:t xml:space="preserve">(wrangled_df)</w:t>
-      </w:r>
     </w:p>
     <w:p>
       <w:pPr>
@@ -6925,91 +6202,52 @@
         <w:rPr>
           <w:rStyle w:val="VerbatimChar"/>
         </w:rPr>
-        <w:t xml:space="preserve"># A tibble: 6 × 5</w:t>
-      </w:r>
-      <w:r>
-        <w:br/>
-      </w:r>
-      <w:r>
-        <w:rPr>
-          <w:rStyle w:val="VerbatimChar"/>
-        </w:rPr>
-        <w:t xml:space="preserve">  shade mass_g thickness_mm mass_mg size_class</w:t>
-      </w:r>
-      <w:r>
-        <w:br/>
-      </w:r>
-      <w:r>
-        <w:rPr>
-          <w:rStyle w:val="VerbatimChar"/>
-        </w:rPr>
-        <w:t xml:space="preserve">  &lt;chr&gt;  &lt;dbl&gt;        &lt;dbl&gt;   &lt;dbl&gt; &lt;chr&gt;     </w:t>
-      </w:r>
-      <w:r>
-        <w:br/>
-      </w:r>
-      <w:r>
-        <w:rPr>
-          <w:rStyle w:val="VerbatimChar"/>
-        </w:rPr>
-        <w:t xml:space="preserve">1 shady  0.920        NA       920. large     </w:t>
-      </w:r>
-      <w:r>
-        <w:br/>
-      </w:r>
-      <w:r>
-        <w:rPr>
-          <w:rStyle w:val="VerbatimChar"/>
-        </w:rPr>
-        <w:t xml:space="preserve">2 shady  0.8           0.5     800  large     </w:t>
-      </w:r>
-      <w:r>
-        <w:br/>
-      </w:r>
-      <w:r>
-        <w:rPr>
-          <w:rStyle w:val="VerbatimChar"/>
-        </w:rPr>
-        <w:t xml:space="preserve">3 shady  0.782         0.27    782. large     </w:t>
-      </w:r>
-      <w:r>
-        <w:br/>
-      </w:r>
-      <w:r>
-        <w:rPr>
-          <w:rStyle w:val="VerbatimChar"/>
-        </w:rPr>
-        <w:t xml:space="preserve">4 shady  0.68          0.47    680  large     </w:t>
-      </w:r>
-      <w:r>
-        <w:br/>
-      </w:r>
-      <w:r>
-        <w:rPr>
-          <w:rStyle w:val="VerbatimChar"/>
-        </w:rPr>
-        <w:t xml:space="preserve">5 shady  0.61          0.23    610  large     </w:t>
-      </w:r>
-      <w:r>
-        <w:br/>
-      </w:r>
-      <w:r>
-        <w:rPr>
-          <w:rStyle w:val="VerbatimChar"/>
-        </w:rPr>
-        <w:t xml:space="preserve">6 shady  0.607         0.32    607. large     </w:t>
-      </w:r>
-    </w:p>
-    <w:p>
-      <w:pPr>
-        <w:pStyle w:val="FirstParagraph"/>
-      </w:pPr>
-      <w:r>
-        <w:rPr>
-          <w:b/>
-          <w:bCs/>
-        </w:rPr>
-        <w:t xml:space="preserve">Read the pipeline out loud:</w:t>
+        <w:t xml:space="preserve"># A tibble: 3 × 8</w:t>
+      </w:r>
+      <w:r>
+        <w:br/>
+      </w:r>
+      <w:r>
+        <w:rPr>
+          <w:rStyle w:val="VerbatimChar"/>
+        </w:rPr>
+        <w:t xml:space="preserve">  twig_id leaf_id teams        shade mass_g petiole_mm thickness_mm paper_mass_g</w:t>
+      </w:r>
+      <w:r>
+        <w:br/>
+      </w:r>
+      <w:r>
+        <w:rPr>
+          <w:rStyle w:val="VerbatimChar"/>
+        </w:rPr>
+        <w:t xml:space="preserve">  &lt;chr&gt;   &lt;chr&gt;   &lt;chr&gt;        &lt;chr&gt;  &lt;dbl&gt;      &lt;dbl&gt;        &lt;dbl&gt;        &lt;dbl&gt;</w:t>
+      </w:r>
+      <w:r>
+        <w:br/>
+      </w:r>
+      <w:r>
+        <w:rPr>
+          <w:rStyle w:val="VerbatimChar"/>
+        </w:rPr>
+        <w:t xml:space="preserve">1 twig_2  l09     fighting_mo… shady  0.920      0.383        NA          NA    </w:t>
+      </w:r>
+      <w:r>
+        <w:br/>
+      </w:r>
+      <w:r>
+        <w:rPr>
+          <w:rStyle w:val="VerbatimChar"/>
+        </w:rPr>
+        <w:t xml:space="preserve">2 &lt;NA&gt;    &lt;NA&gt;    leaf_oglers  shady  0.8       41.2           0.5         0.3  </w:t>
+      </w:r>
+      <w:r>
+        <w:br/>
+      </w:r>
+      <w:r>
+        <w:rPr>
+          <w:rStyle w:val="VerbatimChar"/>
+        </w:rPr>
+        <w:t xml:space="preserve">3 twig_2  l10     fighting_mo… shady  0.782     67             0.27        0.342</w:t>
       </w:r>
     </w:p>
     <w:p>
@@ -7017,111 +6255,83 @@
         <w:pStyle w:val="Compact"/>
         <w:numPr>
           <w:ilvl w:val="0"/>
-          <w:numId w:val="1015"/>
+          <w:numId w:val="1020"/>
         </w:numPr>
       </w:pPr>
       <w:r>
-        <w:t xml:space="preserve">Take</w:t>
-      </w:r>
-      <w:r>
-        <w:t xml:space="preserve"> </w:t>
-      </w:r>
-      <w:r>
-        <w:rPr>
-          <w:rStyle w:val="VerbatimChar"/>
-        </w:rPr>
-        <w:t xml:space="preserve">leaf_df</w:t>
-      </w:r>
-      <w:r>
-        <w:t xml:space="preserve">,</w:t>
+        <w:t xml:space="preserve">The</w:t>
+      </w:r>
+      <w:r>
+        <w:t xml:space="preserve"> </w:t>
+      </w:r>
+      <w:r>
+        <w:rPr>
+          <w:b/>
+          <w:bCs/>
+        </w:rPr>
+        <w:t xml:space="preserve">first</w:t>
+      </w:r>
+      <w:r>
+        <w:t xml:space="preserve"> </w:t>
+      </w:r>
+      <w:r>
+        <w:t xml:space="preserve">column sorts the whole data frame</w:t>
       </w:r>
     </w:p>
     <w:p>
       <w:pPr>
         <w:pStyle w:val="Compact"/>
         <w:numPr>
-          <w:ilvl w:val="1"/>
-          <w:numId w:val="1016"/>
+          <w:ilvl w:val="0"/>
+          <w:numId w:val="1020"/>
         </w:numPr>
       </w:pPr>
+      <w:r>
+        <w:t xml:space="preserve">The</w:t>
+      </w:r>
+      <w:r>
+        <w:t xml:space="preserve"> </w:t>
+      </w:r>
       <w:r>
         <w:rPr>
           <w:b/>
           <w:bCs/>
         </w:rPr>
-        <w:t xml:space="preserve">then</w:t>
-      </w:r>
-      <w:r>
-        <w:t xml:space="preserve"> </w:t>
-      </w:r>
-      <w:r>
-        <w:t xml:space="preserve">filter to non-zero masses,</w:t>
+        <w:t xml:space="preserve">second</w:t>
+      </w:r>
+      <w:r>
+        <w:t xml:space="preserve"> </w:t>
+      </w:r>
+      <w:r>
+        <w:t xml:space="preserve">breaks ties</w:t>
+      </w:r>
+      <w:r>
+        <w:t xml:space="preserve"> </w:t>
+      </w:r>
+      <w:r>
+        <w:rPr>
+          <w:i/>
+          <w:iCs/>
+        </w:rPr>
+        <w:t xml:space="preserve">inside</w:t>
+      </w:r>
+      <w:r>
+        <w:t xml:space="preserve"> </w:t>
+      </w:r>
+      <w:r>
+        <w:t xml:space="preserve">each group of the first</w:t>
       </w:r>
     </w:p>
     <w:p>
       <w:pPr>
         <w:pStyle w:val="Compact"/>
         <w:numPr>
-          <w:ilvl w:val="2"/>
-          <w:numId w:val="1017"/>
+          <w:ilvl w:val="0"/>
+          <w:numId w:val="1020"/>
         </w:numPr>
       </w:pPr>
       <w:r>
-        <w:rPr>
-          <w:b/>
-          <w:bCs/>
-        </w:rPr>
-        <w:t xml:space="preserve">then</w:t>
-      </w:r>
-      <w:r>
-        <w:t xml:space="preserve"> </w:t>
-      </w:r>
-      <w:r>
-        <w:t xml:space="preserve">select three columns,</w:t>
-      </w:r>
-    </w:p>
-    <w:p>
-      <w:pPr>
-        <w:pStyle w:val="Compact"/>
-        <w:numPr>
-          <w:ilvl w:val="3"/>
-          <w:numId w:val="1018"/>
-        </w:numPr>
-      </w:pPr>
-      <w:r>
-        <w:rPr>
-          <w:b/>
-          <w:bCs/>
-        </w:rPr>
-        <w:t xml:space="preserve">then</w:t>
-      </w:r>
-      <w:r>
-        <w:t xml:space="preserve"> </w:t>
-      </w:r>
-      <w:r>
-        <w:t xml:space="preserve">add two new columns,</w:t>
-      </w:r>
-    </w:p>
-    <w:p>
-      <w:pPr>
-        <w:pStyle w:val="Compact"/>
-        <w:numPr>
-          <w:ilvl w:val="4"/>
-          <w:numId w:val="1019"/>
-        </w:numPr>
-      </w:pPr>
-      <w:r>
-        <w:rPr>
-          <w:b/>
-          <w:bCs/>
-        </w:rPr>
-        <w:t xml:space="preserve">then</w:t>
-      </w:r>
-      <w:r>
-        <w:t xml:space="preserve"> </w:t>
-      </w:r>
-      <w:r>
-        <w:t xml:space="preserve">sort by shade and mass.</w:t>
+        <w:t xml:space="preserve">Here: shady leaves first, and within shady, heaviest first</w:t>
       </w:r>
     </w:p>
     <w:tbl>
@@ -7165,12 +6375,12 @@
                 <wp:inline>
                   <wp:extent cx="152400" cy="152400"/>
                   <wp:effectExtent b="0" l="0" r="0" t="0"/>
-                  <wp:docPr descr="" title="" id="48" name="Picture"/>
+                  <wp:docPr descr="" title="" id="50" name="Picture"/>
                   <a:graphic>
                     <a:graphicData uri="http://schemas.openxmlformats.org/drawingml/2006/picture">
                       <pic:pic>
                         <pic:nvPicPr>
-                          <pic:cNvPr descr="/Applications/Positron.app/Contents/Resources/app/quarto/share/formats/docx/note.png" id="49" name="Picture"/>
+                          <pic:cNvPr descr="/opt/quarto/share/formats/docx/note.png" id="51" name="Picture"/>
                           <pic:cNvPicPr>
                             <a:picLocks noChangeArrowheads="1" noChangeAspect="1"/>
                           </pic:cNvPicPr>
@@ -7230,6 +6440,710 @@
               <w:pStyle w:val="BodyText"/>
             </w:pPr>
             <w:pPr>
+              <w:spacing w:before="16" w:after="16"/>
+            </w:pPr>
+            <w:r>
+              <w:t xml:space="preserve">You can mix directions —</w:t>
+            </w:r>
+            <w:r>
+              <w:t xml:space="preserve"> </w:t>
+            </w:r>
+            <w:r>
+              <w:rPr>
+                <w:rStyle w:val="VerbatimChar"/>
+              </w:rPr>
+              <w:t xml:space="preserve">arrange(shade, desc(mass_g))</w:t>
+            </w:r>
+            <w:r>
+              <w:t xml:space="preserve"> </w:t>
+            </w:r>
+            <w:r>
+              <w:t xml:space="preserve">sorts shade ascending and mass descending in the same call.</w:t>
+            </w:r>
+          </w:p>
+          <w:p/>
+        </w:tc>
+      </w:tr>
+    </w:tbl>
+    <w:bookmarkEnd w:id="52"/>
+    <w:bookmarkStart w:id="55" w:name="the-full-pipeline"/>
+    <w:p>
+      <w:pPr>
+        <w:pStyle w:val="Heading1"/>
+      </w:pPr>
+      <w:r>
+        <w:t xml:space="preserve">The Full Pipeline</w:t>
+      </w:r>
+    </w:p>
+    <w:p>
+      <w:pPr>
+        <w:pStyle w:val="SourceCode"/>
+      </w:pPr>
+      <w:r>
+        <w:rPr>
+          <w:rStyle w:val="CommentTok"/>
+        </w:rPr>
+        <w:t xml:space="preserve"># Chain all the verbs together -------------------------</w:t>
+      </w:r>
+      <w:r>
+        <w:br/>
+      </w:r>
+      <w:r>
+        <w:rPr>
+          <w:rStyle w:val="CommentTok"/>
+        </w:rPr>
+        <w:t xml:space="preserve"># Read it top to bottom like a recipe</w:t>
+      </w:r>
+      <w:r>
+        <w:br/>
+      </w:r>
+      <w:r>
+        <w:br/>
+      </w:r>
+      <w:r>
+        <w:rPr>
+          <w:rStyle w:val="NormalTok"/>
+        </w:rPr>
+        <w:t xml:space="preserve">wrangled_df </w:t>
+      </w:r>
+      <w:r>
+        <w:rPr>
+          <w:rStyle w:val="OtherTok"/>
+        </w:rPr>
+        <w:t xml:space="preserve">&lt;-</w:t>
+      </w:r>
+      <w:r>
+        <w:rPr>
+          <w:rStyle w:val="NormalTok"/>
+        </w:rPr>
+        <w:t xml:space="preserve"> leaf_df </w:t>
+      </w:r>
+      <w:r>
+        <w:rPr>
+          <w:rStyle w:val="SpecialCharTok"/>
+        </w:rPr>
+        <w:t xml:space="preserve">%&gt;%</w:t>
+      </w:r>
+      <w:r>
+        <w:br/>
+      </w:r>
+      <w:r>
+        <w:rPr>
+          <w:rStyle w:val="NormalTok"/>
+        </w:rPr>
+        <w:t xml:space="preserve">  </w:t>
+      </w:r>
+      <w:r>
+        <w:rPr>
+          <w:rStyle w:val="FunctionTok"/>
+        </w:rPr>
+        <w:t xml:space="preserve">filter</w:t>
+      </w:r>
+      <w:r>
+        <w:rPr>
+          <w:rStyle w:val="NormalTok"/>
+        </w:rPr>
+        <w:t xml:space="preserve">(mass_g </w:t>
+      </w:r>
+      <w:r>
+        <w:rPr>
+          <w:rStyle w:val="SpecialCharTok"/>
+        </w:rPr>
+        <w:t xml:space="preserve">&gt;</w:t>
+      </w:r>
+      <w:r>
+        <w:rPr>
+          <w:rStyle w:val="NormalTok"/>
+        </w:rPr>
+        <w:t xml:space="preserve"> </w:t>
+      </w:r>
+      <w:r>
+        <w:rPr>
+          <w:rStyle w:val="DecValTok"/>
+        </w:rPr>
+        <w:t xml:space="preserve">0</w:t>
+      </w:r>
+      <w:r>
+        <w:rPr>
+          <w:rStyle w:val="NormalTok"/>
+        </w:rPr>
+        <w:t xml:space="preserve">) </w:t>
+      </w:r>
+      <w:r>
+        <w:rPr>
+          <w:rStyle w:val="SpecialCharTok"/>
+        </w:rPr>
+        <w:t xml:space="preserve">%&gt;%</w:t>
+      </w:r>
+      <w:r>
+        <w:rPr>
+          <w:rStyle w:val="NormalTok"/>
+        </w:rPr>
+        <w:t xml:space="preserve"> </w:t>
+      </w:r>
+      <w:r>
+        <w:rPr>
+          <w:rStyle w:val="CommentTok"/>
+        </w:rPr>
+        <w:t xml:space="preserve"># remove any zeros</w:t>
+      </w:r>
+      <w:r>
+        <w:br/>
+      </w:r>
+      <w:r>
+        <w:rPr>
+          <w:rStyle w:val="NormalTok"/>
+        </w:rPr>
+        <w:t xml:space="preserve">  </w:t>
+      </w:r>
+      <w:r>
+        <w:rPr>
+          <w:rStyle w:val="FunctionTok"/>
+        </w:rPr>
+        <w:t xml:space="preserve">select</w:t>
+      </w:r>
+      <w:r>
+        <w:rPr>
+          <w:rStyle w:val="NormalTok"/>
+        </w:rPr>
+        <w:t xml:space="preserve">(shade, mass_g, thickness_mm) </w:t>
+      </w:r>
+      <w:r>
+        <w:rPr>
+          <w:rStyle w:val="SpecialCharTok"/>
+        </w:rPr>
+        <w:t xml:space="preserve">%&gt;%</w:t>
+      </w:r>
+      <w:r>
+        <w:rPr>
+          <w:rStyle w:val="NormalTok"/>
+        </w:rPr>
+        <w:t xml:space="preserve"> </w:t>
+      </w:r>
+      <w:r>
+        <w:rPr>
+          <w:rStyle w:val="CommentTok"/>
+        </w:rPr>
+        <w:t xml:space="preserve"># keep only needed cols</w:t>
+      </w:r>
+      <w:r>
+        <w:br/>
+      </w:r>
+      <w:r>
+        <w:rPr>
+          <w:rStyle w:val="NormalTok"/>
+        </w:rPr>
+        <w:t xml:space="preserve">  </w:t>
+      </w:r>
+      <w:r>
+        <w:rPr>
+          <w:rStyle w:val="FunctionTok"/>
+        </w:rPr>
+        <w:t xml:space="preserve">mutate</w:t>
+      </w:r>
+      <w:r>
+        <w:rPr>
+          <w:rStyle w:val="NormalTok"/>
+        </w:rPr>
+        <w:t xml:space="preserve">(</w:t>
+      </w:r>
+      <w:r>
+        <w:br/>
+      </w:r>
+      <w:r>
+        <w:rPr>
+          <w:rStyle w:val="NormalTok"/>
+        </w:rPr>
+        <w:t xml:space="preserve">    </w:t>
+      </w:r>
+      <w:r>
+        <w:rPr>
+          <w:rStyle w:val="AttributeTok"/>
+        </w:rPr>
+        <w:t xml:space="preserve">mass_mg =</w:t>
+      </w:r>
+      <w:r>
+        <w:rPr>
+          <w:rStyle w:val="NormalTok"/>
+        </w:rPr>
+        <w:t xml:space="preserve"> mass_g </w:t>
+      </w:r>
+      <w:r>
+        <w:rPr>
+          <w:rStyle w:val="SpecialCharTok"/>
+        </w:rPr>
+        <w:t xml:space="preserve">*</w:t>
+      </w:r>
+      <w:r>
+        <w:rPr>
+          <w:rStyle w:val="NormalTok"/>
+        </w:rPr>
+        <w:t xml:space="preserve"> </w:t>
+      </w:r>
+      <w:r>
+        <w:rPr>
+          <w:rStyle w:val="DecValTok"/>
+        </w:rPr>
+        <w:t xml:space="preserve">1000</w:t>
+      </w:r>
+      <w:r>
+        <w:rPr>
+          <w:rStyle w:val="NormalTok"/>
+        </w:rPr>
+        <w:t xml:space="preserve">,</w:t>
+      </w:r>
+      <w:r>
+        <w:br/>
+      </w:r>
+      <w:r>
+        <w:rPr>
+          <w:rStyle w:val="NormalTok"/>
+        </w:rPr>
+        <w:t xml:space="preserve">    </w:t>
+      </w:r>
+      <w:r>
+        <w:rPr>
+          <w:rStyle w:val="AttributeTok"/>
+        </w:rPr>
+        <w:t xml:space="preserve">size_class =</w:t>
+      </w:r>
+      <w:r>
+        <w:rPr>
+          <w:rStyle w:val="NormalTok"/>
+        </w:rPr>
+        <w:t xml:space="preserve"> </w:t>
+      </w:r>
+      <w:r>
+        <w:rPr>
+          <w:rStyle w:val="FunctionTok"/>
+        </w:rPr>
+        <w:t xml:space="preserve">if_else</w:t>
+      </w:r>
+      <w:r>
+        <w:rPr>
+          <w:rStyle w:val="NormalTok"/>
+        </w:rPr>
+        <w:t xml:space="preserve">(mass_g </w:t>
+      </w:r>
+      <w:r>
+        <w:rPr>
+          <w:rStyle w:val="SpecialCharTok"/>
+        </w:rPr>
+        <w:t xml:space="preserve">&gt;</w:t>
+      </w:r>
+      <w:r>
+        <w:rPr>
+          <w:rStyle w:val="NormalTok"/>
+        </w:rPr>
+        <w:t xml:space="preserve"> </w:t>
+      </w:r>
+      <w:r>
+        <w:rPr>
+          <w:rStyle w:val="FloatTok"/>
+        </w:rPr>
+        <w:t xml:space="preserve">0.5</w:t>
+      </w:r>
+      <w:r>
+        <w:rPr>
+          <w:rStyle w:val="NormalTok"/>
+        </w:rPr>
+        <w:t xml:space="preserve">, </w:t>
+      </w:r>
+      <w:r>
+        <w:rPr>
+          <w:rStyle w:val="StringTok"/>
+        </w:rPr>
+        <w:t xml:space="preserve">"large"</w:t>
+      </w:r>
+      <w:r>
+        <w:rPr>
+          <w:rStyle w:val="NormalTok"/>
+        </w:rPr>
+        <w:t xml:space="preserve">, </w:t>
+      </w:r>
+      <w:r>
+        <w:rPr>
+          <w:rStyle w:val="StringTok"/>
+        </w:rPr>
+        <w:t xml:space="preserve">"small"</w:t>
+      </w:r>
+      <w:r>
+        <w:rPr>
+          <w:rStyle w:val="NormalTok"/>
+        </w:rPr>
+        <w:t xml:space="preserve">)</w:t>
+      </w:r>
+      <w:r>
+        <w:br/>
+      </w:r>
+      <w:r>
+        <w:rPr>
+          <w:rStyle w:val="NormalTok"/>
+        </w:rPr>
+        <w:t xml:space="preserve">  ) </w:t>
+      </w:r>
+      <w:r>
+        <w:rPr>
+          <w:rStyle w:val="SpecialCharTok"/>
+        </w:rPr>
+        <w:t xml:space="preserve">%&gt;%</w:t>
+      </w:r>
+      <w:r>
+        <w:br/>
+      </w:r>
+      <w:r>
+        <w:rPr>
+          <w:rStyle w:val="NormalTok"/>
+        </w:rPr>
+        <w:t xml:space="preserve">  </w:t>
+      </w:r>
+      <w:r>
+        <w:rPr>
+          <w:rStyle w:val="FunctionTok"/>
+        </w:rPr>
+        <w:t xml:space="preserve">arrange</w:t>
+      </w:r>
+      <w:r>
+        <w:rPr>
+          <w:rStyle w:val="NormalTok"/>
+        </w:rPr>
+        <w:t xml:space="preserve">(shade, </w:t>
+      </w:r>
+      <w:r>
+        <w:rPr>
+          <w:rStyle w:val="FunctionTok"/>
+        </w:rPr>
+        <w:t xml:space="preserve">desc</w:t>
+      </w:r>
+      <w:r>
+        <w:rPr>
+          <w:rStyle w:val="NormalTok"/>
+        </w:rPr>
+        <w:t xml:space="preserve">(mass_g)) </w:t>
+      </w:r>
+      <w:r>
+        <w:rPr>
+          <w:rStyle w:val="CommentTok"/>
+        </w:rPr>
+        <w:t xml:space="preserve"># sort by shade, then mass</w:t>
+      </w:r>
+      <w:r>
+        <w:br/>
+      </w:r>
+      <w:r>
+        <w:br/>
+      </w:r>
+      <w:r>
+        <w:rPr>
+          <w:rStyle w:val="FunctionTok"/>
+        </w:rPr>
+        <w:t xml:space="preserve">head</w:t>
+      </w:r>
+      <w:r>
+        <w:rPr>
+          <w:rStyle w:val="NormalTok"/>
+        </w:rPr>
+        <w:t xml:space="preserve">(wrangled_df, </w:t>
+      </w:r>
+      <w:r>
+        <w:rPr>
+          <w:rStyle w:val="DecValTok"/>
+        </w:rPr>
+        <w:t xml:space="preserve">3</w:t>
+      </w:r>
+      <w:r>
+        <w:rPr>
+          <w:rStyle w:val="NormalTok"/>
+        </w:rPr>
+        <w:t xml:space="preserve">)</w:t>
+      </w:r>
+    </w:p>
+    <w:p>
+      <w:pPr>
+        <w:pStyle w:val="SourceCode"/>
+      </w:pPr>
+      <w:r>
+        <w:rPr>
+          <w:rStyle w:val="VerbatimChar"/>
+        </w:rPr>
+        <w:t xml:space="preserve"># A tibble: 3 × 5</w:t>
+      </w:r>
+      <w:r>
+        <w:br/>
+      </w:r>
+      <w:r>
+        <w:rPr>
+          <w:rStyle w:val="VerbatimChar"/>
+        </w:rPr>
+        <w:t xml:space="preserve">  shade mass_g thickness_mm mass_mg size_class</w:t>
+      </w:r>
+      <w:r>
+        <w:br/>
+      </w:r>
+      <w:r>
+        <w:rPr>
+          <w:rStyle w:val="VerbatimChar"/>
+        </w:rPr>
+        <w:t xml:space="preserve">  &lt;chr&gt;  &lt;dbl&gt;        &lt;dbl&gt;   &lt;dbl&gt; &lt;chr&gt;     </w:t>
+      </w:r>
+      <w:r>
+        <w:br/>
+      </w:r>
+      <w:r>
+        <w:rPr>
+          <w:rStyle w:val="VerbatimChar"/>
+        </w:rPr>
+        <w:t xml:space="preserve">1 shady  0.920        NA       920. large     </w:t>
+      </w:r>
+      <w:r>
+        <w:br/>
+      </w:r>
+      <w:r>
+        <w:rPr>
+          <w:rStyle w:val="VerbatimChar"/>
+        </w:rPr>
+        <w:t xml:space="preserve">2 shady  0.8           0.5     800  large     </w:t>
+      </w:r>
+      <w:r>
+        <w:br/>
+      </w:r>
+      <w:r>
+        <w:rPr>
+          <w:rStyle w:val="VerbatimChar"/>
+        </w:rPr>
+        <w:t xml:space="preserve">3 shady  0.782         0.27    782. large     </w:t>
+      </w:r>
+    </w:p>
+    <w:p>
+      <w:pPr>
+        <w:pStyle w:val="FirstParagraph"/>
+      </w:pPr>
+      <w:r>
+        <w:rPr>
+          <w:b/>
+          <w:bCs/>
+        </w:rPr>
+        <w:t xml:space="preserve">Read the pipeline out loud:</w:t>
+      </w:r>
+    </w:p>
+    <w:p>
+      <w:pPr>
+        <w:pStyle w:val="Compact"/>
+        <w:numPr>
+          <w:ilvl w:val="0"/>
+          <w:numId w:val="1021"/>
+        </w:numPr>
+      </w:pPr>
+      <w:r>
+        <w:t xml:space="preserve">Take</w:t>
+      </w:r>
+      <w:r>
+        <w:t xml:space="preserve"> </w:t>
+      </w:r>
+      <w:r>
+        <w:rPr>
+          <w:rStyle w:val="VerbatimChar"/>
+        </w:rPr>
+        <w:t xml:space="preserve">leaf_df</w:t>
+      </w:r>
+      <w:r>
+        <w:t xml:space="preserve">,</w:t>
+      </w:r>
+    </w:p>
+    <w:p>
+      <w:pPr>
+        <w:pStyle w:val="Compact"/>
+        <w:numPr>
+          <w:ilvl w:val="1"/>
+          <w:numId w:val="1022"/>
+        </w:numPr>
+      </w:pPr>
+      <w:r>
+        <w:rPr>
+          <w:b/>
+          <w:bCs/>
+        </w:rPr>
+        <w:t xml:space="preserve">then</w:t>
+      </w:r>
+      <w:r>
+        <w:t xml:space="preserve"> </w:t>
+      </w:r>
+      <w:r>
+        <w:t xml:space="preserve">filter to non-zero masses,</w:t>
+      </w:r>
+    </w:p>
+    <w:p>
+      <w:pPr>
+        <w:pStyle w:val="Compact"/>
+        <w:numPr>
+          <w:ilvl w:val="2"/>
+          <w:numId w:val="1023"/>
+        </w:numPr>
+      </w:pPr>
+      <w:r>
+        <w:rPr>
+          <w:b/>
+          <w:bCs/>
+        </w:rPr>
+        <w:t xml:space="preserve">then</w:t>
+      </w:r>
+      <w:r>
+        <w:t xml:space="preserve"> </w:t>
+      </w:r>
+      <w:r>
+        <w:t xml:space="preserve">select three columns,</w:t>
+      </w:r>
+    </w:p>
+    <w:p>
+      <w:pPr>
+        <w:pStyle w:val="Compact"/>
+        <w:numPr>
+          <w:ilvl w:val="3"/>
+          <w:numId w:val="1024"/>
+        </w:numPr>
+      </w:pPr>
+      <w:r>
+        <w:rPr>
+          <w:b/>
+          <w:bCs/>
+        </w:rPr>
+        <w:t xml:space="preserve">then</w:t>
+      </w:r>
+      <w:r>
+        <w:t xml:space="preserve"> </w:t>
+      </w:r>
+      <w:r>
+        <w:t xml:space="preserve">add two new columns,</w:t>
+      </w:r>
+    </w:p>
+    <w:p>
+      <w:pPr>
+        <w:pStyle w:val="Compact"/>
+        <w:numPr>
+          <w:ilvl w:val="4"/>
+          <w:numId w:val="1025"/>
+        </w:numPr>
+      </w:pPr>
+      <w:r>
+        <w:rPr>
+          <w:b/>
+          <w:bCs/>
+        </w:rPr>
+        <w:t xml:space="preserve">then</w:t>
+      </w:r>
+      <w:r>
+        <w:t xml:space="preserve"> </w:t>
+      </w:r>
+      <w:r>
+        <w:t xml:space="preserve">sort by shade and mass.</w:t>
+      </w:r>
+    </w:p>
+    <w:tbl>
+      <w:tblPr>
+        <w:tblStyle w:val="Table"/>
+        <w:tblLook w:firstRow="0" w:lastRow="0" w:firstColumn="0" w:lastColumn="0" w:noHBand="0" w:noVBand="0" w:val="0000"/>
+        <w:tblBorders>
+          <w:top w:val="single" w:sz="4" w:space="0" w:color="0758E5"/>
+          <w:left w:val="single" w:sz="24" w:space="0" w:color="0758E5"/>
+          <w:bottom w:val="single" w:sz="4" w:space="0" w:color="0758E5"/>
+          <w:right w:val="single" w:sz="4" w:space="0" w:color="0758E5"/>
+        </w:tblBorders>
+        <w:tblCellMar>
+          <w:left w:w="144" w:type="dxa"/>
+          <w:right w:w="144" w:type="dxa"/>
+        </w:tblCellMar>
+        <w:tblLook w:firstRow="0" w:lastRow="0" w:firstColumn="0" w:lastColumn="0" w:noHBand="0" w:noVBand="0" w:val="0000"/>
+      </w:tblPr>
+      <w:tr>
+        <w:trPr>
+          <w:cantSplit/>
+        </w:trPr>
+        <w:tc>
+          <w:tcPr>
+            <w:shd w:color="auto" w:fill="dae6fb" w:val="clear"/>
+            <w:tcMar>
+              <w:top w:w="92" w:type="dxa"/>
+              <w:bottom w:w="92" w:type="dxa"/>
+            </w:tcMar>
+          </w:tcPr>
+          <w:p>
+            <w:pPr>
+              <w:pStyle w:val="FirstParagraph"/>
+            </w:pPr>
+            <w:pPr>
+              <w:spacing w:before="0" w:after="0"/>
+              <w:textAlignment w:val="center"/>
+            </w:pPr>
+            <w:r>
+              <w:drawing>
+                <wp:inline>
+                  <wp:extent cx="152400" cy="152400"/>
+                  <wp:effectExtent b="0" l="0" r="0" t="0"/>
+                  <wp:docPr descr="" title="" id="53" name="Picture"/>
+                  <a:graphic>
+                    <a:graphicData uri="http://schemas.openxmlformats.org/drawingml/2006/picture">
+                      <pic:pic>
+                        <pic:nvPicPr>
+                          <pic:cNvPr descr="/opt/quarto/share/formats/docx/note.png" id="54" name="Picture"/>
+                          <pic:cNvPicPr>
+                            <a:picLocks noChangeArrowheads="1" noChangeAspect="1"/>
+                          </pic:cNvPicPr>
+                        </pic:nvPicPr>
+                        <pic:blipFill>
+                          <a:blip r:embed="rId9"/>
+                          <a:stretch>
+                            <a:fillRect/>
+                          </a:stretch>
+                        </pic:blipFill>
+                        <pic:spPr bwMode="auto">
+                          <a:xfrm>
+                            <a:off x="0" y="0"/>
+                            <a:ext cx="152400" cy="152400"/>
+                          </a:xfrm>
+                          <a:prstGeom prst="rect">
+                            <a:avLst/>
+                          </a:prstGeom>
+                          <a:noFill/>
+                          <a:ln w="9525">
+                            <a:noFill/>
+                            <a:headEnd/>
+                            <a:tailEnd/>
+                          </a:ln>
+                        </pic:spPr>
+                      </pic:pic>
+                    </a:graphicData>
+                  </a:graphic>
+                </wp:inline>
+              </w:drawing>
+            </w:r>
+            <w:r>
+              <w:t xml:space="preserve"> </w:t>
+            </w:r>
+            <w:r>
+              <w:t xml:space="preserve"> </w:t>
+            </w:r>
+            <w:r>
+              <w:t xml:space="preserve">Note</w:t>
+            </w:r>
+          </w:p>
+        </w:tc>
+      </w:tr>
+      <w:tr>
+        <w:trPr>
+          <w:cantSplit/>
+        </w:trPr>
+        <w:tc>
+          <w:tcPr>
+            <w:tcMar>
+              <w:top w:w="108" w:type="dxa"/>
+              <w:bottom w:w="108" w:type="dxa"/>
+            </w:tcMar>
+          </w:tcPr>
+          <w:p>
+            <w:pPr>
+              <w:pStyle w:val="BodyText"/>
+            </w:pPr>
+            <w:pPr>
               <w:spacing w:before="16"/>
             </w:pPr>
             <w:r>
@@ -7242,36 +7156,22 @@
           </w:p>
           <w:p>
             <w:pPr>
-              <w:pStyle w:val="BodyText"/>
+              <w:pStyle w:val="Compact"/>
+              <w:numPr>
+                <w:ilvl w:val="0"/>
+                <w:numId w:val="1026"/>
+              </w:numPr>
             </w:pPr>
-            <w:pPr>
-              <w:spacing w:after="16"/>
-            </w:pPr>
-            <w:r>
-              <w:t xml:space="preserve">Write the same pipeline as nested functions —</w:t>
+            <w:r>
+              <w:t xml:space="preserve">Written as nested functions, the</w:t>
             </w:r>
             <w:r>
               <w:t xml:space="preserve"> </w:t>
             </w:r>
             <w:r>
               <w:rPr>
-                <w:rStyle w:val="VerbatimChar"/>
-              </w:rPr>
-              <w:t xml:space="preserve">arrange(mutate(select(filter(leaf_df, mass_g &gt; 0), shade, mass_g, thickness_mm), mass_mg = mass_g * 1000, size_class = if_else(mass_g &gt; 0.5, "large", "small")), shade, desc(mass_g))</w:t>
-            </w:r>
-            <w:r>
-              <w:t xml:space="preserve"> </w:t>
-            </w:r>
-            <w:r>
-              <w:t xml:space="preserve">— and the</w:t>
-            </w:r>
-            <w:r>
-              <w:t xml:space="preserve"> </w:t>
-            </w:r>
-            <w:r>
-              <w:rPr>
-                <w:i/>
-                <w:iCs/>
+                <w:b/>
+                <w:bCs/>
               </w:rPr>
               <w:t xml:space="preserve">first</w:t>
             </w:r>
@@ -7279,15 +7179,27 @@
               <w:t xml:space="preserve"> </w:t>
             </w:r>
             <w:r>
-              <w:t xml:space="preserve">thing that runs is buried in the middle. The pipe lets you read top to bottom in the order R actually executes.</w:t>
+              <w:t xml:space="preserve">step ends up buried in the middle</w:t>
+            </w:r>
+          </w:p>
+          <w:p>
+            <w:pPr>
+              <w:pStyle w:val="Compact"/>
+              <w:numPr>
+                <w:ilvl w:val="0"/>
+                <w:numId w:val="1026"/>
+              </w:numPr>
+            </w:pPr>
+            <w:r>
+              <w:t xml:space="preserve">The pipe lets you read top to bottom, in the order R actually runs things</w:t>
             </w:r>
           </w:p>
           <w:p/>
         </w:tc>
       </w:tr>
     </w:tbl>
-    <w:bookmarkEnd w:id="50"/>
-    <w:bookmarkStart w:id="51" w:name="activity-5-starts-now"/>
+    <w:bookmarkEnd w:id="55"/>
+    <w:bookmarkStart w:id="56" w:name="activity-5-starts-now"/>
     <w:p>
       <w:pPr>
         <w:pStyle w:val="Heading1"/>
@@ -7364,8 +7276,8 @@
         <w:t xml:space="preserve">, and the full pipeline. Type every line yourself into your script; predict before you run.</w:t>
       </w:r>
     </w:p>
-    <w:bookmarkEnd w:id="51"/>
-    <w:bookmarkStart w:id="52" w:name="what-we-learned-today"/>
+    <w:bookmarkEnd w:id="56"/>
+    <w:bookmarkStart w:id="57" w:name="what-we-learned-today"/>
     <w:p>
       <w:pPr>
         <w:pStyle w:val="Heading1"/>
@@ -7379,7 +7291,7 @@
         <w:pStyle w:val="Compact"/>
         <w:numPr>
           <w:ilvl w:val="0"/>
-          <w:numId w:val="1020"/>
+          <w:numId w:val="1027"/>
         </w:numPr>
       </w:pPr>
       <w:r>
@@ -7400,7 +7312,7 @@
         <w:pStyle w:val="Compact"/>
         <w:numPr>
           <w:ilvl w:val="0"/>
-          <w:numId w:val="1020"/>
+          <w:numId w:val="1027"/>
         </w:numPr>
       </w:pPr>
       <w:r>
@@ -7421,7 +7333,7 @@
         <w:pStyle w:val="Compact"/>
         <w:numPr>
           <w:ilvl w:val="0"/>
-          <w:numId w:val="1020"/>
+          <w:numId w:val="1027"/>
         </w:numPr>
       </w:pPr>
       <w:r>
@@ -7442,7 +7354,7 @@
         <w:pStyle w:val="Compact"/>
         <w:numPr>
           <w:ilvl w:val="0"/>
-          <w:numId w:val="1020"/>
+          <w:numId w:val="1027"/>
         </w:numPr>
       </w:pPr>
       <w:r>
@@ -7463,7 +7375,7 @@
         <w:pStyle w:val="Compact"/>
         <w:numPr>
           <w:ilvl w:val="0"/>
-          <w:numId w:val="1020"/>
+          <w:numId w:val="1027"/>
         </w:numPr>
       </w:pPr>
       <w:r>
@@ -7496,7 +7408,7 @@
         <w:pStyle w:val="Compact"/>
         <w:numPr>
           <w:ilvl w:val="0"/>
-          <w:numId w:val="1021"/>
+          <w:numId w:val="1028"/>
         </w:numPr>
       </w:pPr>
       <w:r>
@@ -7525,7 +7437,7 @@
         <w:pStyle w:val="Compact"/>
         <w:numPr>
           <w:ilvl w:val="0"/>
-          <w:numId w:val="1021"/>
+          <w:numId w:val="1028"/>
         </w:numPr>
       </w:pPr>
       <w:r>
@@ -7554,7 +7466,7 @@
         <w:pStyle w:val="Compact"/>
         <w:numPr>
           <w:ilvl w:val="0"/>
-          <w:numId w:val="1021"/>
+          <w:numId w:val="1028"/>
         </w:numPr>
       </w:pPr>
       <w:r>
@@ -7589,7 +7501,7 @@
         <w:pStyle w:val="Compact"/>
         <w:numPr>
           <w:ilvl w:val="0"/>
-          <w:numId w:val="1022"/>
+          <w:numId w:val="1029"/>
         </w:numPr>
       </w:pPr>
       <w:r>
@@ -7601,7 +7513,7 @@
         <w:pStyle w:val="Compact"/>
         <w:numPr>
           <w:ilvl w:val="0"/>
-          <w:numId w:val="1022"/>
+          <w:numId w:val="1029"/>
         </w:numPr>
       </w:pPr>
       <w:r>
@@ -7622,7 +7534,7 @@
         <w:pStyle w:val="Compact"/>
         <w:numPr>
           <w:ilvl w:val="0"/>
-          <w:numId w:val="1022"/>
+          <w:numId w:val="1029"/>
         </w:numPr>
       </w:pPr>
       <w:r>
@@ -7659,7 +7571,7 @@
         <w:t xml:space="preserve">skimr</w:t>
       </w:r>
     </w:p>
-    <w:bookmarkEnd w:id="52"/>
+    <w:bookmarkEnd w:id="57"/>
     <w:sectPr>
       <w:pgSz w:h="15840" w:w="12240"/>
       <w:pgMar w:bottom="720" w:footer="432" w:gutter="0" w:header="432" w:left="720" w:right="1008" w:top="720"/>
@@ -8053,6 +7965,27 @@
     <w:abstractNumId w:val="991"/>
   </w:num>
   <w:num w:numId="1022">
+    <w:abstractNumId w:val="991"/>
+  </w:num>
+  <w:num w:numId="1023">
+    <w:abstractNumId w:val="991"/>
+  </w:num>
+  <w:num w:numId="1024">
+    <w:abstractNumId w:val="991"/>
+  </w:num>
+  <w:num w:numId="1025">
+    <w:abstractNumId w:val="991"/>
+  </w:num>
+  <w:num w:numId="1026">
+    <w:abstractNumId w:val="991"/>
+  </w:num>
+  <w:num w:numId="1027">
+    <w:abstractNumId w:val="991"/>
+  </w:num>
+  <w:num w:numId="1028">
+    <w:abstractNumId w:val="991"/>
+  </w:num>
+  <w:num w:numId="1029">
     <w:abstractNumId w:val="991"/>
   </w:num>
 </w:numbering>

--- a/docs/content/wrangling/wrangling_lecture.docx
+++ b/docs/content/wrangling/wrangling_lecture.docx
@@ -31,7 +31,7 @@
         <w:pStyle w:val="Date"/>
       </w:pPr>
       <w:r>
-        <w:t xml:space="preserve">2026-10-05</w:t>
+        <w:t xml:space="preserve">2026-10-08</w:t>
       </w:r>
     </w:p>
     <w:bookmarkStart w:id="12" w:name="where-we-left-off-lecture-04-ggplot-ii"/>
@@ -294,7 +294,7 @@
                     <a:graphicData uri="http://schemas.openxmlformats.org/drawingml/2006/picture">
                       <pic:pic>
                         <pic:nvPicPr>
-                          <pic:cNvPr descr="/opt/quarto/share/formats/docx/note.png" id="11" name="Picture"/>
+                          <pic:cNvPr descr="/Applications/Positron.app/Contents/Resources/app/quarto/share/formats/docx/note.png" id="11" name="Picture"/>
                           <pic:cNvPicPr>
                             <a:picLocks noChangeArrowheads="1" noChangeAspect="1"/>
                           </pic:cNvPicPr>
@@ -581,7 +581,7 @@
                     <a:graphicData uri="http://schemas.openxmlformats.org/drawingml/2006/picture">
                       <pic:pic>
                         <pic:nvPicPr>
-                          <pic:cNvPr descr="/opt/quarto/share/formats/docx/tip.png" id="15" name="Picture"/>
+                          <pic:cNvPr descr="/Applications/Positron.app/Contents/Resources/app/quarto/share/formats/docx/tip.png" id="15" name="Picture"/>
                           <pic:cNvPicPr>
                             <a:picLocks noChangeArrowheads="1" noChangeAspect="1"/>
                           </pic:cNvPicPr>
@@ -1034,7 +1034,7 @@
                     <a:graphicData uri="http://schemas.openxmlformats.org/drawingml/2006/picture">
                       <pic:pic>
                         <pic:nvPicPr>
-                          <pic:cNvPr descr="/opt/quarto/share/formats/docx/note.png" id="21" name="Picture"/>
+                          <pic:cNvPr descr="/Applications/Positron.app/Contents/Resources/app/quarto/share/formats/docx/note.png" id="21" name="Picture"/>
                           <pic:cNvPicPr>
                             <a:picLocks noChangeArrowheads="1" noChangeAspect="1"/>
                           </pic:cNvPicPr>
@@ -1951,7 +1951,7 @@
                     <a:graphicData uri="http://schemas.openxmlformats.org/drawingml/2006/picture">
                       <pic:pic>
                         <pic:nvPicPr>
-                          <pic:cNvPr descr="/opt/quarto/share/formats/docx/note.png" id="26" name="Picture"/>
+                          <pic:cNvPr descr="/Applications/Positron.app/Contents/Resources/app/quarto/share/formats/docx/note.png" id="26" name="Picture"/>
                           <pic:cNvPicPr>
                             <a:picLocks noChangeArrowheads="1" noChangeAspect="1"/>
                           </pic:cNvPicPr>
@@ -2216,7 +2216,7 @@
                     <a:graphicData uri="http://schemas.openxmlformats.org/drawingml/2006/picture">
                       <pic:pic>
                         <pic:nvPicPr>
-                          <pic:cNvPr descr="/opt/quarto/share/formats/docx/note.png" id="29" name="Picture"/>
+                          <pic:cNvPr descr="/Applications/Positron.app/Contents/Resources/app/quarto/share/formats/docx/note.png" id="29" name="Picture"/>
                           <pic:cNvPicPr>
                             <a:picLocks noChangeArrowheads="1" noChangeAspect="1"/>
                           </pic:cNvPicPr>
@@ -3183,7 +3183,7 @@
                     <a:graphicData uri="http://schemas.openxmlformats.org/drawingml/2006/picture">
                       <pic:pic>
                         <pic:nvPicPr>
-                          <pic:cNvPr descr="/opt/quarto/share/formats/docx/warning.png" id="33" name="Picture"/>
+                          <pic:cNvPr descr="/Applications/Positron.app/Contents/Resources/app/quarto/share/formats/docx/warning.png" id="33" name="Picture"/>
                           <pic:cNvPicPr>
                             <a:picLocks noChangeArrowheads="1" noChangeAspect="1"/>
                           </pic:cNvPicPr>
@@ -3593,7 +3593,7 @@
                     <a:graphicData uri="http://schemas.openxmlformats.org/drawingml/2006/picture">
                       <pic:pic>
                         <pic:nvPicPr>
-                          <pic:cNvPr descr="/opt/quarto/share/formats/docx/tip.png" id="36" name="Picture"/>
+                          <pic:cNvPr descr="/Applications/Positron.app/Contents/Resources/app/quarto/share/formats/docx/tip.png" id="36" name="Picture"/>
                           <pic:cNvPicPr>
                             <a:picLocks noChangeArrowheads="1" noChangeAspect="1"/>
                           </pic:cNvPicPr>
@@ -4384,7 +4384,7 @@
                     <a:graphicData uri="http://schemas.openxmlformats.org/drawingml/2006/picture">
                       <pic:pic>
                         <pic:nvPicPr>
-                          <pic:cNvPr descr="/opt/quarto/share/formats/docx/note.png" id="41" name="Picture"/>
+                          <pic:cNvPr descr="/Applications/Positron.app/Contents/Resources/app/quarto/share/formats/docx/note.png" id="41" name="Picture"/>
                           <pic:cNvPicPr>
                             <a:picLocks noChangeArrowheads="1" noChangeAspect="1"/>
                           </pic:cNvPicPr>
@@ -4805,7 +4805,7 @@
                     <a:graphicData uri="http://schemas.openxmlformats.org/drawingml/2006/picture">
                       <pic:pic>
                         <pic:nvPicPr>
-                          <pic:cNvPr descr="/opt/quarto/share/formats/docx/note.png" id="43" name="Picture"/>
+                          <pic:cNvPr descr="/Applications/Positron.app/Contents/Resources/app/quarto/share/formats/docx/note.png" id="43" name="Picture"/>
                           <pic:cNvPicPr>
                             <a:picLocks noChangeArrowheads="1" noChangeAspect="1"/>
                           </pic:cNvPicPr>
@@ -5991,7 +5991,7 @@
                     <a:graphicData uri="http://schemas.openxmlformats.org/drawingml/2006/picture">
                       <pic:pic>
                         <pic:nvPicPr>
-                          <pic:cNvPr descr="/opt/quarto/share/formats/docx/tip.png" id="48" name="Picture"/>
+                          <pic:cNvPr descr="/Applications/Positron.app/Contents/Resources/app/quarto/share/formats/docx/tip.png" id="48" name="Picture"/>
                           <pic:cNvPicPr>
                             <a:picLocks noChangeArrowheads="1" noChangeAspect="1"/>
                           </pic:cNvPicPr>
@@ -6380,7 +6380,7 @@
                     <a:graphicData uri="http://schemas.openxmlformats.org/drawingml/2006/picture">
                       <pic:pic>
                         <pic:nvPicPr>
-                          <pic:cNvPr descr="/opt/quarto/share/formats/docx/note.png" id="51" name="Picture"/>
+                          <pic:cNvPr descr="/Applications/Positron.app/Contents/Resources/app/quarto/share/formats/docx/note.png" id="51" name="Picture"/>
                           <pic:cNvPicPr>
                             <a:picLocks noChangeArrowheads="1" noChangeAspect="1"/>
                           </pic:cNvPicPr>
@@ -7084,7 +7084,7 @@
                     <a:graphicData uri="http://schemas.openxmlformats.org/drawingml/2006/picture">
                       <pic:pic>
                         <pic:nvPicPr>
-                          <pic:cNvPr descr="/opt/quarto/share/formats/docx/note.png" id="54" name="Picture"/>
+                          <pic:cNvPr descr="/Applications/Positron.app/Contents/Resources/app/quarto/share/formats/docx/note.png" id="54" name="Picture"/>
                           <pic:cNvPicPr>
                             <a:picLocks noChangeArrowheads="1" noChangeAspect="1"/>
                           </pic:cNvPicPr>

--- a/docs/content/wrangling/wrangling_lecture.docx
+++ b/docs/content/wrangling/wrangling_lecture.docx
@@ -31,7 +31,7 @@
         <w:pStyle w:val="Date"/>
       </w:pPr>
       <w:r>
-        <w:t xml:space="preserve">2026-10-08</w:t>
+        <w:t xml:space="preserve">2026-10-09</w:t>
       </w:r>
     </w:p>
     <w:bookmarkStart w:id="12" w:name="where-we-left-off-lecture-04-ggplot-ii"/>

--- a/docs/content/wrangling/wrangling_lecture.docx
+++ b/docs/content/wrangling/wrangling_lecture.docx
@@ -31,7 +31,7 @@
         <w:pStyle w:val="Date"/>
       </w:pPr>
       <w:r>
-        <w:t xml:space="preserve">2026-10-09</w:t>
+        <w:t xml:space="preserve">2026-10-19</w:t>
       </w:r>
     </w:p>
     <w:bookmarkStart w:id="12" w:name="where-we-left-off-lecture-04-ggplot-ii"/>

--- a/docs/content/wrangling/wrangling_lecture.docx
+++ b/docs/content/wrangling/wrangling_lecture.docx
@@ -3342,39 +3342,750 @@
       </w:tr>
     </w:tbl>
     <w:bookmarkEnd w:id="34"/>
-    <w:bookmarkStart w:id="37" w:name="live-demo-watch-it-break-on-purpose"/>
+    <w:bookmarkStart w:id="36" w:name="select-picking-columns"/>
     <w:p>
       <w:pPr>
         <w:pStyle w:val="Heading1"/>
       </w:pPr>
       <w:r>
-        <w:t xml:space="preserve">Live Demo — Watch It Break (on purpose)</w:t>
-      </w:r>
-    </w:p>
-    <w:p>
-      <w:pPr>
-        <w:pStyle w:val="FirstParagraph"/>
-      </w:pPr>
-      <w:r>
-        <w:t xml:space="preserve">I will type this</w:t>
-      </w:r>
-      <w:r>
-        <w:t xml:space="preserve"> </w:t>
-      </w:r>
+        <w:rPr>
+          <w:rStyle w:val="VerbatimChar"/>
+        </w:rPr>
+        <w:t xml:space="preserve">select()</w:t>
+      </w:r>
+      <w:r>
+        <w:t xml:space="preserve"> </w:t>
+      </w:r>
+      <w:r>
+        <w:t xml:space="preserve">— Picking Columns</w:t>
+      </w:r>
+    </w:p>
+    <w:p>
+      <w:pPr>
+        <w:pStyle w:val="SourceCode"/>
+      </w:pPr>
+      <w:r>
+        <w:rPr>
+          <w:rStyle w:val="CommentTok"/>
+        </w:rPr>
+        <w:t xml:space="preserve"># select() keeps the columns you name ------------------</w:t>
+      </w:r>
+      <w:r>
+        <w:br/>
+      </w:r>
+      <w:r>
+        <w:br/>
+      </w:r>
+      <w:r>
+        <w:rPr>
+          <w:rStyle w:val="CommentTok"/>
+        </w:rPr>
+        <w:t xml:space="preserve"># Keep only shade and mass</w:t>
+      </w:r>
+      <w:r>
+        <w:br/>
+      </w:r>
+      <w:r>
+        <w:rPr>
+          <w:rStyle w:val="NormalTok"/>
+        </w:rPr>
+        <w:t xml:space="preserve">leaf_df </w:t>
+      </w:r>
+      <w:r>
+        <w:rPr>
+          <w:rStyle w:val="SpecialCharTok"/>
+        </w:rPr>
+        <w:t xml:space="preserve">%&gt;%</w:t>
+      </w:r>
+      <w:r>
+        <w:rPr>
+          <w:rStyle w:val="NormalTok"/>
+        </w:rPr>
+        <w:t xml:space="preserve"> </w:t>
+      </w:r>
+      <w:r>
+        <w:rPr>
+          <w:rStyle w:val="FunctionTok"/>
+        </w:rPr>
+        <w:t xml:space="preserve">select</w:t>
+      </w:r>
+      <w:r>
+        <w:rPr>
+          <w:rStyle w:val="NormalTok"/>
+        </w:rPr>
+        <w:t xml:space="preserve">(shade, mass_g) </w:t>
+      </w:r>
+      <w:r>
+        <w:rPr>
+          <w:rStyle w:val="SpecialCharTok"/>
+        </w:rPr>
+        <w:t xml:space="preserve">%&gt;%</w:t>
+      </w:r>
+      <w:r>
+        <w:rPr>
+          <w:rStyle w:val="NormalTok"/>
+        </w:rPr>
+        <w:t xml:space="preserve"> </w:t>
+      </w:r>
+      <w:r>
+        <w:rPr>
+          <w:rStyle w:val="FunctionTok"/>
+        </w:rPr>
+        <w:t xml:space="preserve">head</w:t>
+      </w:r>
+      <w:r>
+        <w:rPr>
+          <w:rStyle w:val="NormalTok"/>
+        </w:rPr>
+        <w:t xml:space="preserve">(</w:t>
+      </w:r>
+      <w:r>
+        <w:rPr>
+          <w:rStyle w:val="DecValTok"/>
+        </w:rPr>
+        <w:t xml:space="preserve">2</w:t>
+      </w:r>
+      <w:r>
+        <w:rPr>
+          <w:rStyle w:val="NormalTok"/>
+        </w:rPr>
+        <w:t xml:space="preserve">)</w:t>
+      </w:r>
+    </w:p>
+    <w:p>
+      <w:pPr>
+        <w:pStyle w:val="SourceCode"/>
+      </w:pPr>
+      <w:r>
+        <w:rPr>
+          <w:rStyle w:val="VerbatimChar"/>
+        </w:rPr>
+        <w:t xml:space="preserve"># A tibble: 2 × 2</w:t>
+      </w:r>
+      <w:r>
+        <w:br/>
+      </w:r>
+      <w:r>
+        <w:rPr>
+          <w:rStyle w:val="VerbatimChar"/>
+        </w:rPr>
+        <w:t xml:space="preserve">  shade mass_g</w:t>
+      </w:r>
+      <w:r>
+        <w:br/>
+      </w:r>
+      <w:r>
+        <w:rPr>
+          <w:rStyle w:val="VerbatimChar"/>
+        </w:rPr>
+        <w:t xml:space="preserve">  &lt;chr&gt;  &lt;dbl&gt;</w:t>
+      </w:r>
+      <w:r>
+        <w:br/>
+      </w:r>
+      <w:r>
+        <w:rPr>
+          <w:rStyle w:val="VerbatimChar"/>
+        </w:rPr>
+        <w:t xml:space="preserve">1 sunny   0.4 </w:t>
+      </w:r>
+      <w:r>
+        <w:br/>
+      </w:r>
+      <w:r>
+        <w:rPr>
+          <w:rStyle w:val="VerbatimChar"/>
+        </w:rPr>
+        <w:t xml:space="preserve">2 sunny   0.48</w:t>
+      </w:r>
+    </w:p>
+    <w:p>
+      <w:pPr>
+        <w:pStyle w:val="SourceCode"/>
+      </w:pPr>
+      <w:r>
+        <w:rPr>
+          <w:rStyle w:val="CommentTok"/>
+        </w:rPr>
+        <w:t xml:space="preserve"># Drop a column with a minus sign - what is left?</w:t>
+      </w:r>
+      <w:r>
+        <w:br/>
+      </w:r>
+      <w:r>
+        <w:rPr>
+          <w:rStyle w:val="NormalTok"/>
+        </w:rPr>
+        <w:t xml:space="preserve">leaf_df </w:t>
+      </w:r>
+      <w:r>
+        <w:rPr>
+          <w:rStyle w:val="SpecialCharTok"/>
+        </w:rPr>
+        <w:t xml:space="preserve">%&gt;%</w:t>
+      </w:r>
+      <w:r>
+        <w:rPr>
+          <w:rStyle w:val="NormalTok"/>
+        </w:rPr>
+        <w:t xml:space="preserve"> </w:t>
+      </w:r>
+      <w:r>
+        <w:rPr>
+          <w:rStyle w:val="FunctionTok"/>
+        </w:rPr>
+        <w:t xml:space="preserve">select</w:t>
+      </w:r>
+      <w:r>
+        <w:rPr>
+          <w:rStyle w:val="NormalTok"/>
+        </w:rPr>
+        <w:t xml:space="preserve">(</w:t>
+      </w:r>
+      <w:r>
+        <w:rPr>
+          <w:rStyle w:val="SpecialCharTok"/>
+        </w:rPr>
+        <w:t xml:space="preserve">-</w:t>
+      </w:r>
+      <w:r>
+        <w:rPr>
+          <w:rStyle w:val="NormalTok"/>
+        </w:rPr>
+        <w:t xml:space="preserve">paper_mass_g) </w:t>
+      </w:r>
+      <w:r>
+        <w:rPr>
+          <w:rStyle w:val="SpecialCharTok"/>
+        </w:rPr>
+        <w:t xml:space="preserve">%&gt;%</w:t>
+      </w:r>
+      <w:r>
+        <w:rPr>
+          <w:rStyle w:val="NormalTok"/>
+        </w:rPr>
+        <w:t xml:space="preserve"> </w:t>
+      </w:r>
+      <w:r>
+        <w:rPr>
+          <w:rStyle w:val="FunctionTok"/>
+        </w:rPr>
+        <w:t xml:space="preserve">names</w:t>
+      </w:r>
+      <w:r>
+        <w:rPr>
+          <w:rStyle w:val="NormalTok"/>
+        </w:rPr>
+        <w:t xml:space="preserve">()</w:t>
+      </w:r>
+    </w:p>
+    <w:p>
+      <w:pPr>
+        <w:pStyle w:val="SourceCode"/>
+      </w:pPr>
+      <w:r>
+        <w:rPr>
+          <w:rStyle w:val="VerbatimChar"/>
+        </w:rPr>
+        <w:t xml:space="preserve">[1] "twig_id"      "leaf_id"      "teams"        "shade"        "mass_g"      </w:t>
+      </w:r>
+      <w:r>
+        <w:br/>
+      </w:r>
+      <w:r>
+        <w:rPr>
+          <w:rStyle w:val="VerbatimChar"/>
+        </w:rPr>
+        <w:t xml:space="preserve">[6] "petiole_mm"   "thickness_mm"</w:t>
+      </w:r>
+    </w:p>
+    <w:p>
+      <w:pPr>
+        <w:pStyle w:val="SourceCode"/>
+      </w:pPr>
+      <w:r>
+        <w:rPr>
+          <w:rStyle w:val="CommentTok"/>
+        </w:rPr>
+        <w:t xml:space="preserve"># Keep columns that start with a word</w:t>
+      </w:r>
+      <w:r>
+        <w:br/>
+      </w:r>
+      <w:r>
+        <w:rPr>
+          <w:rStyle w:val="NormalTok"/>
+        </w:rPr>
+        <w:t xml:space="preserve">leaf_df </w:t>
+      </w:r>
+      <w:r>
+        <w:rPr>
+          <w:rStyle w:val="SpecialCharTok"/>
+        </w:rPr>
+        <w:t xml:space="preserve">%&gt;%</w:t>
+      </w:r>
+      <w:r>
+        <w:rPr>
+          <w:rStyle w:val="NormalTok"/>
+        </w:rPr>
+        <w:t xml:space="preserve"> </w:t>
+      </w:r>
+      <w:r>
+        <w:rPr>
+          <w:rStyle w:val="FunctionTok"/>
+        </w:rPr>
+        <w:t xml:space="preserve">select</w:t>
+      </w:r>
+      <w:r>
+        <w:rPr>
+          <w:rStyle w:val="NormalTok"/>
+        </w:rPr>
+        <w:t xml:space="preserve">(</w:t>
+      </w:r>
+      <w:r>
+        <w:rPr>
+          <w:rStyle w:val="FunctionTok"/>
+        </w:rPr>
+        <w:t xml:space="preserve">starts_with</w:t>
+      </w:r>
+      <w:r>
+        <w:rPr>
+          <w:rStyle w:val="NormalTok"/>
+        </w:rPr>
+        <w:t xml:space="preserve">(</w:t>
+      </w:r>
+      <w:r>
+        <w:rPr>
+          <w:rStyle w:val="StringTok"/>
+        </w:rPr>
+        <w:t xml:space="preserve">"mass"</w:t>
+      </w:r>
+      <w:r>
+        <w:rPr>
+          <w:rStyle w:val="NormalTok"/>
+        </w:rPr>
+        <w:t xml:space="preserve">)) </w:t>
+      </w:r>
+      <w:r>
+        <w:rPr>
+          <w:rStyle w:val="SpecialCharTok"/>
+        </w:rPr>
+        <w:t xml:space="preserve">%&gt;%</w:t>
+      </w:r>
+      <w:r>
+        <w:rPr>
+          <w:rStyle w:val="NormalTok"/>
+        </w:rPr>
+        <w:t xml:space="preserve"> </w:t>
+      </w:r>
+      <w:r>
+        <w:rPr>
+          <w:rStyle w:val="FunctionTok"/>
+        </w:rPr>
+        <w:t xml:space="preserve">head</w:t>
+      </w:r>
+      <w:r>
+        <w:rPr>
+          <w:rStyle w:val="NormalTok"/>
+        </w:rPr>
+        <w:t xml:space="preserve">(</w:t>
+      </w:r>
+      <w:r>
+        <w:rPr>
+          <w:rStyle w:val="DecValTok"/>
+        </w:rPr>
+        <w:t xml:space="preserve">2</w:t>
+      </w:r>
+      <w:r>
+        <w:rPr>
+          <w:rStyle w:val="NormalTok"/>
+        </w:rPr>
+        <w:t xml:space="preserve">)</w:t>
+      </w:r>
+    </w:p>
+    <w:p>
+      <w:pPr>
+        <w:pStyle w:val="SourceCode"/>
+      </w:pPr>
+      <w:r>
+        <w:rPr>
+          <w:rStyle w:val="VerbatimChar"/>
+        </w:rPr>
+        <w:t xml:space="preserve"># A tibble: 2 × 1</w:t>
+      </w:r>
+      <w:r>
+        <w:br/>
+      </w:r>
+      <w:r>
+        <w:rPr>
+          <w:rStyle w:val="VerbatimChar"/>
+        </w:rPr>
+        <w:t xml:space="preserve">  mass_g</w:t>
+      </w:r>
+      <w:r>
+        <w:br/>
+      </w:r>
+      <w:r>
+        <w:rPr>
+          <w:rStyle w:val="VerbatimChar"/>
+        </w:rPr>
+        <w:t xml:space="preserve">   &lt;dbl&gt;</w:t>
+      </w:r>
+      <w:r>
+        <w:br/>
+      </w:r>
+      <w:r>
+        <w:rPr>
+          <w:rStyle w:val="VerbatimChar"/>
+        </w:rPr>
+        <w:t xml:space="preserve">1   0.4 </w:t>
+      </w:r>
+      <w:r>
+        <w:br/>
+      </w:r>
+      <w:r>
+        <w:rPr>
+          <w:rStyle w:val="VerbatimChar"/>
+        </w:rPr>
+        <w:t xml:space="preserve">2   0.48</w:t>
+      </w:r>
+    </w:p>
+    <w:p>
+      <w:pPr>
+        <w:pStyle w:val="Compact"/>
+        <w:numPr>
+          <w:ilvl w:val="0"/>
+          <w:numId w:val="1012"/>
+        </w:numPr>
+      </w:pPr>
       <w:r>
         <w:rPr>
           <w:b/>
           <w:bCs/>
         </w:rPr>
-        <w:t xml:space="preserve">wrong</w:t>
-      </w:r>
-      <w:r>
-        <w:t xml:space="preserve"> </w:t>
-      </w:r>
-      <w:r>
-        <w:t xml:space="preserve">on purpose:</w:t>
-      </w:r>
-    </w:p>
+        <w:t xml:space="preserve">Why it matters:</w:t>
+      </w:r>
+      <w:r>
+        <w:t xml:space="preserve"> </w:t>
+      </w:r>
+      <w:r>
+        <w:t xml:space="preserve">real data sets have 50–100+ columns and you rarely need all of them</w:t>
+      </w:r>
+    </w:p>
+    <w:p>
+      <w:pPr>
+        <w:pStyle w:val="Compact"/>
+        <w:numPr>
+          <w:ilvl w:val="0"/>
+          <w:numId w:val="1012"/>
+        </w:numPr>
+      </w:pPr>
+      <w:r>
+        <w:rPr>
+          <w:b/>
+          <w:bCs/>
+        </w:rPr>
+        <w:t xml:space="preserve">Useful helpers:</w:t>
+      </w:r>
+    </w:p>
+    <w:p>
+      <w:pPr>
+        <w:pStyle w:val="Compact"/>
+        <w:numPr>
+          <w:ilvl w:val="1"/>
+          <w:numId w:val="1013"/>
+        </w:numPr>
+      </w:pPr>
+      <w:r>
+        <w:rPr>
+          <w:rStyle w:val="VerbatimChar"/>
+        </w:rPr>
+        <w:t xml:space="preserve">starts_with("x")</w:t>
+      </w:r>
+      <w:r>
+        <w:t xml:space="preserve"> </w:t>
+      </w:r>
+      <w:r>
+        <w:t xml:space="preserve">— columns starting with</w:t>
+      </w:r>
+      <w:r>
+        <w:t xml:space="preserve"> </w:t>
+      </w:r>
+      <w:r>
+        <w:t xml:space="preserve">“x”</w:t>
+      </w:r>
+    </w:p>
+    <w:p>
+      <w:pPr>
+        <w:pStyle w:val="Compact"/>
+        <w:numPr>
+          <w:ilvl w:val="1"/>
+          <w:numId w:val="1013"/>
+        </w:numPr>
+      </w:pPr>
+      <w:r>
+        <w:rPr>
+          <w:rStyle w:val="VerbatimChar"/>
+        </w:rPr>
+        <w:t xml:space="preserve">ends_with("_mm")</w:t>
+      </w:r>
+      <w:r>
+        <w:t xml:space="preserve"> </w:t>
+      </w:r>
+      <w:r>
+        <w:t xml:space="preserve">— columns ending with “_mm”</w:t>
+      </w:r>
+    </w:p>
+    <w:p>
+      <w:pPr>
+        <w:pStyle w:val="Compact"/>
+        <w:numPr>
+          <w:ilvl w:val="1"/>
+          <w:numId w:val="1013"/>
+        </w:numPr>
+      </w:pPr>
+      <w:r>
+        <w:rPr>
+          <w:rStyle w:val="VerbatimChar"/>
+        </w:rPr>
+        <w:t xml:space="preserve">contains("mass")</w:t>
+      </w:r>
+      <w:r>
+        <w:t xml:space="preserve"> </w:t>
+      </w:r>
+      <w:r>
+        <w:t xml:space="preserve">— columns containing</w:t>
+      </w:r>
+      <w:r>
+        <w:t xml:space="preserve"> </w:t>
+      </w:r>
+      <w:r>
+        <w:t xml:space="preserve">“mass”</w:t>
+      </w:r>
+    </w:p>
+    <w:p>
+      <w:pPr>
+        <w:pStyle w:val="FirstParagraph"/>
+      </w:pPr>
+      <w:r>
+        <w:t xml:space="preserve">📖</w:t>
+      </w:r>
+      <w:r>
+        <w:t xml:space="preserve"> </w:t>
+      </w:r>
+      <w:hyperlink r:id="rId35">
+        <w:r>
+          <w:rPr>
+            <w:rStyle w:val="Hyperlink"/>
+          </w:rPr>
+          <w:t xml:space="preserve">R4DS §3.3</w:t>
+        </w:r>
+      </w:hyperlink>
+    </w:p>
+    <w:bookmarkEnd w:id="36"/>
+    <w:bookmarkStart w:id="41" w:name="mutate-creating-new-columns"/>
+    <w:p>
+      <w:pPr>
+        <w:pStyle w:val="Heading1"/>
+      </w:pPr>
+      <w:r>
+        <w:rPr>
+          <w:rStyle w:val="VerbatimChar"/>
+        </w:rPr>
+        <w:t xml:space="preserve">mutate()</w:t>
+      </w:r>
+      <w:r>
+        <w:t xml:space="preserve"> </w:t>
+      </w:r>
+      <w:r>
+        <w:t xml:space="preserve">— Creating New Columns</w:t>
+      </w:r>
+    </w:p>
+    <w:tbl>
+      <w:tblPr>
+        <w:tblStyle w:val="Table"/>
+        <w:tblLook w:firstRow="0" w:lastRow="0" w:firstColumn="0" w:lastColumn="0" w:noHBand="0" w:noVBand="0" w:val="0000"/>
+        <w:tblBorders>
+          <w:top w:val="single" w:sz="4" w:space="0" w:color="0758E5"/>
+          <w:left w:val="single" w:sz="24" w:space="0" w:color="0758E5"/>
+          <w:bottom w:val="single" w:sz="4" w:space="0" w:color="0758E5"/>
+          <w:right w:val="single" w:sz="4" w:space="0" w:color="0758E5"/>
+        </w:tblBorders>
+        <w:tblCellMar>
+          <w:left w:w="144" w:type="dxa"/>
+          <w:right w:w="144" w:type="dxa"/>
+        </w:tblCellMar>
+        <w:tblLook w:firstRow="0" w:lastRow="0" w:firstColumn="0" w:lastColumn="0" w:noHBand="0" w:noVBand="0" w:val="0000"/>
+      </w:tblPr>
+      <w:tr>
+        <w:trPr>
+          <w:cantSplit/>
+        </w:trPr>
+        <w:tc>
+          <w:tcPr>
+            <w:shd w:color="auto" w:fill="dae6fb" w:val="clear"/>
+            <w:tcMar>
+              <w:top w:w="92" w:type="dxa"/>
+              <w:bottom w:w="92" w:type="dxa"/>
+            </w:tcMar>
+          </w:tcPr>
+          <w:p>
+            <w:pPr>
+              <w:pStyle w:val="FirstParagraph"/>
+            </w:pPr>
+            <w:pPr>
+              <w:spacing w:before="0" w:after="0"/>
+              <w:textAlignment w:val="center"/>
+            </w:pPr>
+            <w:r>
+              <w:drawing>
+                <wp:inline>
+                  <wp:extent cx="152400" cy="152400"/>
+                  <wp:effectExtent b="0" l="0" r="0" t="0"/>
+                  <wp:docPr descr="" title="" id="37" name="Picture"/>
+                  <a:graphic>
+                    <a:graphicData uri="http://schemas.openxmlformats.org/drawingml/2006/picture">
+                      <pic:pic>
+                        <pic:nvPicPr>
+                          <pic:cNvPr descr="/Applications/Positron.app/Contents/Resources/app/quarto/share/formats/docx/note.png" id="38" name="Picture"/>
+                          <pic:cNvPicPr>
+                            <a:picLocks noChangeArrowheads="1" noChangeAspect="1"/>
+                          </pic:cNvPicPr>
+                        </pic:nvPicPr>
+                        <pic:blipFill>
+                          <a:blip r:embed="rId9"/>
+                          <a:stretch>
+                            <a:fillRect/>
+                          </a:stretch>
+                        </pic:blipFill>
+                        <pic:spPr bwMode="auto">
+                          <a:xfrm>
+                            <a:off x="0" y="0"/>
+                            <a:ext cx="152400" cy="152400"/>
+                          </a:xfrm>
+                          <a:prstGeom prst="rect">
+                            <a:avLst/>
+                          </a:prstGeom>
+                          <a:noFill/>
+                          <a:ln w="9525">
+                            <a:noFill/>
+                            <a:headEnd/>
+                            <a:tailEnd/>
+                          </a:ln>
+                        </pic:spPr>
+                      </pic:pic>
+                    </a:graphicData>
+                  </a:graphic>
+                </wp:inline>
+              </w:drawing>
+            </w:r>
+            <w:r>
+              <w:t xml:space="preserve"> </w:t>
+            </w:r>
+            <w:r>
+              <w:t xml:space="preserve"> </w:t>
+            </w:r>
+            <w:r>
+              <w:t xml:space="preserve">Note</w:t>
+            </w:r>
+          </w:p>
+        </w:tc>
+      </w:tr>
+      <w:tr>
+        <w:trPr>
+          <w:cantSplit/>
+        </w:trPr>
+        <w:tc>
+          <w:tcPr>
+            <w:tcMar>
+              <w:top w:w="108" w:type="dxa"/>
+              <w:bottom w:w="108" w:type="dxa"/>
+            </w:tcMar>
+          </w:tcPr>
+          <w:p>
+            <w:pPr>
+              <w:pStyle w:val="BodyText"/>
+            </w:pPr>
+            <w:pPr>
+              <w:spacing w:before="16" w:after="16"/>
+            </w:pPr>
+            <w:r>
+              <w:rPr>
+                <w:b/>
+                <w:bCs/>
+              </w:rPr>
+              <w:t xml:space="preserve">🔮 Predict first:</w:t>
+            </w:r>
+            <w:r>
+              <w:t xml:space="preserve"> </w:t>
+            </w:r>
+            <w:r>
+              <w:rPr>
+                <w:rStyle w:val="VerbatimChar"/>
+              </w:rPr>
+              <w:t xml:space="preserve">mass_g * 1000</w:t>
+            </w:r>
+            <w:r>
+              <w:t xml:space="preserve"> </w:t>
+            </w:r>
+            <w:r>
+              <w:t xml:space="preserve">converts grams to milligrams. Before running: will</w:t>
+            </w:r>
+            <w:r>
+              <w:t xml:space="preserve"> </w:t>
+            </w:r>
+            <w:r>
+              <w:rPr>
+                <w:rStyle w:val="VerbatimChar"/>
+              </w:rPr>
+              <w:t xml:space="preserve">mutate()</w:t>
+            </w:r>
+            <w:r>
+              <w:t xml:space="preserve"> </w:t>
+            </w:r>
+            <w:r>
+              <w:rPr>
+                <w:b/>
+                <w:bCs/>
+              </w:rPr>
+              <w:t xml:space="preserve">replace</w:t>
+            </w:r>
+            <w:r>
+              <w:t xml:space="preserve"> </w:t>
+            </w:r>
+            <w:r>
+              <w:rPr>
+                <w:rStyle w:val="VerbatimChar"/>
+              </w:rPr>
+              <w:t xml:space="preserve">mass_g</w:t>
+            </w:r>
+            <w:r>
+              <w:t xml:space="preserve"> </w:t>
+            </w:r>
+            <w:r>
+              <w:t xml:space="preserve">or</w:t>
+            </w:r>
+            <w:r>
+              <w:t xml:space="preserve"> </w:t>
+            </w:r>
+            <w:r>
+              <w:rPr>
+                <w:b/>
+                <w:bCs/>
+              </w:rPr>
+              <w:t xml:space="preserve">add</w:t>
+            </w:r>
+            <w:r>
+              <w:t xml:space="preserve"> </w:t>
+            </w:r>
+            <w:r>
+              <w:t xml:space="preserve">a new column? How many columns will the result have?</w:t>
+            </w:r>
+          </w:p>
+          <w:p/>
+        </w:tc>
+      </w:tr>
+    </w:tbl>
     <w:p>
       <w:pPr>
         <w:pStyle w:val="SourceCode"/>
@@ -3383,7 +4094,19 @@
         <w:rPr>
           <w:rStyle w:val="CommentTok"/>
         </w:rPr>
-        <w:t xml:space="preserve"># One equals sign — a very common mistake</w:t>
+        <w:t xml:space="preserve"># mutate() adds a new column to the data frame ---------</w:t>
+      </w:r>
+      <w:r>
+        <w:br/>
+      </w:r>
+      <w:r>
+        <w:br/>
+      </w:r>
+      <w:r>
+        <w:rPr>
+          <w:rStyle w:val="CommentTok"/>
+        </w:rPr>
+        <w:t xml:space="preserve"># Convert grams to milligrams</w:t>
       </w:r>
       <w:r>
         <w:br/>
@@ -3401,16 +4124,19 @@
         <w:t xml:space="preserve">%&gt;%</w:t>
       </w:r>
       <w:r>
-        <w:rPr>
-          <w:rStyle w:val="NormalTok"/>
-        </w:rPr>
-        <w:t xml:space="preserve"> </w:t>
+        <w:br/>
+      </w:r>
+      <w:r>
+        <w:rPr>
+          <w:rStyle w:val="NormalTok"/>
+        </w:rPr>
+        <w:t xml:space="preserve">  </w:t>
       </w:r>
       <w:r>
         <w:rPr>
           <w:rStyle w:val="FunctionTok"/>
         </w:rPr>
-        <w:t xml:space="preserve">filter</w:t>
+        <w:t xml:space="preserve">mutate</w:t>
       </w:r>
       <w:r>
         <w:rPr>
@@ -3422,19 +4148,582 @@
         <w:rPr>
           <w:rStyle w:val="AttributeTok"/>
         </w:rPr>
-        <w:t xml:space="preserve">shade =</w:t>
-      </w:r>
-      <w:r>
-        <w:rPr>
-          <w:rStyle w:val="NormalTok"/>
-        </w:rPr>
-        <w:t xml:space="preserve"> </w:t>
+        <w:t xml:space="preserve">mass_mg =</w:t>
+      </w:r>
+      <w:r>
+        <w:rPr>
+          <w:rStyle w:val="NormalTok"/>
+        </w:rPr>
+        <w:t xml:space="preserve"> mass_g </w:t>
+      </w:r>
+      <w:r>
+        <w:rPr>
+          <w:rStyle w:val="SpecialCharTok"/>
+        </w:rPr>
+        <w:t xml:space="preserve">*</w:t>
+      </w:r>
+      <w:r>
+        <w:rPr>
+          <w:rStyle w:val="NormalTok"/>
+        </w:rPr>
+        <w:t xml:space="preserve"> </w:t>
+      </w:r>
+      <w:r>
+        <w:rPr>
+          <w:rStyle w:val="DecValTok"/>
+        </w:rPr>
+        <w:t xml:space="preserve">1000</w:t>
+      </w:r>
+      <w:r>
+        <w:rPr>
+          <w:rStyle w:val="NormalTok"/>
+        </w:rPr>
+        <w:t xml:space="preserve">) </w:t>
+      </w:r>
+      <w:r>
+        <w:rPr>
+          <w:rStyle w:val="SpecialCharTok"/>
+        </w:rPr>
+        <w:t xml:space="preserve">%&gt;%</w:t>
+      </w:r>
+      <w:r>
+        <w:br/>
+      </w:r>
+      <w:r>
+        <w:rPr>
+          <w:rStyle w:val="NormalTok"/>
+        </w:rPr>
+        <w:t xml:space="preserve">  </w:t>
+      </w:r>
+      <w:r>
+        <w:rPr>
+          <w:rStyle w:val="FunctionTok"/>
+        </w:rPr>
+        <w:t xml:space="preserve">head</w:t>
+      </w:r>
+      <w:r>
+        <w:rPr>
+          <w:rStyle w:val="NormalTok"/>
+        </w:rPr>
+        <w:t xml:space="preserve">(</w:t>
+      </w:r>
+      <w:r>
+        <w:rPr>
+          <w:rStyle w:val="DecValTok"/>
+        </w:rPr>
+        <w:t xml:space="preserve">3</w:t>
+      </w:r>
+      <w:r>
+        <w:rPr>
+          <w:rStyle w:val="NormalTok"/>
+        </w:rPr>
+        <w:t xml:space="preserve">)</w:t>
+      </w:r>
+    </w:p>
+    <w:p>
+      <w:pPr>
+        <w:pStyle w:val="SourceCode"/>
+      </w:pPr>
+      <w:r>
+        <w:rPr>
+          <w:rStyle w:val="VerbatimChar"/>
+        </w:rPr>
+        <w:t xml:space="preserve"># A tibble: 3 × 9</w:t>
+      </w:r>
+      <w:r>
+        <w:br/>
+      </w:r>
+      <w:r>
+        <w:rPr>
+          <w:rStyle w:val="VerbatimChar"/>
+        </w:rPr>
+        <w:t xml:space="preserve">  twig_id leaf_id teams shade mass_g petiole_mm thickness_mm paper_mass_g</w:t>
+      </w:r>
+      <w:r>
+        <w:br/>
+      </w:r>
+      <w:r>
+        <w:rPr>
+          <w:rStyle w:val="VerbatimChar"/>
+        </w:rPr>
+        <w:t xml:space="preserve">  &lt;chr&gt;   &lt;chr&gt;   &lt;chr&gt; &lt;chr&gt;  &lt;dbl&gt;      &lt;dbl&gt;        &lt;dbl&gt;        &lt;dbl&gt;</w:t>
+      </w:r>
+      <w:r>
+        <w:br/>
+      </w:r>
+      <w:r>
+        <w:rPr>
+          <w:rStyle w:val="VerbatimChar"/>
+        </w:rPr>
+        <w:t xml:space="preserve">1 &lt;NA&gt;    &lt;NA&gt;    12345 sunny   0.4          79         0.15         0.21</w:t>
+      </w:r>
+      <w:r>
+        <w:br/>
+      </w:r>
+      <w:r>
+        <w:rPr>
+          <w:rStyle w:val="VerbatimChar"/>
+        </w:rPr>
+        <w:t xml:space="preserve">2 &lt;NA&gt;    &lt;NA&gt;    12345 sunny   0.48         63         0.14         0.21</w:t>
+      </w:r>
+      <w:r>
+        <w:br/>
+      </w:r>
+      <w:r>
+        <w:rPr>
+          <w:rStyle w:val="VerbatimChar"/>
+        </w:rPr>
+        <w:t xml:space="preserve">3 &lt;NA&gt;    &lt;NA&gt;    12345 sunny   0.34         68         0.14         0.21</w:t>
+      </w:r>
+      <w:r>
+        <w:br/>
+      </w:r>
+      <w:r>
+        <w:rPr>
+          <w:rStyle w:val="VerbatimChar"/>
+        </w:rPr>
+        <w:t xml:space="preserve"># ℹ 1 more variable: mass_mg &lt;dbl&gt;</w:t>
+      </w:r>
+    </w:p>
+    <w:p>
+      <w:pPr>
+        <w:pStyle w:val="Compact"/>
+        <w:numPr>
+          <w:ilvl w:val="0"/>
+          <w:numId w:val="1014"/>
+        </w:numPr>
+      </w:pPr>
+      <w:r>
+        <w:rPr>
+          <w:rStyle w:val="VerbatimChar"/>
+        </w:rPr>
+        <w:t xml:space="preserve">mutate()</w:t>
+      </w:r>
+      <w:r>
+        <w:t xml:space="preserve"> </w:t>
+      </w:r>
+      <w:r>
+        <w:t xml:space="preserve">keeps</w:t>
+      </w:r>
+      <w:r>
+        <w:t xml:space="preserve"> </w:t>
+      </w:r>
+      <w:r>
+        <w:rPr>
+          <w:b/>
+          <w:bCs/>
+        </w:rPr>
+        <w:t xml:space="preserve">all existing columns</w:t>
+      </w:r>
+      <w:r>
+        <w:t xml:space="preserve"> </w:t>
+      </w:r>
+      <w:r>
+        <w:t xml:space="preserve">and adds new ones</w:t>
+      </w:r>
+    </w:p>
+    <w:tbl>
+      <w:tblPr>
+        <w:tblStyle w:val="Table"/>
+        <w:tblLook w:firstRow="0" w:lastRow="0" w:firstColumn="0" w:lastColumn="0" w:noHBand="0" w:noVBand="0" w:val="0000"/>
+        <w:tblBorders>
+          <w:top w:val="single" w:sz="4" w:space="0" w:color="0758E5"/>
+          <w:left w:val="single" w:sz="24" w:space="0" w:color="0758E5"/>
+          <w:bottom w:val="single" w:sz="4" w:space="0" w:color="0758E5"/>
+          <w:right w:val="single" w:sz="4" w:space="0" w:color="0758E5"/>
+        </w:tblBorders>
+        <w:tblCellMar>
+          <w:left w:w="144" w:type="dxa"/>
+          <w:right w:w="144" w:type="dxa"/>
+        </w:tblCellMar>
+        <w:tblLook w:firstRow="0" w:lastRow="0" w:firstColumn="0" w:lastColumn="0" w:noHBand="0" w:noVBand="0" w:val="0000"/>
+      </w:tblPr>
+      <w:tr>
+        <w:trPr>
+          <w:cantSplit/>
+        </w:trPr>
+        <w:tc>
+          <w:tcPr>
+            <w:shd w:color="auto" w:fill="dae6fb" w:val="clear"/>
+            <w:tcMar>
+              <w:top w:w="92" w:type="dxa"/>
+              <w:bottom w:w="92" w:type="dxa"/>
+            </w:tcMar>
+          </w:tcPr>
+          <w:p>
+            <w:pPr>
+              <w:pStyle w:val="FirstParagraph"/>
+            </w:pPr>
+            <w:pPr>
+              <w:spacing w:before="0" w:after="0"/>
+              <w:textAlignment w:val="center"/>
+            </w:pPr>
+            <w:r>
+              <w:drawing>
+                <wp:inline>
+                  <wp:extent cx="152400" cy="152400"/>
+                  <wp:effectExtent b="0" l="0" r="0" t="0"/>
+                  <wp:docPr descr="" title="" id="39" name="Picture"/>
+                  <a:graphic>
+                    <a:graphicData uri="http://schemas.openxmlformats.org/drawingml/2006/picture">
+                      <pic:pic>
+                        <pic:nvPicPr>
+                          <pic:cNvPr descr="/Applications/Positron.app/Contents/Resources/app/quarto/share/formats/docx/note.png" id="40" name="Picture"/>
+                          <pic:cNvPicPr>
+                            <a:picLocks noChangeArrowheads="1" noChangeAspect="1"/>
+                          </pic:cNvPicPr>
+                        </pic:nvPicPr>
+                        <pic:blipFill>
+                          <a:blip r:embed="rId9"/>
+                          <a:stretch>
+                            <a:fillRect/>
+                          </a:stretch>
+                        </pic:blipFill>
+                        <pic:spPr bwMode="auto">
+                          <a:xfrm>
+                            <a:off x="0" y="0"/>
+                            <a:ext cx="152400" cy="152400"/>
+                          </a:xfrm>
+                          <a:prstGeom prst="rect">
+                            <a:avLst/>
+                          </a:prstGeom>
+                          <a:noFill/>
+                          <a:ln w="9525">
+                            <a:noFill/>
+                            <a:headEnd/>
+                            <a:tailEnd/>
+                          </a:ln>
+                        </pic:spPr>
+                      </pic:pic>
+                    </a:graphicData>
+                  </a:graphic>
+                </wp:inline>
+              </w:drawing>
+            </w:r>
+            <w:r>
+              <w:t xml:space="preserve"> </w:t>
+            </w:r>
+            <w:r>
+              <w:t xml:space="preserve"> </w:t>
+            </w:r>
+            <w:r>
+              <w:t xml:space="preserve">Note</w:t>
+            </w:r>
+          </w:p>
+        </w:tc>
+      </w:tr>
+      <w:tr>
+        <w:trPr>
+          <w:cantSplit/>
+        </w:trPr>
+        <w:tc>
+          <w:tcPr>
+            <w:tcMar>
+              <w:top w:w="108" w:type="dxa"/>
+              <w:bottom w:w="108" w:type="dxa"/>
+            </w:tcMar>
+          </w:tcPr>
+          <w:p>
+            <w:pPr>
+              <w:pStyle w:val="BodyText"/>
+            </w:pPr>
+            <w:pPr>
+              <w:spacing w:before="16"/>
+            </w:pPr>
+            <w:r>
+              <w:rPr>
+                <w:b/>
+                <w:bCs/>
+              </w:rPr>
+              <w:t xml:space="preserve">✅ Watch the column count</w:t>
+            </w:r>
+          </w:p>
+          <w:p>
+            <w:pPr>
+              <w:pStyle w:val="Compact"/>
+              <w:numPr>
+                <w:ilvl w:val="0"/>
+                <w:numId w:val="1015"/>
+              </w:numPr>
+            </w:pPr>
+            <w:r>
+              <w:rPr>
+                <w:rStyle w:val="VerbatimChar"/>
+              </w:rPr>
+              <w:t xml:space="preserve">mutate()</w:t>
+            </w:r>
+            <w:r>
+              <w:t xml:space="preserve"> </w:t>
+            </w:r>
+            <w:r>
+              <w:t xml:space="preserve">never removes columns</w:t>
+            </w:r>
+          </w:p>
+          <w:p>
+            <w:pPr>
+              <w:pStyle w:val="Compact"/>
+              <w:numPr>
+                <w:ilvl w:val="1"/>
+                <w:numId w:val="1016"/>
+              </w:numPr>
+            </w:pPr>
+            <w:r>
+              <w:t xml:space="preserve">it adds to the</w:t>
+            </w:r>
+            <w:r>
+              <w:t xml:space="preserve"> </w:t>
+            </w:r>
+            <w:r>
+              <w:rPr>
+                <w:b/>
+                <w:bCs/>
+              </w:rPr>
+              <w:t xml:space="preserve">right</w:t>
+            </w:r>
+            <w:r>
+              <w:t xml:space="preserve"> </w:t>
+            </w:r>
+            <w:r>
+              <w:t xml:space="preserve">of your data frame</w:t>
+            </w:r>
+          </w:p>
+          <w:p>
+            <w:pPr>
+              <w:pStyle w:val="Compact"/>
+              <w:numPr>
+                <w:ilvl w:val="1"/>
+                <w:numId w:val="1016"/>
+              </w:numPr>
+            </w:pPr>
+            <w:r>
+              <w:t xml:space="preserve">one new column per variable you create</w:t>
+            </w:r>
+          </w:p>
+          <w:p>
+            <w:pPr>
+              <w:pStyle w:val="Compact"/>
+              <w:numPr>
+                <w:ilvl w:val="0"/>
+                <w:numId w:val="1015"/>
+              </w:numPr>
+            </w:pPr>
+            <w:r>
+              <w:t xml:space="preserve">To</w:t>
+            </w:r>
+            <w:r>
+              <w:t xml:space="preserve"> </w:t>
+            </w:r>
+            <w:r>
+              <w:rPr>
+                <w:b/>
+                <w:bCs/>
+              </w:rPr>
+              <w:t xml:space="preserve">overwrite</w:t>
+            </w:r>
+            <w:r>
+              <w:t xml:space="preserve"> </w:t>
+            </w:r>
+            <w:r>
+              <w:t xml:space="preserve">instead, reuse the name on the left:</w:t>
+            </w:r>
+          </w:p>
+          <w:p>
+            <w:pPr>
+              <w:pStyle w:val="Compact"/>
+              <w:numPr>
+                <w:ilvl w:val="1"/>
+                <w:numId w:val="1017"/>
+              </w:numPr>
+            </w:pPr>
+            <w:r>
+              <w:rPr>
+                <w:rStyle w:val="VerbatimChar"/>
+              </w:rPr>
+              <w:t xml:space="preserve">mutate(mass_g = round(mass_g, 2))</w:t>
+            </w:r>
+          </w:p>
+          <w:p/>
+        </w:tc>
+      </w:tr>
+    </w:tbl>
+    <w:bookmarkEnd w:id="41"/>
+    <w:bookmarkStart w:id="43" w:name="mutate-categories-and-several-at-once"/>
+    <w:p>
+      <w:pPr>
+        <w:pStyle w:val="Heading1"/>
+      </w:pPr>
+      <w:r>
+        <w:rPr>
+          <w:rStyle w:val="VerbatimChar"/>
+        </w:rPr>
+        <w:t xml:space="preserve">mutate()</w:t>
+      </w:r>
+      <w:r>
+        <w:t xml:space="preserve"> </w:t>
+      </w:r>
+      <w:r>
+        <w:t xml:space="preserve">— Categories and Several at Once</w:t>
+      </w:r>
+    </w:p>
+    <w:p>
+      <w:pPr>
+        <w:pStyle w:val="SourceCode"/>
+      </w:pPr>
+      <w:r>
+        <w:rPr>
+          <w:rStyle w:val="CommentTok"/>
+        </w:rPr>
+        <w:t xml:space="preserve"># Add a size category based on mass</w:t>
+      </w:r>
+      <w:r>
+        <w:br/>
+      </w:r>
+      <w:r>
+        <w:rPr>
+          <w:rStyle w:val="NormalTok"/>
+        </w:rPr>
+        <w:t xml:space="preserve">leaf_df </w:t>
+      </w:r>
+      <w:r>
+        <w:rPr>
+          <w:rStyle w:val="SpecialCharTok"/>
+        </w:rPr>
+        <w:t xml:space="preserve">%&gt;%</w:t>
+      </w:r>
+      <w:r>
+        <w:br/>
+      </w:r>
+      <w:r>
+        <w:rPr>
+          <w:rStyle w:val="NormalTok"/>
+        </w:rPr>
+        <w:t xml:space="preserve">  </w:t>
+      </w:r>
+      <w:r>
+        <w:rPr>
+          <w:rStyle w:val="FunctionTok"/>
+        </w:rPr>
+        <w:t xml:space="preserve">mutate</w:t>
+      </w:r>
+      <w:r>
+        <w:rPr>
+          <w:rStyle w:val="NormalTok"/>
+        </w:rPr>
+        <w:t xml:space="preserve">(</w:t>
+      </w:r>
+      <w:r>
+        <w:rPr>
+          <w:rStyle w:val="AttributeTok"/>
+        </w:rPr>
+        <w:t xml:space="preserve">size_class =</w:t>
+      </w:r>
+      <w:r>
+        <w:rPr>
+          <w:rStyle w:val="NormalTok"/>
+        </w:rPr>
+        <w:t xml:space="preserve"> </w:t>
+      </w:r>
+      <w:r>
+        <w:rPr>
+          <w:rStyle w:val="FunctionTok"/>
+        </w:rPr>
+        <w:t xml:space="preserve">if_else</w:t>
+      </w:r>
+      <w:r>
+        <w:rPr>
+          <w:rStyle w:val="NormalTok"/>
+        </w:rPr>
+        <w:t xml:space="preserve">(mass_g </w:t>
+      </w:r>
+      <w:r>
+        <w:rPr>
+          <w:rStyle w:val="SpecialCharTok"/>
+        </w:rPr>
+        <w:t xml:space="preserve">&gt;</w:t>
+      </w:r>
+      <w:r>
+        <w:rPr>
+          <w:rStyle w:val="NormalTok"/>
+        </w:rPr>
+        <w:t xml:space="preserve"> </w:t>
+      </w:r>
+      <w:r>
+        <w:rPr>
+          <w:rStyle w:val="FloatTok"/>
+        </w:rPr>
+        <w:t xml:space="preserve">0.5</w:t>
+      </w:r>
+      <w:r>
+        <w:rPr>
+          <w:rStyle w:val="NormalTok"/>
+        </w:rPr>
+        <w:t xml:space="preserve">, </w:t>
       </w:r>
       <w:r>
         <w:rPr>
           <w:rStyle w:val="StringTok"/>
         </w:rPr>
-        <w:t xml:space="preserve">"sunny"</w:t>
+        <w:t xml:space="preserve">"large"</w:t>
+      </w:r>
+      <w:r>
+        <w:rPr>
+          <w:rStyle w:val="NormalTok"/>
+        </w:rPr>
+        <w:t xml:space="preserve">,</w:t>
+      </w:r>
+      <w:r>
+        <w:br/>
+      </w:r>
+      <w:r>
+        <w:rPr>
+          <w:rStyle w:val="NormalTok"/>
+        </w:rPr>
+        <w:t xml:space="preserve">                              </w:t>
+      </w:r>
+      <w:r>
+        <w:rPr>
+          <w:rStyle w:val="StringTok"/>
+        </w:rPr>
+        <w:t xml:space="preserve">"small"</w:t>
+      </w:r>
+      <w:r>
+        <w:rPr>
+          <w:rStyle w:val="NormalTok"/>
+        </w:rPr>
+        <w:t xml:space="preserve">)) </w:t>
+      </w:r>
+      <w:r>
+        <w:rPr>
+          <w:rStyle w:val="SpecialCharTok"/>
+        </w:rPr>
+        <w:t xml:space="preserve">%&gt;%</w:t>
+      </w:r>
+      <w:r>
+        <w:br/>
+      </w:r>
+      <w:r>
+        <w:rPr>
+          <w:rStyle w:val="NormalTok"/>
+        </w:rPr>
+        <w:t xml:space="preserve">  </w:t>
+      </w:r>
+      <w:r>
+        <w:rPr>
+          <w:rStyle w:val="FunctionTok"/>
+        </w:rPr>
+        <w:t xml:space="preserve">head</w:t>
+      </w:r>
+      <w:r>
+        <w:rPr>
+          <w:rStyle w:val="NormalTok"/>
+        </w:rPr>
+        <w:t xml:space="preserve">(</w:t>
+      </w:r>
+      <w:r>
+        <w:rPr>
+          <w:rStyle w:val="DecValTok"/>
+        </w:rPr>
+        <w:t xml:space="preserve">2</w:t>
       </w:r>
       <w:r>
         <w:rPr>
@@ -3445,10 +4734,405 @@
     </w:p>
     <w:p>
       <w:pPr>
+        <w:pStyle w:val="SourceCode"/>
+      </w:pPr>
+      <w:r>
+        <w:rPr>
+          <w:rStyle w:val="VerbatimChar"/>
+        </w:rPr>
+        <w:t xml:space="preserve"># A tibble: 2 × 9</w:t>
+      </w:r>
+      <w:r>
+        <w:br/>
+      </w:r>
+      <w:r>
+        <w:rPr>
+          <w:rStyle w:val="VerbatimChar"/>
+        </w:rPr>
+        <w:t xml:space="preserve">  twig_id leaf_id teams shade mass_g petiole_mm thickness_mm paper_mass_g</w:t>
+      </w:r>
+      <w:r>
+        <w:br/>
+      </w:r>
+      <w:r>
+        <w:rPr>
+          <w:rStyle w:val="VerbatimChar"/>
+        </w:rPr>
+        <w:t xml:space="preserve">  &lt;chr&gt;   &lt;chr&gt;   &lt;chr&gt; &lt;chr&gt;  &lt;dbl&gt;      &lt;dbl&gt;        &lt;dbl&gt;        &lt;dbl&gt;</w:t>
+      </w:r>
+      <w:r>
+        <w:br/>
+      </w:r>
+      <w:r>
+        <w:rPr>
+          <w:rStyle w:val="VerbatimChar"/>
+        </w:rPr>
+        <w:t xml:space="preserve">1 &lt;NA&gt;    &lt;NA&gt;    12345 sunny   0.4          79         0.15         0.21</w:t>
+      </w:r>
+      <w:r>
+        <w:br/>
+      </w:r>
+      <w:r>
+        <w:rPr>
+          <w:rStyle w:val="VerbatimChar"/>
+        </w:rPr>
+        <w:t xml:space="preserve">2 &lt;NA&gt;    &lt;NA&gt;    12345 sunny   0.48         63         0.14         0.21</w:t>
+      </w:r>
+      <w:r>
+        <w:br/>
+      </w:r>
+      <w:r>
+        <w:rPr>
+          <w:rStyle w:val="VerbatimChar"/>
+        </w:rPr>
+        <w:t xml:space="preserve"># ℹ 1 more variable: size_class &lt;chr&gt;</w:t>
+      </w:r>
+    </w:p>
+    <w:p>
+      <w:pPr>
+        <w:pStyle w:val="SourceCode"/>
+      </w:pPr>
+      <w:r>
+        <w:rPr>
+          <w:rStyle w:val="CommentTok"/>
+        </w:rPr>
+        <w:t xml:space="preserve"># mutate() can create several new columns at once</w:t>
+      </w:r>
+      <w:r>
+        <w:br/>
+      </w:r>
+      <w:r>
+        <w:rPr>
+          <w:rStyle w:val="NormalTok"/>
+        </w:rPr>
+        <w:t xml:space="preserve">leaf_df </w:t>
+      </w:r>
+      <w:r>
+        <w:rPr>
+          <w:rStyle w:val="SpecialCharTok"/>
+        </w:rPr>
+        <w:t xml:space="preserve">%&gt;%</w:t>
+      </w:r>
+      <w:r>
+        <w:br/>
+      </w:r>
+      <w:r>
+        <w:rPr>
+          <w:rStyle w:val="NormalTok"/>
+        </w:rPr>
+        <w:t xml:space="preserve">  </w:t>
+      </w:r>
+      <w:r>
+        <w:rPr>
+          <w:rStyle w:val="FunctionTok"/>
+        </w:rPr>
+        <w:t xml:space="preserve">mutate</w:t>
+      </w:r>
+      <w:r>
+        <w:rPr>
+          <w:rStyle w:val="NormalTok"/>
+        </w:rPr>
+        <w:t xml:space="preserve">(</w:t>
+      </w:r>
+      <w:r>
+        <w:br/>
+      </w:r>
+      <w:r>
+        <w:rPr>
+          <w:rStyle w:val="NormalTok"/>
+        </w:rPr>
+        <w:t xml:space="preserve">    </w:t>
+      </w:r>
+      <w:r>
+        <w:rPr>
+          <w:rStyle w:val="AttributeTok"/>
+        </w:rPr>
+        <w:t xml:space="preserve">mass_mg    =</w:t>
+      </w:r>
+      <w:r>
+        <w:rPr>
+          <w:rStyle w:val="NormalTok"/>
+        </w:rPr>
+        <w:t xml:space="preserve"> mass_g </w:t>
+      </w:r>
+      <w:r>
+        <w:rPr>
+          <w:rStyle w:val="SpecialCharTok"/>
+        </w:rPr>
+        <w:t xml:space="preserve">*</w:t>
+      </w:r>
+      <w:r>
+        <w:rPr>
+          <w:rStyle w:val="NormalTok"/>
+        </w:rPr>
+        <w:t xml:space="preserve"> </w:t>
+      </w:r>
+      <w:r>
+        <w:rPr>
+          <w:rStyle w:val="DecValTok"/>
+        </w:rPr>
+        <w:t xml:space="preserve">1000</w:t>
+      </w:r>
+      <w:r>
+        <w:rPr>
+          <w:rStyle w:val="NormalTok"/>
+        </w:rPr>
+        <w:t xml:space="preserve">,</w:t>
+      </w:r>
+      <w:r>
+        <w:br/>
+      </w:r>
+      <w:r>
+        <w:rPr>
+          <w:rStyle w:val="NormalTok"/>
+        </w:rPr>
+        <w:t xml:space="preserve">    </w:t>
+      </w:r>
+      <w:r>
+        <w:rPr>
+          <w:rStyle w:val="AttributeTok"/>
+        </w:rPr>
+        <w:t xml:space="preserve">petiole_cm =</w:t>
+      </w:r>
+      <w:r>
+        <w:rPr>
+          <w:rStyle w:val="NormalTok"/>
+        </w:rPr>
+        <w:t xml:space="preserve"> petiole_mm </w:t>
+      </w:r>
+      <w:r>
+        <w:rPr>
+          <w:rStyle w:val="SpecialCharTok"/>
+        </w:rPr>
+        <w:t xml:space="preserve">/</w:t>
+      </w:r>
+      <w:r>
+        <w:rPr>
+          <w:rStyle w:val="NormalTok"/>
+        </w:rPr>
+        <w:t xml:space="preserve"> </w:t>
+      </w:r>
+      <w:r>
+        <w:rPr>
+          <w:rStyle w:val="DecValTok"/>
+        </w:rPr>
+        <w:t xml:space="preserve">10</w:t>
+      </w:r>
+      <w:r>
+        <w:rPr>
+          <w:rStyle w:val="NormalTok"/>
+        </w:rPr>
+        <w:t xml:space="preserve"> </w:t>
+      </w:r>
+      <w:r>
+        <w:rPr>
+          <w:rStyle w:val="CommentTok"/>
+        </w:rPr>
+        <w:t xml:space="preserve"># petiole length in cm</w:t>
+      </w:r>
+      <w:r>
+        <w:br/>
+      </w:r>
+      <w:r>
+        <w:rPr>
+          <w:rStyle w:val="NormalTok"/>
+        </w:rPr>
+        <w:t xml:space="preserve">  ) </w:t>
+      </w:r>
+      <w:r>
+        <w:rPr>
+          <w:rStyle w:val="SpecialCharTok"/>
+        </w:rPr>
+        <w:t xml:space="preserve">%&gt;%</w:t>
+      </w:r>
+      <w:r>
+        <w:br/>
+      </w:r>
+      <w:r>
+        <w:rPr>
+          <w:rStyle w:val="NormalTok"/>
+        </w:rPr>
+        <w:t xml:space="preserve">  </w:t>
+      </w:r>
+      <w:r>
+        <w:rPr>
+          <w:rStyle w:val="FunctionTok"/>
+        </w:rPr>
+        <w:t xml:space="preserve">head</w:t>
+      </w:r>
+      <w:r>
+        <w:rPr>
+          <w:rStyle w:val="NormalTok"/>
+        </w:rPr>
+        <w:t xml:space="preserve">(</w:t>
+      </w:r>
+      <w:r>
+        <w:rPr>
+          <w:rStyle w:val="DecValTok"/>
+        </w:rPr>
+        <w:t xml:space="preserve">2</w:t>
+      </w:r>
+      <w:r>
+        <w:rPr>
+          <w:rStyle w:val="NormalTok"/>
+        </w:rPr>
+        <w:t xml:space="preserve">)</w:t>
+      </w:r>
+    </w:p>
+    <w:p>
+      <w:pPr>
+        <w:pStyle w:val="SourceCode"/>
+      </w:pPr>
+      <w:r>
+        <w:rPr>
+          <w:rStyle w:val="VerbatimChar"/>
+        </w:rPr>
+        <w:t xml:space="preserve"># A tibble: 2 × 10</w:t>
+      </w:r>
+      <w:r>
+        <w:br/>
+      </w:r>
+      <w:r>
+        <w:rPr>
+          <w:rStyle w:val="VerbatimChar"/>
+        </w:rPr>
+        <w:t xml:space="preserve">  twig_id leaf_id teams shade mass_g petiole_mm thickness_mm paper_mass_g</w:t>
+      </w:r>
+      <w:r>
+        <w:br/>
+      </w:r>
+      <w:r>
+        <w:rPr>
+          <w:rStyle w:val="VerbatimChar"/>
+        </w:rPr>
+        <w:t xml:space="preserve">  &lt;chr&gt;   &lt;chr&gt;   &lt;chr&gt; &lt;chr&gt;  &lt;dbl&gt;      &lt;dbl&gt;        &lt;dbl&gt;        &lt;dbl&gt;</w:t>
+      </w:r>
+      <w:r>
+        <w:br/>
+      </w:r>
+      <w:r>
+        <w:rPr>
+          <w:rStyle w:val="VerbatimChar"/>
+        </w:rPr>
+        <w:t xml:space="preserve">1 &lt;NA&gt;    &lt;NA&gt;    12345 sunny   0.4          79         0.15         0.21</w:t>
+      </w:r>
+      <w:r>
+        <w:br/>
+      </w:r>
+      <w:r>
+        <w:rPr>
+          <w:rStyle w:val="VerbatimChar"/>
+        </w:rPr>
+        <w:t xml:space="preserve">2 &lt;NA&gt;    &lt;NA&gt;    12345 sunny   0.48         63         0.14         0.21</w:t>
+      </w:r>
+      <w:r>
+        <w:br/>
+      </w:r>
+      <w:r>
+        <w:rPr>
+          <w:rStyle w:val="VerbatimChar"/>
+        </w:rPr>
+        <w:t xml:space="preserve"># ℹ 2 more variables: mass_mg &lt;dbl&gt;, petiole_cm &lt;dbl&gt;</w:t>
+      </w:r>
+    </w:p>
+    <w:p>
+      <w:pPr>
+        <w:pStyle w:val="Compact"/>
+        <w:numPr>
+          <w:ilvl w:val="0"/>
+          <w:numId w:val="1018"/>
+        </w:numPr>
+      </w:pPr>
+      <w:r>
+        <w:rPr>
+          <w:b/>
+          <w:bCs/>
+        </w:rPr>
+        <w:t xml:space="preserve">Use</w:t>
+      </w:r>
+      <w:r>
+        <w:rPr>
+          <w:b/>
+          <w:bCs/>
+        </w:rPr>
+        <w:t xml:space="preserve"> </w:t>
+      </w:r>
+      <w:r>
+        <w:rPr>
+          <w:rStyle w:val="VerbatimChar"/>
+          <w:b/>
+          <w:bCs/>
+        </w:rPr>
+        <w:t xml:space="preserve">if_else(condition, value_if_true, value_if_false)</w:t>
+      </w:r>
+      <w:r>
+        <w:t xml:space="preserve"> </w:t>
+      </w:r>
+      <w:r>
+        <w:t xml:space="preserve">to create categories</w:t>
+      </w:r>
+    </w:p>
+    <w:p>
+      <w:pPr>
+        <w:pStyle w:val="Compact"/>
+        <w:numPr>
+          <w:ilvl w:val="0"/>
+          <w:numId w:val="1018"/>
+        </w:numPr>
+      </w:pPr>
+      <w:r>
+        <w:t xml:space="preserve">Separate several new columns with</w:t>
+      </w:r>
+      <w:r>
+        <w:t xml:space="preserve"> </w:t>
+      </w:r>
+      <w:r>
+        <w:rPr>
+          <w:b/>
+          <w:bCs/>
+        </w:rPr>
+        <w:t xml:space="preserve">commas</w:t>
+      </w:r>
+      <w:r>
+        <w:t xml:space="preserve">, like the arguments they are</w:t>
+      </w:r>
+    </w:p>
+    <w:p>
+      <w:pPr>
         <w:pStyle w:val="FirstParagraph"/>
       </w:pPr>
       <w:r>
-        <w:t xml:space="preserve">R stops and tells us:</w:t>
+        <w:t xml:space="preserve">📖</w:t>
+      </w:r>
+      <w:r>
+        <w:t xml:space="preserve"> </w:t>
+      </w:r>
+      <w:hyperlink r:id="rId42">
+        <w:r>
+          <w:rPr>
+            <w:rStyle w:val="Hyperlink"/>
+          </w:rPr>
+          <w:t xml:space="preserve">R4DS §3.3</w:t>
+        </w:r>
+      </w:hyperlink>
+    </w:p>
+    <w:bookmarkEnd w:id="43"/>
+    <w:bookmarkStart w:id="46" w:name="arrange-sorting-rows"/>
+    <w:p>
+      <w:pPr>
+        <w:pStyle w:val="Heading1"/>
+      </w:pPr>
+      <w:r>
+        <w:rPr>
+          <w:rStyle w:val="VerbatimChar"/>
+        </w:rPr>
+        <w:t xml:space="preserve">arrange()</w:t>
+      </w:r>
+      <w:r>
+        <w:t xml:space="preserve"> </w:t>
+      </w:r>
+      <w:r>
+        <w:t xml:space="preserve">— Sorting Rows</w:t>
       </w:r>
     </w:p>
     <w:p>
@@ -3457,35 +5141,90 @@
       </w:pPr>
       <w:r>
         <w:rPr>
-          <w:rStyle w:val="VerbatimChar"/>
-        </w:rPr>
-        <w:t xml:space="preserve">Error in `filter()`:</w:t>
-      </w:r>
-      <w:r>
-        <w:br/>
-      </w:r>
-      <w:r>
-        <w:rPr>
-          <w:rStyle w:val="VerbatimChar"/>
-        </w:rPr>
-        <w:t xml:space="preserve">! We detected a named input.</w:t>
-      </w:r>
-      <w:r>
-        <w:br/>
-      </w:r>
-      <w:r>
-        <w:rPr>
-          <w:rStyle w:val="VerbatimChar"/>
-        </w:rPr>
-        <w:t xml:space="preserve">i This usually means that you've used `=` instead of `==`.</w:t>
-      </w:r>
-    </w:p>
-    <w:p>
-      <w:pPr>
-        <w:pStyle w:val="FirstParagraph"/>
-      </w:pPr>
-      <w:r>
-        <w:t xml:space="preserve">Now the fix — two equals signs:</w:t>
+          <w:rStyle w:val="CommentTok"/>
+        </w:rPr>
+        <w:t xml:space="preserve"># arrange() sorts rows by one or more columns ----------</w:t>
+      </w:r>
+      <w:r>
+        <w:br/>
+      </w:r>
+      <w:r>
+        <w:br/>
+      </w:r>
+      <w:r>
+        <w:rPr>
+          <w:rStyle w:val="CommentTok"/>
+        </w:rPr>
+        <w:t xml:space="preserve"># Lightest leaves first</w:t>
+      </w:r>
+      <w:r>
+        <w:br/>
+      </w:r>
+      <w:r>
+        <w:rPr>
+          <w:rStyle w:val="NormalTok"/>
+        </w:rPr>
+        <w:t xml:space="preserve">leaf_df </w:t>
+      </w:r>
+      <w:r>
+        <w:rPr>
+          <w:rStyle w:val="SpecialCharTok"/>
+        </w:rPr>
+        <w:t xml:space="preserve">%&gt;%</w:t>
+      </w:r>
+      <w:r>
+        <w:rPr>
+          <w:rStyle w:val="NormalTok"/>
+        </w:rPr>
+        <w:t xml:space="preserve"> </w:t>
+      </w:r>
+      <w:r>
+        <w:rPr>
+          <w:rStyle w:val="FunctionTok"/>
+        </w:rPr>
+        <w:t xml:space="preserve">arrange</w:t>
+      </w:r>
+      <w:r>
+        <w:rPr>
+          <w:rStyle w:val="NormalTok"/>
+        </w:rPr>
+        <w:t xml:space="preserve">(mass_g) </w:t>
+      </w:r>
+      <w:r>
+        <w:rPr>
+          <w:rStyle w:val="SpecialCharTok"/>
+        </w:rPr>
+        <w:t xml:space="preserve">%&gt;%</w:t>
+      </w:r>
+      <w:r>
+        <w:rPr>
+          <w:rStyle w:val="NormalTok"/>
+        </w:rPr>
+        <w:t xml:space="preserve"> </w:t>
+      </w:r>
+      <w:r>
+        <w:rPr>
+          <w:rStyle w:val="FunctionTok"/>
+        </w:rPr>
+        <w:t xml:space="preserve">head</w:t>
+      </w:r>
+      <w:r>
+        <w:rPr>
+          <w:rStyle w:val="NormalTok"/>
+        </w:rPr>
+        <w:t xml:space="preserve">(</w:t>
+      </w:r>
+      <w:r>
+        <w:rPr>
+          <w:rStyle w:val="DecValTok"/>
+        </w:rPr>
+        <w:t xml:space="preserve">3</w:t>
+      </w:r>
+      <w:r>
+        <w:rPr>
+          <w:rStyle w:val="NormalTok"/>
+        </w:rPr>
+        <w:t xml:space="preserve">)</w:t>
       </w:r>
     </w:p>
     <w:p>
@@ -3494,6 +5233,71 @@
       </w:pPr>
       <w:r>
         <w:rPr>
+          <w:rStyle w:val="VerbatimChar"/>
+        </w:rPr>
+        <w:t xml:space="preserve"># A tibble: 3 × 8</w:t>
+      </w:r>
+      <w:r>
+        <w:br/>
+      </w:r>
+      <w:r>
+        <w:rPr>
+          <w:rStyle w:val="VerbatimChar"/>
+        </w:rPr>
+        <w:t xml:space="preserve">  twig_id leaf_id teams        shade mass_g petiole_mm thickness_mm paper_mass_g</w:t>
+      </w:r>
+      <w:r>
+        <w:br/>
+      </w:r>
+      <w:r>
+        <w:rPr>
+          <w:rStyle w:val="VerbatimChar"/>
+        </w:rPr>
+        <w:t xml:space="preserve">  &lt;chr&gt;   &lt;chr&gt;   &lt;chr&gt;        &lt;chr&gt;  &lt;dbl&gt;      &lt;dbl&gt;        &lt;dbl&gt;        &lt;dbl&gt;</w:t>
+      </w:r>
+      <w:r>
+        <w:br/>
+      </w:r>
+      <w:r>
+        <w:rPr>
+          <w:rStyle w:val="VerbatimChar"/>
+        </w:rPr>
+        <w:t xml:space="preserve">1 twig_6  l06     fighting_mo… sunny  0.193       29           0.13        0.113</w:t>
+      </w:r>
+      <w:r>
+        <w:br/>
+      </w:r>
+      <w:r>
+        <w:rPr>
+          <w:rStyle w:val="VerbatimChar"/>
+        </w:rPr>
+        <w:t xml:space="preserve">2 &lt;NA&gt;    4       Oscar_Karl   sunny  0.230       35.7         0.36       NA    </w:t>
+      </w:r>
+      <w:r>
+        <w:br/>
+      </w:r>
+      <w:r>
+        <w:rPr>
+          <w:rStyle w:val="VerbatimChar"/>
+        </w:rPr>
+        <w:t xml:space="preserve">3 &lt;NA&gt;    &lt;NA&gt;    12345        sunny  0.27        34           0.11        0.15 </w:t>
+      </w:r>
+    </w:p>
+    <w:p>
+      <w:pPr>
+        <w:pStyle w:val="SourceCode"/>
+      </w:pPr>
+      <w:r>
+        <w:rPr>
+          <w:rStyle w:val="CommentTok"/>
+        </w:rPr>
+        <w:t xml:space="preserve"># Heaviest leaves first (use desc() to reverse)</w:t>
+      </w:r>
+      <w:r>
+        <w:br/>
+      </w:r>
+      <w:r>
+        <w:rPr>
           <w:rStyle w:val="NormalTok"/>
         </w:rPr>
         <w:t xml:space="preserve">leaf_df </w:t>
@@ -3514,37 +5318,194 @@
         <w:rPr>
           <w:rStyle w:val="FunctionTok"/>
         </w:rPr>
-        <w:t xml:space="preserve">filter</w:t>
-      </w:r>
-      <w:r>
-        <w:rPr>
-          <w:rStyle w:val="NormalTok"/>
-        </w:rPr>
-        <w:t xml:space="preserve">(shade </w:t>
+        <w:t xml:space="preserve">arrange</w:t>
+      </w:r>
+      <w:r>
+        <w:rPr>
+          <w:rStyle w:val="NormalTok"/>
+        </w:rPr>
+        <w:t xml:space="preserve">(</w:t>
+      </w:r>
+      <w:r>
+        <w:rPr>
+          <w:rStyle w:val="FunctionTok"/>
+        </w:rPr>
+        <w:t xml:space="preserve">desc</w:t>
+      </w:r>
+      <w:r>
+        <w:rPr>
+          <w:rStyle w:val="NormalTok"/>
+        </w:rPr>
+        <w:t xml:space="preserve">(mass_g)) </w:t>
       </w:r>
       <w:r>
         <w:rPr>
           <w:rStyle w:val="SpecialCharTok"/>
         </w:rPr>
-        <w:t xml:space="preserve">==</w:t>
-      </w:r>
-      <w:r>
-        <w:rPr>
-          <w:rStyle w:val="NormalTok"/>
-        </w:rPr>
-        <w:t xml:space="preserve"> </w:t>
-      </w:r>
-      <w:r>
-        <w:rPr>
-          <w:rStyle w:val="StringTok"/>
-        </w:rPr>
-        <w:t xml:space="preserve">"sunny"</w:t>
+        <w:t xml:space="preserve">%&gt;%</w:t>
+      </w:r>
+      <w:r>
+        <w:rPr>
+          <w:rStyle w:val="NormalTok"/>
+        </w:rPr>
+        <w:t xml:space="preserve"> </w:t>
+      </w:r>
+      <w:r>
+        <w:rPr>
+          <w:rStyle w:val="FunctionTok"/>
+        </w:rPr>
+        <w:t xml:space="preserve">head</w:t>
+      </w:r>
+      <w:r>
+        <w:rPr>
+          <w:rStyle w:val="NormalTok"/>
+        </w:rPr>
+        <w:t xml:space="preserve">(</w:t>
+      </w:r>
+      <w:r>
+        <w:rPr>
+          <w:rStyle w:val="DecValTok"/>
+        </w:rPr>
+        <w:t xml:space="preserve">3</w:t>
       </w:r>
       <w:r>
         <w:rPr>
           <w:rStyle w:val="NormalTok"/>
         </w:rPr>
         <w:t xml:space="preserve">)</w:t>
+      </w:r>
+    </w:p>
+    <w:p>
+      <w:pPr>
+        <w:pStyle w:val="SourceCode"/>
+      </w:pPr>
+      <w:r>
+        <w:rPr>
+          <w:rStyle w:val="VerbatimChar"/>
+        </w:rPr>
+        <w:t xml:space="preserve"># A tibble: 3 × 8</w:t>
+      </w:r>
+      <w:r>
+        <w:br/>
+      </w:r>
+      <w:r>
+        <w:rPr>
+          <w:rStyle w:val="VerbatimChar"/>
+        </w:rPr>
+        <w:t xml:space="preserve">  twig_id leaf_id teams        shade mass_g petiole_mm thickness_mm paper_mass_g</w:t>
+      </w:r>
+      <w:r>
+        <w:br/>
+      </w:r>
+      <w:r>
+        <w:rPr>
+          <w:rStyle w:val="VerbatimChar"/>
+        </w:rPr>
+        <w:t xml:space="preserve">  &lt;chr&gt;   &lt;chr&gt;   &lt;chr&gt;        &lt;chr&gt;  &lt;dbl&gt;      &lt;dbl&gt;        &lt;dbl&gt;        &lt;dbl&gt;</w:t>
+      </w:r>
+      <w:r>
+        <w:br/>
+      </w:r>
+      <w:r>
+        <w:rPr>
+          <w:rStyle w:val="VerbatimChar"/>
+        </w:rPr>
+        <w:t xml:space="preserve">1 &lt;NA&gt;    &lt;NA&gt;    still_loadi… sunny  1.08      84             0.68        0.420</w:t>
+      </w:r>
+      <w:r>
+        <w:br/>
+      </w:r>
+      <w:r>
+        <w:rPr>
+          <w:rStyle w:val="VerbatimChar"/>
+        </w:rPr>
+        <w:t xml:space="preserve">2 twig_2  l09     fighting_mo… shady  0.920      0.383        NA          NA    </w:t>
+      </w:r>
+      <w:r>
+        <w:br/>
+      </w:r>
+      <w:r>
+        <w:rPr>
+          <w:rStyle w:val="VerbatimChar"/>
+        </w:rPr>
+        <w:t xml:space="preserve">3 &lt;NA&gt;    &lt;NA&gt;    leaf_oglers  shady  0.8       41.2           0.5         0.3  </w:t>
+      </w:r>
+    </w:p>
+    <w:p>
+      <w:pPr>
+        <w:pStyle w:val="Compact"/>
+        <w:numPr>
+          <w:ilvl w:val="0"/>
+          <w:numId w:val="1019"/>
+        </w:numPr>
+      </w:pPr>
+      <w:r>
+        <w:t xml:space="preserve">Default:</w:t>
+      </w:r>
+      <w:r>
+        <w:t xml:space="preserve"> </w:t>
+      </w:r>
+      <w:r>
+        <w:rPr>
+          <w:b/>
+          <w:bCs/>
+        </w:rPr>
+        <w:t xml:space="preserve">ascending</w:t>
+      </w:r>
+      <w:r>
+        <w:t xml:space="preserve"> </w:t>
+      </w:r>
+      <w:r>
+        <w:t xml:space="preserve">order (smallest first)</w:t>
+      </w:r>
+    </w:p>
+    <w:p>
+      <w:pPr>
+        <w:pStyle w:val="Compact"/>
+        <w:numPr>
+          <w:ilvl w:val="0"/>
+          <w:numId w:val="1019"/>
+        </w:numPr>
+      </w:pPr>
+      <w:r>
+        <w:rPr>
+          <w:rStyle w:val="VerbatimChar"/>
+        </w:rPr>
+        <w:t xml:space="preserve">desc(column)</w:t>
+      </w:r>
+      <w:r>
+        <w:t xml:space="preserve"> </w:t>
+      </w:r>
+      <w:r>
+        <w:t xml:space="preserve">→</w:t>
+      </w:r>
+      <w:r>
+        <w:t xml:space="preserve"> </w:t>
+      </w:r>
+      <w:r>
+        <w:rPr>
+          <w:b/>
+          <w:bCs/>
+        </w:rPr>
+        <w:t xml:space="preserve">descending</w:t>
+      </w:r>
+      <w:r>
+        <w:t xml:space="preserve"> </w:t>
+      </w:r>
+      <w:r>
+        <w:t xml:space="preserve">order (largest first)</w:t>
+      </w:r>
+    </w:p>
+    <w:p>
+      <w:pPr>
+        <w:pStyle w:val="Compact"/>
+        <w:numPr>
+          <w:ilvl w:val="0"/>
+          <w:numId w:val="1019"/>
+        </w:numPr>
+      </w:pPr>
+      <w:r>
+        <w:t xml:space="preserve">Very useful before printing a table or checking outliers</w:t>
       </w:r>
     </w:p>
     <w:tbl>
@@ -3588,12 +5549,12 @@
                 <wp:inline>
                   <wp:extent cx="152400" cy="152400"/>
                   <wp:effectExtent b="0" l="0" r="0" t="0"/>
-                  <wp:docPr descr="" title="" id="35" name="Picture"/>
+                  <wp:docPr descr="" title="" id="44" name="Picture"/>
                   <a:graphic>
                     <a:graphicData uri="http://schemas.openxmlformats.org/drawingml/2006/picture">
                       <pic:pic>
                         <pic:nvPicPr>
-                          <pic:cNvPr descr="/Applications/Positron.app/Contents/Resources/app/quarto/share/formats/docx/tip.png" id="36" name="Picture"/>
+                          <pic:cNvPr descr="/Applications/Positron.app/Contents/Resources/app/quarto/share/formats/docx/tip.png" id="45" name="Picture"/>
                           <pic:cNvPicPr>
                             <a:picLocks noChangeArrowheads="1" noChangeAspect="1"/>
                           </pic:cNvPicPr>
@@ -3653,133 +5614,40 @@
               <w:pStyle w:val="BodyText"/>
             </w:pPr>
             <w:pPr>
-              <w:spacing w:before="16"/>
+              <w:spacing w:before="16" w:after="16"/>
             </w:pPr>
+            <w:r>
+              <w:rPr>
+                <w:rStyle w:val="VerbatimChar"/>
+              </w:rPr>
+              <w:t xml:space="preserve">arrange()</w:t>
+            </w:r>
+            <w:r>
+              <w:t xml:space="preserve"> </w:t>
+            </w:r>
+            <w:r>
+              <w:t xml:space="preserve">is rarely used in the middle of a pipeline — it is most useful at the</w:t>
+            </w:r>
+            <w:r>
+              <w:t xml:space="preserve"> </w:t>
+            </w:r>
             <w:r>
               <w:rPr>
                 <w:b/>
                 <w:bCs/>
               </w:rPr>
-              <w:t xml:space="preserve">✅ Why show a broken</w:t>
-            </w:r>
-            <w:r>
-              <w:rPr>
-                <w:b/>
-                <w:bCs/>
-              </w:rPr>
-              <w:t xml:space="preserve"> </w:t>
-            </w:r>
-            <w:r>
-              <w:rPr>
-                <w:rStyle w:val="VerbatimChar"/>
-                <w:b/>
-                <w:bCs/>
-              </w:rPr>
-              <w:t xml:space="preserve">filter()</w:t>
-            </w:r>
-            <w:r>
-              <w:rPr>
-                <w:b/>
-                <w:bCs/>
-              </w:rPr>
-              <w:t xml:space="preserve">?</w:t>
-            </w:r>
-          </w:p>
-          <w:p>
-            <w:pPr>
-              <w:pStyle w:val="BodyText"/>
-            </w:pPr>
-            <w:pPr>
-              <w:spacing w:after="16"/>
-            </w:pPr>
-            <w:r>
-              <w:rPr>
-                <w:rStyle w:val="VerbatimChar"/>
-              </w:rPr>
-              <w:t xml:space="preserve">filter(shade = "sunny")</w:t>
-            </w:r>
-            <w:r>
-              <w:t xml:space="preserve"> </w:t>
-            </w:r>
-            <w:r>
-              <w:t xml:space="preserve">is the single most common typo in this whole unit, because</w:t>
-            </w:r>
-            <w:r>
-              <w:t xml:space="preserve"> </w:t>
-            </w:r>
-            <w:r>
-              <w:rPr>
-                <w:rStyle w:val="VerbatimChar"/>
-              </w:rPr>
-              <w:t xml:space="preserve">=</w:t>
-            </w:r>
-            <w:r>
-              <w:t xml:space="preserve"> </w:t>
-            </w:r>
-            <w:r>
-              <w:t xml:space="preserve">and</w:t>
-            </w:r>
-            <w:r>
-              <w:t xml:space="preserve"> </w:t>
-            </w:r>
-            <w:r>
-              <w:rPr>
-                <w:rStyle w:val="VerbatimChar"/>
-              </w:rPr>
-              <w:t xml:space="preserve">==</w:t>
-            </w:r>
-            <w:r>
-              <w:t xml:space="preserve"> </w:t>
-            </w:r>
-            <w:r>
-              <w:t xml:space="preserve">look almost identical and only one of them tests equality. dplyr’s error message actually names the mistake —</w:t>
-            </w:r>
-            <w:r>
-              <w:t xml:space="preserve"> </w:t>
-            </w:r>
-            <w:r>
-              <w:t xml:space="preserve">“you’ve used</w:t>
-            </w:r>
-            <w:r>
-              <w:t xml:space="preserve"> </w:t>
-            </w:r>
-            <w:r>
-              <w:rPr>
-                <w:rStyle w:val="VerbatimChar"/>
-              </w:rPr>
-              <w:t xml:space="preserve">=</w:t>
-            </w:r>
-            <w:r>
-              <w:t xml:space="preserve"> </w:t>
-            </w:r>
-            <w:r>
-              <w:t xml:space="preserve">instead of</w:t>
-            </w:r>
-            <w:r>
-              <w:t xml:space="preserve"> </w:t>
-            </w:r>
-            <w:r>
-              <w:rPr>
-                <w:rStyle w:val="VerbatimChar"/>
-              </w:rPr>
-              <w:t xml:space="preserve">==</w:t>
-            </w:r>
-            <w:r>
-              <w:t xml:space="preserve">”</w:t>
-            </w:r>
-            <w:r>
-              <w:t xml:space="preserve"> </w:t>
-            </w:r>
-            <w:r>
-              <w:t xml:space="preserve">— so once you’ve seen it fixed here, the next time R prints it at you it’s a fix, not a mystery.</w:t>
+              <w:t xml:space="preserve">end</w:t>
+            </w:r>
+            <w:r>
+              <w:t xml:space="preserve">, when you want to inspect your results in a specific order.</w:t>
             </w:r>
           </w:p>
           <w:p/>
         </w:tc>
       </w:tr>
     </w:tbl>
-    <w:bookmarkEnd w:id="37"/>
-    <w:bookmarkStart w:id="39" w:name="select-picking-columns"/>
+    <w:bookmarkEnd w:id="46"/>
+    <w:bookmarkStart w:id="49" w:name="arrange-sorting-by-two-columns"/>
     <w:p>
       <w:pPr>
         <w:pStyle w:val="Heading1"/>
@@ -3788,13 +5656,13 @@
         <w:rPr>
           <w:rStyle w:val="VerbatimChar"/>
         </w:rPr>
-        <w:t xml:space="preserve">select()</w:t>
-      </w:r>
-      <w:r>
-        <w:t xml:space="preserve"> </w:t>
-      </w:r>
-      <w:r>
-        <w:t xml:space="preserve">— Picking Columns</w:t>
+        <w:t xml:space="preserve">arrange()</w:t>
+      </w:r>
+      <w:r>
+        <w:t xml:space="preserve"> </w:t>
+      </w:r>
+      <w:r>
+        <w:t xml:space="preserve">— Sorting by Two Columns</w:t>
       </w:r>
     </w:p>
     <w:p>
@@ -3805,19 +5673,7 @@
         <w:rPr>
           <w:rStyle w:val="CommentTok"/>
         </w:rPr>
-        <w:t xml:space="preserve"># select() keeps the columns you name ------------------</w:t>
-      </w:r>
-      <w:r>
-        <w:br/>
-      </w:r>
-      <w:r>
-        <w:br/>
-      </w:r>
-      <w:r>
-        <w:rPr>
-          <w:rStyle w:val="CommentTok"/>
-        </w:rPr>
-        <w:t xml:space="preserve"># Keep only shade and mass</w:t>
+        <w:t xml:space="preserve"># Sort by shade, then by mass within each shade</w:t>
       </w:r>
       <w:r>
         <w:br/>
@@ -3844,13 +5700,25 @@
         <w:rPr>
           <w:rStyle w:val="FunctionTok"/>
         </w:rPr>
-        <w:t xml:space="preserve">select</w:t>
-      </w:r>
-      <w:r>
-        <w:rPr>
-          <w:rStyle w:val="NormalTok"/>
-        </w:rPr>
-        <w:t xml:space="preserve">(shade, mass_g) </w:t>
+        <w:t xml:space="preserve">arrange</w:t>
+      </w:r>
+      <w:r>
+        <w:rPr>
+          <w:rStyle w:val="NormalTok"/>
+        </w:rPr>
+        <w:t xml:space="preserve">(shade, </w:t>
+      </w:r>
+      <w:r>
+        <w:rPr>
+          <w:rStyle w:val="FunctionTok"/>
+        </w:rPr>
+        <w:t xml:space="preserve">desc</w:t>
+      </w:r>
+      <w:r>
+        <w:rPr>
+          <w:rStyle w:val="NormalTok"/>
+        </w:rPr>
+        <w:t xml:space="preserve">(mass_g)) </w:t>
       </w:r>
       <w:r>
         <w:rPr>
@@ -3880,7 +5748,7 @@
         <w:rPr>
           <w:rStyle w:val="DecValTok"/>
         </w:rPr>
-        <w:t xml:space="preserve">2</w:t>
+        <w:t xml:space="preserve">3</w:t>
       </w:r>
       <w:r>
         <w:rPr>
@@ -3897,294 +5765,52 @@
         <w:rPr>
           <w:rStyle w:val="VerbatimChar"/>
         </w:rPr>
-        <w:t xml:space="preserve"># A tibble: 2 × 2</w:t>
-      </w:r>
-      <w:r>
-        <w:br/>
-      </w:r>
-      <w:r>
-        <w:rPr>
-          <w:rStyle w:val="VerbatimChar"/>
-        </w:rPr>
-        <w:t xml:space="preserve">  shade mass_g</w:t>
-      </w:r>
-      <w:r>
-        <w:br/>
-      </w:r>
-      <w:r>
-        <w:rPr>
-          <w:rStyle w:val="VerbatimChar"/>
-        </w:rPr>
-        <w:t xml:space="preserve">  &lt;chr&gt;  &lt;dbl&gt;</w:t>
-      </w:r>
-      <w:r>
-        <w:br/>
-      </w:r>
-      <w:r>
-        <w:rPr>
-          <w:rStyle w:val="VerbatimChar"/>
-        </w:rPr>
-        <w:t xml:space="preserve">1 sunny   0.4 </w:t>
-      </w:r>
-      <w:r>
-        <w:br/>
-      </w:r>
-      <w:r>
-        <w:rPr>
-          <w:rStyle w:val="VerbatimChar"/>
-        </w:rPr>
-        <w:t xml:space="preserve">2 sunny   0.48</w:t>
-      </w:r>
-    </w:p>
-    <w:p>
-      <w:pPr>
-        <w:pStyle w:val="SourceCode"/>
-      </w:pPr>
-      <w:r>
-        <w:rPr>
-          <w:rStyle w:val="CommentTok"/>
-        </w:rPr>
-        <w:t xml:space="preserve"># Drop a column with a minus sign - what is left?</w:t>
-      </w:r>
-      <w:r>
-        <w:br/>
-      </w:r>
-      <w:r>
-        <w:rPr>
-          <w:rStyle w:val="NormalTok"/>
-        </w:rPr>
-        <w:t xml:space="preserve">leaf_df </w:t>
-      </w:r>
-      <w:r>
-        <w:rPr>
-          <w:rStyle w:val="SpecialCharTok"/>
-        </w:rPr>
-        <w:t xml:space="preserve">%&gt;%</w:t>
-      </w:r>
-      <w:r>
-        <w:rPr>
-          <w:rStyle w:val="NormalTok"/>
-        </w:rPr>
-        <w:t xml:space="preserve"> </w:t>
-      </w:r>
-      <w:r>
-        <w:rPr>
-          <w:rStyle w:val="FunctionTok"/>
-        </w:rPr>
-        <w:t xml:space="preserve">select</w:t>
-      </w:r>
-      <w:r>
-        <w:rPr>
-          <w:rStyle w:val="NormalTok"/>
-        </w:rPr>
-        <w:t xml:space="preserve">(</w:t>
-      </w:r>
-      <w:r>
-        <w:rPr>
-          <w:rStyle w:val="SpecialCharTok"/>
-        </w:rPr>
-        <w:t xml:space="preserve">-</w:t>
-      </w:r>
-      <w:r>
-        <w:rPr>
-          <w:rStyle w:val="NormalTok"/>
-        </w:rPr>
-        <w:t xml:space="preserve">paper_mass_g) </w:t>
-      </w:r>
-      <w:r>
-        <w:rPr>
-          <w:rStyle w:val="SpecialCharTok"/>
-        </w:rPr>
-        <w:t xml:space="preserve">%&gt;%</w:t>
-      </w:r>
-      <w:r>
-        <w:rPr>
-          <w:rStyle w:val="NormalTok"/>
-        </w:rPr>
-        <w:t xml:space="preserve"> </w:t>
-      </w:r>
-      <w:r>
-        <w:rPr>
-          <w:rStyle w:val="FunctionTok"/>
-        </w:rPr>
-        <w:t xml:space="preserve">names</w:t>
-      </w:r>
-      <w:r>
-        <w:rPr>
-          <w:rStyle w:val="NormalTok"/>
-        </w:rPr>
-        <w:t xml:space="preserve">()</w:t>
-      </w:r>
-    </w:p>
-    <w:p>
-      <w:pPr>
-        <w:pStyle w:val="SourceCode"/>
-      </w:pPr>
-      <w:r>
-        <w:rPr>
-          <w:rStyle w:val="VerbatimChar"/>
-        </w:rPr>
-        <w:t xml:space="preserve">[1] "twig_id"      "leaf_id"      "teams"        "shade"        "mass_g"      </w:t>
-      </w:r>
-      <w:r>
-        <w:br/>
-      </w:r>
-      <w:r>
-        <w:rPr>
-          <w:rStyle w:val="VerbatimChar"/>
-        </w:rPr>
-        <w:t xml:space="preserve">[6] "petiole_mm"   "thickness_mm"</w:t>
-      </w:r>
-    </w:p>
-    <w:p>
-      <w:pPr>
-        <w:pStyle w:val="SourceCode"/>
-      </w:pPr>
-      <w:r>
-        <w:rPr>
-          <w:rStyle w:val="CommentTok"/>
-        </w:rPr>
-        <w:t xml:space="preserve"># Keep columns that start with a word</w:t>
-      </w:r>
-      <w:r>
-        <w:br/>
-      </w:r>
-      <w:r>
-        <w:rPr>
-          <w:rStyle w:val="NormalTok"/>
-        </w:rPr>
-        <w:t xml:space="preserve">leaf_df </w:t>
-      </w:r>
-      <w:r>
-        <w:rPr>
-          <w:rStyle w:val="SpecialCharTok"/>
-        </w:rPr>
-        <w:t xml:space="preserve">%&gt;%</w:t>
-      </w:r>
-      <w:r>
-        <w:rPr>
-          <w:rStyle w:val="NormalTok"/>
-        </w:rPr>
-        <w:t xml:space="preserve"> </w:t>
-      </w:r>
-      <w:r>
-        <w:rPr>
-          <w:rStyle w:val="FunctionTok"/>
-        </w:rPr>
-        <w:t xml:space="preserve">select</w:t>
-      </w:r>
-      <w:r>
-        <w:rPr>
-          <w:rStyle w:val="NormalTok"/>
-        </w:rPr>
-        <w:t xml:space="preserve">(</w:t>
-      </w:r>
-      <w:r>
-        <w:rPr>
-          <w:rStyle w:val="FunctionTok"/>
-        </w:rPr>
-        <w:t xml:space="preserve">starts_with</w:t>
-      </w:r>
-      <w:r>
-        <w:rPr>
-          <w:rStyle w:val="NormalTok"/>
-        </w:rPr>
-        <w:t xml:space="preserve">(</w:t>
-      </w:r>
-      <w:r>
-        <w:rPr>
-          <w:rStyle w:val="StringTok"/>
-        </w:rPr>
-        <w:t xml:space="preserve">"mass"</w:t>
-      </w:r>
-      <w:r>
-        <w:rPr>
-          <w:rStyle w:val="NormalTok"/>
-        </w:rPr>
-        <w:t xml:space="preserve">)) </w:t>
-      </w:r>
-      <w:r>
-        <w:rPr>
-          <w:rStyle w:val="SpecialCharTok"/>
-        </w:rPr>
-        <w:t xml:space="preserve">%&gt;%</w:t>
-      </w:r>
-      <w:r>
-        <w:rPr>
-          <w:rStyle w:val="NormalTok"/>
-        </w:rPr>
-        <w:t xml:space="preserve"> </w:t>
-      </w:r>
-      <w:r>
-        <w:rPr>
-          <w:rStyle w:val="FunctionTok"/>
-        </w:rPr>
-        <w:t xml:space="preserve">head</w:t>
-      </w:r>
-      <w:r>
-        <w:rPr>
-          <w:rStyle w:val="NormalTok"/>
-        </w:rPr>
-        <w:t xml:space="preserve">(</w:t>
-      </w:r>
-      <w:r>
-        <w:rPr>
-          <w:rStyle w:val="DecValTok"/>
-        </w:rPr>
-        <w:t xml:space="preserve">2</w:t>
-      </w:r>
-      <w:r>
-        <w:rPr>
-          <w:rStyle w:val="NormalTok"/>
-        </w:rPr>
-        <w:t xml:space="preserve">)</w:t>
-      </w:r>
-    </w:p>
-    <w:p>
-      <w:pPr>
-        <w:pStyle w:val="SourceCode"/>
-      </w:pPr>
-      <w:r>
-        <w:rPr>
-          <w:rStyle w:val="VerbatimChar"/>
-        </w:rPr>
-        <w:t xml:space="preserve"># A tibble: 2 × 1</w:t>
-      </w:r>
-      <w:r>
-        <w:br/>
-      </w:r>
-      <w:r>
-        <w:rPr>
-          <w:rStyle w:val="VerbatimChar"/>
-        </w:rPr>
-        <w:t xml:space="preserve">  mass_g</w:t>
-      </w:r>
-      <w:r>
-        <w:br/>
-      </w:r>
-      <w:r>
-        <w:rPr>
-          <w:rStyle w:val="VerbatimChar"/>
-        </w:rPr>
-        <w:t xml:space="preserve">   &lt;dbl&gt;</w:t>
-      </w:r>
-      <w:r>
-        <w:br/>
-      </w:r>
-      <w:r>
-        <w:rPr>
-          <w:rStyle w:val="VerbatimChar"/>
-        </w:rPr>
-        <w:t xml:space="preserve">1   0.4 </w:t>
-      </w:r>
-      <w:r>
-        <w:br/>
-      </w:r>
-      <w:r>
-        <w:rPr>
-          <w:rStyle w:val="VerbatimChar"/>
-        </w:rPr>
-        <w:t xml:space="preserve">2   0.48</w:t>
+        <w:t xml:space="preserve"># A tibble: 3 × 8</w:t>
+      </w:r>
+      <w:r>
+        <w:br/>
+      </w:r>
+      <w:r>
+        <w:rPr>
+          <w:rStyle w:val="VerbatimChar"/>
+        </w:rPr>
+        <w:t xml:space="preserve">  twig_id leaf_id teams        shade mass_g petiole_mm thickness_mm paper_mass_g</w:t>
+      </w:r>
+      <w:r>
+        <w:br/>
+      </w:r>
+      <w:r>
+        <w:rPr>
+          <w:rStyle w:val="VerbatimChar"/>
+        </w:rPr>
+        <w:t xml:space="preserve">  &lt;chr&gt;   &lt;chr&gt;   &lt;chr&gt;        &lt;chr&gt;  &lt;dbl&gt;      &lt;dbl&gt;        &lt;dbl&gt;        &lt;dbl&gt;</w:t>
+      </w:r>
+      <w:r>
+        <w:br/>
+      </w:r>
+      <w:r>
+        <w:rPr>
+          <w:rStyle w:val="VerbatimChar"/>
+        </w:rPr>
+        <w:t xml:space="preserve">1 twig_2  l09     fighting_mo… shady  0.920      0.383        NA          NA    </w:t>
+      </w:r>
+      <w:r>
+        <w:br/>
+      </w:r>
+      <w:r>
+        <w:rPr>
+          <w:rStyle w:val="VerbatimChar"/>
+        </w:rPr>
+        <w:t xml:space="preserve">2 &lt;NA&gt;    &lt;NA&gt;    leaf_oglers  shady  0.8       41.2           0.5         0.3  </w:t>
+      </w:r>
+      <w:r>
+        <w:br/>
+      </w:r>
+      <w:r>
+        <w:rPr>
+          <w:rStyle w:val="VerbatimChar"/>
+        </w:rPr>
+        <w:t xml:space="preserve">3 twig_2  l10     fighting_mo… shady  0.782     67             0.27        0.342</w:t>
       </w:r>
     </w:p>
     <w:p>
@@ -4192,21 +5818,27 @@
         <w:pStyle w:val="Compact"/>
         <w:numPr>
           <w:ilvl w:val="0"/>
-          <w:numId w:val="1012"/>
+          <w:numId w:val="1020"/>
         </w:numPr>
       </w:pPr>
+      <w:r>
+        <w:t xml:space="preserve">The</w:t>
+      </w:r>
+      <w:r>
+        <w:t xml:space="preserve"> </w:t>
+      </w:r>
       <w:r>
         <w:rPr>
           <w:b/>
           <w:bCs/>
         </w:rPr>
-        <w:t xml:space="preserve">Why it matters:</w:t>
-      </w:r>
-      <w:r>
-        <w:t xml:space="preserve"> </w:t>
-      </w:r>
-      <w:r>
-        <w:t xml:space="preserve">real data sets have 50–100+ columns and you rarely need all of them</w:t>
+        <w:t xml:space="preserve">first</w:t>
+      </w:r>
+      <w:r>
+        <w:t xml:space="preserve"> </w:t>
+      </w:r>
+      <w:r>
+        <w:t xml:space="preserve">column sorts the whole data frame</w:t>
       </w:r>
     </w:p>
     <w:p>
@@ -4214,128 +5846,55 @@
         <w:pStyle w:val="Compact"/>
         <w:numPr>
           <w:ilvl w:val="0"/>
-          <w:numId w:val="1012"/>
+          <w:numId w:val="1020"/>
         </w:numPr>
       </w:pPr>
+      <w:r>
+        <w:t xml:space="preserve">The</w:t>
+      </w:r>
+      <w:r>
+        <w:t xml:space="preserve"> </w:t>
+      </w:r>
       <w:r>
         <w:rPr>
           <w:b/>
           <w:bCs/>
         </w:rPr>
-        <w:t xml:space="preserve">Useful helpers:</w:t>
+        <w:t xml:space="preserve">second</w:t>
+      </w:r>
+      <w:r>
+        <w:t xml:space="preserve"> </w:t>
+      </w:r>
+      <w:r>
+        <w:t xml:space="preserve">breaks ties</w:t>
+      </w:r>
+      <w:r>
+        <w:t xml:space="preserve"> </w:t>
+      </w:r>
+      <w:r>
+        <w:rPr>
+          <w:i/>
+          <w:iCs/>
+        </w:rPr>
+        <w:t xml:space="preserve">inside</w:t>
+      </w:r>
+      <w:r>
+        <w:t xml:space="preserve"> </w:t>
+      </w:r>
+      <w:r>
+        <w:t xml:space="preserve">each group of the first</w:t>
       </w:r>
     </w:p>
     <w:p>
       <w:pPr>
         <w:pStyle w:val="Compact"/>
         <w:numPr>
-          <w:ilvl w:val="1"/>
-          <w:numId w:val="1013"/>
+          <w:ilvl w:val="0"/>
+          <w:numId w:val="1020"/>
         </w:numPr>
       </w:pPr>
       <w:r>
-        <w:rPr>
-          <w:rStyle w:val="VerbatimChar"/>
-        </w:rPr>
-        <w:t xml:space="preserve">starts_with("x")</w:t>
-      </w:r>
-      <w:r>
-        <w:t xml:space="preserve"> </w:t>
-      </w:r>
-      <w:r>
-        <w:t xml:space="preserve">— columns starting with</w:t>
-      </w:r>
-      <w:r>
-        <w:t xml:space="preserve"> </w:t>
-      </w:r>
-      <w:r>
-        <w:t xml:space="preserve">“x”</w:t>
-      </w:r>
-    </w:p>
-    <w:p>
-      <w:pPr>
-        <w:pStyle w:val="Compact"/>
-        <w:numPr>
-          <w:ilvl w:val="1"/>
-          <w:numId w:val="1013"/>
-        </w:numPr>
-      </w:pPr>
-      <w:r>
-        <w:rPr>
-          <w:rStyle w:val="VerbatimChar"/>
-        </w:rPr>
-        <w:t xml:space="preserve">ends_with("_mm")</w:t>
-      </w:r>
-      <w:r>
-        <w:t xml:space="preserve"> </w:t>
-      </w:r>
-      <w:r>
-        <w:t xml:space="preserve">— columns ending with “_mm”</w:t>
-      </w:r>
-    </w:p>
-    <w:p>
-      <w:pPr>
-        <w:pStyle w:val="Compact"/>
-        <w:numPr>
-          <w:ilvl w:val="1"/>
-          <w:numId w:val="1013"/>
-        </w:numPr>
-      </w:pPr>
-      <w:r>
-        <w:rPr>
-          <w:rStyle w:val="VerbatimChar"/>
-        </w:rPr>
-        <w:t xml:space="preserve">contains("mass")</w:t>
-      </w:r>
-      <w:r>
-        <w:t xml:space="preserve"> </w:t>
-      </w:r>
-      <w:r>
-        <w:t xml:space="preserve">— columns containing</w:t>
-      </w:r>
-      <w:r>
-        <w:t xml:space="preserve"> </w:t>
-      </w:r>
-      <w:r>
-        <w:t xml:space="preserve">“mass”</w:t>
-      </w:r>
-    </w:p>
-    <w:p>
-      <w:pPr>
-        <w:pStyle w:val="FirstParagraph"/>
-      </w:pPr>
-      <w:r>
-        <w:t xml:space="preserve">📖</w:t>
-      </w:r>
-      <w:r>
-        <w:t xml:space="preserve"> </w:t>
-      </w:r>
-      <w:hyperlink r:id="rId38">
-        <w:r>
-          <w:rPr>
-            <w:rStyle w:val="Hyperlink"/>
-          </w:rPr>
-          <w:t xml:space="preserve">R4DS §3.3</w:t>
-        </w:r>
-      </w:hyperlink>
-    </w:p>
-    <w:bookmarkEnd w:id="39"/>
-    <w:bookmarkStart w:id="44" w:name="mutate-creating-new-columns"/>
-    <w:p>
-      <w:pPr>
-        <w:pStyle w:val="Heading1"/>
-      </w:pPr>
-      <w:r>
-        <w:rPr>
-          <w:rStyle w:val="VerbatimChar"/>
-        </w:rPr>
-        <w:t xml:space="preserve">mutate()</w:t>
-      </w:r>
-      <w:r>
-        <w:t xml:space="preserve"> </w:t>
-      </w:r>
-      <w:r>
-        <w:t xml:space="preserve">— Creating New Columns</w:t>
+        <w:t xml:space="preserve">Here: shady leaves first, and within shady, heaviest first</w:t>
       </w:r>
     </w:p>
     <w:tbl>
@@ -4379,12 +5938,12 @@
                 <wp:inline>
                   <wp:extent cx="152400" cy="152400"/>
                   <wp:effectExtent b="0" l="0" r="0" t="0"/>
-                  <wp:docPr descr="" title="" id="40" name="Picture"/>
+                  <wp:docPr descr="" title="" id="47" name="Picture"/>
                   <a:graphic>
                     <a:graphicData uri="http://schemas.openxmlformats.org/drawingml/2006/picture">
                       <pic:pic>
                         <pic:nvPicPr>
-                          <pic:cNvPr descr="/Applications/Positron.app/Contents/Resources/app/quarto/share/formats/docx/note.png" id="41" name="Picture"/>
+                          <pic:cNvPr descr="/Applications/Positron.app/Contents/Resources/app/quarto/share/formats/docx/note.png" id="48" name="Picture"/>
                           <pic:cNvPicPr>
                             <a:picLocks noChangeArrowheads="1" noChangeAspect="1"/>
                           </pic:cNvPicPr>
@@ -4447,11 +6006,7 @@
               <w:spacing w:before="16" w:after="16"/>
             </w:pPr>
             <w:r>
-              <w:rPr>
-                <w:b/>
-                <w:bCs/>
-              </w:rPr>
-              <w:t xml:space="preserve">🔮 Predict first:</w:t>
+              <w:t xml:space="preserve">You can mix directions —</w:t>
             </w:r>
             <w:r>
               <w:t xml:space="preserve"> </w:t>
@@ -4460,1623 +6015,13 @@
               <w:rPr>
                 <w:rStyle w:val="VerbatimChar"/>
               </w:rPr>
-              <w:t xml:space="preserve">mass_g * 1000</w:t>
+              <w:t xml:space="preserve">arrange(shade, desc(mass_g))</w:t>
             </w:r>
             <w:r>
               <w:t xml:space="preserve"> </w:t>
             </w:r>
             <w:r>
-              <w:t xml:space="preserve">converts grams to milligrams. Before running: will</w:t>
-            </w:r>
-            <w:r>
-              <w:t xml:space="preserve"> </w:t>
-            </w:r>
-            <w:r>
-              <w:rPr>
-                <w:rStyle w:val="VerbatimChar"/>
-              </w:rPr>
-              <w:t xml:space="preserve">mutate()</w:t>
-            </w:r>
-            <w:r>
-              <w:t xml:space="preserve"> </w:t>
-            </w:r>
-            <w:r>
-              <w:rPr>
-                <w:b/>
-                <w:bCs/>
-              </w:rPr>
-              <w:t xml:space="preserve">replace</w:t>
-            </w:r>
-            <w:r>
-              <w:t xml:space="preserve"> </w:t>
-            </w:r>
-            <w:r>
-              <w:rPr>
-                <w:rStyle w:val="VerbatimChar"/>
-              </w:rPr>
-              <w:t xml:space="preserve">mass_g</w:t>
-            </w:r>
-            <w:r>
-              <w:t xml:space="preserve"> </w:t>
-            </w:r>
-            <w:r>
-              <w:t xml:space="preserve">or</w:t>
-            </w:r>
-            <w:r>
-              <w:t xml:space="preserve"> </w:t>
-            </w:r>
-            <w:r>
-              <w:rPr>
-                <w:b/>
-                <w:bCs/>
-              </w:rPr>
-              <w:t xml:space="preserve">add</w:t>
-            </w:r>
-            <w:r>
-              <w:t xml:space="preserve"> </w:t>
-            </w:r>
-            <w:r>
-              <w:t xml:space="preserve">a new column? How many columns will the result have?</w:t>
-            </w:r>
-          </w:p>
-          <w:p/>
-        </w:tc>
-      </w:tr>
-    </w:tbl>
-    <w:p>
-      <w:pPr>
-        <w:pStyle w:val="SourceCode"/>
-      </w:pPr>
-      <w:r>
-        <w:rPr>
-          <w:rStyle w:val="CommentTok"/>
-        </w:rPr>
-        <w:t xml:space="preserve"># mutate() adds a new column to the data frame ---------</w:t>
-      </w:r>
-      <w:r>
-        <w:br/>
-      </w:r>
-      <w:r>
-        <w:br/>
-      </w:r>
-      <w:r>
-        <w:rPr>
-          <w:rStyle w:val="CommentTok"/>
-        </w:rPr>
-        <w:t xml:space="preserve"># Convert grams to milligrams</w:t>
-      </w:r>
-      <w:r>
-        <w:br/>
-      </w:r>
-      <w:r>
-        <w:rPr>
-          <w:rStyle w:val="NormalTok"/>
-        </w:rPr>
-        <w:t xml:space="preserve">leaf_df </w:t>
-      </w:r>
-      <w:r>
-        <w:rPr>
-          <w:rStyle w:val="SpecialCharTok"/>
-        </w:rPr>
-        <w:t xml:space="preserve">%&gt;%</w:t>
-      </w:r>
-      <w:r>
-        <w:br/>
-      </w:r>
-      <w:r>
-        <w:rPr>
-          <w:rStyle w:val="NormalTok"/>
-        </w:rPr>
-        <w:t xml:space="preserve">  </w:t>
-      </w:r>
-      <w:r>
-        <w:rPr>
-          <w:rStyle w:val="FunctionTok"/>
-        </w:rPr>
-        <w:t xml:space="preserve">mutate</w:t>
-      </w:r>
-      <w:r>
-        <w:rPr>
-          <w:rStyle w:val="NormalTok"/>
-        </w:rPr>
-        <w:t xml:space="preserve">(</w:t>
-      </w:r>
-      <w:r>
-        <w:rPr>
-          <w:rStyle w:val="AttributeTok"/>
-        </w:rPr>
-        <w:t xml:space="preserve">mass_mg =</w:t>
-      </w:r>
-      <w:r>
-        <w:rPr>
-          <w:rStyle w:val="NormalTok"/>
-        </w:rPr>
-        <w:t xml:space="preserve"> mass_g </w:t>
-      </w:r>
-      <w:r>
-        <w:rPr>
-          <w:rStyle w:val="SpecialCharTok"/>
-        </w:rPr>
-        <w:t xml:space="preserve">*</w:t>
-      </w:r>
-      <w:r>
-        <w:rPr>
-          <w:rStyle w:val="NormalTok"/>
-        </w:rPr>
-        <w:t xml:space="preserve"> </w:t>
-      </w:r>
-      <w:r>
-        <w:rPr>
-          <w:rStyle w:val="DecValTok"/>
-        </w:rPr>
-        <w:t xml:space="preserve">1000</w:t>
-      </w:r>
-      <w:r>
-        <w:rPr>
-          <w:rStyle w:val="NormalTok"/>
-        </w:rPr>
-        <w:t xml:space="preserve">) </w:t>
-      </w:r>
-      <w:r>
-        <w:rPr>
-          <w:rStyle w:val="SpecialCharTok"/>
-        </w:rPr>
-        <w:t xml:space="preserve">%&gt;%</w:t>
-      </w:r>
-      <w:r>
-        <w:br/>
-      </w:r>
-      <w:r>
-        <w:rPr>
-          <w:rStyle w:val="NormalTok"/>
-        </w:rPr>
-        <w:t xml:space="preserve">  </w:t>
-      </w:r>
-      <w:r>
-        <w:rPr>
-          <w:rStyle w:val="FunctionTok"/>
-        </w:rPr>
-        <w:t xml:space="preserve">head</w:t>
-      </w:r>
-      <w:r>
-        <w:rPr>
-          <w:rStyle w:val="NormalTok"/>
-        </w:rPr>
-        <w:t xml:space="preserve">(</w:t>
-      </w:r>
-      <w:r>
-        <w:rPr>
-          <w:rStyle w:val="DecValTok"/>
-        </w:rPr>
-        <w:t xml:space="preserve">3</w:t>
-      </w:r>
-      <w:r>
-        <w:rPr>
-          <w:rStyle w:val="NormalTok"/>
-        </w:rPr>
-        <w:t xml:space="preserve">)</w:t>
-      </w:r>
-    </w:p>
-    <w:p>
-      <w:pPr>
-        <w:pStyle w:val="SourceCode"/>
-      </w:pPr>
-      <w:r>
-        <w:rPr>
-          <w:rStyle w:val="VerbatimChar"/>
-        </w:rPr>
-        <w:t xml:space="preserve"># A tibble: 3 × 9</w:t>
-      </w:r>
-      <w:r>
-        <w:br/>
-      </w:r>
-      <w:r>
-        <w:rPr>
-          <w:rStyle w:val="VerbatimChar"/>
-        </w:rPr>
-        <w:t xml:space="preserve">  twig_id leaf_id teams shade mass_g petiole_mm thickness_mm paper_mass_g</w:t>
-      </w:r>
-      <w:r>
-        <w:br/>
-      </w:r>
-      <w:r>
-        <w:rPr>
-          <w:rStyle w:val="VerbatimChar"/>
-        </w:rPr>
-        <w:t xml:space="preserve">  &lt;chr&gt;   &lt;chr&gt;   &lt;chr&gt; &lt;chr&gt;  &lt;dbl&gt;      &lt;dbl&gt;        &lt;dbl&gt;        &lt;dbl&gt;</w:t>
-      </w:r>
-      <w:r>
-        <w:br/>
-      </w:r>
-      <w:r>
-        <w:rPr>
-          <w:rStyle w:val="VerbatimChar"/>
-        </w:rPr>
-        <w:t xml:space="preserve">1 &lt;NA&gt;    &lt;NA&gt;    12345 sunny   0.4          79         0.15         0.21</w:t>
-      </w:r>
-      <w:r>
-        <w:br/>
-      </w:r>
-      <w:r>
-        <w:rPr>
-          <w:rStyle w:val="VerbatimChar"/>
-        </w:rPr>
-        <w:t xml:space="preserve">2 &lt;NA&gt;    &lt;NA&gt;    12345 sunny   0.48         63         0.14         0.21</w:t>
-      </w:r>
-      <w:r>
-        <w:br/>
-      </w:r>
-      <w:r>
-        <w:rPr>
-          <w:rStyle w:val="VerbatimChar"/>
-        </w:rPr>
-        <w:t xml:space="preserve">3 &lt;NA&gt;    &lt;NA&gt;    12345 sunny   0.34         68         0.14         0.21</w:t>
-      </w:r>
-      <w:r>
-        <w:br/>
-      </w:r>
-      <w:r>
-        <w:rPr>
-          <w:rStyle w:val="VerbatimChar"/>
-        </w:rPr>
-        <w:t xml:space="preserve"># ℹ 1 more variable: mass_mg &lt;dbl&gt;</w:t>
-      </w:r>
-    </w:p>
-    <w:p>
-      <w:pPr>
-        <w:pStyle w:val="Compact"/>
-        <w:numPr>
-          <w:ilvl w:val="0"/>
-          <w:numId w:val="1014"/>
-        </w:numPr>
-      </w:pPr>
-      <w:r>
-        <w:rPr>
-          <w:rStyle w:val="VerbatimChar"/>
-        </w:rPr>
-        <w:t xml:space="preserve">mutate()</w:t>
-      </w:r>
-      <w:r>
-        <w:t xml:space="preserve"> </w:t>
-      </w:r>
-      <w:r>
-        <w:t xml:space="preserve">keeps</w:t>
-      </w:r>
-      <w:r>
-        <w:t xml:space="preserve"> </w:t>
-      </w:r>
-      <w:r>
-        <w:rPr>
-          <w:b/>
-          <w:bCs/>
-        </w:rPr>
-        <w:t xml:space="preserve">all existing columns</w:t>
-      </w:r>
-      <w:r>
-        <w:t xml:space="preserve"> </w:t>
-      </w:r>
-      <w:r>
-        <w:t xml:space="preserve">and adds new ones</w:t>
-      </w:r>
-    </w:p>
-    <w:tbl>
-      <w:tblPr>
-        <w:tblStyle w:val="Table"/>
-        <w:tblLook w:firstRow="0" w:lastRow="0" w:firstColumn="0" w:lastColumn="0" w:noHBand="0" w:noVBand="0" w:val="0000"/>
-        <w:tblBorders>
-          <w:top w:val="single" w:sz="4" w:space="0" w:color="0758E5"/>
-          <w:left w:val="single" w:sz="24" w:space="0" w:color="0758E5"/>
-          <w:bottom w:val="single" w:sz="4" w:space="0" w:color="0758E5"/>
-          <w:right w:val="single" w:sz="4" w:space="0" w:color="0758E5"/>
-        </w:tblBorders>
-        <w:tblCellMar>
-          <w:left w:w="144" w:type="dxa"/>
-          <w:right w:w="144" w:type="dxa"/>
-        </w:tblCellMar>
-        <w:tblLook w:firstRow="0" w:lastRow="0" w:firstColumn="0" w:lastColumn="0" w:noHBand="0" w:noVBand="0" w:val="0000"/>
-      </w:tblPr>
-      <w:tr>
-        <w:trPr>
-          <w:cantSplit/>
-        </w:trPr>
-        <w:tc>
-          <w:tcPr>
-            <w:shd w:color="auto" w:fill="dae6fb" w:val="clear"/>
-            <w:tcMar>
-              <w:top w:w="92" w:type="dxa"/>
-              <w:bottom w:w="92" w:type="dxa"/>
-            </w:tcMar>
-          </w:tcPr>
-          <w:p>
-            <w:pPr>
-              <w:pStyle w:val="FirstParagraph"/>
-            </w:pPr>
-            <w:pPr>
-              <w:spacing w:before="0" w:after="0"/>
-              <w:textAlignment w:val="center"/>
-            </w:pPr>
-            <w:r>
-              <w:drawing>
-                <wp:inline>
-                  <wp:extent cx="152400" cy="152400"/>
-                  <wp:effectExtent b="0" l="0" r="0" t="0"/>
-                  <wp:docPr descr="" title="" id="42" name="Picture"/>
-                  <a:graphic>
-                    <a:graphicData uri="http://schemas.openxmlformats.org/drawingml/2006/picture">
-                      <pic:pic>
-                        <pic:nvPicPr>
-                          <pic:cNvPr descr="/Applications/Positron.app/Contents/Resources/app/quarto/share/formats/docx/note.png" id="43" name="Picture"/>
-                          <pic:cNvPicPr>
-                            <a:picLocks noChangeArrowheads="1" noChangeAspect="1"/>
-                          </pic:cNvPicPr>
-                        </pic:nvPicPr>
-                        <pic:blipFill>
-                          <a:blip r:embed="rId9"/>
-                          <a:stretch>
-                            <a:fillRect/>
-                          </a:stretch>
-                        </pic:blipFill>
-                        <pic:spPr bwMode="auto">
-                          <a:xfrm>
-                            <a:off x="0" y="0"/>
-                            <a:ext cx="152400" cy="152400"/>
-                          </a:xfrm>
-                          <a:prstGeom prst="rect">
-                            <a:avLst/>
-                          </a:prstGeom>
-                          <a:noFill/>
-                          <a:ln w="9525">
-                            <a:noFill/>
-                            <a:headEnd/>
-                            <a:tailEnd/>
-                          </a:ln>
-                        </pic:spPr>
-                      </pic:pic>
-                    </a:graphicData>
-                  </a:graphic>
-                </wp:inline>
-              </w:drawing>
-            </w:r>
-            <w:r>
-              <w:t xml:space="preserve"> </w:t>
-            </w:r>
-            <w:r>
-              <w:t xml:space="preserve"> </w:t>
-            </w:r>
-            <w:r>
-              <w:t xml:space="preserve">Note</w:t>
-            </w:r>
-          </w:p>
-        </w:tc>
-      </w:tr>
-      <w:tr>
-        <w:trPr>
-          <w:cantSplit/>
-        </w:trPr>
-        <w:tc>
-          <w:tcPr>
-            <w:tcMar>
-              <w:top w:w="108" w:type="dxa"/>
-              <w:bottom w:w="108" w:type="dxa"/>
-            </w:tcMar>
-          </w:tcPr>
-          <w:p>
-            <w:pPr>
-              <w:pStyle w:val="BodyText"/>
-            </w:pPr>
-            <w:pPr>
-              <w:spacing w:before="16"/>
-            </w:pPr>
-            <w:r>
-              <w:rPr>
-                <w:b/>
-                <w:bCs/>
-              </w:rPr>
-              <w:t xml:space="preserve">✅ Watch the column count</w:t>
-            </w:r>
-          </w:p>
-          <w:p>
-            <w:pPr>
-              <w:pStyle w:val="Compact"/>
-              <w:numPr>
-                <w:ilvl w:val="0"/>
-                <w:numId w:val="1015"/>
-              </w:numPr>
-            </w:pPr>
-            <w:r>
-              <w:rPr>
-                <w:rStyle w:val="VerbatimChar"/>
-              </w:rPr>
-              <w:t xml:space="preserve">mutate()</w:t>
-            </w:r>
-            <w:r>
-              <w:t xml:space="preserve"> </w:t>
-            </w:r>
-            <w:r>
-              <w:t xml:space="preserve">never removes columns</w:t>
-            </w:r>
-          </w:p>
-          <w:p>
-            <w:pPr>
-              <w:pStyle w:val="Compact"/>
-              <w:numPr>
-                <w:ilvl w:val="1"/>
-                <w:numId w:val="1016"/>
-              </w:numPr>
-            </w:pPr>
-            <w:r>
-              <w:t xml:space="preserve">it adds to the</w:t>
-            </w:r>
-            <w:r>
-              <w:t xml:space="preserve"> </w:t>
-            </w:r>
-            <w:r>
-              <w:rPr>
-                <w:b/>
-                <w:bCs/>
-              </w:rPr>
-              <w:t xml:space="preserve">right</w:t>
-            </w:r>
-            <w:r>
-              <w:t xml:space="preserve"> </w:t>
-            </w:r>
-            <w:r>
-              <w:t xml:space="preserve">of your data frame</w:t>
-            </w:r>
-          </w:p>
-          <w:p>
-            <w:pPr>
-              <w:pStyle w:val="Compact"/>
-              <w:numPr>
-                <w:ilvl w:val="1"/>
-                <w:numId w:val="1016"/>
-              </w:numPr>
-            </w:pPr>
-            <w:r>
-              <w:t xml:space="preserve">one new column per variable you create</w:t>
-            </w:r>
-          </w:p>
-          <w:p>
-            <w:pPr>
-              <w:pStyle w:val="Compact"/>
-              <w:numPr>
-                <w:ilvl w:val="0"/>
-                <w:numId w:val="1015"/>
-              </w:numPr>
-            </w:pPr>
-            <w:r>
-              <w:t xml:space="preserve">To</w:t>
-            </w:r>
-            <w:r>
-              <w:t xml:space="preserve"> </w:t>
-            </w:r>
-            <w:r>
-              <w:rPr>
-                <w:b/>
-                <w:bCs/>
-              </w:rPr>
-              <w:t xml:space="preserve">overwrite</w:t>
-            </w:r>
-            <w:r>
-              <w:t xml:space="preserve"> </w:t>
-            </w:r>
-            <w:r>
-              <w:t xml:space="preserve">instead, reuse the name on the left:</w:t>
-            </w:r>
-          </w:p>
-          <w:p>
-            <w:pPr>
-              <w:pStyle w:val="Compact"/>
-              <w:numPr>
-                <w:ilvl w:val="1"/>
-                <w:numId w:val="1017"/>
-              </w:numPr>
-            </w:pPr>
-            <w:r>
-              <w:rPr>
-                <w:rStyle w:val="VerbatimChar"/>
-              </w:rPr>
-              <w:t xml:space="preserve">mutate(mass_g = round(mass_g, 2))</w:t>
-            </w:r>
-          </w:p>
-          <w:p/>
-        </w:tc>
-      </w:tr>
-    </w:tbl>
-    <w:bookmarkEnd w:id="44"/>
-    <w:bookmarkStart w:id="46" w:name="mutate-categories-and-several-at-once"/>
-    <w:p>
-      <w:pPr>
-        <w:pStyle w:val="Heading1"/>
-      </w:pPr>
-      <w:r>
-        <w:rPr>
-          <w:rStyle w:val="VerbatimChar"/>
-        </w:rPr>
-        <w:t xml:space="preserve">mutate()</w:t>
-      </w:r>
-      <w:r>
-        <w:t xml:space="preserve"> </w:t>
-      </w:r>
-      <w:r>
-        <w:t xml:space="preserve">— Categories and Several at Once</w:t>
-      </w:r>
-    </w:p>
-    <w:p>
-      <w:pPr>
-        <w:pStyle w:val="SourceCode"/>
-      </w:pPr>
-      <w:r>
-        <w:rPr>
-          <w:rStyle w:val="CommentTok"/>
-        </w:rPr>
-        <w:t xml:space="preserve"># Add a size category based on mass</w:t>
-      </w:r>
-      <w:r>
-        <w:br/>
-      </w:r>
-      <w:r>
-        <w:rPr>
-          <w:rStyle w:val="NormalTok"/>
-        </w:rPr>
-        <w:t xml:space="preserve">leaf_df </w:t>
-      </w:r>
-      <w:r>
-        <w:rPr>
-          <w:rStyle w:val="SpecialCharTok"/>
-        </w:rPr>
-        <w:t xml:space="preserve">%&gt;%</w:t>
-      </w:r>
-      <w:r>
-        <w:br/>
-      </w:r>
-      <w:r>
-        <w:rPr>
-          <w:rStyle w:val="NormalTok"/>
-        </w:rPr>
-        <w:t xml:space="preserve">  </w:t>
-      </w:r>
-      <w:r>
-        <w:rPr>
-          <w:rStyle w:val="FunctionTok"/>
-        </w:rPr>
-        <w:t xml:space="preserve">mutate</w:t>
-      </w:r>
-      <w:r>
-        <w:rPr>
-          <w:rStyle w:val="NormalTok"/>
-        </w:rPr>
-        <w:t xml:space="preserve">(</w:t>
-      </w:r>
-      <w:r>
-        <w:rPr>
-          <w:rStyle w:val="AttributeTok"/>
-        </w:rPr>
-        <w:t xml:space="preserve">size_class =</w:t>
-      </w:r>
-      <w:r>
-        <w:rPr>
-          <w:rStyle w:val="NormalTok"/>
-        </w:rPr>
-        <w:t xml:space="preserve"> </w:t>
-      </w:r>
-      <w:r>
-        <w:rPr>
-          <w:rStyle w:val="FunctionTok"/>
-        </w:rPr>
-        <w:t xml:space="preserve">if_else</w:t>
-      </w:r>
-      <w:r>
-        <w:rPr>
-          <w:rStyle w:val="NormalTok"/>
-        </w:rPr>
-        <w:t xml:space="preserve">(mass_g </w:t>
-      </w:r>
-      <w:r>
-        <w:rPr>
-          <w:rStyle w:val="SpecialCharTok"/>
-        </w:rPr>
-        <w:t xml:space="preserve">&gt;</w:t>
-      </w:r>
-      <w:r>
-        <w:rPr>
-          <w:rStyle w:val="NormalTok"/>
-        </w:rPr>
-        <w:t xml:space="preserve"> </w:t>
-      </w:r>
-      <w:r>
-        <w:rPr>
-          <w:rStyle w:val="FloatTok"/>
-        </w:rPr>
-        <w:t xml:space="preserve">0.5</w:t>
-      </w:r>
-      <w:r>
-        <w:rPr>
-          <w:rStyle w:val="NormalTok"/>
-        </w:rPr>
-        <w:t xml:space="preserve">, </w:t>
-      </w:r>
-      <w:r>
-        <w:rPr>
-          <w:rStyle w:val="StringTok"/>
-        </w:rPr>
-        <w:t xml:space="preserve">"large"</w:t>
-      </w:r>
-      <w:r>
-        <w:rPr>
-          <w:rStyle w:val="NormalTok"/>
-        </w:rPr>
-        <w:t xml:space="preserve">,</w:t>
-      </w:r>
-      <w:r>
-        <w:br/>
-      </w:r>
-      <w:r>
-        <w:rPr>
-          <w:rStyle w:val="NormalTok"/>
-        </w:rPr>
-        <w:t xml:space="preserve">                              </w:t>
-      </w:r>
-      <w:r>
-        <w:rPr>
-          <w:rStyle w:val="StringTok"/>
-        </w:rPr>
-        <w:t xml:space="preserve">"small"</w:t>
-      </w:r>
-      <w:r>
-        <w:rPr>
-          <w:rStyle w:val="NormalTok"/>
-        </w:rPr>
-        <w:t xml:space="preserve">)) </w:t>
-      </w:r>
-      <w:r>
-        <w:rPr>
-          <w:rStyle w:val="SpecialCharTok"/>
-        </w:rPr>
-        <w:t xml:space="preserve">%&gt;%</w:t>
-      </w:r>
-      <w:r>
-        <w:br/>
-      </w:r>
-      <w:r>
-        <w:rPr>
-          <w:rStyle w:val="NormalTok"/>
-        </w:rPr>
-        <w:t xml:space="preserve">  </w:t>
-      </w:r>
-      <w:r>
-        <w:rPr>
-          <w:rStyle w:val="FunctionTok"/>
-        </w:rPr>
-        <w:t xml:space="preserve">head</w:t>
-      </w:r>
-      <w:r>
-        <w:rPr>
-          <w:rStyle w:val="NormalTok"/>
-        </w:rPr>
-        <w:t xml:space="preserve">(</w:t>
-      </w:r>
-      <w:r>
-        <w:rPr>
-          <w:rStyle w:val="DecValTok"/>
-        </w:rPr>
-        <w:t xml:space="preserve">2</w:t>
-      </w:r>
-      <w:r>
-        <w:rPr>
-          <w:rStyle w:val="NormalTok"/>
-        </w:rPr>
-        <w:t xml:space="preserve">)</w:t>
-      </w:r>
-    </w:p>
-    <w:p>
-      <w:pPr>
-        <w:pStyle w:val="SourceCode"/>
-      </w:pPr>
-      <w:r>
-        <w:rPr>
-          <w:rStyle w:val="VerbatimChar"/>
-        </w:rPr>
-        <w:t xml:space="preserve"># A tibble: 2 × 9</w:t>
-      </w:r>
-      <w:r>
-        <w:br/>
-      </w:r>
-      <w:r>
-        <w:rPr>
-          <w:rStyle w:val="VerbatimChar"/>
-        </w:rPr>
-        <w:t xml:space="preserve">  twig_id leaf_id teams shade mass_g petiole_mm thickness_mm paper_mass_g</w:t>
-      </w:r>
-      <w:r>
-        <w:br/>
-      </w:r>
-      <w:r>
-        <w:rPr>
-          <w:rStyle w:val="VerbatimChar"/>
-        </w:rPr>
-        <w:t xml:space="preserve">  &lt;chr&gt;   &lt;chr&gt;   &lt;chr&gt; &lt;chr&gt;  &lt;dbl&gt;      &lt;dbl&gt;        &lt;dbl&gt;        &lt;dbl&gt;</w:t>
-      </w:r>
-      <w:r>
-        <w:br/>
-      </w:r>
-      <w:r>
-        <w:rPr>
-          <w:rStyle w:val="VerbatimChar"/>
-        </w:rPr>
-        <w:t xml:space="preserve">1 &lt;NA&gt;    &lt;NA&gt;    12345 sunny   0.4          79         0.15         0.21</w:t>
-      </w:r>
-      <w:r>
-        <w:br/>
-      </w:r>
-      <w:r>
-        <w:rPr>
-          <w:rStyle w:val="VerbatimChar"/>
-        </w:rPr>
-        <w:t xml:space="preserve">2 &lt;NA&gt;    &lt;NA&gt;    12345 sunny   0.48         63         0.14         0.21</w:t>
-      </w:r>
-      <w:r>
-        <w:br/>
-      </w:r>
-      <w:r>
-        <w:rPr>
-          <w:rStyle w:val="VerbatimChar"/>
-        </w:rPr>
-        <w:t xml:space="preserve"># ℹ 1 more variable: size_class &lt;chr&gt;</w:t>
-      </w:r>
-    </w:p>
-    <w:p>
-      <w:pPr>
-        <w:pStyle w:val="SourceCode"/>
-      </w:pPr>
-      <w:r>
-        <w:rPr>
-          <w:rStyle w:val="CommentTok"/>
-        </w:rPr>
-        <w:t xml:space="preserve"># mutate() can create several new columns at once</w:t>
-      </w:r>
-      <w:r>
-        <w:br/>
-      </w:r>
-      <w:r>
-        <w:rPr>
-          <w:rStyle w:val="NormalTok"/>
-        </w:rPr>
-        <w:t xml:space="preserve">leaf_df </w:t>
-      </w:r>
-      <w:r>
-        <w:rPr>
-          <w:rStyle w:val="SpecialCharTok"/>
-        </w:rPr>
-        <w:t xml:space="preserve">%&gt;%</w:t>
-      </w:r>
-      <w:r>
-        <w:br/>
-      </w:r>
-      <w:r>
-        <w:rPr>
-          <w:rStyle w:val="NormalTok"/>
-        </w:rPr>
-        <w:t xml:space="preserve">  </w:t>
-      </w:r>
-      <w:r>
-        <w:rPr>
-          <w:rStyle w:val="FunctionTok"/>
-        </w:rPr>
-        <w:t xml:space="preserve">mutate</w:t>
-      </w:r>
-      <w:r>
-        <w:rPr>
-          <w:rStyle w:val="NormalTok"/>
-        </w:rPr>
-        <w:t xml:space="preserve">(</w:t>
-      </w:r>
-      <w:r>
-        <w:br/>
-      </w:r>
-      <w:r>
-        <w:rPr>
-          <w:rStyle w:val="NormalTok"/>
-        </w:rPr>
-        <w:t xml:space="preserve">    </w:t>
-      </w:r>
-      <w:r>
-        <w:rPr>
-          <w:rStyle w:val="AttributeTok"/>
-        </w:rPr>
-        <w:t xml:space="preserve">mass_mg    =</w:t>
-      </w:r>
-      <w:r>
-        <w:rPr>
-          <w:rStyle w:val="NormalTok"/>
-        </w:rPr>
-        <w:t xml:space="preserve"> mass_g </w:t>
-      </w:r>
-      <w:r>
-        <w:rPr>
-          <w:rStyle w:val="SpecialCharTok"/>
-        </w:rPr>
-        <w:t xml:space="preserve">*</w:t>
-      </w:r>
-      <w:r>
-        <w:rPr>
-          <w:rStyle w:val="NormalTok"/>
-        </w:rPr>
-        <w:t xml:space="preserve"> </w:t>
-      </w:r>
-      <w:r>
-        <w:rPr>
-          <w:rStyle w:val="DecValTok"/>
-        </w:rPr>
-        <w:t xml:space="preserve">1000</w:t>
-      </w:r>
-      <w:r>
-        <w:rPr>
-          <w:rStyle w:val="NormalTok"/>
-        </w:rPr>
-        <w:t xml:space="preserve">,</w:t>
-      </w:r>
-      <w:r>
-        <w:br/>
-      </w:r>
-      <w:r>
-        <w:rPr>
-          <w:rStyle w:val="NormalTok"/>
-        </w:rPr>
-        <w:t xml:space="preserve">    </w:t>
-      </w:r>
-      <w:r>
-        <w:rPr>
-          <w:rStyle w:val="AttributeTok"/>
-        </w:rPr>
-        <w:t xml:space="preserve">petiole_cm =</w:t>
-      </w:r>
-      <w:r>
-        <w:rPr>
-          <w:rStyle w:val="NormalTok"/>
-        </w:rPr>
-        <w:t xml:space="preserve"> petiole_mm </w:t>
-      </w:r>
-      <w:r>
-        <w:rPr>
-          <w:rStyle w:val="SpecialCharTok"/>
-        </w:rPr>
-        <w:t xml:space="preserve">/</w:t>
-      </w:r>
-      <w:r>
-        <w:rPr>
-          <w:rStyle w:val="NormalTok"/>
-        </w:rPr>
-        <w:t xml:space="preserve"> </w:t>
-      </w:r>
-      <w:r>
-        <w:rPr>
-          <w:rStyle w:val="DecValTok"/>
-        </w:rPr>
-        <w:t xml:space="preserve">10</w:t>
-      </w:r>
-      <w:r>
-        <w:rPr>
-          <w:rStyle w:val="NormalTok"/>
-        </w:rPr>
-        <w:t xml:space="preserve"> </w:t>
-      </w:r>
-      <w:r>
-        <w:rPr>
-          <w:rStyle w:val="CommentTok"/>
-        </w:rPr>
-        <w:t xml:space="preserve"># petiole length in cm</w:t>
-      </w:r>
-      <w:r>
-        <w:br/>
-      </w:r>
-      <w:r>
-        <w:rPr>
-          <w:rStyle w:val="NormalTok"/>
-        </w:rPr>
-        <w:t xml:space="preserve">  ) </w:t>
-      </w:r>
-      <w:r>
-        <w:rPr>
-          <w:rStyle w:val="SpecialCharTok"/>
-        </w:rPr>
-        <w:t xml:space="preserve">%&gt;%</w:t>
-      </w:r>
-      <w:r>
-        <w:br/>
-      </w:r>
-      <w:r>
-        <w:rPr>
-          <w:rStyle w:val="NormalTok"/>
-        </w:rPr>
-        <w:t xml:space="preserve">  </w:t>
-      </w:r>
-      <w:r>
-        <w:rPr>
-          <w:rStyle w:val="FunctionTok"/>
-        </w:rPr>
-        <w:t xml:space="preserve">head</w:t>
-      </w:r>
-      <w:r>
-        <w:rPr>
-          <w:rStyle w:val="NormalTok"/>
-        </w:rPr>
-        <w:t xml:space="preserve">(</w:t>
-      </w:r>
-      <w:r>
-        <w:rPr>
-          <w:rStyle w:val="DecValTok"/>
-        </w:rPr>
-        <w:t xml:space="preserve">2</w:t>
-      </w:r>
-      <w:r>
-        <w:rPr>
-          <w:rStyle w:val="NormalTok"/>
-        </w:rPr>
-        <w:t xml:space="preserve">)</w:t>
-      </w:r>
-    </w:p>
-    <w:p>
-      <w:pPr>
-        <w:pStyle w:val="SourceCode"/>
-      </w:pPr>
-      <w:r>
-        <w:rPr>
-          <w:rStyle w:val="VerbatimChar"/>
-        </w:rPr>
-        <w:t xml:space="preserve"># A tibble: 2 × 10</w:t>
-      </w:r>
-      <w:r>
-        <w:br/>
-      </w:r>
-      <w:r>
-        <w:rPr>
-          <w:rStyle w:val="VerbatimChar"/>
-        </w:rPr>
-        <w:t xml:space="preserve">  twig_id leaf_id teams shade mass_g petiole_mm thickness_mm paper_mass_g</w:t>
-      </w:r>
-      <w:r>
-        <w:br/>
-      </w:r>
-      <w:r>
-        <w:rPr>
-          <w:rStyle w:val="VerbatimChar"/>
-        </w:rPr>
-        <w:t xml:space="preserve">  &lt;chr&gt;   &lt;chr&gt;   &lt;chr&gt; &lt;chr&gt;  &lt;dbl&gt;      &lt;dbl&gt;        &lt;dbl&gt;        &lt;dbl&gt;</w:t>
-      </w:r>
-      <w:r>
-        <w:br/>
-      </w:r>
-      <w:r>
-        <w:rPr>
-          <w:rStyle w:val="VerbatimChar"/>
-        </w:rPr>
-        <w:t xml:space="preserve">1 &lt;NA&gt;    &lt;NA&gt;    12345 sunny   0.4          79         0.15         0.21</w:t>
-      </w:r>
-      <w:r>
-        <w:br/>
-      </w:r>
-      <w:r>
-        <w:rPr>
-          <w:rStyle w:val="VerbatimChar"/>
-        </w:rPr>
-        <w:t xml:space="preserve">2 &lt;NA&gt;    &lt;NA&gt;    12345 sunny   0.48         63         0.14         0.21</w:t>
-      </w:r>
-      <w:r>
-        <w:br/>
-      </w:r>
-      <w:r>
-        <w:rPr>
-          <w:rStyle w:val="VerbatimChar"/>
-        </w:rPr>
-        <w:t xml:space="preserve"># ℹ 2 more variables: mass_mg &lt;dbl&gt;, petiole_cm &lt;dbl&gt;</w:t>
-      </w:r>
-    </w:p>
-    <w:p>
-      <w:pPr>
-        <w:pStyle w:val="Compact"/>
-        <w:numPr>
-          <w:ilvl w:val="0"/>
-          <w:numId w:val="1018"/>
-        </w:numPr>
-      </w:pPr>
-      <w:r>
-        <w:rPr>
-          <w:b/>
-          <w:bCs/>
-        </w:rPr>
-        <w:t xml:space="preserve">Use</w:t>
-      </w:r>
-      <w:r>
-        <w:rPr>
-          <w:b/>
-          <w:bCs/>
-        </w:rPr>
-        <w:t xml:space="preserve"> </w:t>
-      </w:r>
-      <w:r>
-        <w:rPr>
-          <w:rStyle w:val="VerbatimChar"/>
-          <w:b/>
-          <w:bCs/>
-        </w:rPr>
-        <w:t xml:space="preserve">if_else(condition, value_if_true, value_if_false)</w:t>
-      </w:r>
-      <w:r>
-        <w:t xml:space="preserve"> </w:t>
-      </w:r>
-      <w:r>
-        <w:t xml:space="preserve">to create categories</w:t>
-      </w:r>
-    </w:p>
-    <w:p>
-      <w:pPr>
-        <w:pStyle w:val="Compact"/>
-        <w:numPr>
-          <w:ilvl w:val="0"/>
-          <w:numId w:val="1018"/>
-        </w:numPr>
-      </w:pPr>
-      <w:r>
-        <w:t xml:space="preserve">Separate several new columns with</w:t>
-      </w:r>
-      <w:r>
-        <w:t xml:space="preserve"> </w:t>
-      </w:r>
-      <w:r>
-        <w:rPr>
-          <w:b/>
-          <w:bCs/>
-        </w:rPr>
-        <w:t xml:space="preserve">commas</w:t>
-      </w:r>
-      <w:r>
-        <w:t xml:space="preserve">, like the arguments they are</w:t>
-      </w:r>
-    </w:p>
-    <w:p>
-      <w:pPr>
-        <w:pStyle w:val="FirstParagraph"/>
-      </w:pPr>
-      <w:r>
-        <w:t xml:space="preserve">📖</w:t>
-      </w:r>
-      <w:r>
-        <w:t xml:space="preserve"> </w:t>
-      </w:r>
-      <w:hyperlink r:id="rId45">
-        <w:r>
-          <w:rPr>
-            <w:rStyle w:val="Hyperlink"/>
-          </w:rPr>
-          <w:t xml:space="preserve">R4DS §3.3</w:t>
-        </w:r>
-      </w:hyperlink>
-    </w:p>
-    <w:bookmarkEnd w:id="46"/>
-    <w:bookmarkStart w:id="49" w:name="arrange-sorting-rows"/>
-    <w:p>
-      <w:pPr>
-        <w:pStyle w:val="Heading1"/>
-      </w:pPr>
-      <w:r>
-        <w:rPr>
-          <w:rStyle w:val="VerbatimChar"/>
-        </w:rPr>
-        <w:t xml:space="preserve">arrange()</w:t>
-      </w:r>
-      <w:r>
-        <w:t xml:space="preserve"> </w:t>
-      </w:r>
-      <w:r>
-        <w:t xml:space="preserve">— Sorting Rows</w:t>
-      </w:r>
-    </w:p>
-    <w:p>
-      <w:pPr>
-        <w:pStyle w:val="SourceCode"/>
-      </w:pPr>
-      <w:r>
-        <w:rPr>
-          <w:rStyle w:val="CommentTok"/>
-        </w:rPr>
-        <w:t xml:space="preserve"># arrange() sorts rows by one or more columns ----------</w:t>
-      </w:r>
-      <w:r>
-        <w:br/>
-      </w:r>
-      <w:r>
-        <w:br/>
-      </w:r>
-      <w:r>
-        <w:rPr>
-          <w:rStyle w:val="CommentTok"/>
-        </w:rPr>
-        <w:t xml:space="preserve"># Lightest leaves first</w:t>
-      </w:r>
-      <w:r>
-        <w:br/>
-      </w:r>
-      <w:r>
-        <w:rPr>
-          <w:rStyle w:val="NormalTok"/>
-        </w:rPr>
-        <w:t xml:space="preserve">leaf_df </w:t>
-      </w:r>
-      <w:r>
-        <w:rPr>
-          <w:rStyle w:val="SpecialCharTok"/>
-        </w:rPr>
-        <w:t xml:space="preserve">%&gt;%</w:t>
-      </w:r>
-      <w:r>
-        <w:rPr>
-          <w:rStyle w:val="NormalTok"/>
-        </w:rPr>
-        <w:t xml:space="preserve"> </w:t>
-      </w:r>
-      <w:r>
-        <w:rPr>
-          <w:rStyle w:val="FunctionTok"/>
-        </w:rPr>
-        <w:t xml:space="preserve">arrange</w:t>
-      </w:r>
-      <w:r>
-        <w:rPr>
-          <w:rStyle w:val="NormalTok"/>
-        </w:rPr>
-        <w:t xml:space="preserve">(mass_g) </w:t>
-      </w:r>
-      <w:r>
-        <w:rPr>
-          <w:rStyle w:val="SpecialCharTok"/>
-        </w:rPr>
-        <w:t xml:space="preserve">%&gt;%</w:t>
-      </w:r>
-      <w:r>
-        <w:rPr>
-          <w:rStyle w:val="NormalTok"/>
-        </w:rPr>
-        <w:t xml:space="preserve"> </w:t>
-      </w:r>
-      <w:r>
-        <w:rPr>
-          <w:rStyle w:val="FunctionTok"/>
-        </w:rPr>
-        <w:t xml:space="preserve">head</w:t>
-      </w:r>
-      <w:r>
-        <w:rPr>
-          <w:rStyle w:val="NormalTok"/>
-        </w:rPr>
-        <w:t xml:space="preserve">(</w:t>
-      </w:r>
-      <w:r>
-        <w:rPr>
-          <w:rStyle w:val="DecValTok"/>
-        </w:rPr>
-        <w:t xml:space="preserve">3</w:t>
-      </w:r>
-      <w:r>
-        <w:rPr>
-          <w:rStyle w:val="NormalTok"/>
-        </w:rPr>
-        <w:t xml:space="preserve">)</w:t>
-      </w:r>
-    </w:p>
-    <w:p>
-      <w:pPr>
-        <w:pStyle w:val="SourceCode"/>
-      </w:pPr>
-      <w:r>
-        <w:rPr>
-          <w:rStyle w:val="VerbatimChar"/>
-        </w:rPr>
-        <w:t xml:space="preserve"># A tibble: 3 × 8</w:t>
-      </w:r>
-      <w:r>
-        <w:br/>
-      </w:r>
-      <w:r>
-        <w:rPr>
-          <w:rStyle w:val="VerbatimChar"/>
-        </w:rPr>
-        <w:t xml:space="preserve">  twig_id leaf_id teams        shade mass_g petiole_mm thickness_mm paper_mass_g</w:t>
-      </w:r>
-      <w:r>
-        <w:br/>
-      </w:r>
-      <w:r>
-        <w:rPr>
-          <w:rStyle w:val="VerbatimChar"/>
-        </w:rPr>
-        <w:t xml:space="preserve">  &lt;chr&gt;   &lt;chr&gt;   &lt;chr&gt;        &lt;chr&gt;  &lt;dbl&gt;      &lt;dbl&gt;        &lt;dbl&gt;        &lt;dbl&gt;</w:t>
-      </w:r>
-      <w:r>
-        <w:br/>
-      </w:r>
-      <w:r>
-        <w:rPr>
-          <w:rStyle w:val="VerbatimChar"/>
-        </w:rPr>
-        <w:t xml:space="preserve">1 twig_6  l06     fighting_mo… sunny  0.193       29           0.13        0.113</w:t>
-      </w:r>
-      <w:r>
-        <w:br/>
-      </w:r>
-      <w:r>
-        <w:rPr>
-          <w:rStyle w:val="VerbatimChar"/>
-        </w:rPr>
-        <w:t xml:space="preserve">2 &lt;NA&gt;    4       Oscar_Karl   sunny  0.230       35.7         0.36       NA    </w:t>
-      </w:r>
-      <w:r>
-        <w:br/>
-      </w:r>
-      <w:r>
-        <w:rPr>
-          <w:rStyle w:val="VerbatimChar"/>
-        </w:rPr>
-        <w:t xml:space="preserve">3 &lt;NA&gt;    &lt;NA&gt;    12345        sunny  0.27        34           0.11        0.15 </w:t>
-      </w:r>
-    </w:p>
-    <w:p>
-      <w:pPr>
-        <w:pStyle w:val="SourceCode"/>
-      </w:pPr>
-      <w:r>
-        <w:rPr>
-          <w:rStyle w:val="CommentTok"/>
-        </w:rPr>
-        <w:t xml:space="preserve"># Heaviest leaves first (use desc() to reverse)</w:t>
-      </w:r>
-      <w:r>
-        <w:br/>
-      </w:r>
-      <w:r>
-        <w:rPr>
-          <w:rStyle w:val="NormalTok"/>
-        </w:rPr>
-        <w:t xml:space="preserve">leaf_df </w:t>
-      </w:r>
-      <w:r>
-        <w:rPr>
-          <w:rStyle w:val="SpecialCharTok"/>
-        </w:rPr>
-        <w:t xml:space="preserve">%&gt;%</w:t>
-      </w:r>
-      <w:r>
-        <w:rPr>
-          <w:rStyle w:val="NormalTok"/>
-        </w:rPr>
-        <w:t xml:space="preserve"> </w:t>
-      </w:r>
-      <w:r>
-        <w:rPr>
-          <w:rStyle w:val="FunctionTok"/>
-        </w:rPr>
-        <w:t xml:space="preserve">arrange</w:t>
-      </w:r>
-      <w:r>
-        <w:rPr>
-          <w:rStyle w:val="NormalTok"/>
-        </w:rPr>
-        <w:t xml:space="preserve">(</w:t>
-      </w:r>
-      <w:r>
-        <w:rPr>
-          <w:rStyle w:val="FunctionTok"/>
-        </w:rPr>
-        <w:t xml:space="preserve">desc</w:t>
-      </w:r>
-      <w:r>
-        <w:rPr>
-          <w:rStyle w:val="NormalTok"/>
-        </w:rPr>
-        <w:t xml:space="preserve">(mass_g)) </w:t>
-      </w:r>
-      <w:r>
-        <w:rPr>
-          <w:rStyle w:val="SpecialCharTok"/>
-        </w:rPr>
-        <w:t xml:space="preserve">%&gt;%</w:t>
-      </w:r>
-      <w:r>
-        <w:rPr>
-          <w:rStyle w:val="NormalTok"/>
-        </w:rPr>
-        <w:t xml:space="preserve"> </w:t>
-      </w:r>
-      <w:r>
-        <w:rPr>
-          <w:rStyle w:val="FunctionTok"/>
-        </w:rPr>
-        <w:t xml:space="preserve">head</w:t>
-      </w:r>
-      <w:r>
-        <w:rPr>
-          <w:rStyle w:val="NormalTok"/>
-        </w:rPr>
-        <w:t xml:space="preserve">(</w:t>
-      </w:r>
-      <w:r>
-        <w:rPr>
-          <w:rStyle w:val="DecValTok"/>
-        </w:rPr>
-        <w:t xml:space="preserve">3</w:t>
-      </w:r>
-      <w:r>
-        <w:rPr>
-          <w:rStyle w:val="NormalTok"/>
-        </w:rPr>
-        <w:t xml:space="preserve">)</w:t>
-      </w:r>
-    </w:p>
-    <w:p>
-      <w:pPr>
-        <w:pStyle w:val="SourceCode"/>
-      </w:pPr>
-      <w:r>
-        <w:rPr>
-          <w:rStyle w:val="VerbatimChar"/>
-        </w:rPr>
-        <w:t xml:space="preserve"># A tibble: 3 × 8</w:t>
-      </w:r>
-      <w:r>
-        <w:br/>
-      </w:r>
-      <w:r>
-        <w:rPr>
-          <w:rStyle w:val="VerbatimChar"/>
-        </w:rPr>
-        <w:t xml:space="preserve">  twig_id leaf_id teams        shade mass_g petiole_mm thickness_mm paper_mass_g</w:t>
-      </w:r>
-      <w:r>
-        <w:br/>
-      </w:r>
-      <w:r>
-        <w:rPr>
-          <w:rStyle w:val="VerbatimChar"/>
-        </w:rPr>
-        <w:t xml:space="preserve">  &lt;chr&gt;   &lt;chr&gt;   &lt;chr&gt;        &lt;chr&gt;  &lt;dbl&gt;      &lt;dbl&gt;        &lt;dbl&gt;        &lt;dbl&gt;</w:t>
-      </w:r>
-      <w:r>
-        <w:br/>
-      </w:r>
-      <w:r>
-        <w:rPr>
-          <w:rStyle w:val="VerbatimChar"/>
-        </w:rPr>
-        <w:t xml:space="preserve">1 &lt;NA&gt;    &lt;NA&gt;    still_loadi… sunny  1.08      84             0.68        0.420</w:t>
-      </w:r>
-      <w:r>
-        <w:br/>
-      </w:r>
-      <w:r>
-        <w:rPr>
-          <w:rStyle w:val="VerbatimChar"/>
-        </w:rPr>
-        <w:t xml:space="preserve">2 twig_2  l09     fighting_mo… shady  0.920      0.383        NA          NA    </w:t>
-      </w:r>
-      <w:r>
-        <w:br/>
-      </w:r>
-      <w:r>
-        <w:rPr>
-          <w:rStyle w:val="VerbatimChar"/>
-        </w:rPr>
-        <w:t xml:space="preserve">3 &lt;NA&gt;    &lt;NA&gt;    leaf_oglers  shady  0.8       41.2           0.5         0.3  </w:t>
-      </w:r>
-    </w:p>
-    <w:p>
-      <w:pPr>
-        <w:pStyle w:val="Compact"/>
-        <w:numPr>
-          <w:ilvl w:val="0"/>
-          <w:numId w:val="1019"/>
-        </w:numPr>
-      </w:pPr>
-      <w:r>
-        <w:t xml:space="preserve">Default:</w:t>
-      </w:r>
-      <w:r>
-        <w:t xml:space="preserve"> </w:t>
-      </w:r>
-      <w:r>
-        <w:rPr>
-          <w:b/>
-          <w:bCs/>
-        </w:rPr>
-        <w:t xml:space="preserve">ascending</w:t>
-      </w:r>
-      <w:r>
-        <w:t xml:space="preserve"> </w:t>
-      </w:r>
-      <w:r>
-        <w:t xml:space="preserve">order (smallest first)</w:t>
-      </w:r>
-    </w:p>
-    <w:p>
-      <w:pPr>
-        <w:pStyle w:val="Compact"/>
-        <w:numPr>
-          <w:ilvl w:val="0"/>
-          <w:numId w:val="1019"/>
-        </w:numPr>
-      </w:pPr>
-      <w:r>
-        <w:rPr>
-          <w:rStyle w:val="VerbatimChar"/>
-        </w:rPr>
-        <w:t xml:space="preserve">desc(column)</w:t>
-      </w:r>
-      <w:r>
-        <w:t xml:space="preserve"> </w:t>
-      </w:r>
-      <w:r>
-        <w:t xml:space="preserve">→</w:t>
-      </w:r>
-      <w:r>
-        <w:t xml:space="preserve"> </w:t>
-      </w:r>
-      <w:r>
-        <w:rPr>
-          <w:b/>
-          <w:bCs/>
-        </w:rPr>
-        <w:t xml:space="preserve">descending</w:t>
-      </w:r>
-      <w:r>
-        <w:t xml:space="preserve"> </w:t>
-      </w:r>
-      <w:r>
-        <w:t xml:space="preserve">order (largest first)</w:t>
-      </w:r>
-    </w:p>
-    <w:p>
-      <w:pPr>
-        <w:pStyle w:val="Compact"/>
-        <w:numPr>
-          <w:ilvl w:val="0"/>
-          <w:numId w:val="1019"/>
-        </w:numPr>
-      </w:pPr>
-      <w:r>
-        <w:t xml:space="preserve">Very useful before printing a table or checking outliers</w:t>
-      </w:r>
-    </w:p>
-    <w:tbl>
-      <w:tblPr>
-        <w:tblStyle w:val="Table"/>
-        <w:tblLook w:firstRow="0" w:lastRow="0" w:firstColumn="0" w:lastColumn="0" w:noHBand="0" w:noVBand="0" w:val="0000"/>
-        <w:tblBorders>
-          <w:top w:val="single" w:sz="4" w:space="0" w:color="00A047"/>
-          <w:left w:val="single" w:sz="24" w:space="0" w:color="00A047"/>
-          <w:bottom w:val="single" w:sz="4" w:space="0" w:color="00A047"/>
-          <w:right w:val="single" w:sz="4" w:space="0" w:color="00A047"/>
-        </w:tblBorders>
-        <w:tblCellMar>
-          <w:left w:w="144" w:type="dxa"/>
-          <w:right w:w="144" w:type="dxa"/>
-        </w:tblCellMar>
-        <w:tblLook w:firstRow="0" w:lastRow="0" w:firstColumn="0" w:lastColumn="0" w:noHBand="0" w:noVBand="0" w:val="0000"/>
-      </w:tblPr>
-      <w:tr>
-        <w:trPr>
-          <w:cantSplit/>
-        </w:trPr>
-        <w:tc>
-          <w:tcPr>
-            <w:shd w:color="auto" w:fill="ccf1e3" w:val="clear"/>
-            <w:tcMar>
-              <w:top w:w="92" w:type="dxa"/>
-              <w:bottom w:w="92" w:type="dxa"/>
-            </w:tcMar>
-          </w:tcPr>
-          <w:p>
-            <w:pPr>
-              <w:pStyle w:val="FirstParagraph"/>
-            </w:pPr>
-            <w:pPr>
-              <w:spacing w:before="0" w:after="0"/>
-              <w:textAlignment w:val="center"/>
-            </w:pPr>
-            <w:r>
-              <w:drawing>
-                <wp:inline>
-                  <wp:extent cx="152400" cy="152400"/>
-                  <wp:effectExtent b="0" l="0" r="0" t="0"/>
-                  <wp:docPr descr="" title="" id="47" name="Picture"/>
-                  <a:graphic>
-                    <a:graphicData uri="http://schemas.openxmlformats.org/drawingml/2006/picture">
-                      <pic:pic>
-                        <pic:nvPicPr>
-                          <pic:cNvPr descr="/Applications/Positron.app/Contents/Resources/app/quarto/share/formats/docx/tip.png" id="48" name="Picture"/>
-                          <pic:cNvPicPr>
-                            <a:picLocks noChangeArrowheads="1" noChangeAspect="1"/>
-                          </pic:cNvPicPr>
-                        </pic:nvPicPr>
-                        <pic:blipFill>
-                          <a:blip r:embed="rId13"/>
-                          <a:stretch>
-                            <a:fillRect/>
-                          </a:stretch>
-                        </pic:blipFill>
-                        <pic:spPr bwMode="auto">
-                          <a:xfrm>
-                            <a:off x="0" y="0"/>
-                            <a:ext cx="152400" cy="152400"/>
-                          </a:xfrm>
-                          <a:prstGeom prst="rect">
-                            <a:avLst/>
-                          </a:prstGeom>
-                          <a:noFill/>
-                          <a:ln w="9525">
-                            <a:noFill/>
-                            <a:headEnd/>
-                            <a:tailEnd/>
-                          </a:ln>
-                        </pic:spPr>
-                      </pic:pic>
-                    </a:graphicData>
-                  </a:graphic>
-                </wp:inline>
-              </w:drawing>
-            </w:r>
-            <w:r>
-              <w:t xml:space="preserve"> </w:t>
-            </w:r>
-            <w:r>
-              <w:t xml:space="preserve"> </w:t>
-            </w:r>
-            <w:r>
-              <w:t xml:space="preserve">Tip</w:t>
-            </w:r>
-          </w:p>
-        </w:tc>
-      </w:tr>
-      <w:tr>
-        <w:trPr>
-          <w:cantSplit/>
-        </w:trPr>
-        <w:tc>
-          <w:tcPr>
-            <w:tcMar>
-              <w:top w:w="108" w:type="dxa"/>
-              <w:bottom w:w="108" w:type="dxa"/>
-            </w:tcMar>
-          </w:tcPr>
-          <w:p>
-            <w:pPr>
-              <w:pStyle w:val="BodyText"/>
-            </w:pPr>
-            <w:pPr>
-              <w:spacing w:before="16" w:after="16"/>
-            </w:pPr>
-            <w:r>
-              <w:rPr>
-                <w:rStyle w:val="VerbatimChar"/>
-              </w:rPr>
-              <w:t xml:space="preserve">arrange()</w:t>
-            </w:r>
-            <w:r>
-              <w:t xml:space="preserve"> </w:t>
-            </w:r>
-            <w:r>
-              <w:t xml:space="preserve">is rarely used in the middle of a pipeline — it is most useful at the</w:t>
-            </w:r>
-            <w:r>
-              <w:t xml:space="preserve"> </w:t>
-            </w:r>
-            <w:r>
-              <w:rPr>
-                <w:b/>
-                <w:bCs/>
-              </w:rPr>
-              <w:t xml:space="preserve">end</w:t>
-            </w:r>
-            <w:r>
-              <w:t xml:space="preserve">, when you want to inspect your results in a specific order.</w:t>
+              <w:t xml:space="preserve">sorts shade ascending and mass descending in the same call.</w:t>
             </w:r>
           </w:p>
           <w:p/>
@@ -6084,22 +6029,13 @@
       </w:tr>
     </w:tbl>
     <w:bookmarkEnd w:id="49"/>
-    <w:bookmarkStart w:id="52" w:name="arrange-sorting-by-two-columns"/>
+    <w:bookmarkStart w:id="52" w:name="the-full-pipeline"/>
     <w:p>
       <w:pPr>
         <w:pStyle w:val="Heading1"/>
       </w:pPr>
       <w:r>
-        <w:rPr>
-          <w:rStyle w:val="VerbatimChar"/>
-        </w:rPr>
-        <w:t xml:space="preserve">arrange()</w:t>
-      </w:r>
-      <w:r>
-        <w:t xml:space="preserve"> </w:t>
-      </w:r>
-      <w:r>
-        <w:t xml:space="preserve">— Sorting by Two Columns</w:t>
+        <w:t xml:space="preserve">The Full Pipeline</w:t>
       </w:r>
     </w:p>
     <w:p>
@@ -6110,16 +6046,40 @@
         <w:rPr>
           <w:rStyle w:val="CommentTok"/>
         </w:rPr>
-        <w:t xml:space="preserve"># Sort by shade, then by mass within each shade</w:t>
-      </w:r>
-      <w:r>
-        <w:br/>
-      </w:r>
-      <w:r>
-        <w:rPr>
-          <w:rStyle w:val="NormalTok"/>
-        </w:rPr>
-        <w:t xml:space="preserve">leaf_df </w:t>
+        <w:t xml:space="preserve"># Chain all the verbs together -------------------------</w:t>
+      </w:r>
+      <w:r>
+        <w:br/>
+      </w:r>
+      <w:r>
+        <w:rPr>
+          <w:rStyle w:val="CommentTok"/>
+        </w:rPr>
+        <w:t xml:space="preserve"># Read it top to bottom like a recipe</w:t>
+      </w:r>
+      <w:r>
+        <w:br/>
+      </w:r>
+      <w:r>
+        <w:br/>
+      </w:r>
+      <w:r>
+        <w:rPr>
+          <w:rStyle w:val="NormalTok"/>
+        </w:rPr>
+        <w:t xml:space="preserve">wrangled_df </w:t>
+      </w:r>
+      <w:r>
+        <w:rPr>
+          <w:rStyle w:val="OtherTok"/>
+        </w:rPr>
+        <w:t xml:space="preserve">&lt;-</w:t>
+      </w:r>
+      <w:r>
+        <w:rPr>
+          <w:rStyle w:val="NormalTok"/>
+        </w:rPr>
+        <w:t xml:space="preserve"> leaf_df </w:t>
       </w:r>
       <w:r>
         <w:rPr>
@@ -6128,15 +6088,282 @@
         <w:t xml:space="preserve">%&gt;%</w:t>
       </w:r>
       <w:r>
-        <w:rPr>
-          <w:rStyle w:val="NormalTok"/>
-        </w:rPr>
-        <w:t xml:space="preserve"> </w:t>
+        <w:br/>
+      </w:r>
+      <w:r>
+        <w:rPr>
+          <w:rStyle w:val="NormalTok"/>
+        </w:rPr>
+        <w:t xml:space="preserve">  </w:t>
       </w:r>
       <w:r>
         <w:rPr>
           <w:rStyle w:val="FunctionTok"/>
         </w:rPr>
+        <w:t xml:space="preserve">filter</w:t>
+      </w:r>
+      <w:r>
+        <w:rPr>
+          <w:rStyle w:val="NormalTok"/>
+        </w:rPr>
+        <w:t xml:space="preserve">(mass_g </w:t>
+      </w:r>
+      <w:r>
+        <w:rPr>
+          <w:rStyle w:val="SpecialCharTok"/>
+        </w:rPr>
+        <w:t xml:space="preserve">&gt;</w:t>
+      </w:r>
+      <w:r>
+        <w:rPr>
+          <w:rStyle w:val="NormalTok"/>
+        </w:rPr>
+        <w:t xml:space="preserve"> </w:t>
+      </w:r>
+      <w:r>
+        <w:rPr>
+          <w:rStyle w:val="DecValTok"/>
+        </w:rPr>
+        <w:t xml:space="preserve">0</w:t>
+      </w:r>
+      <w:r>
+        <w:rPr>
+          <w:rStyle w:val="NormalTok"/>
+        </w:rPr>
+        <w:t xml:space="preserve">) </w:t>
+      </w:r>
+      <w:r>
+        <w:rPr>
+          <w:rStyle w:val="SpecialCharTok"/>
+        </w:rPr>
+        <w:t xml:space="preserve">%&gt;%</w:t>
+      </w:r>
+      <w:r>
+        <w:rPr>
+          <w:rStyle w:val="NormalTok"/>
+        </w:rPr>
+        <w:t xml:space="preserve"> </w:t>
+      </w:r>
+      <w:r>
+        <w:rPr>
+          <w:rStyle w:val="CommentTok"/>
+        </w:rPr>
+        <w:t xml:space="preserve"># remove any zeros</w:t>
+      </w:r>
+      <w:r>
+        <w:br/>
+      </w:r>
+      <w:r>
+        <w:rPr>
+          <w:rStyle w:val="NormalTok"/>
+        </w:rPr>
+        <w:t xml:space="preserve">  </w:t>
+      </w:r>
+      <w:r>
+        <w:rPr>
+          <w:rStyle w:val="FunctionTok"/>
+        </w:rPr>
+        <w:t xml:space="preserve">select</w:t>
+      </w:r>
+      <w:r>
+        <w:rPr>
+          <w:rStyle w:val="NormalTok"/>
+        </w:rPr>
+        <w:t xml:space="preserve">(shade, mass_g, thickness_mm) </w:t>
+      </w:r>
+      <w:r>
+        <w:rPr>
+          <w:rStyle w:val="SpecialCharTok"/>
+        </w:rPr>
+        <w:t xml:space="preserve">%&gt;%</w:t>
+      </w:r>
+      <w:r>
+        <w:rPr>
+          <w:rStyle w:val="NormalTok"/>
+        </w:rPr>
+        <w:t xml:space="preserve"> </w:t>
+      </w:r>
+      <w:r>
+        <w:rPr>
+          <w:rStyle w:val="CommentTok"/>
+        </w:rPr>
+        <w:t xml:space="preserve"># keep only needed cols</w:t>
+      </w:r>
+      <w:r>
+        <w:br/>
+      </w:r>
+      <w:r>
+        <w:rPr>
+          <w:rStyle w:val="NormalTok"/>
+        </w:rPr>
+        <w:t xml:space="preserve">  </w:t>
+      </w:r>
+      <w:r>
+        <w:rPr>
+          <w:rStyle w:val="FunctionTok"/>
+        </w:rPr>
+        <w:t xml:space="preserve">mutate</w:t>
+      </w:r>
+      <w:r>
+        <w:rPr>
+          <w:rStyle w:val="NormalTok"/>
+        </w:rPr>
+        <w:t xml:space="preserve">(</w:t>
+      </w:r>
+      <w:r>
+        <w:br/>
+      </w:r>
+      <w:r>
+        <w:rPr>
+          <w:rStyle w:val="NormalTok"/>
+        </w:rPr>
+        <w:t xml:space="preserve">    </w:t>
+      </w:r>
+      <w:r>
+        <w:rPr>
+          <w:rStyle w:val="AttributeTok"/>
+        </w:rPr>
+        <w:t xml:space="preserve">mass_mg =</w:t>
+      </w:r>
+      <w:r>
+        <w:rPr>
+          <w:rStyle w:val="NormalTok"/>
+        </w:rPr>
+        <w:t xml:space="preserve"> mass_g </w:t>
+      </w:r>
+      <w:r>
+        <w:rPr>
+          <w:rStyle w:val="SpecialCharTok"/>
+        </w:rPr>
+        <w:t xml:space="preserve">*</w:t>
+      </w:r>
+      <w:r>
+        <w:rPr>
+          <w:rStyle w:val="NormalTok"/>
+        </w:rPr>
+        <w:t xml:space="preserve"> </w:t>
+      </w:r>
+      <w:r>
+        <w:rPr>
+          <w:rStyle w:val="DecValTok"/>
+        </w:rPr>
+        <w:t xml:space="preserve">1000</w:t>
+      </w:r>
+      <w:r>
+        <w:rPr>
+          <w:rStyle w:val="NormalTok"/>
+        </w:rPr>
+        <w:t xml:space="preserve">,</w:t>
+      </w:r>
+      <w:r>
+        <w:br/>
+      </w:r>
+      <w:r>
+        <w:rPr>
+          <w:rStyle w:val="NormalTok"/>
+        </w:rPr>
+        <w:t xml:space="preserve">    </w:t>
+      </w:r>
+      <w:r>
+        <w:rPr>
+          <w:rStyle w:val="AttributeTok"/>
+        </w:rPr>
+        <w:t xml:space="preserve">size_class =</w:t>
+      </w:r>
+      <w:r>
+        <w:rPr>
+          <w:rStyle w:val="NormalTok"/>
+        </w:rPr>
+        <w:t xml:space="preserve"> </w:t>
+      </w:r>
+      <w:r>
+        <w:rPr>
+          <w:rStyle w:val="FunctionTok"/>
+        </w:rPr>
+        <w:t xml:space="preserve">if_else</w:t>
+      </w:r>
+      <w:r>
+        <w:rPr>
+          <w:rStyle w:val="NormalTok"/>
+        </w:rPr>
+        <w:t xml:space="preserve">(mass_g </w:t>
+      </w:r>
+      <w:r>
+        <w:rPr>
+          <w:rStyle w:val="SpecialCharTok"/>
+        </w:rPr>
+        <w:t xml:space="preserve">&gt;</w:t>
+      </w:r>
+      <w:r>
+        <w:rPr>
+          <w:rStyle w:val="NormalTok"/>
+        </w:rPr>
+        <w:t xml:space="preserve"> </w:t>
+      </w:r>
+      <w:r>
+        <w:rPr>
+          <w:rStyle w:val="FloatTok"/>
+        </w:rPr>
+        <w:t xml:space="preserve">0.5</w:t>
+      </w:r>
+      <w:r>
+        <w:rPr>
+          <w:rStyle w:val="NormalTok"/>
+        </w:rPr>
+        <w:t xml:space="preserve">, </w:t>
+      </w:r>
+      <w:r>
+        <w:rPr>
+          <w:rStyle w:val="StringTok"/>
+        </w:rPr>
+        <w:t xml:space="preserve">"large"</w:t>
+      </w:r>
+      <w:r>
+        <w:rPr>
+          <w:rStyle w:val="NormalTok"/>
+        </w:rPr>
+        <w:t xml:space="preserve">, </w:t>
+      </w:r>
+      <w:r>
+        <w:rPr>
+          <w:rStyle w:val="StringTok"/>
+        </w:rPr>
+        <w:t xml:space="preserve">"small"</w:t>
+      </w:r>
+      <w:r>
+        <w:rPr>
+          <w:rStyle w:val="NormalTok"/>
+        </w:rPr>
+        <w:t xml:space="preserve">)</w:t>
+      </w:r>
+      <w:r>
+        <w:br/>
+      </w:r>
+      <w:r>
+        <w:rPr>
+          <w:rStyle w:val="NormalTok"/>
+        </w:rPr>
+        <w:t xml:space="preserve">  ) </w:t>
+      </w:r>
+      <w:r>
+        <w:rPr>
+          <w:rStyle w:val="SpecialCharTok"/>
+        </w:rPr>
+        <w:t xml:space="preserve">%&gt;%</w:t>
+      </w:r>
+      <w:r>
+        <w:br/>
+      </w:r>
+      <w:r>
+        <w:rPr>
+          <w:rStyle w:val="NormalTok"/>
+        </w:rPr>
+        <w:t xml:space="preserve">  </w:t>
+      </w:r>
+      <w:r>
+        <w:rPr>
+          <w:rStyle w:val="FunctionTok"/>
+        </w:rPr>
         <w:t xml:space="preserve">arrange</w:t>
       </w:r>
       <w:r>
@@ -6159,15 +6386,15 @@
       </w:r>
       <w:r>
         <w:rPr>
-          <w:rStyle w:val="SpecialCharTok"/>
-        </w:rPr>
-        <w:t xml:space="preserve">%&gt;%</w:t>
-      </w:r>
-      <w:r>
-        <w:rPr>
-          <w:rStyle w:val="NormalTok"/>
-        </w:rPr>
-        <w:t xml:space="preserve"> </w:t>
+          <w:rStyle w:val="CommentTok"/>
+        </w:rPr>
+        <w:t xml:space="preserve"># sort by shade, then mass</w:t>
+      </w:r>
+      <w:r>
+        <w:br/>
+      </w:r>
+      <w:r>
+        <w:br/>
       </w:r>
       <w:r>
         <w:rPr>
@@ -6179,7 +6406,7 @@
         <w:rPr>
           <w:rStyle w:val="NormalTok"/>
         </w:rPr>
-        <w:t xml:space="preserve">(</w:t>
+        <w:t xml:space="preserve">(wrangled_df, </w:t>
       </w:r>
       <w:r>
         <w:rPr>
@@ -6202,52 +6429,64 @@
         <w:rPr>
           <w:rStyle w:val="VerbatimChar"/>
         </w:rPr>
-        <w:t xml:space="preserve"># A tibble: 3 × 8</w:t>
-      </w:r>
-      <w:r>
-        <w:br/>
-      </w:r>
-      <w:r>
-        <w:rPr>
-          <w:rStyle w:val="VerbatimChar"/>
-        </w:rPr>
-        <w:t xml:space="preserve">  twig_id leaf_id teams        shade mass_g petiole_mm thickness_mm paper_mass_g</w:t>
-      </w:r>
-      <w:r>
-        <w:br/>
-      </w:r>
-      <w:r>
-        <w:rPr>
-          <w:rStyle w:val="VerbatimChar"/>
-        </w:rPr>
-        <w:t xml:space="preserve">  &lt;chr&gt;   &lt;chr&gt;   &lt;chr&gt;        &lt;chr&gt;  &lt;dbl&gt;      &lt;dbl&gt;        &lt;dbl&gt;        &lt;dbl&gt;</w:t>
-      </w:r>
-      <w:r>
-        <w:br/>
-      </w:r>
-      <w:r>
-        <w:rPr>
-          <w:rStyle w:val="VerbatimChar"/>
-        </w:rPr>
-        <w:t xml:space="preserve">1 twig_2  l09     fighting_mo… shady  0.920      0.383        NA          NA    </w:t>
-      </w:r>
-      <w:r>
-        <w:br/>
-      </w:r>
-      <w:r>
-        <w:rPr>
-          <w:rStyle w:val="VerbatimChar"/>
-        </w:rPr>
-        <w:t xml:space="preserve">2 &lt;NA&gt;    &lt;NA&gt;    leaf_oglers  shady  0.8       41.2           0.5         0.3  </w:t>
-      </w:r>
-      <w:r>
-        <w:br/>
-      </w:r>
-      <w:r>
-        <w:rPr>
-          <w:rStyle w:val="VerbatimChar"/>
-        </w:rPr>
-        <w:t xml:space="preserve">3 twig_2  l10     fighting_mo… shady  0.782     67             0.27        0.342</w:t>
+        <w:t xml:space="preserve"># A tibble: 3 × 5</w:t>
+      </w:r>
+      <w:r>
+        <w:br/>
+      </w:r>
+      <w:r>
+        <w:rPr>
+          <w:rStyle w:val="VerbatimChar"/>
+        </w:rPr>
+        <w:t xml:space="preserve">  shade mass_g thickness_mm mass_mg size_class</w:t>
+      </w:r>
+      <w:r>
+        <w:br/>
+      </w:r>
+      <w:r>
+        <w:rPr>
+          <w:rStyle w:val="VerbatimChar"/>
+        </w:rPr>
+        <w:t xml:space="preserve">  &lt;chr&gt;  &lt;dbl&gt;        &lt;dbl&gt;   &lt;dbl&gt; &lt;chr&gt;     </w:t>
+      </w:r>
+      <w:r>
+        <w:br/>
+      </w:r>
+      <w:r>
+        <w:rPr>
+          <w:rStyle w:val="VerbatimChar"/>
+        </w:rPr>
+        <w:t xml:space="preserve">1 shady  0.920        NA       920. large     </w:t>
+      </w:r>
+      <w:r>
+        <w:br/>
+      </w:r>
+      <w:r>
+        <w:rPr>
+          <w:rStyle w:val="VerbatimChar"/>
+        </w:rPr>
+        <w:t xml:space="preserve">2 shady  0.8           0.5     800  large     </w:t>
+      </w:r>
+      <w:r>
+        <w:br/>
+      </w:r>
+      <w:r>
+        <w:rPr>
+          <w:rStyle w:val="VerbatimChar"/>
+        </w:rPr>
+        <w:t xml:space="preserve">3 shady  0.782         0.27    782. large     </w:t>
+      </w:r>
+    </w:p>
+    <w:p>
+      <w:pPr>
+        <w:pStyle w:val="FirstParagraph"/>
+      </w:pPr>
+      <w:r>
+        <w:rPr>
+          <w:b/>
+          <w:bCs/>
+        </w:rPr>
+        <w:t xml:space="preserve">Read the pipeline out loud:</w:t>
       </w:r>
     </w:p>
     <w:p>
@@ -6255,83 +6494,111 @@
         <w:pStyle w:val="Compact"/>
         <w:numPr>
           <w:ilvl w:val="0"/>
-          <w:numId w:val="1020"/>
+          <w:numId w:val="1021"/>
         </w:numPr>
       </w:pPr>
       <w:r>
-        <w:t xml:space="preserve">The</w:t>
-      </w:r>
-      <w:r>
-        <w:t xml:space="preserve"> </w:t>
-      </w:r>
+        <w:t xml:space="preserve">Take</w:t>
+      </w:r>
+      <w:r>
+        <w:t xml:space="preserve"> </w:t>
+      </w:r>
+      <w:r>
+        <w:rPr>
+          <w:rStyle w:val="VerbatimChar"/>
+        </w:rPr>
+        <w:t xml:space="preserve">leaf_df</w:t>
+      </w:r>
+      <w:r>
+        <w:t xml:space="preserve">,</w:t>
+      </w:r>
+    </w:p>
+    <w:p>
+      <w:pPr>
+        <w:pStyle w:val="Compact"/>
+        <w:numPr>
+          <w:ilvl w:val="1"/>
+          <w:numId w:val="1022"/>
+        </w:numPr>
+      </w:pPr>
       <w:r>
         <w:rPr>
           <w:b/>
           <w:bCs/>
         </w:rPr>
-        <w:t xml:space="preserve">first</w:t>
-      </w:r>
-      <w:r>
-        <w:t xml:space="preserve"> </w:t>
-      </w:r>
-      <w:r>
-        <w:t xml:space="preserve">column sorts the whole data frame</w:t>
+        <w:t xml:space="preserve">then</w:t>
+      </w:r>
+      <w:r>
+        <w:t xml:space="preserve"> </w:t>
+      </w:r>
+      <w:r>
+        <w:t xml:space="preserve">filter to non-zero masses,</w:t>
       </w:r>
     </w:p>
     <w:p>
       <w:pPr>
         <w:pStyle w:val="Compact"/>
         <w:numPr>
-          <w:ilvl w:val="0"/>
-          <w:numId w:val="1020"/>
+          <w:ilvl w:val="2"/>
+          <w:numId w:val="1023"/>
         </w:numPr>
       </w:pPr>
-      <w:r>
-        <w:t xml:space="preserve">The</w:t>
-      </w:r>
-      <w:r>
-        <w:t xml:space="preserve"> </w:t>
-      </w:r>
       <w:r>
         <w:rPr>
           <w:b/>
           <w:bCs/>
         </w:rPr>
-        <w:t xml:space="preserve">second</w:t>
-      </w:r>
-      <w:r>
-        <w:t xml:space="preserve"> </w:t>
-      </w:r>
-      <w:r>
-        <w:t xml:space="preserve">breaks ties</w:t>
-      </w:r>
-      <w:r>
-        <w:t xml:space="preserve"> </w:t>
-      </w:r>
-      <w:r>
-        <w:rPr>
-          <w:i/>
-          <w:iCs/>
-        </w:rPr>
-        <w:t xml:space="preserve">inside</w:t>
-      </w:r>
-      <w:r>
-        <w:t xml:space="preserve"> </w:t>
-      </w:r>
-      <w:r>
-        <w:t xml:space="preserve">each group of the first</w:t>
+        <w:t xml:space="preserve">then</w:t>
+      </w:r>
+      <w:r>
+        <w:t xml:space="preserve"> </w:t>
+      </w:r>
+      <w:r>
+        <w:t xml:space="preserve">select three columns,</w:t>
       </w:r>
     </w:p>
     <w:p>
       <w:pPr>
         <w:pStyle w:val="Compact"/>
         <w:numPr>
-          <w:ilvl w:val="0"/>
-          <w:numId w:val="1020"/>
+          <w:ilvl w:val="3"/>
+          <w:numId w:val="1024"/>
         </w:numPr>
       </w:pPr>
       <w:r>
-        <w:t xml:space="preserve">Here: shady leaves first, and within shady, heaviest first</w:t>
+        <w:rPr>
+          <w:b/>
+          <w:bCs/>
+        </w:rPr>
+        <w:t xml:space="preserve">then</w:t>
+      </w:r>
+      <w:r>
+        <w:t xml:space="preserve"> </w:t>
+      </w:r>
+      <w:r>
+        <w:t xml:space="preserve">add two new columns,</w:t>
+      </w:r>
+    </w:p>
+    <w:p>
+      <w:pPr>
+        <w:pStyle w:val="Compact"/>
+        <w:numPr>
+          <w:ilvl w:val="4"/>
+          <w:numId w:val="1025"/>
+        </w:numPr>
+      </w:pPr>
+      <w:r>
+        <w:rPr>
+          <w:b/>
+          <w:bCs/>
+        </w:rPr>
+        <w:t xml:space="preserve">then</w:t>
+      </w:r>
+      <w:r>
+        <w:t xml:space="preserve"> </w:t>
+      </w:r>
+      <w:r>
+        <w:t xml:space="preserve">sort by shade and mass.</w:t>
       </w:r>
     </w:p>
     <w:tbl>
@@ -6440,710 +6707,6 @@
               <w:pStyle w:val="BodyText"/>
             </w:pPr>
             <w:pPr>
-              <w:spacing w:before="16" w:after="16"/>
-            </w:pPr>
-            <w:r>
-              <w:t xml:space="preserve">You can mix directions —</w:t>
-            </w:r>
-            <w:r>
-              <w:t xml:space="preserve"> </w:t>
-            </w:r>
-            <w:r>
-              <w:rPr>
-                <w:rStyle w:val="VerbatimChar"/>
-              </w:rPr>
-              <w:t xml:space="preserve">arrange(shade, desc(mass_g))</w:t>
-            </w:r>
-            <w:r>
-              <w:t xml:space="preserve"> </w:t>
-            </w:r>
-            <w:r>
-              <w:t xml:space="preserve">sorts shade ascending and mass descending in the same call.</w:t>
-            </w:r>
-          </w:p>
-          <w:p/>
-        </w:tc>
-      </w:tr>
-    </w:tbl>
-    <w:bookmarkEnd w:id="52"/>
-    <w:bookmarkStart w:id="55" w:name="the-full-pipeline"/>
-    <w:p>
-      <w:pPr>
-        <w:pStyle w:val="Heading1"/>
-      </w:pPr>
-      <w:r>
-        <w:t xml:space="preserve">The Full Pipeline</w:t>
-      </w:r>
-    </w:p>
-    <w:p>
-      <w:pPr>
-        <w:pStyle w:val="SourceCode"/>
-      </w:pPr>
-      <w:r>
-        <w:rPr>
-          <w:rStyle w:val="CommentTok"/>
-        </w:rPr>
-        <w:t xml:space="preserve"># Chain all the verbs together -------------------------</w:t>
-      </w:r>
-      <w:r>
-        <w:br/>
-      </w:r>
-      <w:r>
-        <w:rPr>
-          <w:rStyle w:val="CommentTok"/>
-        </w:rPr>
-        <w:t xml:space="preserve"># Read it top to bottom like a recipe</w:t>
-      </w:r>
-      <w:r>
-        <w:br/>
-      </w:r>
-      <w:r>
-        <w:br/>
-      </w:r>
-      <w:r>
-        <w:rPr>
-          <w:rStyle w:val="NormalTok"/>
-        </w:rPr>
-        <w:t xml:space="preserve">wrangled_df </w:t>
-      </w:r>
-      <w:r>
-        <w:rPr>
-          <w:rStyle w:val="OtherTok"/>
-        </w:rPr>
-        <w:t xml:space="preserve">&lt;-</w:t>
-      </w:r>
-      <w:r>
-        <w:rPr>
-          <w:rStyle w:val="NormalTok"/>
-        </w:rPr>
-        <w:t xml:space="preserve"> leaf_df </w:t>
-      </w:r>
-      <w:r>
-        <w:rPr>
-          <w:rStyle w:val="SpecialCharTok"/>
-        </w:rPr>
-        <w:t xml:space="preserve">%&gt;%</w:t>
-      </w:r>
-      <w:r>
-        <w:br/>
-      </w:r>
-      <w:r>
-        <w:rPr>
-          <w:rStyle w:val="NormalTok"/>
-        </w:rPr>
-        <w:t xml:space="preserve">  </w:t>
-      </w:r>
-      <w:r>
-        <w:rPr>
-          <w:rStyle w:val="FunctionTok"/>
-        </w:rPr>
-        <w:t xml:space="preserve">filter</w:t>
-      </w:r>
-      <w:r>
-        <w:rPr>
-          <w:rStyle w:val="NormalTok"/>
-        </w:rPr>
-        <w:t xml:space="preserve">(mass_g </w:t>
-      </w:r>
-      <w:r>
-        <w:rPr>
-          <w:rStyle w:val="SpecialCharTok"/>
-        </w:rPr>
-        <w:t xml:space="preserve">&gt;</w:t>
-      </w:r>
-      <w:r>
-        <w:rPr>
-          <w:rStyle w:val="NormalTok"/>
-        </w:rPr>
-        <w:t xml:space="preserve"> </w:t>
-      </w:r>
-      <w:r>
-        <w:rPr>
-          <w:rStyle w:val="DecValTok"/>
-        </w:rPr>
-        <w:t xml:space="preserve">0</w:t>
-      </w:r>
-      <w:r>
-        <w:rPr>
-          <w:rStyle w:val="NormalTok"/>
-        </w:rPr>
-        <w:t xml:space="preserve">) </w:t>
-      </w:r>
-      <w:r>
-        <w:rPr>
-          <w:rStyle w:val="SpecialCharTok"/>
-        </w:rPr>
-        <w:t xml:space="preserve">%&gt;%</w:t>
-      </w:r>
-      <w:r>
-        <w:rPr>
-          <w:rStyle w:val="NormalTok"/>
-        </w:rPr>
-        <w:t xml:space="preserve"> </w:t>
-      </w:r>
-      <w:r>
-        <w:rPr>
-          <w:rStyle w:val="CommentTok"/>
-        </w:rPr>
-        <w:t xml:space="preserve"># remove any zeros</w:t>
-      </w:r>
-      <w:r>
-        <w:br/>
-      </w:r>
-      <w:r>
-        <w:rPr>
-          <w:rStyle w:val="NormalTok"/>
-        </w:rPr>
-        <w:t xml:space="preserve">  </w:t>
-      </w:r>
-      <w:r>
-        <w:rPr>
-          <w:rStyle w:val="FunctionTok"/>
-        </w:rPr>
-        <w:t xml:space="preserve">select</w:t>
-      </w:r>
-      <w:r>
-        <w:rPr>
-          <w:rStyle w:val="NormalTok"/>
-        </w:rPr>
-        <w:t xml:space="preserve">(shade, mass_g, thickness_mm) </w:t>
-      </w:r>
-      <w:r>
-        <w:rPr>
-          <w:rStyle w:val="SpecialCharTok"/>
-        </w:rPr>
-        <w:t xml:space="preserve">%&gt;%</w:t>
-      </w:r>
-      <w:r>
-        <w:rPr>
-          <w:rStyle w:val="NormalTok"/>
-        </w:rPr>
-        <w:t xml:space="preserve"> </w:t>
-      </w:r>
-      <w:r>
-        <w:rPr>
-          <w:rStyle w:val="CommentTok"/>
-        </w:rPr>
-        <w:t xml:space="preserve"># keep only needed cols</w:t>
-      </w:r>
-      <w:r>
-        <w:br/>
-      </w:r>
-      <w:r>
-        <w:rPr>
-          <w:rStyle w:val="NormalTok"/>
-        </w:rPr>
-        <w:t xml:space="preserve">  </w:t>
-      </w:r>
-      <w:r>
-        <w:rPr>
-          <w:rStyle w:val="FunctionTok"/>
-        </w:rPr>
-        <w:t xml:space="preserve">mutate</w:t>
-      </w:r>
-      <w:r>
-        <w:rPr>
-          <w:rStyle w:val="NormalTok"/>
-        </w:rPr>
-        <w:t xml:space="preserve">(</w:t>
-      </w:r>
-      <w:r>
-        <w:br/>
-      </w:r>
-      <w:r>
-        <w:rPr>
-          <w:rStyle w:val="NormalTok"/>
-        </w:rPr>
-        <w:t xml:space="preserve">    </w:t>
-      </w:r>
-      <w:r>
-        <w:rPr>
-          <w:rStyle w:val="AttributeTok"/>
-        </w:rPr>
-        <w:t xml:space="preserve">mass_mg =</w:t>
-      </w:r>
-      <w:r>
-        <w:rPr>
-          <w:rStyle w:val="NormalTok"/>
-        </w:rPr>
-        <w:t xml:space="preserve"> mass_g </w:t>
-      </w:r>
-      <w:r>
-        <w:rPr>
-          <w:rStyle w:val="SpecialCharTok"/>
-        </w:rPr>
-        <w:t xml:space="preserve">*</w:t>
-      </w:r>
-      <w:r>
-        <w:rPr>
-          <w:rStyle w:val="NormalTok"/>
-        </w:rPr>
-        <w:t xml:space="preserve"> </w:t>
-      </w:r>
-      <w:r>
-        <w:rPr>
-          <w:rStyle w:val="DecValTok"/>
-        </w:rPr>
-        <w:t xml:space="preserve">1000</w:t>
-      </w:r>
-      <w:r>
-        <w:rPr>
-          <w:rStyle w:val="NormalTok"/>
-        </w:rPr>
-        <w:t xml:space="preserve">,</w:t>
-      </w:r>
-      <w:r>
-        <w:br/>
-      </w:r>
-      <w:r>
-        <w:rPr>
-          <w:rStyle w:val="NormalTok"/>
-        </w:rPr>
-        <w:t xml:space="preserve">    </w:t>
-      </w:r>
-      <w:r>
-        <w:rPr>
-          <w:rStyle w:val="AttributeTok"/>
-        </w:rPr>
-        <w:t xml:space="preserve">size_class =</w:t>
-      </w:r>
-      <w:r>
-        <w:rPr>
-          <w:rStyle w:val="NormalTok"/>
-        </w:rPr>
-        <w:t xml:space="preserve"> </w:t>
-      </w:r>
-      <w:r>
-        <w:rPr>
-          <w:rStyle w:val="FunctionTok"/>
-        </w:rPr>
-        <w:t xml:space="preserve">if_else</w:t>
-      </w:r>
-      <w:r>
-        <w:rPr>
-          <w:rStyle w:val="NormalTok"/>
-        </w:rPr>
-        <w:t xml:space="preserve">(mass_g </w:t>
-      </w:r>
-      <w:r>
-        <w:rPr>
-          <w:rStyle w:val="SpecialCharTok"/>
-        </w:rPr>
-        <w:t xml:space="preserve">&gt;</w:t>
-      </w:r>
-      <w:r>
-        <w:rPr>
-          <w:rStyle w:val="NormalTok"/>
-        </w:rPr>
-        <w:t xml:space="preserve"> </w:t>
-      </w:r>
-      <w:r>
-        <w:rPr>
-          <w:rStyle w:val="FloatTok"/>
-        </w:rPr>
-        <w:t xml:space="preserve">0.5</w:t>
-      </w:r>
-      <w:r>
-        <w:rPr>
-          <w:rStyle w:val="NormalTok"/>
-        </w:rPr>
-        <w:t xml:space="preserve">, </w:t>
-      </w:r>
-      <w:r>
-        <w:rPr>
-          <w:rStyle w:val="StringTok"/>
-        </w:rPr>
-        <w:t xml:space="preserve">"large"</w:t>
-      </w:r>
-      <w:r>
-        <w:rPr>
-          <w:rStyle w:val="NormalTok"/>
-        </w:rPr>
-        <w:t xml:space="preserve">, </w:t>
-      </w:r>
-      <w:r>
-        <w:rPr>
-          <w:rStyle w:val="StringTok"/>
-        </w:rPr>
-        <w:t xml:space="preserve">"small"</w:t>
-      </w:r>
-      <w:r>
-        <w:rPr>
-          <w:rStyle w:val="NormalTok"/>
-        </w:rPr>
-        <w:t xml:space="preserve">)</w:t>
-      </w:r>
-      <w:r>
-        <w:br/>
-      </w:r>
-      <w:r>
-        <w:rPr>
-          <w:rStyle w:val="NormalTok"/>
-        </w:rPr>
-        <w:t xml:space="preserve">  ) </w:t>
-      </w:r>
-      <w:r>
-        <w:rPr>
-          <w:rStyle w:val="SpecialCharTok"/>
-        </w:rPr>
-        <w:t xml:space="preserve">%&gt;%</w:t>
-      </w:r>
-      <w:r>
-        <w:br/>
-      </w:r>
-      <w:r>
-        <w:rPr>
-          <w:rStyle w:val="NormalTok"/>
-        </w:rPr>
-        <w:t xml:space="preserve">  </w:t>
-      </w:r>
-      <w:r>
-        <w:rPr>
-          <w:rStyle w:val="FunctionTok"/>
-        </w:rPr>
-        <w:t xml:space="preserve">arrange</w:t>
-      </w:r>
-      <w:r>
-        <w:rPr>
-          <w:rStyle w:val="NormalTok"/>
-        </w:rPr>
-        <w:t xml:space="preserve">(shade, </w:t>
-      </w:r>
-      <w:r>
-        <w:rPr>
-          <w:rStyle w:val="FunctionTok"/>
-        </w:rPr>
-        <w:t xml:space="preserve">desc</w:t>
-      </w:r>
-      <w:r>
-        <w:rPr>
-          <w:rStyle w:val="NormalTok"/>
-        </w:rPr>
-        <w:t xml:space="preserve">(mass_g)) </w:t>
-      </w:r>
-      <w:r>
-        <w:rPr>
-          <w:rStyle w:val="CommentTok"/>
-        </w:rPr>
-        <w:t xml:space="preserve"># sort by shade, then mass</w:t>
-      </w:r>
-      <w:r>
-        <w:br/>
-      </w:r>
-      <w:r>
-        <w:br/>
-      </w:r>
-      <w:r>
-        <w:rPr>
-          <w:rStyle w:val="FunctionTok"/>
-        </w:rPr>
-        <w:t xml:space="preserve">head</w:t>
-      </w:r>
-      <w:r>
-        <w:rPr>
-          <w:rStyle w:val="NormalTok"/>
-        </w:rPr>
-        <w:t xml:space="preserve">(wrangled_df, </w:t>
-      </w:r>
-      <w:r>
-        <w:rPr>
-          <w:rStyle w:val="DecValTok"/>
-        </w:rPr>
-        <w:t xml:space="preserve">3</w:t>
-      </w:r>
-      <w:r>
-        <w:rPr>
-          <w:rStyle w:val="NormalTok"/>
-        </w:rPr>
-        <w:t xml:space="preserve">)</w:t>
-      </w:r>
-    </w:p>
-    <w:p>
-      <w:pPr>
-        <w:pStyle w:val="SourceCode"/>
-      </w:pPr>
-      <w:r>
-        <w:rPr>
-          <w:rStyle w:val="VerbatimChar"/>
-        </w:rPr>
-        <w:t xml:space="preserve"># A tibble: 3 × 5</w:t>
-      </w:r>
-      <w:r>
-        <w:br/>
-      </w:r>
-      <w:r>
-        <w:rPr>
-          <w:rStyle w:val="VerbatimChar"/>
-        </w:rPr>
-        <w:t xml:space="preserve">  shade mass_g thickness_mm mass_mg size_class</w:t>
-      </w:r>
-      <w:r>
-        <w:br/>
-      </w:r>
-      <w:r>
-        <w:rPr>
-          <w:rStyle w:val="VerbatimChar"/>
-        </w:rPr>
-        <w:t xml:space="preserve">  &lt;chr&gt;  &lt;dbl&gt;        &lt;dbl&gt;   &lt;dbl&gt; &lt;chr&gt;     </w:t>
-      </w:r>
-      <w:r>
-        <w:br/>
-      </w:r>
-      <w:r>
-        <w:rPr>
-          <w:rStyle w:val="VerbatimChar"/>
-        </w:rPr>
-        <w:t xml:space="preserve">1 shady  0.920        NA       920. large     </w:t>
-      </w:r>
-      <w:r>
-        <w:br/>
-      </w:r>
-      <w:r>
-        <w:rPr>
-          <w:rStyle w:val="VerbatimChar"/>
-        </w:rPr>
-        <w:t xml:space="preserve">2 shady  0.8           0.5     800  large     </w:t>
-      </w:r>
-      <w:r>
-        <w:br/>
-      </w:r>
-      <w:r>
-        <w:rPr>
-          <w:rStyle w:val="VerbatimChar"/>
-        </w:rPr>
-        <w:t xml:space="preserve">3 shady  0.782         0.27    782. large     </w:t>
-      </w:r>
-    </w:p>
-    <w:p>
-      <w:pPr>
-        <w:pStyle w:val="FirstParagraph"/>
-      </w:pPr>
-      <w:r>
-        <w:rPr>
-          <w:b/>
-          <w:bCs/>
-        </w:rPr>
-        <w:t xml:space="preserve">Read the pipeline out loud:</w:t>
-      </w:r>
-    </w:p>
-    <w:p>
-      <w:pPr>
-        <w:pStyle w:val="Compact"/>
-        <w:numPr>
-          <w:ilvl w:val="0"/>
-          <w:numId w:val="1021"/>
-        </w:numPr>
-      </w:pPr>
-      <w:r>
-        <w:t xml:space="preserve">Take</w:t>
-      </w:r>
-      <w:r>
-        <w:t xml:space="preserve"> </w:t>
-      </w:r>
-      <w:r>
-        <w:rPr>
-          <w:rStyle w:val="VerbatimChar"/>
-        </w:rPr>
-        <w:t xml:space="preserve">leaf_df</w:t>
-      </w:r>
-      <w:r>
-        <w:t xml:space="preserve">,</w:t>
-      </w:r>
-    </w:p>
-    <w:p>
-      <w:pPr>
-        <w:pStyle w:val="Compact"/>
-        <w:numPr>
-          <w:ilvl w:val="1"/>
-          <w:numId w:val="1022"/>
-        </w:numPr>
-      </w:pPr>
-      <w:r>
-        <w:rPr>
-          <w:b/>
-          <w:bCs/>
-        </w:rPr>
-        <w:t xml:space="preserve">then</w:t>
-      </w:r>
-      <w:r>
-        <w:t xml:space="preserve"> </w:t>
-      </w:r>
-      <w:r>
-        <w:t xml:space="preserve">filter to non-zero masses,</w:t>
-      </w:r>
-    </w:p>
-    <w:p>
-      <w:pPr>
-        <w:pStyle w:val="Compact"/>
-        <w:numPr>
-          <w:ilvl w:val="2"/>
-          <w:numId w:val="1023"/>
-        </w:numPr>
-      </w:pPr>
-      <w:r>
-        <w:rPr>
-          <w:b/>
-          <w:bCs/>
-        </w:rPr>
-        <w:t xml:space="preserve">then</w:t>
-      </w:r>
-      <w:r>
-        <w:t xml:space="preserve"> </w:t>
-      </w:r>
-      <w:r>
-        <w:t xml:space="preserve">select three columns,</w:t>
-      </w:r>
-    </w:p>
-    <w:p>
-      <w:pPr>
-        <w:pStyle w:val="Compact"/>
-        <w:numPr>
-          <w:ilvl w:val="3"/>
-          <w:numId w:val="1024"/>
-        </w:numPr>
-      </w:pPr>
-      <w:r>
-        <w:rPr>
-          <w:b/>
-          <w:bCs/>
-        </w:rPr>
-        <w:t xml:space="preserve">then</w:t>
-      </w:r>
-      <w:r>
-        <w:t xml:space="preserve"> </w:t>
-      </w:r>
-      <w:r>
-        <w:t xml:space="preserve">add two new columns,</w:t>
-      </w:r>
-    </w:p>
-    <w:p>
-      <w:pPr>
-        <w:pStyle w:val="Compact"/>
-        <w:numPr>
-          <w:ilvl w:val="4"/>
-          <w:numId w:val="1025"/>
-        </w:numPr>
-      </w:pPr>
-      <w:r>
-        <w:rPr>
-          <w:b/>
-          <w:bCs/>
-        </w:rPr>
-        <w:t xml:space="preserve">then</w:t>
-      </w:r>
-      <w:r>
-        <w:t xml:space="preserve"> </w:t>
-      </w:r>
-      <w:r>
-        <w:t xml:space="preserve">sort by shade and mass.</w:t>
-      </w:r>
-    </w:p>
-    <w:tbl>
-      <w:tblPr>
-        <w:tblStyle w:val="Table"/>
-        <w:tblLook w:firstRow="0" w:lastRow="0" w:firstColumn="0" w:lastColumn="0" w:noHBand="0" w:noVBand="0" w:val="0000"/>
-        <w:tblBorders>
-          <w:top w:val="single" w:sz="4" w:space="0" w:color="0758E5"/>
-          <w:left w:val="single" w:sz="24" w:space="0" w:color="0758E5"/>
-          <w:bottom w:val="single" w:sz="4" w:space="0" w:color="0758E5"/>
-          <w:right w:val="single" w:sz="4" w:space="0" w:color="0758E5"/>
-        </w:tblBorders>
-        <w:tblCellMar>
-          <w:left w:w="144" w:type="dxa"/>
-          <w:right w:w="144" w:type="dxa"/>
-        </w:tblCellMar>
-        <w:tblLook w:firstRow="0" w:lastRow="0" w:firstColumn="0" w:lastColumn="0" w:noHBand="0" w:noVBand="0" w:val="0000"/>
-      </w:tblPr>
-      <w:tr>
-        <w:trPr>
-          <w:cantSplit/>
-        </w:trPr>
-        <w:tc>
-          <w:tcPr>
-            <w:shd w:color="auto" w:fill="dae6fb" w:val="clear"/>
-            <w:tcMar>
-              <w:top w:w="92" w:type="dxa"/>
-              <w:bottom w:w="92" w:type="dxa"/>
-            </w:tcMar>
-          </w:tcPr>
-          <w:p>
-            <w:pPr>
-              <w:pStyle w:val="FirstParagraph"/>
-            </w:pPr>
-            <w:pPr>
-              <w:spacing w:before="0" w:after="0"/>
-              <w:textAlignment w:val="center"/>
-            </w:pPr>
-            <w:r>
-              <w:drawing>
-                <wp:inline>
-                  <wp:extent cx="152400" cy="152400"/>
-                  <wp:effectExtent b="0" l="0" r="0" t="0"/>
-                  <wp:docPr descr="" title="" id="53" name="Picture"/>
-                  <a:graphic>
-                    <a:graphicData uri="http://schemas.openxmlformats.org/drawingml/2006/picture">
-                      <pic:pic>
-                        <pic:nvPicPr>
-                          <pic:cNvPr descr="/Applications/Positron.app/Contents/Resources/app/quarto/share/formats/docx/note.png" id="54" name="Picture"/>
-                          <pic:cNvPicPr>
-                            <a:picLocks noChangeArrowheads="1" noChangeAspect="1"/>
-                          </pic:cNvPicPr>
-                        </pic:nvPicPr>
-                        <pic:blipFill>
-                          <a:blip r:embed="rId9"/>
-                          <a:stretch>
-                            <a:fillRect/>
-                          </a:stretch>
-                        </pic:blipFill>
-                        <pic:spPr bwMode="auto">
-                          <a:xfrm>
-                            <a:off x="0" y="0"/>
-                            <a:ext cx="152400" cy="152400"/>
-                          </a:xfrm>
-                          <a:prstGeom prst="rect">
-                            <a:avLst/>
-                          </a:prstGeom>
-                          <a:noFill/>
-                          <a:ln w="9525">
-                            <a:noFill/>
-                            <a:headEnd/>
-                            <a:tailEnd/>
-                          </a:ln>
-                        </pic:spPr>
-                      </pic:pic>
-                    </a:graphicData>
-                  </a:graphic>
-                </wp:inline>
-              </w:drawing>
-            </w:r>
-            <w:r>
-              <w:t xml:space="preserve"> </w:t>
-            </w:r>
-            <w:r>
-              <w:t xml:space="preserve"> </w:t>
-            </w:r>
-            <w:r>
-              <w:t xml:space="preserve">Note</w:t>
-            </w:r>
-          </w:p>
-        </w:tc>
-      </w:tr>
-      <w:tr>
-        <w:trPr>
-          <w:cantSplit/>
-        </w:trPr>
-        <w:tc>
-          <w:tcPr>
-            <w:tcMar>
-              <w:top w:w="108" w:type="dxa"/>
-              <w:bottom w:w="108" w:type="dxa"/>
-            </w:tcMar>
-          </w:tcPr>
-          <w:p>
-            <w:pPr>
-              <w:pStyle w:val="BodyText"/>
-            </w:pPr>
-            <w:pPr>
               <w:spacing w:before="16"/>
             </w:pPr>
             <w:r>
@@ -7198,8 +6761,8 @@
         </w:tc>
       </w:tr>
     </w:tbl>
-    <w:bookmarkEnd w:id="55"/>
-    <w:bookmarkStart w:id="56" w:name="activity-5-starts-now"/>
+    <w:bookmarkEnd w:id="52"/>
+    <w:bookmarkStart w:id="53" w:name="activity-5-starts-now"/>
     <w:p>
       <w:pPr>
         <w:pStyle w:val="Heading1"/>
@@ -7276,8 +6839,8 @@
         <w:t xml:space="preserve">, and the full pipeline. Type every line yourself into your script; predict before you run.</w:t>
       </w:r>
     </w:p>
-    <w:bookmarkEnd w:id="56"/>
-    <w:bookmarkStart w:id="57" w:name="what-we-learned-today"/>
+    <w:bookmarkEnd w:id="53"/>
+    <w:bookmarkStart w:id="54" w:name="what-we-learned-today"/>
     <w:p>
       <w:pPr>
         <w:pStyle w:val="Heading1"/>
@@ -7571,7 +7134,7 @@
         <w:t xml:space="preserve">skimr</w:t>
       </w:r>
     </w:p>
-    <w:bookmarkEnd w:id="57"/>
+    <w:bookmarkEnd w:id="54"/>
     <w:sectPr>
       <w:pgSz w:h="15840" w:w="12240"/>
       <w:pgMar w:bottom="720" w:footer="432" w:gutter="0" w:header="432" w:left="720" w:right="1008" w:top="720"/>

--- a/docs/content/wrangling/wrangling_lecture.docx
+++ b/docs/content/wrangling/wrangling_lecture.docx
@@ -31,7 +31,7 @@
         <w:pStyle w:val="Date"/>
       </w:pPr>
       <w:r>
-        <w:t xml:space="preserve">2026-10-19</w:t>
+        <w:t xml:space="preserve">2026-10-22</w:t>
       </w:r>
     </w:p>
     <w:bookmarkStart w:id="12" w:name="where-we-left-off-lecture-04-ggplot-ii"/>
